--- a/7-技术管理/运行记录类文件/TXHS-07-02-2025年度运维服务技术研发规划.docx
+++ b/7-技术管理/运行记录类文件/TXHS-07-02-2025年度运维服务技术研发规划.docx
@@ -612,23 +612,13 @@
                 <w:lang w:val="en-US" w:eastAsia="zh-CN" w:bidi="ar-SA"/>
               </w:rPr>
             </w:pPr>
-            <w:bookmarkStart w:id="21" w:name="_GoBack"/>
             <w:r>
               <w:rPr>
                 <w:rFonts w:hint="eastAsia"/>
                 <w:vertAlign w:val="baseline"/>
                 <w:lang w:val="en-US" w:eastAsia="zh-CN"/>
               </w:rPr>
-              <w:t>审核</w:t>
-            </w:r>
-            <w:bookmarkEnd w:id="21"/>
-            <w:r>
-              <w:rPr>
-                <w:rFonts w:hint="eastAsia"/>
-                <w:vertAlign w:val="baseline"/>
-                <w:lang w:val="en-US" w:eastAsia="zh-CN"/>
-              </w:rPr>
-              <w:t>时间</w:t>
+              <w:t>审核时间</w:t>
             </w:r>
             <w:r>
               <w:rPr>
@@ -1645,12 +1635,6 @@
             <w:insideH w:val="single" w:color="000000" w:sz="2" w:space="0"/>
             <w:insideV w:val="single" w:color="000000" w:sz="2" w:space="0"/>
           </w:tblBorders>
-          <w:tblCellMar>
-            <w:top w:w="0" w:type="dxa"/>
-            <w:left w:w="0" w:type="dxa"/>
-            <w:bottom w:w="0" w:type="dxa"/>
-            <w:right w:w="0" w:type="dxa"/>
-          </w:tblCellMar>
         </w:tblPrEx>
         <w:trPr>
           <w:trHeight w:val="556" w:hRule="atLeast"/>
@@ -6702,7 +6686,6 @@
             <w:insideH w:val="single" w:color="auto" w:sz="4" w:space="0"/>
             <w:insideV w:val="single" w:color="auto" w:sz="4" w:space="0"/>
           </w:tblBorders>
-          <w:shd w:val="clear" w:color="auto" w:fill="auto"/>
           <w:tblCellMar>
             <w:top w:w="15" w:type="dxa"/>
             <w:left w:w="15" w:type="dxa"/>
@@ -6993,7 +6976,6 @@
             <w:insideH w:val="single" w:color="auto" w:sz="4" w:space="0"/>
             <w:insideV w:val="single" w:color="auto" w:sz="4" w:space="0"/>
           </w:tblBorders>
-          <w:shd w:val="clear" w:color="auto" w:fill="auto"/>
           <w:tblCellMar>
             <w:top w:w="15" w:type="dxa"/>
             <w:left w:w="15" w:type="dxa"/>
@@ -8349,7 +8331,6 @@
             <w:insideH w:val="none" w:color="auto" w:sz="0" w:space="0"/>
             <w:insideV w:val="none" w:color="auto" w:sz="0" w:space="0"/>
           </w:tblBorders>
-          <w:shd w:val="clear" w:color="auto" w:fill="auto"/>
           <w:tblCellMar>
             <w:top w:w="15" w:type="dxa"/>
             <w:left w:w="15" w:type="dxa"/>
@@ -8572,7 +8553,6 @@
             <w:insideH w:val="none" w:color="auto" w:sz="0" w:space="0"/>
             <w:insideV w:val="none" w:color="auto" w:sz="0" w:space="0"/>
           </w:tblBorders>
-          <w:shd w:val="clear" w:color="auto" w:fill="auto"/>
           <w:tblCellMar>
             <w:top w:w="15" w:type="dxa"/>
             <w:left w:w="15" w:type="dxa"/>
@@ -9729,7 +9709,6 @@
             <w:insideH w:val="single" w:color="auto" w:sz="4" w:space="0"/>
             <w:insideV w:val="single" w:color="auto" w:sz="4" w:space="0"/>
           </w:tblBorders>
-          <w:shd w:val="clear" w:color="auto" w:fill="auto"/>
           <w:tblCellMar>
             <w:top w:w="15" w:type="dxa"/>
             <w:left w:w="15" w:type="dxa"/>
@@ -10633,7 +10612,6 @@
             <w:insideH w:val="single" w:color="auto" w:sz="4" w:space="0"/>
             <w:insideV w:val="single" w:color="auto" w:sz="4" w:space="0"/>
           </w:tblBorders>
-          <w:shd w:val="clear" w:color="auto" w:fill="auto"/>
           <w:tblCellMar>
             <w:top w:w="15" w:type="dxa"/>
             <w:left w:w="15" w:type="dxa"/>
@@ -11201,7 +11179,16 @@
           <w:rFonts w:hint="default"/>
           <w:lang w:val="en-US" w:eastAsia="zh-CN"/>
         </w:rPr>
-        <w:t>基于公司当前纯软件运维的业务背景及现有自动化工具的成功实践，为持续提升运维效率、扩展服务能力并构建技术壁垒，2025年度将启动以“运维智能化”与“流程超自动化”为核心的新技术研发探索。</w:t>
+        <w:t>基于公司当前</w:t>
+      </w:r>
+      <w:bookmarkStart w:id="21" w:name="_GoBack"/>
+      <w:bookmarkEnd w:id="21"/>
+      <w:r>
+        <w:rPr>
+          <w:rFonts w:hint="default"/>
+          <w:lang w:val="en-US" w:eastAsia="zh-CN"/>
+        </w:rPr>
+        <w:t>运维的业务背景及现有自动化工具的成功实践，为持续提升运维效率、扩展服务能力并构建技术壁垒，2025年度将启动以“运维智能化”与“流程超自动化”为核心的新技术研发探索。</w:t>
       </w:r>
     </w:p>
     <w:p>
@@ -11724,7 +11711,6 @@
             <w:insideH w:val="single" w:color="auto" w:sz="4" w:space="0"/>
             <w:insideV w:val="single" w:color="auto" w:sz="4" w:space="0"/>
           </w:tblBorders>
-          <w:shd w:val="clear" w:color="auto" w:fill="auto"/>
           <w:tblCellMar>
             <w:top w:w="15" w:type="dxa"/>
             <w:left w:w="15" w:type="dxa"/>
@@ -12018,6 +12004,1444 @@
                 <w:lang w:val="en-US" w:eastAsia="zh-CN"/>
               </w:rPr>
               <w:t>金额（万元）</w:t>
+            </w:r>
+          </w:p>
+        </w:tc>
+      </w:tr>
+      <w:tr>
+        <w:tblPrEx>
+          <w:tblBorders>
+            <w:top w:val="single" w:color="auto" w:sz="4" w:space="0"/>
+            <w:left w:val="single" w:color="auto" w:sz="4" w:space="0"/>
+            <w:bottom w:val="single" w:color="auto" w:sz="4" w:space="0"/>
+            <w:right w:val="single" w:color="auto" w:sz="4" w:space="0"/>
+            <w:insideH w:val="single" w:color="auto" w:sz="4" w:space="0"/>
+            <w:insideV w:val="single" w:color="auto" w:sz="4" w:space="0"/>
+          </w:tblBorders>
+          <w:shd w:val="clear" w:color="auto" w:fill="auto"/>
+        </w:tblPrEx>
+        <w:trPr>
+          <w:trHeight w:val="0" w:hRule="atLeast"/>
+          <w:jc w:val="center"/>
+        </w:trPr>
+        <w:tc>
+          <w:tcPr>
+            <w:tcW w:w="688" w:type="dxa"/>
+            <w:tcBorders>
+              <w:top w:val="single" w:color="auto" w:sz="4" w:space="0"/>
+              <w:left w:val="single" w:color="auto" w:sz="12" w:space="0"/>
+              <w:bottom w:val="single" w:color="auto" w:sz="4" w:space="0"/>
+              <w:right w:val="single" w:color="auto" w:sz="4" w:space="0"/>
+            </w:tcBorders>
+            <w:shd w:val="clear" w:color="auto" w:fill="auto"/>
+            <w:tcMar>
+              <w:top w:w="120" w:type="dxa"/>
+              <w:left w:w="0" w:type="dxa"/>
+              <w:bottom w:w="120" w:type="dxa"/>
+              <w:right w:w="192" w:type="dxa"/>
+            </w:tcMar>
+            <w:vAlign w:val="center"/>
+          </w:tcPr>
+          <w:p>
+            <w:pPr>
+              <w:keepNext w:val="0"/>
+              <w:keepLines w:val="0"/>
+              <w:pageBreakBefore w:val="0"/>
+              <w:widowControl w:val="0"/>
+              <w:suppressLineNumbers w:val="0"/>
+              <w:kinsoku w:val="0"/>
+              <w:wordWrap/>
+              <w:overflowPunct/>
+              <w:topLinePunct w:val="0"/>
+              <w:autoSpaceDE w:val="0"/>
+              <w:autoSpaceDN w:val="0"/>
+              <w:bidi w:val="0"/>
+              <w:adjustRightInd w:val="0"/>
+              <w:snapToGrid w:val="0"/>
+              <w:spacing w:line="240" w:lineRule="auto"/>
+              <w:ind w:left="0" w:leftChars="0" w:right="0" w:rightChars="0" w:firstLine="0" w:firstLineChars="0"/>
+              <w:jc w:val="center"/>
+              <w:textAlignment w:val="baseline"/>
+              <w:rPr>
+                <w:rFonts w:hint="default" w:ascii="Segoe UI" w:hAnsi="Segoe UI" w:eastAsia="Segoe UI" w:cs="Segoe UI"/>
+                <w:i w:val="0"/>
+                <w:iCs w:val="0"/>
+                <w:caps w:val="0"/>
+                <w:color w:val="0F1115"/>
+                <w:spacing w:val="0"/>
+                <w:sz w:val="18"/>
+                <w:szCs w:val="18"/>
+              </w:rPr>
+            </w:pPr>
+            <w:r>
+              <w:rPr>
+                <w:rFonts w:hint="default" w:ascii="Segoe UI" w:hAnsi="Segoe UI" w:eastAsia="Segoe UI" w:cs="Segoe UI"/>
+                <w:i w:val="0"/>
+                <w:iCs w:val="0"/>
+                <w:caps w:val="0"/>
+                <w:snapToGrid w:val="0"/>
+                <w:color w:val="000000"/>
+                <w:spacing w:val="0"/>
+                <w:kern w:val="0"/>
+                <w:sz w:val="18"/>
+                <w:szCs w:val="18"/>
+                <w:lang w:val="en-US" w:eastAsia="zh-CN"/>
+              </w:rPr>
+              <w:t>1</w:t>
+            </w:r>
+          </w:p>
+        </w:tc>
+        <w:tc>
+          <w:tcPr>
+            <w:tcW w:w="2252" w:type="dxa"/>
+            <w:tcBorders>
+              <w:top w:val="single" w:color="auto" w:sz="4" w:space="0"/>
+              <w:left w:val="single" w:color="auto" w:sz="4" w:space="0"/>
+              <w:bottom w:val="single" w:color="auto" w:sz="4" w:space="0"/>
+              <w:right w:val="single" w:color="auto" w:sz="4" w:space="0"/>
+            </w:tcBorders>
+            <w:shd w:val="clear" w:color="auto" w:fill="auto"/>
+            <w:tcMar>
+              <w:top w:w="120" w:type="dxa"/>
+              <w:left w:w="192" w:type="dxa"/>
+              <w:bottom w:w="120" w:type="dxa"/>
+              <w:right w:w="192" w:type="dxa"/>
+            </w:tcMar>
+            <w:vAlign w:val="center"/>
+          </w:tcPr>
+          <w:p>
+            <w:pPr>
+              <w:keepNext w:val="0"/>
+              <w:keepLines w:val="0"/>
+              <w:pageBreakBefore w:val="0"/>
+              <w:widowControl w:val="0"/>
+              <w:suppressLineNumbers w:val="0"/>
+              <w:kinsoku w:val="0"/>
+              <w:wordWrap/>
+              <w:overflowPunct/>
+              <w:topLinePunct w:val="0"/>
+              <w:autoSpaceDE w:val="0"/>
+              <w:autoSpaceDN w:val="0"/>
+              <w:bidi w:val="0"/>
+              <w:adjustRightInd w:val="0"/>
+              <w:snapToGrid w:val="0"/>
+              <w:spacing w:line="240" w:lineRule="auto"/>
+              <w:ind w:left="0" w:leftChars="0" w:right="0" w:rightChars="0" w:firstLine="0" w:firstLineChars="0"/>
+              <w:jc w:val="left"/>
+              <w:textAlignment w:val="baseline"/>
+              <w:rPr>
+                <w:rFonts w:hint="default" w:ascii="Segoe UI" w:hAnsi="Segoe UI" w:eastAsia="Segoe UI" w:cs="Segoe UI"/>
+                <w:i w:val="0"/>
+                <w:iCs w:val="0"/>
+                <w:caps w:val="0"/>
+                <w:color w:val="0F1115"/>
+                <w:spacing w:val="0"/>
+                <w:sz w:val="18"/>
+                <w:szCs w:val="18"/>
+              </w:rPr>
+            </w:pPr>
+            <w:r>
+              <w:rPr>
+                <w:rFonts w:hint="default" w:ascii="Segoe UI" w:hAnsi="Segoe UI" w:eastAsia="Segoe UI" w:cs="Segoe UI"/>
+                <w:i w:val="0"/>
+                <w:iCs w:val="0"/>
+                <w:caps w:val="0"/>
+                <w:snapToGrid w:val="0"/>
+                <w:color w:val="000000"/>
+                <w:spacing w:val="0"/>
+                <w:kern w:val="0"/>
+                <w:sz w:val="18"/>
+                <w:szCs w:val="18"/>
+                <w:lang w:val="en-US" w:eastAsia="zh-CN"/>
+              </w:rPr>
+              <w:t>人力资源成本</w:t>
+            </w:r>
+          </w:p>
+        </w:tc>
+        <w:tc>
+          <w:tcPr>
+            <w:tcW w:w="3586" w:type="dxa"/>
+            <w:tcBorders>
+              <w:top w:val="single" w:color="auto" w:sz="4" w:space="0"/>
+              <w:left w:val="single" w:color="auto" w:sz="4" w:space="0"/>
+              <w:bottom w:val="single" w:color="auto" w:sz="4" w:space="0"/>
+              <w:right w:val="single" w:color="auto" w:sz="4" w:space="0"/>
+            </w:tcBorders>
+            <w:shd w:val="clear" w:color="auto" w:fill="auto"/>
+            <w:tcMar>
+              <w:top w:w="120" w:type="dxa"/>
+              <w:left w:w="192" w:type="dxa"/>
+              <w:bottom w:w="120" w:type="dxa"/>
+              <w:right w:w="192" w:type="dxa"/>
+            </w:tcMar>
+            <w:vAlign w:val="center"/>
+          </w:tcPr>
+          <w:p>
+            <w:pPr>
+              <w:keepNext w:val="0"/>
+              <w:keepLines w:val="0"/>
+              <w:pageBreakBefore w:val="0"/>
+              <w:widowControl w:val="0"/>
+              <w:suppressLineNumbers w:val="0"/>
+              <w:kinsoku w:val="0"/>
+              <w:wordWrap/>
+              <w:overflowPunct/>
+              <w:topLinePunct w:val="0"/>
+              <w:autoSpaceDE w:val="0"/>
+              <w:autoSpaceDN w:val="0"/>
+              <w:bidi w:val="0"/>
+              <w:adjustRightInd w:val="0"/>
+              <w:snapToGrid w:val="0"/>
+              <w:spacing w:line="240" w:lineRule="auto"/>
+              <w:ind w:left="0" w:leftChars="0" w:right="0" w:rightChars="0" w:firstLine="0" w:firstLineChars="0"/>
+              <w:jc w:val="center"/>
+              <w:textAlignment w:val="baseline"/>
+              <w:rPr>
+                <w:rFonts w:hint="default" w:ascii="Segoe UI" w:hAnsi="Segoe UI" w:eastAsia="Segoe UI" w:cs="Segoe UI"/>
+                <w:i w:val="0"/>
+                <w:iCs w:val="0"/>
+                <w:caps w:val="0"/>
+                <w:color w:val="0F1115"/>
+                <w:spacing w:val="0"/>
+                <w:sz w:val="18"/>
+                <w:szCs w:val="18"/>
+              </w:rPr>
+            </w:pPr>
+            <w:r>
+              <w:rPr>
+                <w:rFonts w:hint="default" w:ascii="Segoe UI" w:hAnsi="Segoe UI" w:eastAsia="Segoe UI" w:cs="Segoe UI"/>
+                <w:i w:val="0"/>
+                <w:iCs w:val="0"/>
+                <w:caps w:val="0"/>
+                <w:snapToGrid w:val="0"/>
+                <w:color w:val="000000"/>
+                <w:spacing w:val="0"/>
+                <w:kern w:val="0"/>
+                <w:sz w:val="18"/>
+                <w:szCs w:val="18"/>
+                <w:lang w:val="en-US" w:eastAsia="zh-CN"/>
+              </w:rPr>
+              <w:t>研发团队年度薪酬、福利及奖金</w:t>
+            </w:r>
+          </w:p>
+        </w:tc>
+        <w:tc>
+          <w:tcPr>
+            <w:tcW w:w="1969" w:type="dxa"/>
+            <w:tcBorders>
+              <w:top w:val="single" w:color="auto" w:sz="4" w:space="0"/>
+              <w:left w:val="single" w:color="auto" w:sz="4" w:space="0"/>
+              <w:bottom w:val="single" w:color="auto" w:sz="4" w:space="0"/>
+              <w:right w:val="single" w:color="auto" w:sz="12" w:space="0"/>
+            </w:tcBorders>
+            <w:shd w:val="clear" w:color="auto" w:fill="auto"/>
+            <w:tcMar>
+              <w:top w:w="120" w:type="dxa"/>
+              <w:left w:w="192" w:type="dxa"/>
+              <w:bottom w:w="120" w:type="dxa"/>
+              <w:right w:w="0" w:type="dxa"/>
+            </w:tcMar>
+            <w:vAlign w:val="center"/>
+          </w:tcPr>
+          <w:p>
+            <w:pPr>
+              <w:keepNext w:val="0"/>
+              <w:keepLines w:val="0"/>
+              <w:pageBreakBefore w:val="0"/>
+              <w:widowControl w:val="0"/>
+              <w:suppressLineNumbers w:val="0"/>
+              <w:kinsoku w:val="0"/>
+              <w:wordWrap/>
+              <w:overflowPunct/>
+              <w:topLinePunct w:val="0"/>
+              <w:autoSpaceDE w:val="0"/>
+              <w:autoSpaceDN w:val="0"/>
+              <w:bidi w:val="0"/>
+              <w:adjustRightInd w:val="0"/>
+              <w:snapToGrid w:val="0"/>
+              <w:spacing w:line="240" w:lineRule="auto"/>
+              <w:ind w:left="0" w:leftChars="0" w:right="0" w:rightChars="0" w:firstLine="0" w:firstLineChars="0"/>
+              <w:jc w:val="center"/>
+              <w:textAlignment w:val="baseline"/>
+              <w:rPr>
+                <w:rFonts w:hint="default" w:ascii="Segoe UI" w:hAnsi="Segoe UI" w:eastAsia="宋体" w:cs="Segoe UI"/>
+                <w:i w:val="0"/>
+                <w:iCs w:val="0"/>
+                <w:caps w:val="0"/>
+                <w:color w:val="0F1115"/>
+                <w:spacing w:val="0"/>
+                <w:sz w:val="18"/>
+                <w:szCs w:val="18"/>
+                <w:lang w:val="en-US" w:eastAsia="zh-CN"/>
+              </w:rPr>
+            </w:pPr>
+            <w:r>
+              <w:rPr>
+                <w:rFonts w:hint="eastAsia" w:ascii="Segoe UI" w:hAnsi="Segoe UI" w:eastAsia="宋体" w:cs="Segoe UI"/>
+                <w:i w:val="0"/>
+                <w:iCs w:val="0"/>
+                <w:caps w:val="0"/>
+                <w:color w:val="0F1115"/>
+                <w:spacing w:val="0"/>
+                <w:sz w:val="18"/>
+                <w:szCs w:val="18"/>
+                <w:lang w:val="en-US" w:eastAsia="zh-CN"/>
+              </w:rPr>
+              <w:t>60</w:t>
+            </w:r>
+          </w:p>
+        </w:tc>
+      </w:tr>
+      <w:tr>
+        <w:tblPrEx>
+          <w:tblBorders>
+            <w:top w:val="single" w:color="auto" w:sz="4" w:space="0"/>
+            <w:left w:val="single" w:color="auto" w:sz="4" w:space="0"/>
+            <w:bottom w:val="single" w:color="auto" w:sz="4" w:space="0"/>
+            <w:right w:val="single" w:color="auto" w:sz="4" w:space="0"/>
+            <w:insideH w:val="single" w:color="auto" w:sz="4" w:space="0"/>
+            <w:insideV w:val="single" w:color="auto" w:sz="4" w:space="0"/>
+          </w:tblBorders>
+          <w:tblCellMar>
+            <w:top w:w="15" w:type="dxa"/>
+            <w:left w:w="15" w:type="dxa"/>
+            <w:bottom w:w="15" w:type="dxa"/>
+            <w:right w:w="15" w:type="dxa"/>
+          </w:tblCellMar>
+        </w:tblPrEx>
+        <w:trPr>
+          <w:trHeight w:val="0" w:hRule="atLeast"/>
+          <w:jc w:val="center"/>
+        </w:trPr>
+        <w:tc>
+          <w:tcPr>
+            <w:tcW w:w="688" w:type="dxa"/>
+            <w:tcBorders>
+              <w:top w:val="single" w:color="auto" w:sz="4" w:space="0"/>
+              <w:left w:val="single" w:color="auto" w:sz="12" w:space="0"/>
+              <w:bottom w:val="single" w:color="auto" w:sz="4" w:space="0"/>
+              <w:right w:val="single" w:color="auto" w:sz="4" w:space="0"/>
+            </w:tcBorders>
+            <w:shd w:val="clear" w:color="auto" w:fill="auto"/>
+            <w:tcMar>
+              <w:top w:w="120" w:type="dxa"/>
+              <w:left w:w="0" w:type="dxa"/>
+              <w:bottom w:w="120" w:type="dxa"/>
+              <w:right w:w="192" w:type="dxa"/>
+            </w:tcMar>
+            <w:vAlign w:val="center"/>
+          </w:tcPr>
+          <w:p>
+            <w:pPr>
+              <w:keepNext w:val="0"/>
+              <w:keepLines w:val="0"/>
+              <w:pageBreakBefore w:val="0"/>
+              <w:widowControl w:val="0"/>
+              <w:suppressLineNumbers w:val="0"/>
+              <w:kinsoku w:val="0"/>
+              <w:wordWrap/>
+              <w:overflowPunct/>
+              <w:topLinePunct w:val="0"/>
+              <w:autoSpaceDE w:val="0"/>
+              <w:autoSpaceDN w:val="0"/>
+              <w:bidi w:val="0"/>
+              <w:adjustRightInd w:val="0"/>
+              <w:snapToGrid w:val="0"/>
+              <w:spacing w:line="240" w:lineRule="auto"/>
+              <w:ind w:left="0" w:leftChars="0" w:right="0" w:rightChars="0" w:firstLine="0" w:firstLineChars="0"/>
+              <w:jc w:val="center"/>
+              <w:textAlignment w:val="baseline"/>
+              <w:rPr>
+                <w:rFonts w:hint="default" w:ascii="Segoe UI" w:hAnsi="Segoe UI" w:eastAsia="Segoe UI" w:cs="Segoe UI"/>
+                <w:i w:val="0"/>
+                <w:iCs w:val="0"/>
+                <w:caps w:val="0"/>
+                <w:color w:val="0F1115"/>
+                <w:spacing w:val="0"/>
+                <w:sz w:val="18"/>
+                <w:szCs w:val="18"/>
+              </w:rPr>
+            </w:pPr>
+            <w:r>
+              <w:rPr>
+                <w:rFonts w:hint="default" w:ascii="Segoe UI" w:hAnsi="Segoe UI" w:eastAsia="Segoe UI" w:cs="Segoe UI"/>
+                <w:i w:val="0"/>
+                <w:iCs w:val="0"/>
+                <w:caps w:val="0"/>
+                <w:snapToGrid w:val="0"/>
+                <w:color w:val="000000"/>
+                <w:spacing w:val="0"/>
+                <w:kern w:val="0"/>
+                <w:sz w:val="18"/>
+                <w:szCs w:val="18"/>
+                <w:lang w:val="en-US" w:eastAsia="zh-CN"/>
+              </w:rPr>
+              <w:t>2</w:t>
+            </w:r>
+          </w:p>
+        </w:tc>
+        <w:tc>
+          <w:tcPr>
+            <w:tcW w:w="2252" w:type="dxa"/>
+            <w:tcBorders>
+              <w:top w:val="single" w:color="auto" w:sz="4" w:space="0"/>
+              <w:left w:val="single" w:color="auto" w:sz="4" w:space="0"/>
+              <w:bottom w:val="single" w:color="auto" w:sz="4" w:space="0"/>
+              <w:right w:val="single" w:color="auto" w:sz="4" w:space="0"/>
+            </w:tcBorders>
+            <w:shd w:val="clear" w:color="auto" w:fill="auto"/>
+            <w:tcMar>
+              <w:top w:w="120" w:type="dxa"/>
+              <w:left w:w="192" w:type="dxa"/>
+              <w:bottom w:w="120" w:type="dxa"/>
+              <w:right w:w="192" w:type="dxa"/>
+            </w:tcMar>
+            <w:vAlign w:val="center"/>
+          </w:tcPr>
+          <w:p>
+            <w:pPr>
+              <w:keepNext w:val="0"/>
+              <w:keepLines w:val="0"/>
+              <w:pageBreakBefore w:val="0"/>
+              <w:widowControl w:val="0"/>
+              <w:suppressLineNumbers w:val="0"/>
+              <w:kinsoku w:val="0"/>
+              <w:wordWrap/>
+              <w:overflowPunct/>
+              <w:topLinePunct w:val="0"/>
+              <w:autoSpaceDE w:val="0"/>
+              <w:autoSpaceDN w:val="0"/>
+              <w:bidi w:val="0"/>
+              <w:adjustRightInd w:val="0"/>
+              <w:snapToGrid w:val="0"/>
+              <w:spacing w:line="240" w:lineRule="auto"/>
+              <w:ind w:left="0" w:leftChars="0" w:right="0" w:rightChars="0" w:firstLine="0" w:firstLineChars="0"/>
+              <w:jc w:val="left"/>
+              <w:textAlignment w:val="baseline"/>
+              <w:rPr>
+                <w:rFonts w:hint="default" w:ascii="Segoe UI" w:hAnsi="Segoe UI" w:eastAsia="Segoe UI" w:cs="Segoe UI"/>
+                <w:i w:val="0"/>
+                <w:iCs w:val="0"/>
+                <w:caps w:val="0"/>
+                <w:color w:val="0F1115"/>
+                <w:spacing w:val="0"/>
+                <w:sz w:val="18"/>
+                <w:szCs w:val="18"/>
+              </w:rPr>
+            </w:pPr>
+            <w:r>
+              <w:rPr>
+                <w:rFonts w:hint="default" w:ascii="Segoe UI" w:hAnsi="Segoe UI" w:eastAsia="Segoe UI" w:cs="Segoe UI"/>
+                <w:i w:val="0"/>
+                <w:iCs w:val="0"/>
+                <w:caps w:val="0"/>
+                <w:snapToGrid w:val="0"/>
+                <w:color w:val="000000"/>
+                <w:spacing w:val="0"/>
+                <w:kern w:val="0"/>
+                <w:sz w:val="18"/>
+                <w:szCs w:val="18"/>
+                <w:lang w:val="en-US" w:eastAsia="zh-CN"/>
+              </w:rPr>
+              <w:t>软件与云资源采购</w:t>
+            </w:r>
+          </w:p>
+        </w:tc>
+        <w:tc>
+          <w:tcPr>
+            <w:tcW w:w="3586" w:type="dxa"/>
+            <w:tcBorders>
+              <w:top w:val="single" w:color="auto" w:sz="4" w:space="0"/>
+              <w:left w:val="single" w:color="auto" w:sz="4" w:space="0"/>
+              <w:bottom w:val="single" w:color="auto" w:sz="4" w:space="0"/>
+              <w:right w:val="single" w:color="auto" w:sz="4" w:space="0"/>
+            </w:tcBorders>
+            <w:shd w:val="clear" w:color="auto" w:fill="auto"/>
+            <w:tcMar>
+              <w:top w:w="120" w:type="dxa"/>
+              <w:left w:w="192" w:type="dxa"/>
+              <w:bottom w:w="120" w:type="dxa"/>
+              <w:right w:w="192" w:type="dxa"/>
+            </w:tcMar>
+            <w:vAlign w:val="center"/>
+          </w:tcPr>
+          <w:p>
+            <w:pPr>
+              <w:keepNext w:val="0"/>
+              <w:keepLines w:val="0"/>
+              <w:pageBreakBefore w:val="0"/>
+              <w:widowControl w:val="0"/>
+              <w:suppressLineNumbers w:val="0"/>
+              <w:kinsoku w:val="0"/>
+              <w:wordWrap/>
+              <w:overflowPunct/>
+              <w:topLinePunct w:val="0"/>
+              <w:autoSpaceDE w:val="0"/>
+              <w:autoSpaceDN w:val="0"/>
+              <w:bidi w:val="0"/>
+              <w:adjustRightInd w:val="0"/>
+              <w:snapToGrid w:val="0"/>
+              <w:spacing w:line="240" w:lineRule="auto"/>
+              <w:ind w:left="0" w:leftChars="0" w:right="0" w:rightChars="0" w:firstLine="0" w:firstLineChars="0"/>
+              <w:jc w:val="center"/>
+              <w:textAlignment w:val="baseline"/>
+              <w:rPr>
+                <w:rFonts w:hint="default" w:ascii="Segoe UI" w:hAnsi="Segoe UI" w:eastAsia="Segoe UI" w:cs="Segoe UI"/>
+                <w:i w:val="0"/>
+                <w:iCs w:val="0"/>
+                <w:caps w:val="0"/>
+                <w:color w:val="0F1115"/>
+                <w:spacing w:val="0"/>
+                <w:sz w:val="18"/>
+                <w:szCs w:val="18"/>
+              </w:rPr>
+            </w:pPr>
+            <w:r>
+              <w:rPr>
+                <w:rFonts w:hint="default" w:ascii="Segoe UI" w:hAnsi="Segoe UI" w:eastAsia="Segoe UI" w:cs="Segoe UI"/>
+                <w:i w:val="0"/>
+                <w:iCs w:val="0"/>
+                <w:caps w:val="0"/>
+                <w:snapToGrid w:val="0"/>
+                <w:color w:val="000000"/>
+                <w:spacing w:val="0"/>
+                <w:kern w:val="0"/>
+                <w:sz w:val="18"/>
+                <w:szCs w:val="18"/>
+                <w:lang w:val="en-US" w:eastAsia="zh-CN"/>
+              </w:rPr>
+              <w:t>云服务器、存储及专业工具许可</w:t>
+            </w:r>
+          </w:p>
+        </w:tc>
+        <w:tc>
+          <w:tcPr>
+            <w:tcW w:w="1969" w:type="dxa"/>
+            <w:tcBorders>
+              <w:top w:val="single" w:color="auto" w:sz="4" w:space="0"/>
+              <w:left w:val="single" w:color="auto" w:sz="4" w:space="0"/>
+              <w:bottom w:val="single" w:color="auto" w:sz="4" w:space="0"/>
+              <w:right w:val="single" w:color="auto" w:sz="12" w:space="0"/>
+            </w:tcBorders>
+            <w:shd w:val="clear" w:color="auto" w:fill="auto"/>
+            <w:tcMar>
+              <w:top w:w="120" w:type="dxa"/>
+              <w:left w:w="192" w:type="dxa"/>
+              <w:bottom w:w="120" w:type="dxa"/>
+              <w:right w:w="0" w:type="dxa"/>
+            </w:tcMar>
+            <w:vAlign w:val="center"/>
+          </w:tcPr>
+          <w:p>
+            <w:pPr>
+              <w:keepNext w:val="0"/>
+              <w:keepLines w:val="0"/>
+              <w:pageBreakBefore w:val="0"/>
+              <w:widowControl w:val="0"/>
+              <w:suppressLineNumbers w:val="0"/>
+              <w:kinsoku w:val="0"/>
+              <w:wordWrap/>
+              <w:overflowPunct/>
+              <w:topLinePunct w:val="0"/>
+              <w:autoSpaceDE w:val="0"/>
+              <w:autoSpaceDN w:val="0"/>
+              <w:bidi w:val="0"/>
+              <w:adjustRightInd w:val="0"/>
+              <w:snapToGrid w:val="0"/>
+              <w:spacing w:line="240" w:lineRule="auto"/>
+              <w:ind w:left="0" w:leftChars="0" w:right="0" w:rightChars="0" w:firstLine="0" w:firstLineChars="0"/>
+              <w:jc w:val="center"/>
+              <w:textAlignment w:val="baseline"/>
+              <w:rPr>
+                <w:rFonts w:hint="default" w:ascii="Segoe UI" w:hAnsi="Segoe UI" w:eastAsia="宋体" w:cs="Segoe UI"/>
+                <w:i w:val="0"/>
+                <w:iCs w:val="0"/>
+                <w:caps w:val="0"/>
+                <w:color w:val="0F1115"/>
+                <w:spacing w:val="0"/>
+                <w:sz w:val="18"/>
+                <w:szCs w:val="18"/>
+                <w:lang w:val="en-US" w:eastAsia="zh-CN"/>
+              </w:rPr>
+            </w:pPr>
+            <w:r>
+              <w:rPr>
+                <w:rFonts w:hint="eastAsia" w:ascii="Segoe UI" w:hAnsi="Segoe UI" w:eastAsia="宋体" w:cs="Segoe UI"/>
+                <w:i w:val="0"/>
+                <w:iCs w:val="0"/>
+                <w:caps w:val="0"/>
+                <w:color w:val="0F1115"/>
+                <w:spacing w:val="0"/>
+                <w:sz w:val="18"/>
+                <w:szCs w:val="18"/>
+                <w:lang w:val="en-US" w:eastAsia="zh-CN"/>
+              </w:rPr>
+              <w:t>12</w:t>
+            </w:r>
+          </w:p>
+        </w:tc>
+      </w:tr>
+      <w:tr>
+        <w:tblPrEx>
+          <w:tblBorders>
+            <w:top w:val="single" w:color="auto" w:sz="4" w:space="0"/>
+            <w:left w:val="single" w:color="auto" w:sz="4" w:space="0"/>
+            <w:bottom w:val="single" w:color="auto" w:sz="4" w:space="0"/>
+            <w:right w:val="single" w:color="auto" w:sz="4" w:space="0"/>
+            <w:insideH w:val="single" w:color="auto" w:sz="4" w:space="0"/>
+            <w:insideV w:val="single" w:color="auto" w:sz="4" w:space="0"/>
+          </w:tblBorders>
+          <w:tblCellMar>
+            <w:top w:w="15" w:type="dxa"/>
+            <w:left w:w="15" w:type="dxa"/>
+            <w:bottom w:w="15" w:type="dxa"/>
+            <w:right w:w="15" w:type="dxa"/>
+          </w:tblCellMar>
+        </w:tblPrEx>
+        <w:trPr>
+          <w:trHeight w:val="0" w:hRule="atLeast"/>
+          <w:jc w:val="center"/>
+        </w:trPr>
+        <w:tc>
+          <w:tcPr>
+            <w:tcW w:w="688" w:type="dxa"/>
+            <w:tcBorders>
+              <w:top w:val="single" w:color="auto" w:sz="4" w:space="0"/>
+              <w:left w:val="single" w:color="auto" w:sz="12" w:space="0"/>
+              <w:bottom w:val="single" w:color="auto" w:sz="4" w:space="0"/>
+              <w:right w:val="single" w:color="auto" w:sz="4" w:space="0"/>
+            </w:tcBorders>
+            <w:shd w:val="clear" w:color="auto" w:fill="auto"/>
+            <w:tcMar>
+              <w:top w:w="120" w:type="dxa"/>
+              <w:left w:w="0" w:type="dxa"/>
+              <w:bottom w:w="120" w:type="dxa"/>
+              <w:right w:w="192" w:type="dxa"/>
+            </w:tcMar>
+            <w:vAlign w:val="center"/>
+          </w:tcPr>
+          <w:p>
+            <w:pPr>
+              <w:keepNext w:val="0"/>
+              <w:keepLines w:val="0"/>
+              <w:pageBreakBefore w:val="0"/>
+              <w:widowControl w:val="0"/>
+              <w:suppressLineNumbers w:val="0"/>
+              <w:kinsoku w:val="0"/>
+              <w:wordWrap/>
+              <w:overflowPunct/>
+              <w:topLinePunct w:val="0"/>
+              <w:autoSpaceDE w:val="0"/>
+              <w:autoSpaceDN w:val="0"/>
+              <w:bidi w:val="0"/>
+              <w:adjustRightInd w:val="0"/>
+              <w:snapToGrid w:val="0"/>
+              <w:spacing w:line="240" w:lineRule="auto"/>
+              <w:ind w:left="0" w:leftChars="0" w:right="0" w:rightChars="0" w:firstLine="0" w:firstLineChars="0"/>
+              <w:jc w:val="center"/>
+              <w:textAlignment w:val="baseline"/>
+              <w:rPr>
+                <w:rFonts w:hint="default" w:ascii="Segoe UI" w:hAnsi="Segoe UI" w:eastAsia="Segoe UI" w:cs="Segoe UI"/>
+                <w:i w:val="0"/>
+                <w:iCs w:val="0"/>
+                <w:caps w:val="0"/>
+                <w:color w:val="0F1115"/>
+                <w:spacing w:val="0"/>
+                <w:sz w:val="18"/>
+                <w:szCs w:val="18"/>
+              </w:rPr>
+            </w:pPr>
+            <w:r>
+              <w:rPr>
+                <w:rFonts w:hint="default" w:ascii="Segoe UI" w:hAnsi="Segoe UI" w:eastAsia="Segoe UI" w:cs="Segoe UI"/>
+                <w:i w:val="0"/>
+                <w:iCs w:val="0"/>
+                <w:caps w:val="0"/>
+                <w:snapToGrid w:val="0"/>
+                <w:color w:val="000000"/>
+                <w:spacing w:val="0"/>
+                <w:kern w:val="0"/>
+                <w:sz w:val="18"/>
+                <w:szCs w:val="18"/>
+                <w:lang w:val="en-US" w:eastAsia="zh-CN"/>
+              </w:rPr>
+              <w:t>3</w:t>
+            </w:r>
+          </w:p>
+        </w:tc>
+        <w:tc>
+          <w:tcPr>
+            <w:tcW w:w="2252" w:type="dxa"/>
+            <w:tcBorders>
+              <w:top w:val="single" w:color="auto" w:sz="4" w:space="0"/>
+              <w:left w:val="single" w:color="auto" w:sz="4" w:space="0"/>
+              <w:bottom w:val="single" w:color="auto" w:sz="4" w:space="0"/>
+              <w:right w:val="single" w:color="auto" w:sz="4" w:space="0"/>
+            </w:tcBorders>
+            <w:shd w:val="clear" w:color="auto" w:fill="auto"/>
+            <w:tcMar>
+              <w:top w:w="120" w:type="dxa"/>
+              <w:left w:w="192" w:type="dxa"/>
+              <w:bottom w:w="120" w:type="dxa"/>
+              <w:right w:w="192" w:type="dxa"/>
+            </w:tcMar>
+            <w:vAlign w:val="center"/>
+          </w:tcPr>
+          <w:p>
+            <w:pPr>
+              <w:keepNext w:val="0"/>
+              <w:keepLines w:val="0"/>
+              <w:pageBreakBefore w:val="0"/>
+              <w:widowControl w:val="0"/>
+              <w:suppressLineNumbers w:val="0"/>
+              <w:kinsoku w:val="0"/>
+              <w:wordWrap/>
+              <w:overflowPunct/>
+              <w:topLinePunct w:val="0"/>
+              <w:autoSpaceDE w:val="0"/>
+              <w:autoSpaceDN w:val="0"/>
+              <w:bidi w:val="0"/>
+              <w:adjustRightInd w:val="0"/>
+              <w:snapToGrid w:val="0"/>
+              <w:spacing w:line="240" w:lineRule="auto"/>
+              <w:ind w:left="0" w:leftChars="0" w:right="0" w:rightChars="0" w:firstLine="0" w:firstLineChars="0"/>
+              <w:jc w:val="left"/>
+              <w:textAlignment w:val="baseline"/>
+              <w:rPr>
+                <w:rFonts w:hint="default" w:ascii="Segoe UI" w:hAnsi="Segoe UI" w:eastAsia="Segoe UI" w:cs="Segoe UI"/>
+                <w:i w:val="0"/>
+                <w:iCs w:val="0"/>
+                <w:caps w:val="0"/>
+                <w:color w:val="0F1115"/>
+                <w:spacing w:val="0"/>
+                <w:sz w:val="18"/>
+                <w:szCs w:val="18"/>
+              </w:rPr>
+            </w:pPr>
+            <w:r>
+              <w:rPr>
+                <w:rFonts w:hint="default" w:ascii="Segoe UI" w:hAnsi="Segoe UI" w:eastAsia="Segoe UI" w:cs="Segoe UI"/>
+                <w:i w:val="0"/>
+                <w:iCs w:val="0"/>
+                <w:caps w:val="0"/>
+                <w:snapToGrid w:val="0"/>
+                <w:color w:val="000000"/>
+                <w:spacing w:val="0"/>
+                <w:kern w:val="0"/>
+                <w:sz w:val="18"/>
+                <w:szCs w:val="18"/>
+                <w:lang w:val="en-US" w:eastAsia="zh-CN"/>
+              </w:rPr>
+              <w:t>外包与咨询费用</w:t>
+            </w:r>
+          </w:p>
+        </w:tc>
+        <w:tc>
+          <w:tcPr>
+            <w:tcW w:w="3586" w:type="dxa"/>
+            <w:tcBorders>
+              <w:top w:val="single" w:color="auto" w:sz="4" w:space="0"/>
+              <w:left w:val="single" w:color="auto" w:sz="4" w:space="0"/>
+              <w:bottom w:val="single" w:color="auto" w:sz="4" w:space="0"/>
+              <w:right w:val="single" w:color="auto" w:sz="4" w:space="0"/>
+            </w:tcBorders>
+            <w:shd w:val="clear" w:color="auto" w:fill="auto"/>
+            <w:tcMar>
+              <w:top w:w="120" w:type="dxa"/>
+              <w:left w:w="192" w:type="dxa"/>
+              <w:bottom w:w="120" w:type="dxa"/>
+              <w:right w:w="192" w:type="dxa"/>
+            </w:tcMar>
+            <w:vAlign w:val="center"/>
+          </w:tcPr>
+          <w:p>
+            <w:pPr>
+              <w:keepNext w:val="0"/>
+              <w:keepLines w:val="0"/>
+              <w:pageBreakBefore w:val="0"/>
+              <w:widowControl w:val="0"/>
+              <w:suppressLineNumbers w:val="0"/>
+              <w:kinsoku w:val="0"/>
+              <w:wordWrap/>
+              <w:overflowPunct/>
+              <w:topLinePunct w:val="0"/>
+              <w:autoSpaceDE w:val="0"/>
+              <w:autoSpaceDN w:val="0"/>
+              <w:bidi w:val="0"/>
+              <w:adjustRightInd w:val="0"/>
+              <w:snapToGrid w:val="0"/>
+              <w:spacing w:line="240" w:lineRule="auto"/>
+              <w:ind w:left="0" w:leftChars="0" w:right="0" w:rightChars="0" w:firstLine="0" w:firstLineChars="0"/>
+              <w:jc w:val="center"/>
+              <w:textAlignment w:val="baseline"/>
+              <w:rPr>
+                <w:rFonts w:hint="default" w:ascii="Segoe UI" w:hAnsi="Segoe UI" w:eastAsia="Segoe UI" w:cs="Segoe UI"/>
+                <w:i w:val="0"/>
+                <w:iCs w:val="0"/>
+                <w:caps w:val="0"/>
+                <w:color w:val="0F1115"/>
+                <w:spacing w:val="0"/>
+                <w:sz w:val="18"/>
+                <w:szCs w:val="18"/>
+              </w:rPr>
+            </w:pPr>
+            <w:r>
+              <w:rPr>
+                <w:rFonts w:hint="default" w:ascii="Segoe UI" w:hAnsi="Segoe UI" w:eastAsia="Segoe UI" w:cs="Segoe UI"/>
+                <w:i w:val="0"/>
+                <w:iCs w:val="0"/>
+                <w:caps w:val="0"/>
+                <w:snapToGrid w:val="0"/>
+                <w:color w:val="000000"/>
+                <w:spacing w:val="0"/>
+                <w:kern w:val="0"/>
+                <w:sz w:val="18"/>
+                <w:szCs w:val="18"/>
+                <w:lang w:val="en-US" w:eastAsia="zh-CN"/>
+              </w:rPr>
+              <w:t>特定模块开发、安全测试等</w:t>
+            </w:r>
+          </w:p>
+        </w:tc>
+        <w:tc>
+          <w:tcPr>
+            <w:tcW w:w="1969" w:type="dxa"/>
+            <w:tcBorders>
+              <w:top w:val="single" w:color="auto" w:sz="4" w:space="0"/>
+              <w:left w:val="single" w:color="auto" w:sz="4" w:space="0"/>
+              <w:bottom w:val="single" w:color="auto" w:sz="4" w:space="0"/>
+              <w:right w:val="single" w:color="auto" w:sz="12" w:space="0"/>
+            </w:tcBorders>
+            <w:shd w:val="clear" w:color="auto" w:fill="auto"/>
+            <w:tcMar>
+              <w:top w:w="120" w:type="dxa"/>
+              <w:left w:w="192" w:type="dxa"/>
+              <w:bottom w:w="120" w:type="dxa"/>
+              <w:right w:w="0" w:type="dxa"/>
+            </w:tcMar>
+            <w:vAlign w:val="center"/>
+          </w:tcPr>
+          <w:p>
+            <w:pPr>
+              <w:keepNext w:val="0"/>
+              <w:keepLines w:val="0"/>
+              <w:pageBreakBefore w:val="0"/>
+              <w:widowControl w:val="0"/>
+              <w:suppressLineNumbers w:val="0"/>
+              <w:kinsoku w:val="0"/>
+              <w:wordWrap/>
+              <w:overflowPunct/>
+              <w:topLinePunct w:val="0"/>
+              <w:autoSpaceDE w:val="0"/>
+              <w:autoSpaceDN w:val="0"/>
+              <w:bidi w:val="0"/>
+              <w:adjustRightInd w:val="0"/>
+              <w:snapToGrid w:val="0"/>
+              <w:spacing w:line="240" w:lineRule="auto"/>
+              <w:ind w:left="0" w:leftChars="0" w:right="0" w:rightChars="0" w:firstLine="0" w:firstLineChars="0"/>
+              <w:jc w:val="center"/>
+              <w:textAlignment w:val="baseline"/>
+              <w:rPr>
+                <w:rFonts w:hint="default" w:ascii="Segoe UI" w:hAnsi="Segoe UI" w:eastAsia="Segoe UI" w:cs="Segoe UI"/>
+                <w:i w:val="0"/>
+                <w:iCs w:val="0"/>
+                <w:caps w:val="0"/>
+                <w:color w:val="0F1115"/>
+                <w:spacing w:val="0"/>
+                <w:sz w:val="18"/>
+                <w:szCs w:val="18"/>
+              </w:rPr>
+            </w:pPr>
+            <w:r>
+              <w:rPr>
+                <w:rFonts w:hint="eastAsia" w:ascii="Segoe UI" w:hAnsi="Segoe UI" w:eastAsia="Segoe UI" w:cs="Segoe UI"/>
+                <w:i w:val="0"/>
+                <w:iCs w:val="0"/>
+                <w:caps w:val="0"/>
+                <w:snapToGrid w:val="0"/>
+                <w:color w:val="000000"/>
+                <w:spacing w:val="0"/>
+                <w:kern w:val="0"/>
+                <w:sz w:val="18"/>
+                <w:szCs w:val="18"/>
+                <w:lang w:val="en-US" w:eastAsia="zh-CN"/>
+              </w:rPr>
+              <w:t>4</w:t>
+            </w:r>
+          </w:p>
+        </w:tc>
+      </w:tr>
+      <w:tr>
+        <w:tblPrEx>
+          <w:tblBorders>
+            <w:top w:val="single" w:color="auto" w:sz="4" w:space="0"/>
+            <w:left w:val="single" w:color="auto" w:sz="4" w:space="0"/>
+            <w:bottom w:val="single" w:color="auto" w:sz="4" w:space="0"/>
+            <w:right w:val="single" w:color="auto" w:sz="4" w:space="0"/>
+            <w:insideH w:val="single" w:color="auto" w:sz="4" w:space="0"/>
+            <w:insideV w:val="single" w:color="auto" w:sz="4" w:space="0"/>
+          </w:tblBorders>
+          <w:tblCellMar>
+            <w:top w:w="15" w:type="dxa"/>
+            <w:left w:w="15" w:type="dxa"/>
+            <w:bottom w:w="15" w:type="dxa"/>
+            <w:right w:w="15" w:type="dxa"/>
+          </w:tblCellMar>
+        </w:tblPrEx>
+        <w:trPr>
+          <w:trHeight w:val="0" w:hRule="atLeast"/>
+          <w:jc w:val="center"/>
+        </w:trPr>
+        <w:tc>
+          <w:tcPr>
+            <w:tcW w:w="688" w:type="dxa"/>
+            <w:tcBorders>
+              <w:top w:val="single" w:color="auto" w:sz="4" w:space="0"/>
+              <w:left w:val="single" w:color="auto" w:sz="12" w:space="0"/>
+              <w:bottom w:val="single" w:color="auto" w:sz="4" w:space="0"/>
+              <w:right w:val="single" w:color="auto" w:sz="4" w:space="0"/>
+            </w:tcBorders>
+            <w:shd w:val="clear" w:color="auto" w:fill="auto"/>
+            <w:tcMar>
+              <w:top w:w="120" w:type="dxa"/>
+              <w:left w:w="0" w:type="dxa"/>
+              <w:bottom w:w="120" w:type="dxa"/>
+              <w:right w:w="192" w:type="dxa"/>
+            </w:tcMar>
+            <w:vAlign w:val="center"/>
+          </w:tcPr>
+          <w:p>
+            <w:pPr>
+              <w:keepNext w:val="0"/>
+              <w:keepLines w:val="0"/>
+              <w:pageBreakBefore w:val="0"/>
+              <w:widowControl w:val="0"/>
+              <w:suppressLineNumbers w:val="0"/>
+              <w:kinsoku w:val="0"/>
+              <w:wordWrap/>
+              <w:overflowPunct/>
+              <w:topLinePunct w:val="0"/>
+              <w:autoSpaceDE w:val="0"/>
+              <w:autoSpaceDN w:val="0"/>
+              <w:bidi w:val="0"/>
+              <w:adjustRightInd w:val="0"/>
+              <w:snapToGrid w:val="0"/>
+              <w:spacing w:line="240" w:lineRule="auto"/>
+              <w:ind w:left="0" w:leftChars="0" w:right="0" w:rightChars="0" w:firstLine="0" w:firstLineChars="0"/>
+              <w:jc w:val="center"/>
+              <w:textAlignment w:val="baseline"/>
+              <w:rPr>
+                <w:rFonts w:hint="default" w:ascii="Segoe UI" w:hAnsi="Segoe UI" w:eastAsia="Segoe UI" w:cs="Segoe UI"/>
+                <w:i w:val="0"/>
+                <w:iCs w:val="0"/>
+                <w:caps w:val="0"/>
+                <w:color w:val="0F1115"/>
+                <w:spacing w:val="0"/>
+                <w:sz w:val="18"/>
+                <w:szCs w:val="18"/>
+              </w:rPr>
+            </w:pPr>
+            <w:r>
+              <w:rPr>
+                <w:rFonts w:hint="default" w:ascii="Segoe UI" w:hAnsi="Segoe UI" w:eastAsia="Segoe UI" w:cs="Segoe UI"/>
+                <w:i w:val="0"/>
+                <w:iCs w:val="0"/>
+                <w:caps w:val="0"/>
+                <w:snapToGrid w:val="0"/>
+                <w:color w:val="000000"/>
+                <w:spacing w:val="0"/>
+                <w:kern w:val="0"/>
+                <w:sz w:val="18"/>
+                <w:szCs w:val="18"/>
+                <w:lang w:val="en-US" w:eastAsia="zh-CN"/>
+              </w:rPr>
+              <w:t>4</w:t>
+            </w:r>
+          </w:p>
+        </w:tc>
+        <w:tc>
+          <w:tcPr>
+            <w:tcW w:w="2252" w:type="dxa"/>
+            <w:tcBorders>
+              <w:top w:val="single" w:color="auto" w:sz="4" w:space="0"/>
+              <w:left w:val="single" w:color="auto" w:sz="4" w:space="0"/>
+              <w:bottom w:val="single" w:color="auto" w:sz="4" w:space="0"/>
+              <w:right w:val="single" w:color="auto" w:sz="4" w:space="0"/>
+            </w:tcBorders>
+            <w:shd w:val="clear" w:color="auto" w:fill="auto"/>
+            <w:tcMar>
+              <w:top w:w="120" w:type="dxa"/>
+              <w:left w:w="192" w:type="dxa"/>
+              <w:bottom w:w="120" w:type="dxa"/>
+              <w:right w:w="192" w:type="dxa"/>
+            </w:tcMar>
+            <w:vAlign w:val="center"/>
+          </w:tcPr>
+          <w:p>
+            <w:pPr>
+              <w:keepNext w:val="0"/>
+              <w:keepLines w:val="0"/>
+              <w:pageBreakBefore w:val="0"/>
+              <w:widowControl w:val="0"/>
+              <w:suppressLineNumbers w:val="0"/>
+              <w:kinsoku w:val="0"/>
+              <w:wordWrap/>
+              <w:overflowPunct/>
+              <w:topLinePunct w:val="0"/>
+              <w:autoSpaceDE w:val="0"/>
+              <w:autoSpaceDN w:val="0"/>
+              <w:bidi w:val="0"/>
+              <w:adjustRightInd w:val="0"/>
+              <w:snapToGrid w:val="0"/>
+              <w:spacing w:line="240" w:lineRule="auto"/>
+              <w:ind w:left="0" w:leftChars="0" w:right="0" w:rightChars="0" w:firstLine="0" w:firstLineChars="0"/>
+              <w:jc w:val="left"/>
+              <w:textAlignment w:val="baseline"/>
+              <w:rPr>
+                <w:rFonts w:hint="default" w:ascii="Segoe UI" w:hAnsi="Segoe UI" w:eastAsia="Segoe UI" w:cs="Segoe UI"/>
+                <w:i w:val="0"/>
+                <w:iCs w:val="0"/>
+                <w:caps w:val="0"/>
+                <w:color w:val="0F1115"/>
+                <w:spacing w:val="0"/>
+                <w:sz w:val="18"/>
+                <w:szCs w:val="18"/>
+              </w:rPr>
+            </w:pPr>
+            <w:r>
+              <w:rPr>
+                <w:rFonts w:hint="default" w:ascii="Segoe UI" w:hAnsi="Segoe UI" w:eastAsia="Segoe UI" w:cs="Segoe UI"/>
+                <w:i w:val="0"/>
+                <w:iCs w:val="0"/>
+                <w:caps w:val="0"/>
+                <w:snapToGrid w:val="0"/>
+                <w:color w:val="000000"/>
+                <w:spacing w:val="0"/>
+                <w:kern w:val="0"/>
+                <w:sz w:val="18"/>
+                <w:szCs w:val="18"/>
+                <w:lang w:val="en-US" w:eastAsia="zh-CN"/>
+              </w:rPr>
+              <w:t>培训与推广费用</w:t>
+            </w:r>
+          </w:p>
+        </w:tc>
+        <w:tc>
+          <w:tcPr>
+            <w:tcW w:w="3586" w:type="dxa"/>
+            <w:tcBorders>
+              <w:top w:val="single" w:color="auto" w:sz="4" w:space="0"/>
+              <w:left w:val="single" w:color="auto" w:sz="4" w:space="0"/>
+              <w:bottom w:val="single" w:color="auto" w:sz="4" w:space="0"/>
+              <w:right w:val="single" w:color="auto" w:sz="4" w:space="0"/>
+            </w:tcBorders>
+            <w:shd w:val="clear" w:color="auto" w:fill="auto"/>
+            <w:tcMar>
+              <w:top w:w="120" w:type="dxa"/>
+              <w:left w:w="192" w:type="dxa"/>
+              <w:bottom w:w="120" w:type="dxa"/>
+              <w:right w:w="192" w:type="dxa"/>
+            </w:tcMar>
+            <w:vAlign w:val="center"/>
+          </w:tcPr>
+          <w:p>
+            <w:pPr>
+              <w:keepNext w:val="0"/>
+              <w:keepLines w:val="0"/>
+              <w:pageBreakBefore w:val="0"/>
+              <w:widowControl w:val="0"/>
+              <w:suppressLineNumbers w:val="0"/>
+              <w:kinsoku w:val="0"/>
+              <w:wordWrap/>
+              <w:overflowPunct/>
+              <w:topLinePunct w:val="0"/>
+              <w:autoSpaceDE w:val="0"/>
+              <w:autoSpaceDN w:val="0"/>
+              <w:bidi w:val="0"/>
+              <w:adjustRightInd w:val="0"/>
+              <w:snapToGrid w:val="0"/>
+              <w:spacing w:line="240" w:lineRule="auto"/>
+              <w:ind w:left="0" w:leftChars="0" w:right="0" w:rightChars="0" w:firstLine="0" w:firstLineChars="0"/>
+              <w:jc w:val="center"/>
+              <w:textAlignment w:val="baseline"/>
+              <w:rPr>
+                <w:rFonts w:hint="default" w:ascii="Segoe UI" w:hAnsi="Segoe UI" w:eastAsia="Segoe UI" w:cs="Segoe UI"/>
+                <w:i w:val="0"/>
+                <w:iCs w:val="0"/>
+                <w:caps w:val="0"/>
+                <w:color w:val="0F1115"/>
+                <w:spacing w:val="0"/>
+                <w:sz w:val="18"/>
+                <w:szCs w:val="18"/>
+              </w:rPr>
+            </w:pPr>
+            <w:r>
+              <w:rPr>
+                <w:rFonts w:hint="default" w:ascii="Segoe UI" w:hAnsi="Segoe UI" w:eastAsia="Segoe UI" w:cs="Segoe UI"/>
+                <w:i w:val="0"/>
+                <w:iCs w:val="0"/>
+                <w:caps w:val="0"/>
+                <w:snapToGrid w:val="0"/>
+                <w:color w:val="000000"/>
+                <w:spacing w:val="0"/>
+                <w:kern w:val="0"/>
+                <w:sz w:val="18"/>
+                <w:szCs w:val="18"/>
+                <w:lang w:val="en-US" w:eastAsia="zh-CN"/>
+              </w:rPr>
+              <w:t>内部技术培训、试点项目推广</w:t>
+            </w:r>
+          </w:p>
+        </w:tc>
+        <w:tc>
+          <w:tcPr>
+            <w:tcW w:w="1969" w:type="dxa"/>
+            <w:tcBorders>
+              <w:top w:val="single" w:color="auto" w:sz="4" w:space="0"/>
+              <w:left w:val="single" w:color="auto" w:sz="4" w:space="0"/>
+              <w:bottom w:val="single" w:color="auto" w:sz="4" w:space="0"/>
+              <w:right w:val="single" w:color="auto" w:sz="12" w:space="0"/>
+            </w:tcBorders>
+            <w:shd w:val="clear" w:color="auto" w:fill="auto"/>
+            <w:tcMar>
+              <w:top w:w="120" w:type="dxa"/>
+              <w:left w:w="192" w:type="dxa"/>
+              <w:bottom w:w="120" w:type="dxa"/>
+              <w:right w:w="0" w:type="dxa"/>
+            </w:tcMar>
+            <w:vAlign w:val="center"/>
+          </w:tcPr>
+          <w:p>
+            <w:pPr>
+              <w:keepNext w:val="0"/>
+              <w:keepLines w:val="0"/>
+              <w:pageBreakBefore w:val="0"/>
+              <w:widowControl w:val="0"/>
+              <w:suppressLineNumbers w:val="0"/>
+              <w:kinsoku w:val="0"/>
+              <w:wordWrap/>
+              <w:overflowPunct/>
+              <w:topLinePunct w:val="0"/>
+              <w:autoSpaceDE w:val="0"/>
+              <w:autoSpaceDN w:val="0"/>
+              <w:bidi w:val="0"/>
+              <w:adjustRightInd w:val="0"/>
+              <w:snapToGrid w:val="0"/>
+              <w:spacing w:line="240" w:lineRule="auto"/>
+              <w:ind w:left="0" w:leftChars="0" w:right="0" w:rightChars="0" w:firstLine="0" w:firstLineChars="0"/>
+              <w:jc w:val="center"/>
+              <w:textAlignment w:val="baseline"/>
+              <w:rPr>
+                <w:rFonts w:hint="default" w:ascii="Segoe UI" w:hAnsi="Segoe UI" w:eastAsia="Segoe UI" w:cs="Segoe UI"/>
+                <w:i w:val="0"/>
+                <w:iCs w:val="0"/>
+                <w:caps w:val="0"/>
+                <w:color w:val="0F1115"/>
+                <w:spacing w:val="0"/>
+                <w:sz w:val="18"/>
+                <w:szCs w:val="18"/>
+              </w:rPr>
+            </w:pPr>
+            <w:r>
+              <w:rPr>
+                <w:rFonts w:hint="eastAsia" w:ascii="Segoe UI" w:hAnsi="Segoe UI" w:eastAsia="Segoe UI" w:cs="Segoe UI"/>
+                <w:i w:val="0"/>
+                <w:iCs w:val="0"/>
+                <w:caps w:val="0"/>
+                <w:snapToGrid w:val="0"/>
+                <w:color w:val="000000"/>
+                <w:spacing w:val="0"/>
+                <w:kern w:val="0"/>
+                <w:sz w:val="18"/>
+                <w:szCs w:val="18"/>
+                <w:lang w:val="en-US" w:eastAsia="zh-CN"/>
+              </w:rPr>
+              <w:t>4</w:t>
+            </w:r>
+          </w:p>
+        </w:tc>
+      </w:tr>
+      <w:tr>
+        <w:tblPrEx>
+          <w:tblBorders>
+            <w:top w:val="single" w:color="auto" w:sz="4" w:space="0"/>
+            <w:left w:val="single" w:color="auto" w:sz="4" w:space="0"/>
+            <w:bottom w:val="single" w:color="auto" w:sz="4" w:space="0"/>
+            <w:right w:val="single" w:color="auto" w:sz="4" w:space="0"/>
+            <w:insideH w:val="single" w:color="auto" w:sz="4" w:space="0"/>
+            <w:insideV w:val="single" w:color="auto" w:sz="4" w:space="0"/>
+          </w:tblBorders>
+          <w:tblCellMar>
+            <w:top w:w="15" w:type="dxa"/>
+            <w:left w:w="15" w:type="dxa"/>
+            <w:bottom w:w="15" w:type="dxa"/>
+            <w:right w:w="15" w:type="dxa"/>
+          </w:tblCellMar>
+        </w:tblPrEx>
+        <w:trPr>
+          <w:trHeight w:val="0" w:hRule="atLeast"/>
+          <w:jc w:val="center"/>
+        </w:trPr>
+        <w:tc>
+          <w:tcPr>
+            <w:tcW w:w="688" w:type="dxa"/>
+            <w:tcBorders>
+              <w:top w:val="single" w:color="auto" w:sz="4" w:space="0"/>
+              <w:left w:val="single" w:color="auto" w:sz="12" w:space="0"/>
+              <w:bottom w:val="single" w:color="auto" w:sz="4" w:space="0"/>
+              <w:right w:val="single" w:color="auto" w:sz="4" w:space="0"/>
+            </w:tcBorders>
+            <w:shd w:val="clear" w:color="auto" w:fill="auto"/>
+            <w:tcMar>
+              <w:top w:w="120" w:type="dxa"/>
+              <w:left w:w="0" w:type="dxa"/>
+              <w:bottom w:w="120" w:type="dxa"/>
+              <w:right w:w="192" w:type="dxa"/>
+            </w:tcMar>
+            <w:vAlign w:val="center"/>
+          </w:tcPr>
+          <w:p>
+            <w:pPr>
+              <w:keepNext w:val="0"/>
+              <w:keepLines w:val="0"/>
+              <w:pageBreakBefore w:val="0"/>
+              <w:widowControl w:val="0"/>
+              <w:suppressLineNumbers w:val="0"/>
+              <w:kinsoku w:val="0"/>
+              <w:wordWrap/>
+              <w:overflowPunct/>
+              <w:topLinePunct w:val="0"/>
+              <w:autoSpaceDE w:val="0"/>
+              <w:autoSpaceDN w:val="0"/>
+              <w:bidi w:val="0"/>
+              <w:adjustRightInd w:val="0"/>
+              <w:snapToGrid w:val="0"/>
+              <w:spacing w:line="240" w:lineRule="auto"/>
+              <w:ind w:left="0" w:leftChars="0" w:right="0" w:rightChars="0" w:firstLine="0" w:firstLineChars="0"/>
+              <w:jc w:val="center"/>
+              <w:textAlignment w:val="baseline"/>
+              <w:rPr>
+                <w:rFonts w:hint="default" w:ascii="Segoe UI" w:hAnsi="Segoe UI" w:eastAsia="Segoe UI" w:cs="Segoe UI"/>
+                <w:i w:val="0"/>
+                <w:iCs w:val="0"/>
+                <w:caps w:val="0"/>
+                <w:color w:val="0F1115"/>
+                <w:spacing w:val="0"/>
+                <w:sz w:val="18"/>
+                <w:szCs w:val="18"/>
+              </w:rPr>
+            </w:pPr>
+            <w:r>
+              <w:rPr>
+                <w:rFonts w:hint="default" w:ascii="Segoe UI" w:hAnsi="Segoe UI" w:eastAsia="Segoe UI" w:cs="Segoe UI"/>
+                <w:i w:val="0"/>
+                <w:iCs w:val="0"/>
+                <w:caps w:val="0"/>
+                <w:snapToGrid w:val="0"/>
+                <w:color w:val="000000"/>
+                <w:spacing w:val="0"/>
+                <w:kern w:val="0"/>
+                <w:sz w:val="18"/>
+                <w:szCs w:val="18"/>
+                <w:lang w:val="en-US" w:eastAsia="zh-CN"/>
+              </w:rPr>
+              <w:t>5</w:t>
+            </w:r>
+          </w:p>
+        </w:tc>
+        <w:tc>
+          <w:tcPr>
+            <w:tcW w:w="2252" w:type="dxa"/>
+            <w:tcBorders>
+              <w:top w:val="single" w:color="auto" w:sz="4" w:space="0"/>
+              <w:left w:val="single" w:color="auto" w:sz="4" w:space="0"/>
+              <w:bottom w:val="single" w:color="auto" w:sz="4" w:space="0"/>
+              <w:right w:val="single" w:color="auto" w:sz="4" w:space="0"/>
+            </w:tcBorders>
+            <w:shd w:val="clear" w:color="auto" w:fill="auto"/>
+            <w:tcMar>
+              <w:top w:w="120" w:type="dxa"/>
+              <w:left w:w="192" w:type="dxa"/>
+              <w:bottom w:w="120" w:type="dxa"/>
+              <w:right w:w="192" w:type="dxa"/>
+            </w:tcMar>
+            <w:vAlign w:val="center"/>
+          </w:tcPr>
+          <w:p>
+            <w:pPr>
+              <w:keepNext w:val="0"/>
+              <w:keepLines w:val="0"/>
+              <w:pageBreakBefore w:val="0"/>
+              <w:widowControl w:val="0"/>
+              <w:suppressLineNumbers w:val="0"/>
+              <w:kinsoku w:val="0"/>
+              <w:wordWrap/>
+              <w:overflowPunct/>
+              <w:topLinePunct w:val="0"/>
+              <w:autoSpaceDE w:val="0"/>
+              <w:autoSpaceDN w:val="0"/>
+              <w:bidi w:val="0"/>
+              <w:adjustRightInd w:val="0"/>
+              <w:snapToGrid w:val="0"/>
+              <w:spacing w:line="240" w:lineRule="auto"/>
+              <w:ind w:left="0" w:leftChars="0" w:right="0" w:rightChars="0" w:firstLine="0" w:firstLineChars="0"/>
+              <w:jc w:val="left"/>
+              <w:textAlignment w:val="baseline"/>
+              <w:rPr>
+                <w:rFonts w:hint="default" w:ascii="Segoe UI" w:hAnsi="Segoe UI" w:eastAsia="宋体" w:cs="Segoe UI"/>
+                <w:i w:val="0"/>
+                <w:iCs w:val="0"/>
+                <w:caps w:val="0"/>
+                <w:color w:val="0F1115"/>
+                <w:spacing w:val="0"/>
+                <w:sz w:val="18"/>
+                <w:szCs w:val="18"/>
+                <w:lang w:val="en-US" w:eastAsia="zh-CN"/>
+              </w:rPr>
+            </w:pPr>
+            <w:r>
+              <w:rPr>
+                <w:rFonts w:hint="eastAsia" w:ascii="Segoe UI" w:hAnsi="Segoe UI" w:eastAsia="宋体" w:cs="Segoe UI"/>
+                <w:i w:val="0"/>
+                <w:iCs w:val="0"/>
+                <w:caps w:val="0"/>
+                <w:color w:val="0F1115"/>
+                <w:spacing w:val="0"/>
+                <w:sz w:val="18"/>
+                <w:szCs w:val="18"/>
+                <w:lang w:val="en-US" w:eastAsia="zh-CN"/>
+              </w:rPr>
+              <w:t>手册研发费用</w:t>
+            </w:r>
+          </w:p>
+        </w:tc>
+        <w:tc>
+          <w:tcPr>
+            <w:tcW w:w="3586" w:type="dxa"/>
+            <w:tcBorders>
+              <w:top w:val="single" w:color="auto" w:sz="4" w:space="0"/>
+              <w:left w:val="single" w:color="auto" w:sz="4" w:space="0"/>
+              <w:bottom w:val="single" w:color="auto" w:sz="4" w:space="0"/>
+              <w:right w:val="single" w:color="auto" w:sz="4" w:space="0"/>
+            </w:tcBorders>
+            <w:shd w:val="clear" w:color="auto" w:fill="auto"/>
+            <w:tcMar>
+              <w:top w:w="120" w:type="dxa"/>
+              <w:left w:w="192" w:type="dxa"/>
+              <w:bottom w:w="120" w:type="dxa"/>
+              <w:right w:w="192" w:type="dxa"/>
+            </w:tcMar>
+            <w:vAlign w:val="center"/>
+          </w:tcPr>
+          <w:p>
+            <w:pPr>
+              <w:keepNext w:val="0"/>
+              <w:keepLines w:val="0"/>
+              <w:pageBreakBefore w:val="0"/>
+              <w:widowControl w:val="0"/>
+              <w:kinsoku w:val="0"/>
+              <w:wordWrap/>
+              <w:overflowPunct/>
+              <w:topLinePunct w:val="0"/>
+              <w:autoSpaceDE w:val="0"/>
+              <w:autoSpaceDN w:val="0"/>
+              <w:bidi w:val="0"/>
+              <w:adjustRightInd w:val="0"/>
+              <w:snapToGrid w:val="0"/>
+              <w:ind w:left="0" w:leftChars="0" w:right="0" w:rightChars="0" w:firstLine="0" w:firstLineChars="0"/>
+              <w:jc w:val="center"/>
+              <w:textAlignment w:val="baseline"/>
+              <w:rPr>
+                <w:rFonts w:hint="default" w:ascii="Segoe UI" w:hAnsi="Segoe UI" w:eastAsia="宋体" w:cs="Segoe UI"/>
+                <w:i w:val="0"/>
+                <w:iCs w:val="0"/>
+                <w:caps w:val="0"/>
+                <w:color w:val="0F1115"/>
+                <w:spacing w:val="0"/>
+                <w:sz w:val="18"/>
+                <w:szCs w:val="18"/>
+                <w:lang w:val="en-US" w:eastAsia="zh-CN"/>
+              </w:rPr>
+            </w:pPr>
+            <w:r>
+              <w:rPr>
+                <w:rFonts w:hint="eastAsia" w:ascii="Segoe UI" w:hAnsi="Segoe UI" w:eastAsia="宋体" w:cs="Segoe UI"/>
+                <w:i w:val="0"/>
+                <w:iCs w:val="0"/>
+                <w:caps w:val="0"/>
+                <w:color w:val="0F1115"/>
+                <w:spacing w:val="0"/>
+                <w:sz w:val="18"/>
+                <w:szCs w:val="18"/>
+                <w:lang w:val="en-US" w:eastAsia="zh-CN"/>
+              </w:rPr>
+              <w:t>运维手册研发费用</w:t>
+            </w:r>
+          </w:p>
+        </w:tc>
+        <w:tc>
+          <w:tcPr>
+            <w:tcW w:w="1969" w:type="dxa"/>
+            <w:tcBorders>
+              <w:top w:val="single" w:color="auto" w:sz="4" w:space="0"/>
+              <w:left w:val="single" w:color="auto" w:sz="4" w:space="0"/>
+              <w:bottom w:val="single" w:color="auto" w:sz="4" w:space="0"/>
+              <w:right w:val="single" w:color="auto" w:sz="12" w:space="0"/>
+            </w:tcBorders>
+            <w:shd w:val="clear" w:color="auto" w:fill="auto"/>
+            <w:tcMar>
+              <w:top w:w="120" w:type="dxa"/>
+              <w:left w:w="192" w:type="dxa"/>
+              <w:bottom w:w="120" w:type="dxa"/>
+              <w:right w:w="0" w:type="dxa"/>
+            </w:tcMar>
+            <w:vAlign w:val="center"/>
+          </w:tcPr>
+          <w:p>
+            <w:pPr>
+              <w:keepNext w:val="0"/>
+              <w:keepLines w:val="0"/>
+              <w:pageBreakBefore w:val="0"/>
+              <w:widowControl w:val="0"/>
+              <w:suppressLineNumbers w:val="0"/>
+              <w:kinsoku w:val="0"/>
+              <w:wordWrap/>
+              <w:overflowPunct/>
+              <w:topLinePunct w:val="0"/>
+              <w:autoSpaceDE w:val="0"/>
+              <w:autoSpaceDN w:val="0"/>
+              <w:bidi w:val="0"/>
+              <w:adjustRightInd w:val="0"/>
+              <w:snapToGrid w:val="0"/>
+              <w:spacing w:line="240" w:lineRule="auto"/>
+              <w:ind w:left="0" w:leftChars="0" w:right="0" w:rightChars="0" w:firstLine="0" w:firstLineChars="0"/>
+              <w:jc w:val="center"/>
+              <w:textAlignment w:val="baseline"/>
+              <w:rPr>
+                <w:rFonts w:hint="default" w:ascii="Segoe UI" w:hAnsi="Segoe UI" w:eastAsia="宋体" w:cs="Segoe UI"/>
+                <w:i w:val="0"/>
+                <w:iCs w:val="0"/>
+                <w:caps w:val="0"/>
+                <w:color w:val="0F1115"/>
+                <w:spacing w:val="0"/>
+                <w:sz w:val="18"/>
+                <w:szCs w:val="18"/>
+                <w:lang w:val="en-US" w:eastAsia="zh-CN"/>
+              </w:rPr>
+            </w:pPr>
+            <w:r>
+              <w:rPr>
+                <w:rFonts w:hint="eastAsia" w:ascii="Segoe UI" w:hAnsi="Segoe UI" w:eastAsia="宋体" w:cs="Segoe UI"/>
+                <w:i w:val="0"/>
+                <w:iCs w:val="0"/>
+                <w:caps w:val="0"/>
+                <w:color w:val="0F1115"/>
+                <w:spacing w:val="0"/>
+                <w:sz w:val="18"/>
+                <w:szCs w:val="18"/>
+                <w:lang w:val="en-US" w:eastAsia="zh-CN"/>
+              </w:rPr>
+              <w:t>8</w:t>
             </w:r>
           </w:p>
         </w:tc>
@@ -12087,18 +13511,6 @@
                 <w:i w:val="0"/>
                 <w:iCs w:val="0"/>
                 <w:caps w:val="0"/>
-                <w:color w:val="0F1115"/>
-                <w:spacing w:val="0"/>
-                <w:sz w:val="18"/>
-                <w:szCs w:val="18"/>
-              </w:rPr>
-            </w:pPr>
-            <w:r>
-              <w:rPr>
-                <w:rFonts w:hint="default" w:ascii="Segoe UI" w:hAnsi="Segoe UI" w:eastAsia="Segoe UI" w:cs="Segoe UI"/>
-                <w:i w:val="0"/>
-                <w:iCs w:val="0"/>
-                <w:caps w:val="0"/>
                 <w:snapToGrid w:val="0"/>
                 <w:color w:val="000000"/>
                 <w:spacing w:val="0"/>
@@ -12107,7 +13519,22 @@
                 <w:szCs w:val="18"/>
                 <w:lang w:val="en-US" w:eastAsia="zh-CN"/>
               </w:rPr>
-              <w:t>1</w:t>
+            </w:pPr>
+            <w:r>
+              <w:rPr>
+                <w:rFonts w:hint="eastAsia" w:ascii="Segoe UI" w:hAnsi="Segoe UI" w:eastAsia="Segoe UI" w:cs="Segoe UI"/>
+                <w:i w:val="0"/>
+                <w:iCs w:val="0"/>
+                <w:caps w:val="0"/>
+                <w:snapToGrid w:val="0"/>
+                <w:color w:val="000000"/>
+                <w:spacing w:val="0"/>
+                <w:kern w:val="0"/>
+                <w:sz w:val="18"/>
+                <w:szCs w:val="18"/>
+                <w:lang w:val="en-US" w:eastAsia="zh-CN"/>
+              </w:rPr>
+              <w:t>6</w:t>
             </w:r>
           </w:p>
         </w:tc>
@@ -12150,7 +13577,7 @@
               <w:jc w:val="left"/>
               <w:textAlignment w:val="baseline"/>
               <w:rPr>
-                <w:rFonts w:hint="default" w:ascii="Segoe UI" w:hAnsi="Segoe UI" w:eastAsia="Segoe UI" w:cs="Segoe UI"/>
+                <w:rFonts w:hint="default" w:ascii="Segoe UI" w:hAnsi="Segoe UI" w:eastAsia="宋体" w:cs="Segoe UI"/>
                 <w:i w:val="0"/>
                 <w:iCs w:val="0"/>
                 <w:caps w:val="0"/>
@@ -12158,23 +13585,22 @@
                 <w:spacing w:val="0"/>
                 <w:sz w:val="18"/>
                 <w:szCs w:val="18"/>
+                <w:lang w:val="en-US" w:eastAsia="zh-CN"/>
               </w:rPr>
             </w:pPr>
             <w:r>
               <w:rPr>
-                <w:rFonts w:hint="default" w:ascii="Segoe UI" w:hAnsi="Segoe UI" w:eastAsia="Segoe UI" w:cs="Segoe UI"/>
-                <w:i w:val="0"/>
-                <w:iCs w:val="0"/>
-                <w:caps w:val="0"/>
-                <w:snapToGrid w:val="0"/>
-                <w:color w:val="000000"/>
-                <w:spacing w:val="0"/>
-                <w:kern w:val="0"/>
-                <w:sz w:val="18"/>
-                <w:szCs w:val="18"/>
-                <w:lang w:val="en-US" w:eastAsia="zh-CN"/>
-              </w:rPr>
-              <w:t>人力资源成本</w:t>
+                <w:rFonts w:hint="eastAsia" w:ascii="Segoe UI" w:hAnsi="Segoe UI" w:eastAsia="宋体" w:cs="Segoe UI"/>
+                <w:i w:val="0"/>
+                <w:iCs w:val="0"/>
+                <w:caps w:val="0"/>
+                <w:color w:val="0F1115"/>
+                <w:spacing w:val="0"/>
+                <w:sz w:val="18"/>
+                <w:szCs w:val="18"/>
+                <w:lang w:val="en-US" w:eastAsia="zh-CN"/>
+              </w:rPr>
+              <w:t>新技术研发费用</w:t>
             </w:r>
           </w:p>
         </w:tc>
@@ -12202,7 +13628,6 @@
               <w:keepLines w:val="0"/>
               <w:pageBreakBefore w:val="0"/>
               <w:widowControl w:val="0"/>
-              <w:suppressLineNumbers w:val="0"/>
               <w:kinsoku w:val="0"/>
               <w:wordWrap/>
               <w:overflowPunct/>
@@ -12212,12 +13637,11 @@
               <w:bidi w:val="0"/>
               <w:adjustRightInd w:val="0"/>
               <w:snapToGrid w:val="0"/>
-              <w:spacing w:line="240" w:lineRule="auto"/>
               <w:ind w:left="0" w:leftChars="0" w:right="0" w:rightChars="0" w:firstLine="0" w:firstLineChars="0"/>
               <w:jc w:val="center"/>
               <w:textAlignment w:val="baseline"/>
               <w:rPr>
-                <w:rFonts w:hint="default" w:ascii="Segoe UI" w:hAnsi="Segoe UI" w:eastAsia="Segoe UI" w:cs="Segoe UI"/>
+                <w:rFonts w:hint="eastAsia" w:ascii="Segoe UI" w:hAnsi="Segoe UI" w:eastAsia="宋体" w:cs="Segoe UI"/>
                 <w:i w:val="0"/>
                 <w:iCs w:val="0"/>
                 <w:caps w:val="0"/>
@@ -12225,23 +13649,22 @@
                 <w:spacing w:val="0"/>
                 <w:sz w:val="18"/>
                 <w:szCs w:val="18"/>
+                <w:lang w:val="en-US" w:eastAsia="zh-CN"/>
               </w:rPr>
             </w:pPr>
             <w:r>
               <w:rPr>
-                <w:rFonts w:hint="default" w:ascii="Segoe UI" w:hAnsi="Segoe UI" w:eastAsia="Segoe UI" w:cs="Segoe UI"/>
-                <w:i w:val="0"/>
-                <w:iCs w:val="0"/>
-                <w:caps w:val="0"/>
-                <w:snapToGrid w:val="0"/>
-                <w:color w:val="000000"/>
-                <w:spacing w:val="0"/>
-                <w:kern w:val="0"/>
-                <w:sz w:val="18"/>
-                <w:szCs w:val="18"/>
-                <w:lang w:val="en-US" w:eastAsia="zh-CN"/>
-              </w:rPr>
-              <w:t>研发团队年度薪酬、福利及奖金</w:t>
+                <w:rFonts w:hint="eastAsia" w:ascii="Segoe UI" w:hAnsi="Segoe UI" w:eastAsia="宋体" w:cs="Segoe UI"/>
+                <w:i w:val="0"/>
+                <w:iCs w:val="0"/>
+                <w:caps w:val="0"/>
+                <w:color w:val="0F1115"/>
+                <w:spacing w:val="0"/>
+                <w:sz w:val="18"/>
+                <w:szCs w:val="18"/>
+                <w:lang w:val="en-US" w:eastAsia="zh-CN"/>
+              </w:rPr>
+              <w:t>AIOps及超自动化方向预研、技术培训、PoC验证资源</w:t>
             </w:r>
           </w:p>
         </w:tc>
@@ -12307,7 +13730,7 @@
                 <w:szCs w:val="18"/>
                 <w:lang w:val="en-US" w:eastAsia="zh-CN"/>
               </w:rPr>
-              <w:t>60</w:t>
+              <w:t>15</w:t>
             </w:r>
           </w:p>
         </w:tc>
@@ -12322,1452 +13745,6 @@
             <w:insideH w:val="single" w:color="auto" w:sz="4" w:space="0"/>
             <w:insideV w:val="single" w:color="auto" w:sz="4" w:space="0"/>
           </w:tblBorders>
-          <w:tblCellMar>
-            <w:top w:w="15" w:type="dxa"/>
-            <w:left w:w="15" w:type="dxa"/>
-            <w:bottom w:w="15" w:type="dxa"/>
-            <w:right w:w="15" w:type="dxa"/>
-          </w:tblCellMar>
-        </w:tblPrEx>
-        <w:trPr>
-          <w:trHeight w:val="0" w:hRule="atLeast"/>
-          <w:jc w:val="center"/>
-        </w:trPr>
-        <w:tc>
-          <w:tcPr>
-            <w:tcW w:w="688" w:type="dxa"/>
-            <w:tcBorders>
-              <w:top w:val="single" w:color="auto" w:sz="4" w:space="0"/>
-              <w:left w:val="single" w:color="auto" w:sz="12" w:space="0"/>
-              <w:bottom w:val="single" w:color="auto" w:sz="4" w:space="0"/>
-              <w:right w:val="single" w:color="auto" w:sz="4" w:space="0"/>
-            </w:tcBorders>
-            <w:shd w:val="clear" w:color="auto" w:fill="auto"/>
-            <w:tcMar>
-              <w:top w:w="120" w:type="dxa"/>
-              <w:left w:w="0" w:type="dxa"/>
-              <w:bottom w:w="120" w:type="dxa"/>
-              <w:right w:w="192" w:type="dxa"/>
-            </w:tcMar>
-            <w:vAlign w:val="center"/>
-          </w:tcPr>
-          <w:p>
-            <w:pPr>
-              <w:keepNext w:val="0"/>
-              <w:keepLines w:val="0"/>
-              <w:pageBreakBefore w:val="0"/>
-              <w:widowControl w:val="0"/>
-              <w:suppressLineNumbers w:val="0"/>
-              <w:kinsoku w:val="0"/>
-              <w:wordWrap/>
-              <w:overflowPunct/>
-              <w:topLinePunct w:val="0"/>
-              <w:autoSpaceDE w:val="0"/>
-              <w:autoSpaceDN w:val="0"/>
-              <w:bidi w:val="0"/>
-              <w:adjustRightInd w:val="0"/>
-              <w:snapToGrid w:val="0"/>
-              <w:spacing w:line="240" w:lineRule="auto"/>
-              <w:ind w:left="0" w:leftChars="0" w:right="0" w:rightChars="0" w:firstLine="0" w:firstLineChars="0"/>
-              <w:jc w:val="center"/>
-              <w:textAlignment w:val="baseline"/>
-              <w:rPr>
-                <w:rFonts w:hint="default" w:ascii="Segoe UI" w:hAnsi="Segoe UI" w:eastAsia="Segoe UI" w:cs="Segoe UI"/>
-                <w:i w:val="0"/>
-                <w:iCs w:val="0"/>
-                <w:caps w:val="0"/>
-                <w:color w:val="0F1115"/>
-                <w:spacing w:val="0"/>
-                <w:sz w:val="18"/>
-                <w:szCs w:val="18"/>
-              </w:rPr>
-            </w:pPr>
-            <w:r>
-              <w:rPr>
-                <w:rFonts w:hint="default" w:ascii="Segoe UI" w:hAnsi="Segoe UI" w:eastAsia="Segoe UI" w:cs="Segoe UI"/>
-                <w:i w:val="0"/>
-                <w:iCs w:val="0"/>
-                <w:caps w:val="0"/>
-                <w:snapToGrid w:val="0"/>
-                <w:color w:val="000000"/>
-                <w:spacing w:val="0"/>
-                <w:kern w:val="0"/>
-                <w:sz w:val="18"/>
-                <w:szCs w:val="18"/>
-                <w:lang w:val="en-US" w:eastAsia="zh-CN"/>
-              </w:rPr>
-              <w:t>2</w:t>
-            </w:r>
-          </w:p>
-        </w:tc>
-        <w:tc>
-          <w:tcPr>
-            <w:tcW w:w="2252" w:type="dxa"/>
-            <w:tcBorders>
-              <w:top w:val="single" w:color="auto" w:sz="4" w:space="0"/>
-              <w:left w:val="single" w:color="auto" w:sz="4" w:space="0"/>
-              <w:bottom w:val="single" w:color="auto" w:sz="4" w:space="0"/>
-              <w:right w:val="single" w:color="auto" w:sz="4" w:space="0"/>
-            </w:tcBorders>
-            <w:shd w:val="clear" w:color="auto" w:fill="auto"/>
-            <w:tcMar>
-              <w:top w:w="120" w:type="dxa"/>
-              <w:left w:w="192" w:type="dxa"/>
-              <w:bottom w:w="120" w:type="dxa"/>
-              <w:right w:w="192" w:type="dxa"/>
-            </w:tcMar>
-            <w:vAlign w:val="center"/>
-          </w:tcPr>
-          <w:p>
-            <w:pPr>
-              <w:keepNext w:val="0"/>
-              <w:keepLines w:val="0"/>
-              <w:pageBreakBefore w:val="0"/>
-              <w:widowControl w:val="0"/>
-              <w:suppressLineNumbers w:val="0"/>
-              <w:kinsoku w:val="0"/>
-              <w:wordWrap/>
-              <w:overflowPunct/>
-              <w:topLinePunct w:val="0"/>
-              <w:autoSpaceDE w:val="0"/>
-              <w:autoSpaceDN w:val="0"/>
-              <w:bidi w:val="0"/>
-              <w:adjustRightInd w:val="0"/>
-              <w:snapToGrid w:val="0"/>
-              <w:spacing w:line="240" w:lineRule="auto"/>
-              <w:ind w:left="0" w:leftChars="0" w:right="0" w:rightChars="0" w:firstLine="0" w:firstLineChars="0"/>
-              <w:jc w:val="left"/>
-              <w:textAlignment w:val="baseline"/>
-              <w:rPr>
-                <w:rFonts w:hint="default" w:ascii="Segoe UI" w:hAnsi="Segoe UI" w:eastAsia="Segoe UI" w:cs="Segoe UI"/>
-                <w:i w:val="0"/>
-                <w:iCs w:val="0"/>
-                <w:caps w:val="0"/>
-                <w:color w:val="0F1115"/>
-                <w:spacing w:val="0"/>
-                <w:sz w:val="18"/>
-                <w:szCs w:val="18"/>
-              </w:rPr>
-            </w:pPr>
-            <w:r>
-              <w:rPr>
-                <w:rFonts w:hint="default" w:ascii="Segoe UI" w:hAnsi="Segoe UI" w:eastAsia="Segoe UI" w:cs="Segoe UI"/>
-                <w:i w:val="0"/>
-                <w:iCs w:val="0"/>
-                <w:caps w:val="0"/>
-                <w:snapToGrid w:val="0"/>
-                <w:color w:val="000000"/>
-                <w:spacing w:val="0"/>
-                <w:kern w:val="0"/>
-                <w:sz w:val="18"/>
-                <w:szCs w:val="18"/>
-                <w:lang w:val="en-US" w:eastAsia="zh-CN"/>
-              </w:rPr>
-              <w:t>软件与云资源采购</w:t>
-            </w:r>
-          </w:p>
-        </w:tc>
-        <w:tc>
-          <w:tcPr>
-            <w:tcW w:w="3586" w:type="dxa"/>
-            <w:tcBorders>
-              <w:top w:val="single" w:color="auto" w:sz="4" w:space="0"/>
-              <w:left w:val="single" w:color="auto" w:sz="4" w:space="0"/>
-              <w:bottom w:val="single" w:color="auto" w:sz="4" w:space="0"/>
-              <w:right w:val="single" w:color="auto" w:sz="4" w:space="0"/>
-            </w:tcBorders>
-            <w:shd w:val="clear" w:color="auto" w:fill="auto"/>
-            <w:tcMar>
-              <w:top w:w="120" w:type="dxa"/>
-              <w:left w:w="192" w:type="dxa"/>
-              <w:bottom w:w="120" w:type="dxa"/>
-              <w:right w:w="192" w:type="dxa"/>
-            </w:tcMar>
-            <w:vAlign w:val="center"/>
-          </w:tcPr>
-          <w:p>
-            <w:pPr>
-              <w:keepNext w:val="0"/>
-              <w:keepLines w:val="0"/>
-              <w:pageBreakBefore w:val="0"/>
-              <w:widowControl w:val="0"/>
-              <w:suppressLineNumbers w:val="0"/>
-              <w:kinsoku w:val="0"/>
-              <w:wordWrap/>
-              <w:overflowPunct/>
-              <w:topLinePunct w:val="0"/>
-              <w:autoSpaceDE w:val="0"/>
-              <w:autoSpaceDN w:val="0"/>
-              <w:bidi w:val="0"/>
-              <w:adjustRightInd w:val="0"/>
-              <w:snapToGrid w:val="0"/>
-              <w:spacing w:line="240" w:lineRule="auto"/>
-              <w:ind w:left="0" w:leftChars="0" w:right="0" w:rightChars="0" w:firstLine="0" w:firstLineChars="0"/>
-              <w:jc w:val="center"/>
-              <w:textAlignment w:val="baseline"/>
-              <w:rPr>
-                <w:rFonts w:hint="default" w:ascii="Segoe UI" w:hAnsi="Segoe UI" w:eastAsia="Segoe UI" w:cs="Segoe UI"/>
-                <w:i w:val="0"/>
-                <w:iCs w:val="0"/>
-                <w:caps w:val="0"/>
-                <w:color w:val="0F1115"/>
-                <w:spacing w:val="0"/>
-                <w:sz w:val="18"/>
-                <w:szCs w:val="18"/>
-              </w:rPr>
-            </w:pPr>
-            <w:r>
-              <w:rPr>
-                <w:rFonts w:hint="default" w:ascii="Segoe UI" w:hAnsi="Segoe UI" w:eastAsia="Segoe UI" w:cs="Segoe UI"/>
-                <w:i w:val="0"/>
-                <w:iCs w:val="0"/>
-                <w:caps w:val="0"/>
-                <w:snapToGrid w:val="0"/>
-                <w:color w:val="000000"/>
-                <w:spacing w:val="0"/>
-                <w:kern w:val="0"/>
-                <w:sz w:val="18"/>
-                <w:szCs w:val="18"/>
-                <w:lang w:val="en-US" w:eastAsia="zh-CN"/>
-              </w:rPr>
-              <w:t>云服务器、存储及专业工具许可</w:t>
-            </w:r>
-          </w:p>
-        </w:tc>
-        <w:tc>
-          <w:tcPr>
-            <w:tcW w:w="1969" w:type="dxa"/>
-            <w:tcBorders>
-              <w:top w:val="single" w:color="auto" w:sz="4" w:space="0"/>
-              <w:left w:val="single" w:color="auto" w:sz="4" w:space="0"/>
-              <w:bottom w:val="single" w:color="auto" w:sz="4" w:space="0"/>
-              <w:right w:val="single" w:color="auto" w:sz="12" w:space="0"/>
-            </w:tcBorders>
-            <w:shd w:val="clear" w:color="auto" w:fill="auto"/>
-            <w:tcMar>
-              <w:top w:w="120" w:type="dxa"/>
-              <w:left w:w="192" w:type="dxa"/>
-              <w:bottom w:w="120" w:type="dxa"/>
-              <w:right w:w="0" w:type="dxa"/>
-            </w:tcMar>
-            <w:vAlign w:val="center"/>
-          </w:tcPr>
-          <w:p>
-            <w:pPr>
-              <w:keepNext w:val="0"/>
-              <w:keepLines w:val="0"/>
-              <w:pageBreakBefore w:val="0"/>
-              <w:widowControl w:val="0"/>
-              <w:suppressLineNumbers w:val="0"/>
-              <w:kinsoku w:val="0"/>
-              <w:wordWrap/>
-              <w:overflowPunct/>
-              <w:topLinePunct w:val="0"/>
-              <w:autoSpaceDE w:val="0"/>
-              <w:autoSpaceDN w:val="0"/>
-              <w:bidi w:val="0"/>
-              <w:adjustRightInd w:val="0"/>
-              <w:snapToGrid w:val="0"/>
-              <w:spacing w:line="240" w:lineRule="auto"/>
-              <w:ind w:left="0" w:leftChars="0" w:right="0" w:rightChars="0" w:firstLine="0" w:firstLineChars="0"/>
-              <w:jc w:val="center"/>
-              <w:textAlignment w:val="baseline"/>
-              <w:rPr>
-                <w:rFonts w:hint="default" w:ascii="Segoe UI" w:hAnsi="Segoe UI" w:eastAsia="宋体" w:cs="Segoe UI"/>
-                <w:i w:val="0"/>
-                <w:iCs w:val="0"/>
-                <w:caps w:val="0"/>
-                <w:color w:val="0F1115"/>
-                <w:spacing w:val="0"/>
-                <w:sz w:val="18"/>
-                <w:szCs w:val="18"/>
-                <w:lang w:val="en-US" w:eastAsia="zh-CN"/>
-              </w:rPr>
-            </w:pPr>
-            <w:r>
-              <w:rPr>
-                <w:rFonts w:hint="eastAsia" w:ascii="Segoe UI" w:hAnsi="Segoe UI" w:eastAsia="宋体" w:cs="Segoe UI"/>
-                <w:i w:val="0"/>
-                <w:iCs w:val="0"/>
-                <w:caps w:val="0"/>
-                <w:color w:val="0F1115"/>
-                <w:spacing w:val="0"/>
-                <w:sz w:val="18"/>
-                <w:szCs w:val="18"/>
-                <w:lang w:val="en-US" w:eastAsia="zh-CN"/>
-              </w:rPr>
-              <w:t>12</w:t>
-            </w:r>
-          </w:p>
-        </w:tc>
-      </w:tr>
-      <w:tr>
-        <w:tblPrEx>
-          <w:tblBorders>
-            <w:top w:val="single" w:color="auto" w:sz="4" w:space="0"/>
-            <w:left w:val="single" w:color="auto" w:sz="4" w:space="0"/>
-            <w:bottom w:val="single" w:color="auto" w:sz="4" w:space="0"/>
-            <w:right w:val="single" w:color="auto" w:sz="4" w:space="0"/>
-            <w:insideH w:val="single" w:color="auto" w:sz="4" w:space="0"/>
-            <w:insideV w:val="single" w:color="auto" w:sz="4" w:space="0"/>
-          </w:tblBorders>
-          <w:shd w:val="clear" w:color="auto" w:fill="auto"/>
-          <w:tblCellMar>
-            <w:top w:w="15" w:type="dxa"/>
-            <w:left w:w="15" w:type="dxa"/>
-            <w:bottom w:w="15" w:type="dxa"/>
-            <w:right w:w="15" w:type="dxa"/>
-          </w:tblCellMar>
-        </w:tblPrEx>
-        <w:trPr>
-          <w:trHeight w:val="0" w:hRule="atLeast"/>
-          <w:jc w:val="center"/>
-        </w:trPr>
-        <w:tc>
-          <w:tcPr>
-            <w:tcW w:w="688" w:type="dxa"/>
-            <w:tcBorders>
-              <w:top w:val="single" w:color="auto" w:sz="4" w:space="0"/>
-              <w:left w:val="single" w:color="auto" w:sz="12" w:space="0"/>
-              <w:bottom w:val="single" w:color="auto" w:sz="4" w:space="0"/>
-              <w:right w:val="single" w:color="auto" w:sz="4" w:space="0"/>
-            </w:tcBorders>
-            <w:shd w:val="clear" w:color="auto" w:fill="auto"/>
-            <w:tcMar>
-              <w:top w:w="120" w:type="dxa"/>
-              <w:left w:w="0" w:type="dxa"/>
-              <w:bottom w:w="120" w:type="dxa"/>
-              <w:right w:w="192" w:type="dxa"/>
-            </w:tcMar>
-            <w:vAlign w:val="center"/>
-          </w:tcPr>
-          <w:p>
-            <w:pPr>
-              <w:keepNext w:val="0"/>
-              <w:keepLines w:val="0"/>
-              <w:pageBreakBefore w:val="0"/>
-              <w:widowControl w:val="0"/>
-              <w:suppressLineNumbers w:val="0"/>
-              <w:kinsoku w:val="0"/>
-              <w:wordWrap/>
-              <w:overflowPunct/>
-              <w:topLinePunct w:val="0"/>
-              <w:autoSpaceDE w:val="0"/>
-              <w:autoSpaceDN w:val="0"/>
-              <w:bidi w:val="0"/>
-              <w:adjustRightInd w:val="0"/>
-              <w:snapToGrid w:val="0"/>
-              <w:spacing w:line="240" w:lineRule="auto"/>
-              <w:ind w:left="0" w:leftChars="0" w:right="0" w:rightChars="0" w:firstLine="0" w:firstLineChars="0"/>
-              <w:jc w:val="center"/>
-              <w:textAlignment w:val="baseline"/>
-              <w:rPr>
-                <w:rFonts w:hint="default" w:ascii="Segoe UI" w:hAnsi="Segoe UI" w:eastAsia="Segoe UI" w:cs="Segoe UI"/>
-                <w:i w:val="0"/>
-                <w:iCs w:val="0"/>
-                <w:caps w:val="0"/>
-                <w:color w:val="0F1115"/>
-                <w:spacing w:val="0"/>
-                <w:sz w:val="18"/>
-                <w:szCs w:val="18"/>
-              </w:rPr>
-            </w:pPr>
-            <w:r>
-              <w:rPr>
-                <w:rFonts w:hint="default" w:ascii="Segoe UI" w:hAnsi="Segoe UI" w:eastAsia="Segoe UI" w:cs="Segoe UI"/>
-                <w:i w:val="0"/>
-                <w:iCs w:val="0"/>
-                <w:caps w:val="0"/>
-                <w:snapToGrid w:val="0"/>
-                <w:color w:val="000000"/>
-                <w:spacing w:val="0"/>
-                <w:kern w:val="0"/>
-                <w:sz w:val="18"/>
-                <w:szCs w:val="18"/>
-                <w:lang w:val="en-US" w:eastAsia="zh-CN"/>
-              </w:rPr>
-              <w:t>3</w:t>
-            </w:r>
-          </w:p>
-        </w:tc>
-        <w:tc>
-          <w:tcPr>
-            <w:tcW w:w="2252" w:type="dxa"/>
-            <w:tcBorders>
-              <w:top w:val="single" w:color="auto" w:sz="4" w:space="0"/>
-              <w:left w:val="single" w:color="auto" w:sz="4" w:space="0"/>
-              <w:bottom w:val="single" w:color="auto" w:sz="4" w:space="0"/>
-              <w:right w:val="single" w:color="auto" w:sz="4" w:space="0"/>
-            </w:tcBorders>
-            <w:shd w:val="clear" w:color="auto" w:fill="auto"/>
-            <w:tcMar>
-              <w:top w:w="120" w:type="dxa"/>
-              <w:left w:w="192" w:type="dxa"/>
-              <w:bottom w:w="120" w:type="dxa"/>
-              <w:right w:w="192" w:type="dxa"/>
-            </w:tcMar>
-            <w:vAlign w:val="center"/>
-          </w:tcPr>
-          <w:p>
-            <w:pPr>
-              <w:keepNext w:val="0"/>
-              <w:keepLines w:val="0"/>
-              <w:pageBreakBefore w:val="0"/>
-              <w:widowControl w:val="0"/>
-              <w:suppressLineNumbers w:val="0"/>
-              <w:kinsoku w:val="0"/>
-              <w:wordWrap/>
-              <w:overflowPunct/>
-              <w:topLinePunct w:val="0"/>
-              <w:autoSpaceDE w:val="0"/>
-              <w:autoSpaceDN w:val="0"/>
-              <w:bidi w:val="0"/>
-              <w:adjustRightInd w:val="0"/>
-              <w:snapToGrid w:val="0"/>
-              <w:spacing w:line="240" w:lineRule="auto"/>
-              <w:ind w:left="0" w:leftChars="0" w:right="0" w:rightChars="0" w:firstLine="0" w:firstLineChars="0"/>
-              <w:jc w:val="left"/>
-              <w:textAlignment w:val="baseline"/>
-              <w:rPr>
-                <w:rFonts w:hint="default" w:ascii="Segoe UI" w:hAnsi="Segoe UI" w:eastAsia="Segoe UI" w:cs="Segoe UI"/>
-                <w:i w:val="0"/>
-                <w:iCs w:val="0"/>
-                <w:caps w:val="0"/>
-                <w:color w:val="0F1115"/>
-                <w:spacing w:val="0"/>
-                <w:sz w:val="18"/>
-                <w:szCs w:val="18"/>
-              </w:rPr>
-            </w:pPr>
-            <w:r>
-              <w:rPr>
-                <w:rFonts w:hint="default" w:ascii="Segoe UI" w:hAnsi="Segoe UI" w:eastAsia="Segoe UI" w:cs="Segoe UI"/>
-                <w:i w:val="0"/>
-                <w:iCs w:val="0"/>
-                <w:caps w:val="0"/>
-                <w:snapToGrid w:val="0"/>
-                <w:color w:val="000000"/>
-                <w:spacing w:val="0"/>
-                <w:kern w:val="0"/>
-                <w:sz w:val="18"/>
-                <w:szCs w:val="18"/>
-                <w:lang w:val="en-US" w:eastAsia="zh-CN"/>
-              </w:rPr>
-              <w:t>外包与咨询费用</w:t>
-            </w:r>
-          </w:p>
-        </w:tc>
-        <w:tc>
-          <w:tcPr>
-            <w:tcW w:w="3586" w:type="dxa"/>
-            <w:tcBorders>
-              <w:top w:val="single" w:color="auto" w:sz="4" w:space="0"/>
-              <w:left w:val="single" w:color="auto" w:sz="4" w:space="0"/>
-              <w:bottom w:val="single" w:color="auto" w:sz="4" w:space="0"/>
-              <w:right w:val="single" w:color="auto" w:sz="4" w:space="0"/>
-            </w:tcBorders>
-            <w:shd w:val="clear" w:color="auto" w:fill="auto"/>
-            <w:tcMar>
-              <w:top w:w="120" w:type="dxa"/>
-              <w:left w:w="192" w:type="dxa"/>
-              <w:bottom w:w="120" w:type="dxa"/>
-              <w:right w:w="192" w:type="dxa"/>
-            </w:tcMar>
-            <w:vAlign w:val="center"/>
-          </w:tcPr>
-          <w:p>
-            <w:pPr>
-              <w:keepNext w:val="0"/>
-              <w:keepLines w:val="0"/>
-              <w:pageBreakBefore w:val="0"/>
-              <w:widowControl w:val="0"/>
-              <w:suppressLineNumbers w:val="0"/>
-              <w:kinsoku w:val="0"/>
-              <w:wordWrap/>
-              <w:overflowPunct/>
-              <w:topLinePunct w:val="0"/>
-              <w:autoSpaceDE w:val="0"/>
-              <w:autoSpaceDN w:val="0"/>
-              <w:bidi w:val="0"/>
-              <w:adjustRightInd w:val="0"/>
-              <w:snapToGrid w:val="0"/>
-              <w:spacing w:line="240" w:lineRule="auto"/>
-              <w:ind w:left="0" w:leftChars="0" w:right="0" w:rightChars="0" w:firstLine="0" w:firstLineChars="0"/>
-              <w:jc w:val="center"/>
-              <w:textAlignment w:val="baseline"/>
-              <w:rPr>
-                <w:rFonts w:hint="default" w:ascii="Segoe UI" w:hAnsi="Segoe UI" w:eastAsia="Segoe UI" w:cs="Segoe UI"/>
-                <w:i w:val="0"/>
-                <w:iCs w:val="0"/>
-                <w:caps w:val="0"/>
-                <w:color w:val="0F1115"/>
-                <w:spacing w:val="0"/>
-                <w:sz w:val="18"/>
-                <w:szCs w:val="18"/>
-              </w:rPr>
-            </w:pPr>
-            <w:r>
-              <w:rPr>
-                <w:rFonts w:hint="default" w:ascii="Segoe UI" w:hAnsi="Segoe UI" w:eastAsia="Segoe UI" w:cs="Segoe UI"/>
-                <w:i w:val="0"/>
-                <w:iCs w:val="0"/>
-                <w:caps w:val="0"/>
-                <w:snapToGrid w:val="0"/>
-                <w:color w:val="000000"/>
-                <w:spacing w:val="0"/>
-                <w:kern w:val="0"/>
-                <w:sz w:val="18"/>
-                <w:szCs w:val="18"/>
-                <w:lang w:val="en-US" w:eastAsia="zh-CN"/>
-              </w:rPr>
-              <w:t>特定模块开发、安全测试等</w:t>
-            </w:r>
-          </w:p>
-        </w:tc>
-        <w:tc>
-          <w:tcPr>
-            <w:tcW w:w="1969" w:type="dxa"/>
-            <w:tcBorders>
-              <w:top w:val="single" w:color="auto" w:sz="4" w:space="0"/>
-              <w:left w:val="single" w:color="auto" w:sz="4" w:space="0"/>
-              <w:bottom w:val="single" w:color="auto" w:sz="4" w:space="0"/>
-              <w:right w:val="single" w:color="auto" w:sz="12" w:space="0"/>
-            </w:tcBorders>
-            <w:shd w:val="clear" w:color="auto" w:fill="auto"/>
-            <w:tcMar>
-              <w:top w:w="120" w:type="dxa"/>
-              <w:left w:w="192" w:type="dxa"/>
-              <w:bottom w:w="120" w:type="dxa"/>
-              <w:right w:w="0" w:type="dxa"/>
-            </w:tcMar>
-            <w:vAlign w:val="center"/>
-          </w:tcPr>
-          <w:p>
-            <w:pPr>
-              <w:keepNext w:val="0"/>
-              <w:keepLines w:val="0"/>
-              <w:pageBreakBefore w:val="0"/>
-              <w:widowControl w:val="0"/>
-              <w:suppressLineNumbers w:val="0"/>
-              <w:kinsoku w:val="0"/>
-              <w:wordWrap/>
-              <w:overflowPunct/>
-              <w:topLinePunct w:val="0"/>
-              <w:autoSpaceDE w:val="0"/>
-              <w:autoSpaceDN w:val="0"/>
-              <w:bidi w:val="0"/>
-              <w:adjustRightInd w:val="0"/>
-              <w:snapToGrid w:val="0"/>
-              <w:spacing w:line="240" w:lineRule="auto"/>
-              <w:ind w:left="0" w:leftChars="0" w:right="0" w:rightChars="0" w:firstLine="0" w:firstLineChars="0"/>
-              <w:jc w:val="center"/>
-              <w:textAlignment w:val="baseline"/>
-              <w:rPr>
-                <w:rFonts w:hint="default" w:ascii="Segoe UI" w:hAnsi="Segoe UI" w:eastAsia="Segoe UI" w:cs="Segoe UI"/>
-                <w:i w:val="0"/>
-                <w:iCs w:val="0"/>
-                <w:caps w:val="0"/>
-                <w:color w:val="0F1115"/>
-                <w:spacing w:val="0"/>
-                <w:sz w:val="18"/>
-                <w:szCs w:val="18"/>
-              </w:rPr>
-            </w:pPr>
-            <w:r>
-              <w:rPr>
-                <w:rFonts w:hint="eastAsia" w:ascii="Segoe UI" w:hAnsi="Segoe UI" w:eastAsia="Segoe UI" w:cs="Segoe UI"/>
-                <w:i w:val="0"/>
-                <w:iCs w:val="0"/>
-                <w:caps w:val="0"/>
-                <w:snapToGrid w:val="0"/>
-                <w:color w:val="000000"/>
-                <w:spacing w:val="0"/>
-                <w:kern w:val="0"/>
-                <w:sz w:val="18"/>
-                <w:szCs w:val="18"/>
-                <w:lang w:val="en-US" w:eastAsia="zh-CN"/>
-              </w:rPr>
-              <w:t>4</w:t>
-            </w:r>
-          </w:p>
-        </w:tc>
-      </w:tr>
-      <w:tr>
-        <w:tblPrEx>
-          <w:tblBorders>
-            <w:top w:val="single" w:color="auto" w:sz="4" w:space="0"/>
-            <w:left w:val="single" w:color="auto" w:sz="4" w:space="0"/>
-            <w:bottom w:val="single" w:color="auto" w:sz="4" w:space="0"/>
-            <w:right w:val="single" w:color="auto" w:sz="4" w:space="0"/>
-            <w:insideH w:val="single" w:color="auto" w:sz="4" w:space="0"/>
-            <w:insideV w:val="single" w:color="auto" w:sz="4" w:space="0"/>
-          </w:tblBorders>
-          <w:shd w:val="clear" w:color="auto" w:fill="auto"/>
-          <w:tblCellMar>
-            <w:top w:w="15" w:type="dxa"/>
-            <w:left w:w="15" w:type="dxa"/>
-            <w:bottom w:w="15" w:type="dxa"/>
-            <w:right w:w="15" w:type="dxa"/>
-          </w:tblCellMar>
-        </w:tblPrEx>
-        <w:trPr>
-          <w:trHeight w:val="0" w:hRule="atLeast"/>
-          <w:jc w:val="center"/>
-        </w:trPr>
-        <w:tc>
-          <w:tcPr>
-            <w:tcW w:w="688" w:type="dxa"/>
-            <w:tcBorders>
-              <w:top w:val="single" w:color="auto" w:sz="4" w:space="0"/>
-              <w:left w:val="single" w:color="auto" w:sz="12" w:space="0"/>
-              <w:bottom w:val="single" w:color="auto" w:sz="4" w:space="0"/>
-              <w:right w:val="single" w:color="auto" w:sz="4" w:space="0"/>
-            </w:tcBorders>
-            <w:shd w:val="clear" w:color="auto" w:fill="auto"/>
-            <w:tcMar>
-              <w:top w:w="120" w:type="dxa"/>
-              <w:left w:w="0" w:type="dxa"/>
-              <w:bottom w:w="120" w:type="dxa"/>
-              <w:right w:w="192" w:type="dxa"/>
-            </w:tcMar>
-            <w:vAlign w:val="center"/>
-          </w:tcPr>
-          <w:p>
-            <w:pPr>
-              <w:keepNext w:val="0"/>
-              <w:keepLines w:val="0"/>
-              <w:pageBreakBefore w:val="0"/>
-              <w:widowControl w:val="0"/>
-              <w:suppressLineNumbers w:val="0"/>
-              <w:kinsoku w:val="0"/>
-              <w:wordWrap/>
-              <w:overflowPunct/>
-              <w:topLinePunct w:val="0"/>
-              <w:autoSpaceDE w:val="0"/>
-              <w:autoSpaceDN w:val="0"/>
-              <w:bidi w:val="0"/>
-              <w:adjustRightInd w:val="0"/>
-              <w:snapToGrid w:val="0"/>
-              <w:spacing w:line="240" w:lineRule="auto"/>
-              <w:ind w:left="0" w:leftChars="0" w:right="0" w:rightChars="0" w:firstLine="0" w:firstLineChars="0"/>
-              <w:jc w:val="center"/>
-              <w:textAlignment w:val="baseline"/>
-              <w:rPr>
-                <w:rFonts w:hint="default" w:ascii="Segoe UI" w:hAnsi="Segoe UI" w:eastAsia="Segoe UI" w:cs="Segoe UI"/>
-                <w:i w:val="0"/>
-                <w:iCs w:val="0"/>
-                <w:caps w:val="0"/>
-                <w:color w:val="0F1115"/>
-                <w:spacing w:val="0"/>
-                <w:sz w:val="18"/>
-                <w:szCs w:val="18"/>
-              </w:rPr>
-            </w:pPr>
-            <w:r>
-              <w:rPr>
-                <w:rFonts w:hint="default" w:ascii="Segoe UI" w:hAnsi="Segoe UI" w:eastAsia="Segoe UI" w:cs="Segoe UI"/>
-                <w:i w:val="0"/>
-                <w:iCs w:val="0"/>
-                <w:caps w:val="0"/>
-                <w:snapToGrid w:val="0"/>
-                <w:color w:val="000000"/>
-                <w:spacing w:val="0"/>
-                <w:kern w:val="0"/>
-                <w:sz w:val="18"/>
-                <w:szCs w:val="18"/>
-                <w:lang w:val="en-US" w:eastAsia="zh-CN"/>
-              </w:rPr>
-              <w:t>4</w:t>
-            </w:r>
-          </w:p>
-        </w:tc>
-        <w:tc>
-          <w:tcPr>
-            <w:tcW w:w="2252" w:type="dxa"/>
-            <w:tcBorders>
-              <w:top w:val="single" w:color="auto" w:sz="4" w:space="0"/>
-              <w:left w:val="single" w:color="auto" w:sz="4" w:space="0"/>
-              <w:bottom w:val="single" w:color="auto" w:sz="4" w:space="0"/>
-              <w:right w:val="single" w:color="auto" w:sz="4" w:space="0"/>
-            </w:tcBorders>
-            <w:shd w:val="clear" w:color="auto" w:fill="auto"/>
-            <w:tcMar>
-              <w:top w:w="120" w:type="dxa"/>
-              <w:left w:w="192" w:type="dxa"/>
-              <w:bottom w:w="120" w:type="dxa"/>
-              <w:right w:w="192" w:type="dxa"/>
-            </w:tcMar>
-            <w:vAlign w:val="center"/>
-          </w:tcPr>
-          <w:p>
-            <w:pPr>
-              <w:keepNext w:val="0"/>
-              <w:keepLines w:val="0"/>
-              <w:pageBreakBefore w:val="0"/>
-              <w:widowControl w:val="0"/>
-              <w:suppressLineNumbers w:val="0"/>
-              <w:kinsoku w:val="0"/>
-              <w:wordWrap/>
-              <w:overflowPunct/>
-              <w:topLinePunct w:val="0"/>
-              <w:autoSpaceDE w:val="0"/>
-              <w:autoSpaceDN w:val="0"/>
-              <w:bidi w:val="0"/>
-              <w:adjustRightInd w:val="0"/>
-              <w:snapToGrid w:val="0"/>
-              <w:spacing w:line="240" w:lineRule="auto"/>
-              <w:ind w:left="0" w:leftChars="0" w:right="0" w:rightChars="0" w:firstLine="0" w:firstLineChars="0"/>
-              <w:jc w:val="left"/>
-              <w:textAlignment w:val="baseline"/>
-              <w:rPr>
-                <w:rFonts w:hint="default" w:ascii="Segoe UI" w:hAnsi="Segoe UI" w:eastAsia="Segoe UI" w:cs="Segoe UI"/>
-                <w:i w:val="0"/>
-                <w:iCs w:val="0"/>
-                <w:caps w:val="0"/>
-                <w:color w:val="0F1115"/>
-                <w:spacing w:val="0"/>
-                <w:sz w:val="18"/>
-                <w:szCs w:val="18"/>
-              </w:rPr>
-            </w:pPr>
-            <w:r>
-              <w:rPr>
-                <w:rFonts w:hint="default" w:ascii="Segoe UI" w:hAnsi="Segoe UI" w:eastAsia="Segoe UI" w:cs="Segoe UI"/>
-                <w:i w:val="0"/>
-                <w:iCs w:val="0"/>
-                <w:caps w:val="0"/>
-                <w:snapToGrid w:val="0"/>
-                <w:color w:val="000000"/>
-                <w:spacing w:val="0"/>
-                <w:kern w:val="0"/>
-                <w:sz w:val="18"/>
-                <w:szCs w:val="18"/>
-                <w:lang w:val="en-US" w:eastAsia="zh-CN"/>
-              </w:rPr>
-              <w:t>培训与推广费用</w:t>
-            </w:r>
-          </w:p>
-        </w:tc>
-        <w:tc>
-          <w:tcPr>
-            <w:tcW w:w="3586" w:type="dxa"/>
-            <w:tcBorders>
-              <w:top w:val="single" w:color="auto" w:sz="4" w:space="0"/>
-              <w:left w:val="single" w:color="auto" w:sz="4" w:space="0"/>
-              <w:bottom w:val="single" w:color="auto" w:sz="4" w:space="0"/>
-              <w:right w:val="single" w:color="auto" w:sz="4" w:space="0"/>
-            </w:tcBorders>
-            <w:shd w:val="clear" w:color="auto" w:fill="auto"/>
-            <w:tcMar>
-              <w:top w:w="120" w:type="dxa"/>
-              <w:left w:w="192" w:type="dxa"/>
-              <w:bottom w:w="120" w:type="dxa"/>
-              <w:right w:w="192" w:type="dxa"/>
-            </w:tcMar>
-            <w:vAlign w:val="center"/>
-          </w:tcPr>
-          <w:p>
-            <w:pPr>
-              <w:keepNext w:val="0"/>
-              <w:keepLines w:val="0"/>
-              <w:pageBreakBefore w:val="0"/>
-              <w:widowControl w:val="0"/>
-              <w:suppressLineNumbers w:val="0"/>
-              <w:kinsoku w:val="0"/>
-              <w:wordWrap/>
-              <w:overflowPunct/>
-              <w:topLinePunct w:val="0"/>
-              <w:autoSpaceDE w:val="0"/>
-              <w:autoSpaceDN w:val="0"/>
-              <w:bidi w:val="0"/>
-              <w:adjustRightInd w:val="0"/>
-              <w:snapToGrid w:val="0"/>
-              <w:spacing w:line="240" w:lineRule="auto"/>
-              <w:ind w:left="0" w:leftChars="0" w:right="0" w:rightChars="0" w:firstLine="0" w:firstLineChars="0"/>
-              <w:jc w:val="center"/>
-              <w:textAlignment w:val="baseline"/>
-              <w:rPr>
-                <w:rFonts w:hint="default" w:ascii="Segoe UI" w:hAnsi="Segoe UI" w:eastAsia="Segoe UI" w:cs="Segoe UI"/>
-                <w:i w:val="0"/>
-                <w:iCs w:val="0"/>
-                <w:caps w:val="0"/>
-                <w:color w:val="0F1115"/>
-                <w:spacing w:val="0"/>
-                <w:sz w:val="18"/>
-                <w:szCs w:val="18"/>
-              </w:rPr>
-            </w:pPr>
-            <w:r>
-              <w:rPr>
-                <w:rFonts w:hint="default" w:ascii="Segoe UI" w:hAnsi="Segoe UI" w:eastAsia="Segoe UI" w:cs="Segoe UI"/>
-                <w:i w:val="0"/>
-                <w:iCs w:val="0"/>
-                <w:caps w:val="0"/>
-                <w:snapToGrid w:val="0"/>
-                <w:color w:val="000000"/>
-                <w:spacing w:val="0"/>
-                <w:kern w:val="0"/>
-                <w:sz w:val="18"/>
-                <w:szCs w:val="18"/>
-                <w:lang w:val="en-US" w:eastAsia="zh-CN"/>
-              </w:rPr>
-              <w:t>内部技术培训、试点项目推广</w:t>
-            </w:r>
-          </w:p>
-        </w:tc>
-        <w:tc>
-          <w:tcPr>
-            <w:tcW w:w="1969" w:type="dxa"/>
-            <w:tcBorders>
-              <w:top w:val="single" w:color="auto" w:sz="4" w:space="0"/>
-              <w:left w:val="single" w:color="auto" w:sz="4" w:space="0"/>
-              <w:bottom w:val="single" w:color="auto" w:sz="4" w:space="0"/>
-              <w:right w:val="single" w:color="auto" w:sz="12" w:space="0"/>
-            </w:tcBorders>
-            <w:shd w:val="clear" w:color="auto" w:fill="auto"/>
-            <w:tcMar>
-              <w:top w:w="120" w:type="dxa"/>
-              <w:left w:w="192" w:type="dxa"/>
-              <w:bottom w:w="120" w:type="dxa"/>
-              <w:right w:w="0" w:type="dxa"/>
-            </w:tcMar>
-            <w:vAlign w:val="center"/>
-          </w:tcPr>
-          <w:p>
-            <w:pPr>
-              <w:keepNext w:val="0"/>
-              <w:keepLines w:val="0"/>
-              <w:pageBreakBefore w:val="0"/>
-              <w:widowControl w:val="0"/>
-              <w:suppressLineNumbers w:val="0"/>
-              <w:kinsoku w:val="0"/>
-              <w:wordWrap/>
-              <w:overflowPunct/>
-              <w:topLinePunct w:val="0"/>
-              <w:autoSpaceDE w:val="0"/>
-              <w:autoSpaceDN w:val="0"/>
-              <w:bidi w:val="0"/>
-              <w:adjustRightInd w:val="0"/>
-              <w:snapToGrid w:val="0"/>
-              <w:spacing w:line="240" w:lineRule="auto"/>
-              <w:ind w:left="0" w:leftChars="0" w:right="0" w:rightChars="0" w:firstLine="0" w:firstLineChars="0"/>
-              <w:jc w:val="center"/>
-              <w:textAlignment w:val="baseline"/>
-              <w:rPr>
-                <w:rFonts w:hint="default" w:ascii="Segoe UI" w:hAnsi="Segoe UI" w:eastAsia="Segoe UI" w:cs="Segoe UI"/>
-                <w:i w:val="0"/>
-                <w:iCs w:val="0"/>
-                <w:caps w:val="0"/>
-                <w:color w:val="0F1115"/>
-                <w:spacing w:val="0"/>
-                <w:sz w:val="18"/>
-                <w:szCs w:val="18"/>
-              </w:rPr>
-            </w:pPr>
-            <w:r>
-              <w:rPr>
-                <w:rFonts w:hint="eastAsia" w:ascii="Segoe UI" w:hAnsi="Segoe UI" w:eastAsia="Segoe UI" w:cs="Segoe UI"/>
-                <w:i w:val="0"/>
-                <w:iCs w:val="0"/>
-                <w:caps w:val="0"/>
-                <w:snapToGrid w:val="0"/>
-                <w:color w:val="000000"/>
-                <w:spacing w:val="0"/>
-                <w:kern w:val="0"/>
-                <w:sz w:val="18"/>
-                <w:szCs w:val="18"/>
-                <w:lang w:val="en-US" w:eastAsia="zh-CN"/>
-              </w:rPr>
-              <w:t>4</w:t>
-            </w:r>
-          </w:p>
-        </w:tc>
-      </w:tr>
-      <w:tr>
-        <w:tblPrEx>
-          <w:tblBorders>
-            <w:top w:val="single" w:color="auto" w:sz="4" w:space="0"/>
-            <w:left w:val="single" w:color="auto" w:sz="4" w:space="0"/>
-            <w:bottom w:val="single" w:color="auto" w:sz="4" w:space="0"/>
-            <w:right w:val="single" w:color="auto" w:sz="4" w:space="0"/>
-            <w:insideH w:val="single" w:color="auto" w:sz="4" w:space="0"/>
-            <w:insideV w:val="single" w:color="auto" w:sz="4" w:space="0"/>
-          </w:tblBorders>
-          <w:tblCellMar>
-            <w:top w:w="15" w:type="dxa"/>
-            <w:left w:w="15" w:type="dxa"/>
-            <w:bottom w:w="15" w:type="dxa"/>
-            <w:right w:w="15" w:type="dxa"/>
-          </w:tblCellMar>
-        </w:tblPrEx>
-        <w:trPr>
-          <w:trHeight w:val="0" w:hRule="atLeast"/>
-          <w:jc w:val="center"/>
-        </w:trPr>
-        <w:tc>
-          <w:tcPr>
-            <w:tcW w:w="688" w:type="dxa"/>
-            <w:tcBorders>
-              <w:top w:val="single" w:color="auto" w:sz="4" w:space="0"/>
-              <w:left w:val="single" w:color="auto" w:sz="12" w:space="0"/>
-              <w:bottom w:val="single" w:color="auto" w:sz="4" w:space="0"/>
-              <w:right w:val="single" w:color="auto" w:sz="4" w:space="0"/>
-            </w:tcBorders>
-            <w:shd w:val="clear" w:color="auto" w:fill="auto"/>
-            <w:tcMar>
-              <w:top w:w="120" w:type="dxa"/>
-              <w:left w:w="0" w:type="dxa"/>
-              <w:bottom w:w="120" w:type="dxa"/>
-              <w:right w:w="192" w:type="dxa"/>
-            </w:tcMar>
-            <w:vAlign w:val="center"/>
-          </w:tcPr>
-          <w:p>
-            <w:pPr>
-              <w:keepNext w:val="0"/>
-              <w:keepLines w:val="0"/>
-              <w:pageBreakBefore w:val="0"/>
-              <w:widowControl w:val="0"/>
-              <w:suppressLineNumbers w:val="0"/>
-              <w:kinsoku w:val="0"/>
-              <w:wordWrap/>
-              <w:overflowPunct/>
-              <w:topLinePunct w:val="0"/>
-              <w:autoSpaceDE w:val="0"/>
-              <w:autoSpaceDN w:val="0"/>
-              <w:bidi w:val="0"/>
-              <w:adjustRightInd w:val="0"/>
-              <w:snapToGrid w:val="0"/>
-              <w:spacing w:line="240" w:lineRule="auto"/>
-              <w:ind w:left="0" w:leftChars="0" w:right="0" w:rightChars="0" w:firstLine="0" w:firstLineChars="0"/>
-              <w:jc w:val="center"/>
-              <w:textAlignment w:val="baseline"/>
-              <w:rPr>
-                <w:rFonts w:hint="default" w:ascii="Segoe UI" w:hAnsi="Segoe UI" w:eastAsia="Segoe UI" w:cs="Segoe UI"/>
-                <w:i w:val="0"/>
-                <w:iCs w:val="0"/>
-                <w:caps w:val="0"/>
-                <w:color w:val="0F1115"/>
-                <w:spacing w:val="0"/>
-                <w:sz w:val="18"/>
-                <w:szCs w:val="18"/>
-              </w:rPr>
-            </w:pPr>
-            <w:r>
-              <w:rPr>
-                <w:rFonts w:hint="default" w:ascii="Segoe UI" w:hAnsi="Segoe UI" w:eastAsia="Segoe UI" w:cs="Segoe UI"/>
-                <w:i w:val="0"/>
-                <w:iCs w:val="0"/>
-                <w:caps w:val="0"/>
-                <w:snapToGrid w:val="0"/>
-                <w:color w:val="000000"/>
-                <w:spacing w:val="0"/>
-                <w:kern w:val="0"/>
-                <w:sz w:val="18"/>
-                <w:szCs w:val="18"/>
-                <w:lang w:val="en-US" w:eastAsia="zh-CN"/>
-              </w:rPr>
-              <w:t>5</w:t>
-            </w:r>
-          </w:p>
-        </w:tc>
-        <w:tc>
-          <w:tcPr>
-            <w:tcW w:w="2252" w:type="dxa"/>
-            <w:tcBorders>
-              <w:top w:val="single" w:color="auto" w:sz="4" w:space="0"/>
-              <w:left w:val="single" w:color="auto" w:sz="4" w:space="0"/>
-              <w:bottom w:val="single" w:color="auto" w:sz="4" w:space="0"/>
-              <w:right w:val="single" w:color="auto" w:sz="4" w:space="0"/>
-            </w:tcBorders>
-            <w:shd w:val="clear" w:color="auto" w:fill="auto"/>
-            <w:tcMar>
-              <w:top w:w="120" w:type="dxa"/>
-              <w:left w:w="192" w:type="dxa"/>
-              <w:bottom w:w="120" w:type="dxa"/>
-              <w:right w:w="192" w:type="dxa"/>
-            </w:tcMar>
-            <w:vAlign w:val="center"/>
-          </w:tcPr>
-          <w:p>
-            <w:pPr>
-              <w:keepNext w:val="0"/>
-              <w:keepLines w:val="0"/>
-              <w:pageBreakBefore w:val="0"/>
-              <w:widowControl w:val="0"/>
-              <w:suppressLineNumbers w:val="0"/>
-              <w:kinsoku w:val="0"/>
-              <w:wordWrap/>
-              <w:overflowPunct/>
-              <w:topLinePunct w:val="0"/>
-              <w:autoSpaceDE w:val="0"/>
-              <w:autoSpaceDN w:val="0"/>
-              <w:bidi w:val="0"/>
-              <w:adjustRightInd w:val="0"/>
-              <w:snapToGrid w:val="0"/>
-              <w:spacing w:line="240" w:lineRule="auto"/>
-              <w:ind w:left="0" w:leftChars="0" w:right="0" w:rightChars="0" w:firstLine="0" w:firstLineChars="0"/>
-              <w:jc w:val="left"/>
-              <w:textAlignment w:val="baseline"/>
-              <w:rPr>
-                <w:rFonts w:hint="default" w:ascii="Segoe UI" w:hAnsi="Segoe UI" w:eastAsia="宋体" w:cs="Segoe UI"/>
-                <w:i w:val="0"/>
-                <w:iCs w:val="0"/>
-                <w:caps w:val="0"/>
-                <w:color w:val="0F1115"/>
-                <w:spacing w:val="0"/>
-                <w:sz w:val="18"/>
-                <w:szCs w:val="18"/>
-                <w:lang w:val="en-US" w:eastAsia="zh-CN"/>
-              </w:rPr>
-            </w:pPr>
-            <w:r>
-              <w:rPr>
-                <w:rFonts w:hint="eastAsia" w:ascii="Segoe UI" w:hAnsi="Segoe UI" w:eastAsia="宋体" w:cs="Segoe UI"/>
-                <w:i w:val="0"/>
-                <w:iCs w:val="0"/>
-                <w:caps w:val="0"/>
-                <w:color w:val="0F1115"/>
-                <w:spacing w:val="0"/>
-                <w:sz w:val="18"/>
-                <w:szCs w:val="18"/>
-                <w:lang w:val="en-US" w:eastAsia="zh-CN"/>
-              </w:rPr>
-              <w:t>手册研发费用</w:t>
-            </w:r>
-          </w:p>
-        </w:tc>
-        <w:tc>
-          <w:tcPr>
-            <w:tcW w:w="3586" w:type="dxa"/>
-            <w:tcBorders>
-              <w:top w:val="single" w:color="auto" w:sz="4" w:space="0"/>
-              <w:left w:val="single" w:color="auto" w:sz="4" w:space="0"/>
-              <w:bottom w:val="single" w:color="auto" w:sz="4" w:space="0"/>
-              <w:right w:val="single" w:color="auto" w:sz="4" w:space="0"/>
-            </w:tcBorders>
-            <w:shd w:val="clear" w:color="auto" w:fill="auto"/>
-            <w:tcMar>
-              <w:top w:w="120" w:type="dxa"/>
-              <w:left w:w="192" w:type="dxa"/>
-              <w:bottom w:w="120" w:type="dxa"/>
-              <w:right w:w="192" w:type="dxa"/>
-            </w:tcMar>
-            <w:vAlign w:val="center"/>
-          </w:tcPr>
-          <w:p>
-            <w:pPr>
-              <w:keepNext w:val="0"/>
-              <w:keepLines w:val="0"/>
-              <w:pageBreakBefore w:val="0"/>
-              <w:widowControl w:val="0"/>
-              <w:kinsoku w:val="0"/>
-              <w:wordWrap/>
-              <w:overflowPunct/>
-              <w:topLinePunct w:val="0"/>
-              <w:autoSpaceDE w:val="0"/>
-              <w:autoSpaceDN w:val="0"/>
-              <w:bidi w:val="0"/>
-              <w:adjustRightInd w:val="0"/>
-              <w:snapToGrid w:val="0"/>
-              <w:ind w:left="0" w:leftChars="0" w:right="0" w:rightChars="0" w:firstLine="0" w:firstLineChars="0"/>
-              <w:jc w:val="center"/>
-              <w:textAlignment w:val="baseline"/>
-              <w:rPr>
-                <w:rFonts w:hint="default" w:ascii="Segoe UI" w:hAnsi="Segoe UI" w:eastAsia="宋体" w:cs="Segoe UI"/>
-                <w:i w:val="0"/>
-                <w:iCs w:val="0"/>
-                <w:caps w:val="0"/>
-                <w:color w:val="0F1115"/>
-                <w:spacing w:val="0"/>
-                <w:sz w:val="18"/>
-                <w:szCs w:val="18"/>
-                <w:lang w:val="en-US" w:eastAsia="zh-CN"/>
-              </w:rPr>
-            </w:pPr>
-            <w:r>
-              <w:rPr>
-                <w:rFonts w:hint="eastAsia" w:ascii="Segoe UI" w:hAnsi="Segoe UI" w:eastAsia="宋体" w:cs="Segoe UI"/>
-                <w:i w:val="0"/>
-                <w:iCs w:val="0"/>
-                <w:caps w:val="0"/>
-                <w:color w:val="0F1115"/>
-                <w:spacing w:val="0"/>
-                <w:sz w:val="18"/>
-                <w:szCs w:val="18"/>
-                <w:lang w:val="en-US" w:eastAsia="zh-CN"/>
-              </w:rPr>
-              <w:t>运维手册研发费用</w:t>
-            </w:r>
-          </w:p>
-        </w:tc>
-        <w:tc>
-          <w:tcPr>
-            <w:tcW w:w="1969" w:type="dxa"/>
-            <w:tcBorders>
-              <w:top w:val="single" w:color="auto" w:sz="4" w:space="0"/>
-              <w:left w:val="single" w:color="auto" w:sz="4" w:space="0"/>
-              <w:bottom w:val="single" w:color="auto" w:sz="4" w:space="0"/>
-              <w:right w:val="single" w:color="auto" w:sz="12" w:space="0"/>
-            </w:tcBorders>
-            <w:shd w:val="clear" w:color="auto" w:fill="auto"/>
-            <w:tcMar>
-              <w:top w:w="120" w:type="dxa"/>
-              <w:left w:w="192" w:type="dxa"/>
-              <w:bottom w:w="120" w:type="dxa"/>
-              <w:right w:w="0" w:type="dxa"/>
-            </w:tcMar>
-            <w:vAlign w:val="center"/>
-          </w:tcPr>
-          <w:p>
-            <w:pPr>
-              <w:keepNext w:val="0"/>
-              <w:keepLines w:val="0"/>
-              <w:pageBreakBefore w:val="0"/>
-              <w:widowControl w:val="0"/>
-              <w:suppressLineNumbers w:val="0"/>
-              <w:kinsoku w:val="0"/>
-              <w:wordWrap/>
-              <w:overflowPunct/>
-              <w:topLinePunct w:val="0"/>
-              <w:autoSpaceDE w:val="0"/>
-              <w:autoSpaceDN w:val="0"/>
-              <w:bidi w:val="0"/>
-              <w:adjustRightInd w:val="0"/>
-              <w:snapToGrid w:val="0"/>
-              <w:spacing w:line="240" w:lineRule="auto"/>
-              <w:ind w:left="0" w:leftChars="0" w:right="0" w:rightChars="0" w:firstLine="0" w:firstLineChars="0"/>
-              <w:jc w:val="center"/>
-              <w:textAlignment w:val="baseline"/>
-              <w:rPr>
-                <w:rFonts w:hint="default" w:ascii="Segoe UI" w:hAnsi="Segoe UI" w:eastAsia="宋体" w:cs="Segoe UI"/>
-                <w:i w:val="0"/>
-                <w:iCs w:val="0"/>
-                <w:caps w:val="0"/>
-                <w:color w:val="0F1115"/>
-                <w:spacing w:val="0"/>
-                <w:sz w:val="18"/>
-                <w:szCs w:val="18"/>
-                <w:lang w:val="en-US" w:eastAsia="zh-CN"/>
-              </w:rPr>
-            </w:pPr>
-            <w:r>
-              <w:rPr>
-                <w:rFonts w:hint="eastAsia" w:ascii="Segoe UI" w:hAnsi="Segoe UI" w:eastAsia="宋体" w:cs="Segoe UI"/>
-                <w:i w:val="0"/>
-                <w:iCs w:val="0"/>
-                <w:caps w:val="0"/>
-                <w:color w:val="0F1115"/>
-                <w:spacing w:val="0"/>
-                <w:sz w:val="18"/>
-                <w:szCs w:val="18"/>
-                <w:lang w:val="en-US" w:eastAsia="zh-CN"/>
-              </w:rPr>
-              <w:t>8</w:t>
-            </w:r>
-          </w:p>
-        </w:tc>
-      </w:tr>
-      <w:tr>
-        <w:tblPrEx>
-          <w:tblBorders>
-            <w:top w:val="single" w:color="auto" w:sz="4" w:space="0"/>
-            <w:left w:val="single" w:color="auto" w:sz="4" w:space="0"/>
-            <w:bottom w:val="single" w:color="auto" w:sz="4" w:space="0"/>
-            <w:right w:val="single" w:color="auto" w:sz="4" w:space="0"/>
-            <w:insideH w:val="single" w:color="auto" w:sz="4" w:space="0"/>
-            <w:insideV w:val="single" w:color="auto" w:sz="4" w:space="0"/>
-          </w:tblBorders>
-          <w:shd w:val="clear" w:color="auto" w:fill="auto"/>
-          <w:tblCellMar>
-            <w:top w:w="15" w:type="dxa"/>
-            <w:left w:w="15" w:type="dxa"/>
-            <w:bottom w:w="15" w:type="dxa"/>
-            <w:right w:w="15" w:type="dxa"/>
-          </w:tblCellMar>
-        </w:tblPrEx>
-        <w:trPr>
-          <w:trHeight w:val="0" w:hRule="atLeast"/>
-          <w:jc w:val="center"/>
-        </w:trPr>
-        <w:tc>
-          <w:tcPr>
-            <w:tcW w:w="688" w:type="dxa"/>
-            <w:tcBorders>
-              <w:top w:val="single" w:color="auto" w:sz="4" w:space="0"/>
-              <w:left w:val="single" w:color="auto" w:sz="12" w:space="0"/>
-              <w:bottom w:val="single" w:color="auto" w:sz="4" w:space="0"/>
-              <w:right w:val="single" w:color="auto" w:sz="4" w:space="0"/>
-            </w:tcBorders>
-            <w:shd w:val="clear" w:color="auto" w:fill="auto"/>
-            <w:tcMar>
-              <w:top w:w="120" w:type="dxa"/>
-              <w:left w:w="0" w:type="dxa"/>
-              <w:bottom w:w="120" w:type="dxa"/>
-              <w:right w:w="192" w:type="dxa"/>
-            </w:tcMar>
-            <w:vAlign w:val="center"/>
-          </w:tcPr>
-          <w:p>
-            <w:pPr>
-              <w:keepNext w:val="0"/>
-              <w:keepLines w:val="0"/>
-              <w:pageBreakBefore w:val="0"/>
-              <w:widowControl w:val="0"/>
-              <w:suppressLineNumbers w:val="0"/>
-              <w:kinsoku w:val="0"/>
-              <w:wordWrap/>
-              <w:overflowPunct/>
-              <w:topLinePunct w:val="0"/>
-              <w:autoSpaceDE w:val="0"/>
-              <w:autoSpaceDN w:val="0"/>
-              <w:bidi w:val="0"/>
-              <w:adjustRightInd w:val="0"/>
-              <w:snapToGrid w:val="0"/>
-              <w:spacing w:line="240" w:lineRule="auto"/>
-              <w:ind w:left="0" w:leftChars="0" w:right="0" w:rightChars="0" w:firstLine="0" w:firstLineChars="0"/>
-              <w:jc w:val="center"/>
-              <w:textAlignment w:val="baseline"/>
-              <w:rPr>
-                <w:rFonts w:hint="default" w:ascii="Segoe UI" w:hAnsi="Segoe UI" w:eastAsia="Segoe UI" w:cs="Segoe UI"/>
-                <w:i w:val="0"/>
-                <w:iCs w:val="0"/>
-                <w:caps w:val="0"/>
-                <w:snapToGrid w:val="0"/>
-                <w:color w:val="000000"/>
-                <w:spacing w:val="0"/>
-                <w:kern w:val="0"/>
-                <w:sz w:val="18"/>
-                <w:szCs w:val="18"/>
-                <w:lang w:val="en-US" w:eastAsia="zh-CN"/>
-              </w:rPr>
-            </w:pPr>
-            <w:r>
-              <w:rPr>
-                <w:rFonts w:hint="eastAsia" w:ascii="Segoe UI" w:hAnsi="Segoe UI" w:eastAsia="Segoe UI" w:cs="Segoe UI"/>
-                <w:i w:val="0"/>
-                <w:iCs w:val="0"/>
-                <w:caps w:val="0"/>
-                <w:snapToGrid w:val="0"/>
-                <w:color w:val="000000"/>
-                <w:spacing w:val="0"/>
-                <w:kern w:val="0"/>
-                <w:sz w:val="18"/>
-                <w:szCs w:val="18"/>
-                <w:lang w:val="en-US" w:eastAsia="zh-CN"/>
-              </w:rPr>
-              <w:t>6</w:t>
-            </w:r>
-          </w:p>
-        </w:tc>
-        <w:tc>
-          <w:tcPr>
-            <w:tcW w:w="2252" w:type="dxa"/>
-            <w:tcBorders>
-              <w:top w:val="single" w:color="auto" w:sz="4" w:space="0"/>
-              <w:left w:val="single" w:color="auto" w:sz="4" w:space="0"/>
-              <w:bottom w:val="single" w:color="auto" w:sz="4" w:space="0"/>
-              <w:right w:val="single" w:color="auto" w:sz="4" w:space="0"/>
-            </w:tcBorders>
-            <w:shd w:val="clear" w:color="auto" w:fill="auto"/>
-            <w:tcMar>
-              <w:top w:w="120" w:type="dxa"/>
-              <w:left w:w="192" w:type="dxa"/>
-              <w:bottom w:w="120" w:type="dxa"/>
-              <w:right w:w="192" w:type="dxa"/>
-            </w:tcMar>
-            <w:vAlign w:val="center"/>
-          </w:tcPr>
-          <w:p>
-            <w:pPr>
-              <w:keepNext w:val="0"/>
-              <w:keepLines w:val="0"/>
-              <w:pageBreakBefore w:val="0"/>
-              <w:widowControl w:val="0"/>
-              <w:suppressLineNumbers w:val="0"/>
-              <w:kinsoku w:val="0"/>
-              <w:wordWrap/>
-              <w:overflowPunct/>
-              <w:topLinePunct w:val="0"/>
-              <w:autoSpaceDE w:val="0"/>
-              <w:autoSpaceDN w:val="0"/>
-              <w:bidi w:val="0"/>
-              <w:adjustRightInd w:val="0"/>
-              <w:snapToGrid w:val="0"/>
-              <w:spacing w:line="240" w:lineRule="auto"/>
-              <w:ind w:left="0" w:leftChars="0" w:right="0" w:rightChars="0" w:firstLine="0" w:firstLineChars="0"/>
-              <w:jc w:val="left"/>
-              <w:textAlignment w:val="baseline"/>
-              <w:rPr>
-                <w:rFonts w:hint="default" w:ascii="Segoe UI" w:hAnsi="Segoe UI" w:eastAsia="宋体" w:cs="Segoe UI"/>
-                <w:i w:val="0"/>
-                <w:iCs w:val="0"/>
-                <w:caps w:val="0"/>
-                <w:color w:val="0F1115"/>
-                <w:spacing w:val="0"/>
-                <w:sz w:val="18"/>
-                <w:szCs w:val="18"/>
-                <w:lang w:val="en-US" w:eastAsia="zh-CN"/>
-              </w:rPr>
-            </w:pPr>
-            <w:r>
-              <w:rPr>
-                <w:rFonts w:hint="eastAsia" w:ascii="Segoe UI" w:hAnsi="Segoe UI" w:eastAsia="宋体" w:cs="Segoe UI"/>
-                <w:i w:val="0"/>
-                <w:iCs w:val="0"/>
-                <w:caps w:val="0"/>
-                <w:color w:val="0F1115"/>
-                <w:spacing w:val="0"/>
-                <w:sz w:val="18"/>
-                <w:szCs w:val="18"/>
-                <w:lang w:val="en-US" w:eastAsia="zh-CN"/>
-              </w:rPr>
-              <w:t>新技术研发费用</w:t>
-            </w:r>
-          </w:p>
-        </w:tc>
-        <w:tc>
-          <w:tcPr>
-            <w:tcW w:w="3586" w:type="dxa"/>
-            <w:tcBorders>
-              <w:top w:val="single" w:color="auto" w:sz="4" w:space="0"/>
-              <w:left w:val="single" w:color="auto" w:sz="4" w:space="0"/>
-              <w:bottom w:val="single" w:color="auto" w:sz="4" w:space="0"/>
-              <w:right w:val="single" w:color="auto" w:sz="4" w:space="0"/>
-            </w:tcBorders>
-            <w:shd w:val="clear" w:color="auto" w:fill="auto"/>
-            <w:tcMar>
-              <w:top w:w="120" w:type="dxa"/>
-              <w:left w:w="192" w:type="dxa"/>
-              <w:bottom w:w="120" w:type="dxa"/>
-              <w:right w:w="192" w:type="dxa"/>
-            </w:tcMar>
-            <w:vAlign w:val="center"/>
-          </w:tcPr>
-          <w:p>
-            <w:pPr>
-              <w:keepNext w:val="0"/>
-              <w:keepLines w:val="0"/>
-              <w:pageBreakBefore w:val="0"/>
-              <w:widowControl w:val="0"/>
-              <w:kinsoku w:val="0"/>
-              <w:wordWrap/>
-              <w:overflowPunct/>
-              <w:topLinePunct w:val="0"/>
-              <w:autoSpaceDE w:val="0"/>
-              <w:autoSpaceDN w:val="0"/>
-              <w:bidi w:val="0"/>
-              <w:adjustRightInd w:val="0"/>
-              <w:snapToGrid w:val="0"/>
-              <w:ind w:left="0" w:leftChars="0" w:right="0" w:rightChars="0" w:firstLine="0" w:firstLineChars="0"/>
-              <w:jc w:val="center"/>
-              <w:textAlignment w:val="baseline"/>
-              <w:rPr>
-                <w:rFonts w:hint="eastAsia" w:ascii="Segoe UI" w:hAnsi="Segoe UI" w:eastAsia="宋体" w:cs="Segoe UI"/>
-                <w:i w:val="0"/>
-                <w:iCs w:val="0"/>
-                <w:caps w:val="0"/>
-                <w:color w:val="0F1115"/>
-                <w:spacing w:val="0"/>
-                <w:sz w:val="18"/>
-                <w:szCs w:val="18"/>
-                <w:lang w:val="en-US" w:eastAsia="zh-CN"/>
-              </w:rPr>
-            </w:pPr>
-            <w:r>
-              <w:rPr>
-                <w:rFonts w:hint="eastAsia" w:ascii="Segoe UI" w:hAnsi="Segoe UI" w:eastAsia="宋体" w:cs="Segoe UI"/>
-                <w:i w:val="0"/>
-                <w:iCs w:val="0"/>
-                <w:caps w:val="0"/>
-                <w:color w:val="0F1115"/>
-                <w:spacing w:val="0"/>
-                <w:sz w:val="18"/>
-                <w:szCs w:val="18"/>
-                <w:lang w:val="en-US" w:eastAsia="zh-CN"/>
-              </w:rPr>
-              <w:t>AIOps及超自动化方向预研、技术培训、PoC验证资源</w:t>
-            </w:r>
-          </w:p>
-        </w:tc>
-        <w:tc>
-          <w:tcPr>
-            <w:tcW w:w="1969" w:type="dxa"/>
-            <w:tcBorders>
-              <w:top w:val="single" w:color="auto" w:sz="4" w:space="0"/>
-              <w:left w:val="single" w:color="auto" w:sz="4" w:space="0"/>
-              <w:bottom w:val="single" w:color="auto" w:sz="4" w:space="0"/>
-              <w:right w:val="single" w:color="auto" w:sz="12" w:space="0"/>
-            </w:tcBorders>
-            <w:shd w:val="clear" w:color="auto" w:fill="auto"/>
-            <w:tcMar>
-              <w:top w:w="120" w:type="dxa"/>
-              <w:left w:w="192" w:type="dxa"/>
-              <w:bottom w:w="120" w:type="dxa"/>
-              <w:right w:w="0" w:type="dxa"/>
-            </w:tcMar>
-            <w:vAlign w:val="center"/>
-          </w:tcPr>
-          <w:p>
-            <w:pPr>
-              <w:keepNext w:val="0"/>
-              <w:keepLines w:val="0"/>
-              <w:pageBreakBefore w:val="0"/>
-              <w:widowControl w:val="0"/>
-              <w:suppressLineNumbers w:val="0"/>
-              <w:kinsoku w:val="0"/>
-              <w:wordWrap/>
-              <w:overflowPunct/>
-              <w:topLinePunct w:val="0"/>
-              <w:autoSpaceDE w:val="0"/>
-              <w:autoSpaceDN w:val="0"/>
-              <w:bidi w:val="0"/>
-              <w:adjustRightInd w:val="0"/>
-              <w:snapToGrid w:val="0"/>
-              <w:spacing w:line="240" w:lineRule="auto"/>
-              <w:ind w:left="0" w:leftChars="0" w:right="0" w:rightChars="0" w:firstLine="0" w:firstLineChars="0"/>
-              <w:jc w:val="center"/>
-              <w:textAlignment w:val="baseline"/>
-              <w:rPr>
-                <w:rFonts w:hint="default" w:ascii="Segoe UI" w:hAnsi="Segoe UI" w:eastAsia="宋体" w:cs="Segoe UI"/>
-                <w:i w:val="0"/>
-                <w:iCs w:val="0"/>
-                <w:caps w:val="0"/>
-                <w:color w:val="0F1115"/>
-                <w:spacing w:val="0"/>
-                <w:sz w:val="18"/>
-                <w:szCs w:val="18"/>
-                <w:lang w:val="en-US" w:eastAsia="zh-CN"/>
-              </w:rPr>
-            </w:pPr>
-            <w:r>
-              <w:rPr>
-                <w:rFonts w:hint="eastAsia" w:ascii="Segoe UI" w:hAnsi="Segoe UI" w:eastAsia="宋体" w:cs="Segoe UI"/>
-                <w:i w:val="0"/>
-                <w:iCs w:val="0"/>
-                <w:caps w:val="0"/>
-                <w:color w:val="0F1115"/>
-                <w:spacing w:val="0"/>
-                <w:sz w:val="18"/>
-                <w:szCs w:val="18"/>
-                <w:lang w:val="en-US" w:eastAsia="zh-CN"/>
-              </w:rPr>
-              <w:t>15</w:t>
-            </w:r>
-          </w:p>
-        </w:tc>
-      </w:tr>
-      <w:tr>
-        <w:tblPrEx>
-          <w:tblBorders>
-            <w:top w:val="single" w:color="auto" w:sz="4" w:space="0"/>
-            <w:left w:val="single" w:color="auto" w:sz="4" w:space="0"/>
-            <w:bottom w:val="single" w:color="auto" w:sz="4" w:space="0"/>
-            <w:right w:val="single" w:color="auto" w:sz="4" w:space="0"/>
-            <w:insideH w:val="single" w:color="auto" w:sz="4" w:space="0"/>
-            <w:insideV w:val="single" w:color="auto" w:sz="4" w:space="0"/>
-          </w:tblBorders>
-          <w:shd w:val="clear" w:color="auto" w:fill="auto"/>
           <w:tblCellMar>
             <w:top w:w="15" w:type="dxa"/>
             <w:left w:w="15" w:type="dxa"/>

--- a/7-技术管理/运行记录类文件/TXHS-07-02-2025年度运维服务技术研发规划.docx
+++ b/7-技术管理/运行记录类文件/TXHS-07-02-2025年度运维服务技术研发规划.docx
@@ -1,10 +1,11 @@
 
 <file path=word/document.xml><?xml version="1.0" encoding="utf-8"?>
-<w:document xmlns:wpc="http://schemas.microsoft.com/office/word/2010/wordprocessingCanvas" xmlns:mc="http://schemas.openxmlformats.org/markup-compatibility/2006" xmlns:o="urn:schemas-microsoft-com:office:office" xmlns:r="http://schemas.openxmlformats.org/officeDocument/2006/relationships" xmlns:m="http://schemas.openxmlformats.org/officeDocument/2006/math" xmlns:v="urn:schemas-microsoft-com:vml" xmlns:wp14="http://schemas.microsoft.com/office/word/2010/wordprocessingDrawing" xmlns:wp="http://schemas.openxmlformats.org/drawingml/2006/wordprocessingDrawing" xmlns:w="http://schemas.openxmlformats.org/wordprocessingml/2006/main" xmlns:w14="http://schemas.microsoft.com/office/word/2010/wordml" xmlns:w10="urn:schemas-microsoft-com:office:word" xmlns:w15="http://schemas.microsoft.com/office/word/2012/wordml" xmlns:wpg="http://schemas.microsoft.com/office/word/2010/wordprocessingGroup" xmlns:wpi="http://schemas.microsoft.com/office/word/2010/wordprocessingInk" xmlns:wne="http://schemas.microsoft.com/office/word/2006/wordml" xmlns:wps="http://schemas.microsoft.com/office/word/2010/wordprocessingShape" xmlns:wpsCustomData="http://www.wps.cn/officeDocument/2013/wpsCustomData" mc:Ignorable="w14 w15 wp14">
+<w:document xmlns:wpc="http://schemas.microsoft.com/office/word/2010/wordprocessingCanvas" xmlns:mc="http://schemas.openxmlformats.org/markup-compatibility/2006" xmlns:o="urn:schemas-microsoft-com:office:office" xmlns:r="http://schemas.openxmlformats.org/officeDocument/2006/relationships" xmlns:m="http://schemas.openxmlformats.org/officeDocument/2006/math" xmlns:v="urn:schemas-microsoft-com:vml" xmlns:wp14="http://schemas.microsoft.com/office/word/2010/wordprocessingDrawing" xmlns:wp="http://schemas.openxmlformats.org/drawingml/2006/wordprocessingDrawing" xmlns:w10="urn:schemas-microsoft-com:office:word" xmlns:w="http://schemas.openxmlformats.org/wordprocessingml/2006/main" xmlns:w14="http://schemas.microsoft.com/office/word/2010/wordml" xmlns:w15="http://schemas.microsoft.com/office/word/2012/wordml" xmlns:wne="http://schemas.microsoft.com/office/word/2006/wordml" xmlns:wpg="http://schemas.microsoft.com/office/word/2010/wordprocessingGroup" xmlns:wpi="http://schemas.microsoft.com/office/word/2010/wordprocessingInk" xmlns:wps="http://schemas.microsoft.com/office/word/2010/wordprocessingShape" mc:Ignorable="w14 w15 wp14">
+  <!-- Generated by Aspose.Words for .NET 13.3.0.1 -->
   <w:body>
     <w:p>
       <w:pPr>
-        <w:pStyle w:val="24"/>
+        <w:pStyle w:val="a"/>
         <w:keepNext w:val="0"/>
         <w:keepLines w:val="0"/>
         <w:pageBreakBefore w:val="0"/>
@@ -24,7 +25,7 @@
       <w:bookmarkStart w:id="0" w:name="_Toc27576"/>
       <w:r>
         <w:drawing>
-          <wp:anchor distT="0" distB="0" distL="114300" distR="114300" simplePos="0" relativeHeight="251661312" behindDoc="1" locked="0" layoutInCell="1" allowOverlap="1">
+          <wp:anchor distT="0" distB="0" distL="114300" distR="114300" simplePos="0" relativeHeight="251660288" behindDoc="1" locked="0" layoutInCell="1" allowOverlap="1">
             <wp:simplePos x="0" y="0"/>
             <wp:positionH relativeFrom="column">
               <wp:posOffset>-19050</wp:posOffset>
@@ -49,7 +50,7 @@
                     </pic:cNvPicPr>
                   </pic:nvPicPr>
                   <pic:blipFill>
-                    <a:blip r:embed="rId7"/>
+                    <a:blip xmlns:r="http://schemas.openxmlformats.org/officeDocument/2006/relationships" r:embed="rId4"/>
                     <a:stretch>
                       <a:fillRect/>
                     </a:stretch>
@@ -75,7 +76,7 @@
       </w:r>
       <w:r>
         <w:drawing>
-          <wp:anchor distT="0" distB="0" distL="114300" distR="114300" simplePos="0" relativeHeight="251660288" behindDoc="1" locked="0" layoutInCell="1" allowOverlap="1">
+          <wp:anchor distT="0" distB="0" distL="114300" distR="114300" simplePos="0" relativeHeight="251659264" behindDoc="1" locked="0" layoutInCell="1" allowOverlap="1">
             <wp:simplePos x="0" y="0"/>
             <wp:positionH relativeFrom="column">
               <wp:posOffset>0</wp:posOffset>
@@ -100,7 +101,7 @@
                     </pic:cNvPicPr>
                   </pic:nvPicPr>
                   <pic:blipFill>
-                    <a:blip r:embed="rId8"/>
+                    <a:blip xmlns:r="http://schemas.openxmlformats.org/officeDocument/2006/relationships" r:embed="rId5"/>
                     <a:stretch>
                       <a:fillRect/>
                     </a:stretch>
@@ -130,7 +131,7 @@
           <w:lang w:val="en-US" w:eastAsia="zh-CN"/>
         </w:rPr>
         <w:drawing>
-          <wp:anchor distT="0" distB="0" distL="114300" distR="114300" simplePos="0" relativeHeight="251659264" behindDoc="1" locked="0" layoutInCell="1" allowOverlap="1">
+          <wp:anchor distT="0" distB="0" distL="114300" distR="114300" simplePos="0" relativeHeight="251658240" behindDoc="1" locked="0" layoutInCell="1" allowOverlap="1">
             <wp:simplePos x="0" y="0"/>
             <wp:positionH relativeFrom="column">
               <wp:posOffset>635</wp:posOffset>
@@ -155,7 +156,7 @@
                     </pic:cNvPicPr>
                   </pic:nvPicPr>
                   <pic:blipFill>
-                    <a:blip r:embed="rId9">
+                    <a:blip xmlns:r="http://schemas.openxmlformats.org/officeDocument/2006/relationships" r:embed="rId6">
                       <a:alphaModFix amt="58000"/>
                       <a:lum contrast="-52000"/>
                     </a:blip>
@@ -189,7 +190,7 @@
     </w:p>
     <w:p>
       <w:pPr>
-        <w:pStyle w:val="25"/>
+        <w:pStyle w:val="a0"/>
         <w:keepNext w:val="0"/>
         <w:keepLines w:val="0"/>
         <w:pageBreakBefore w:val="0"/>
@@ -236,11 +237,11 @@
         <w:adjustRightInd w:val="0"/>
         <w:snapToGrid w:val="0"/>
         <w:spacing w:after="624" w:afterLines="200" w:line="219" w:lineRule="auto"/>
-        <w:ind w:left="0" w:leftChars="0" w:right="0" w:rightChars="0" w:firstLine="0" w:firstLineChars="0"/>
+        <w:ind w:left="0" w:right="0" w:firstLine="0" w:leftChars="0" w:rightChars="0" w:firstLineChars="0"/>
         <w:jc w:val="center"/>
         <w:textAlignment w:val="baseline"/>
         <w:rPr>
-          <w:rFonts w:hint="eastAsia" w:ascii="宋体" w:hAnsi="宋体" w:eastAsia="宋体" w:cs="宋体"/>
+          <w:rFonts w:ascii="宋体" w:eastAsia="宋体" w:hAnsi="宋体" w:cs="宋体" w:hint="eastAsia"/>
           <w:sz w:val="24"/>
           <w:szCs w:val="24"/>
           <w:lang w:val="en-US" w:eastAsia="zh-CN"/>
@@ -248,7 +249,7 @@
       </w:pPr>
       <w:r>
         <w:rPr>
-          <w:rFonts w:ascii="宋体" w:hAnsi="宋体" w:eastAsia="宋体" w:cs="宋体"/>
+          <w:rFonts w:ascii="宋体" w:eastAsia="宋体" w:hAnsi="宋体" w:cs="宋体"/>
           <w:b/>
           <w:bCs/>
           <w:spacing w:val="-3"/>
@@ -259,7 +260,7 @@
       </w:r>
       <w:r>
         <w:rPr>
-          <w:rFonts w:hint="eastAsia" w:ascii="宋体" w:hAnsi="宋体" w:eastAsia="宋体" w:cs="宋体"/>
+          <w:rFonts w:ascii="宋体" w:eastAsia="宋体" w:hAnsi="宋体" w:cs="宋体" w:hint="eastAsia"/>
           <w:b/>
           <w:bCs/>
           <w:spacing w:val="-3"/>
@@ -271,7 +272,7 @@
       </w:r>
       <w:r>
         <w:rPr>
-          <w:rFonts w:ascii="宋体" w:hAnsi="宋体" w:eastAsia="宋体" w:cs="宋体"/>
+          <w:rFonts w:ascii="宋体" w:eastAsia="宋体" w:hAnsi="宋体" w:cs="宋体"/>
           <w:b/>
           <w:bCs/>
           <w:spacing w:val="-3"/>
@@ -282,7 +283,7 @@
       </w:r>
       <w:r>
         <w:rPr>
-          <w:rFonts w:hint="eastAsia" w:ascii="宋体" w:hAnsi="宋体" w:cs="宋体"/>
+          <w:rFonts w:ascii="宋体" w:hAnsi="宋体" w:cs="宋体" w:hint="eastAsia"/>
           <w:b/>
           <w:bCs/>
           <w:spacing w:val="-3"/>
@@ -294,7 +295,7 @@
       </w:r>
       <w:r>
         <w:rPr>
-          <w:rFonts w:ascii="宋体" w:hAnsi="宋体" w:eastAsia="宋体" w:cs="宋体"/>
+          <w:rFonts w:ascii="宋体" w:eastAsia="宋体" w:hAnsi="宋体" w:cs="宋体"/>
           <w:b/>
           <w:bCs/>
           <w:spacing w:val="-3"/>
@@ -305,7 +306,7 @@
       </w:r>
       <w:r>
         <w:rPr>
-          <w:rFonts w:hint="eastAsia" w:ascii="宋体" w:hAnsi="宋体" w:cs="宋体"/>
+          <w:rFonts w:ascii="宋体" w:hAnsi="宋体" w:cs="宋体" w:hint="eastAsia"/>
           <w:b/>
           <w:bCs/>
           <w:spacing w:val="-3"/>
@@ -318,18 +319,17 @@
     </w:p>
     <w:tbl>
       <w:tblPr>
-        <w:tblStyle w:val="21"/>
+        <w:tblStyle w:val="TableGrid"/>
         <w:tblW w:w="0" w:type="auto"/>
         <w:jc w:val="center"/>
         <w:tblBorders>
-          <w:top w:val="none" w:color="auto" w:sz="0" w:space="0"/>
-          <w:left w:val="none" w:color="auto" w:sz="0" w:space="0"/>
-          <w:bottom w:val="none" w:color="auto" w:sz="0" w:space="0"/>
-          <w:right w:val="none" w:color="auto" w:sz="0" w:space="0"/>
-          <w:insideH w:val="none" w:color="auto" w:sz="0" w:space="0"/>
-          <w:insideV w:val="none" w:color="auto" w:sz="0" w:space="0"/>
+          <w:top w:val="nil"/>
+          <w:left w:val="nil"/>
+          <w:bottom w:val="nil"/>
+          <w:right w:val="nil"/>
+          <w:insideH w:val="nil"/>
+          <w:insideV w:val="nil"/>
         </w:tblBorders>
-        <w:tblLayout w:type="autofit"/>
         <w:tblCellMar>
           <w:top w:w="0" w:type="dxa"/>
           <w:left w:w="108" w:type="dxa"/>
@@ -343,13 +343,15 @@
       </w:tblGrid>
       <w:tr>
         <w:tblPrEx>
+          <w:tblW w:w="0" w:type="auto"/>
+          <w:jc w:val="center"/>
           <w:tblBorders>
-            <w:top w:val="none" w:color="auto" w:sz="0" w:space="0"/>
-            <w:left w:val="none" w:color="auto" w:sz="0" w:space="0"/>
-            <w:bottom w:val="none" w:color="auto" w:sz="0" w:space="0"/>
-            <w:right w:val="none" w:color="auto" w:sz="0" w:space="0"/>
-            <w:insideH w:val="none" w:color="auto" w:sz="0" w:space="0"/>
-            <w:insideV w:val="none" w:color="auto" w:sz="0" w:space="0"/>
+            <w:top w:val="nil"/>
+            <w:left w:val="nil"/>
+            <w:bottom w:val="nil"/>
+            <w:right w:val="nil"/>
+            <w:insideH w:val="nil"/>
+            <w:insideV w:val="nil"/>
           </w:tblBorders>
           <w:tblCellMar>
             <w:top w:w="0" w:type="dxa"/>
@@ -359,7 +361,7 @@
           </w:tblCellMar>
         </w:tblPrEx>
         <w:trPr>
-          <w:trHeight w:val="810" w:hRule="atLeast"/>
+          <w:trHeight w:val="810"/>
           <w:jc w:val="center"/>
         </w:trPr>
         <w:tc>
@@ -398,7 +400,7 @@
             </w:r>
             <w:r>
               <w:rPr>
-                <w:rFonts w:hint="default" w:asciiTheme="minorAscii" w:hAnsiTheme="minorAscii" w:eastAsiaTheme="minorEastAsia"/>
+                <w:rFonts w:asciiTheme="minorAscii" w:eastAsiaTheme="minorEastAsia" w:hAnsiTheme="minorAscii" w:hint="default"/>
                 <w:spacing w:val="227"/>
                 <w:sz w:val="21"/>
                 <w:vertAlign w:val="baseline"/>
@@ -453,7 +455,7 @@
             </w:r>
             <w:r>
               <w:rPr>
-                <w:rFonts w:hint="eastAsia" w:asciiTheme="minorAscii" w:hAnsiTheme="minorAscii" w:eastAsiaTheme="minorEastAsia"/>
+                <w:rFonts w:asciiTheme="minorAscii" w:eastAsiaTheme="minorEastAsia" w:hAnsiTheme="minorAscii" w:hint="eastAsia"/>
                 <w:spacing w:val="227"/>
                 <w:sz w:val="21"/>
                 <w:vertAlign w:val="baseline"/>
@@ -475,14 +477,8 @@
       </w:tr>
       <w:tr>
         <w:tblPrEx>
-          <w:tblBorders>
-            <w:top w:val="none" w:color="auto" w:sz="0" w:space="0"/>
-            <w:left w:val="none" w:color="auto" w:sz="0" w:space="0"/>
-            <w:bottom w:val="none" w:color="auto" w:sz="0" w:space="0"/>
-            <w:right w:val="none" w:color="auto" w:sz="0" w:space="0"/>
-            <w:insideH w:val="none" w:color="auto" w:sz="0" w:space="0"/>
-            <w:insideV w:val="none" w:color="auto" w:sz="0" w:space="0"/>
-          </w:tblBorders>
+          <w:tblW w:w="0" w:type="auto"/>
+          <w:jc w:val="center"/>
           <w:tblCellMar>
             <w:top w:w="0" w:type="dxa"/>
             <w:left w:w="108" w:type="dxa"/>
@@ -491,7 +487,7 @@
           </w:tblCellMar>
         </w:tblPrEx>
         <w:trPr>
-          <w:trHeight w:val="810" w:hRule="atLeast"/>
+          <w:trHeight w:val="810"/>
           <w:jc w:val="center"/>
         </w:trPr>
         <w:tc>
@@ -516,7 +512,7 @@
               <w:snapToGrid w:val="0"/>
               <w:textAlignment w:val="baseline"/>
               <w:rPr>
-                <w:rFonts w:hint="default" w:ascii="Arial" w:hAnsi="Arial" w:eastAsia="Arial" w:cs="Arial"/>
+                <w:rFonts w:ascii="Arial" w:eastAsia="Arial" w:hAnsi="Arial" w:cs="Arial" w:hint="default"/>
                 <w:snapToGrid w:val="0"/>
                 <w:color w:val="000000"/>
                 <w:kern w:val="0"/>
@@ -548,7 +544,7 @@
             </w:r>
             <w:r>
               <w:rPr>
-                <w:rFonts w:hint="default" w:asciiTheme="minorAscii" w:hAnsiTheme="minorAscii" w:eastAsiaTheme="minorEastAsia"/>
+                <w:rFonts w:asciiTheme="minorAscii" w:eastAsiaTheme="minorEastAsia" w:hAnsiTheme="minorAscii" w:hint="default"/>
                 <w:spacing w:val="227"/>
                 <w:sz w:val="21"/>
                 <w:vertAlign w:val="baseline"/>
@@ -602,7 +598,7 @@
               <w:snapToGrid w:val="0"/>
               <w:textAlignment w:val="baseline"/>
               <w:rPr>
-                <w:rFonts w:hint="default" w:ascii="Arial" w:hAnsi="Arial" w:eastAsia="Arial" w:cs="Arial"/>
+                <w:rFonts w:ascii="Arial" w:eastAsia="Arial" w:hAnsi="Arial" w:cs="Arial" w:hint="default"/>
                 <w:snapToGrid w:val="0"/>
                 <w:color w:val="000000"/>
                 <w:kern w:val="0"/>
@@ -622,7 +618,7 @@
             </w:r>
             <w:r>
               <w:rPr>
-                <w:rFonts w:hint="eastAsia" w:asciiTheme="minorAscii" w:hAnsiTheme="minorAscii" w:eastAsiaTheme="minorEastAsia"/>
+                <w:rFonts w:asciiTheme="minorAscii" w:eastAsiaTheme="minorEastAsia" w:hAnsiTheme="minorAscii" w:hint="eastAsia"/>
                 <w:spacing w:val="227"/>
                 <w:sz w:val="21"/>
                 <w:vertAlign w:val="baseline"/>
@@ -644,14 +640,8 @@
       </w:tr>
       <w:tr>
         <w:tblPrEx>
-          <w:tblBorders>
-            <w:top w:val="none" w:color="auto" w:sz="0" w:space="0"/>
-            <w:left w:val="none" w:color="auto" w:sz="0" w:space="0"/>
-            <w:bottom w:val="none" w:color="auto" w:sz="0" w:space="0"/>
-            <w:right w:val="none" w:color="auto" w:sz="0" w:space="0"/>
-            <w:insideH w:val="none" w:color="auto" w:sz="0" w:space="0"/>
-            <w:insideV w:val="none" w:color="auto" w:sz="0" w:space="0"/>
-          </w:tblBorders>
+          <w:tblW w:w="0" w:type="auto"/>
+          <w:jc w:val="center"/>
           <w:tblCellMar>
             <w:top w:w="0" w:type="dxa"/>
             <w:left w:w="108" w:type="dxa"/>
@@ -660,7 +650,7 @@
           </w:tblCellMar>
         </w:tblPrEx>
         <w:trPr>
-          <w:trHeight w:val="635" w:hRule="atLeast"/>
+          <w:trHeight w:val="635"/>
           <w:jc w:val="center"/>
         </w:trPr>
         <w:tc>
@@ -711,7 +701,7 @@
             </w:r>
             <w:r>
               <w:rPr>
-                <w:rFonts w:hint="eastAsia" w:asciiTheme="minorAscii" w:hAnsiTheme="minorAscii" w:eastAsiaTheme="minorEastAsia"/>
+                <w:rFonts w:asciiTheme="minorAscii" w:eastAsiaTheme="minorEastAsia" w:hAnsiTheme="minorAscii" w:hint="eastAsia"/>
                 <w:spacing w:val="227"/>
                 <w:sz w:val="21"/>
                 <w:vertAlign w:val="baseline"/>
@@ -765,7 +755,7 @@
             </w:r>
             <w:r>
               <w:rPr>
-                <w:rFonts w:hint="eastAsia" w:asciiTheme="minorAscii" w:hAnsiTheme="minorAscii" w:eastAsiaTheme="minorEastAsia"/>
+                <w:rFonts w:asciiTheme="minorAscii" w:eastAsiaTheme="minorEastAsia" w:hAnsiTheme="minorAscii" w:hint="eastAsia"/>
                 <w:spacing w:val="227"/>
                 <w:sz w:val="21"/>
                 <w:vertAlign w:val="baseline"/>
@@ -826,14 +816,14 @@
         <w:ind w:left="3634"/>
         <w:textAlignment w:val="baseline"/>
         <w:rPr>
-          <w:rFonts w:ascii="宋体" w:hAnsi="宋体" w:eastAsia="宋体" w:cs="宋体"/>
+          <w:rFonts w:ascii="宋体" w:eastAsia="宋体" w:hAnsi="宋体" w:cs="宋体"/>
           <w:sz w:val="31"/>
           <w:szCs w:val="31"/>
         </w:rPr>
       </w:pPr>
       <w:r>
         <w:rPr>
-          <w:rFonts w:ascii="宋体" w:hAnsi="宋体" w:eastAsia="宋体" w:cs="宋体"/>
+          <w:rFonts w:ascii="宋体" w:eastAsia="宋体" w:hAnsi="宋体" w:cs="宋体"/>
           <w:b/>
           <w:bCs/>
           <w:spacing w:val="4"/>
@@ -845,16 +835,16 @@
     </w:p>
     <w:tbl>
       <w:tblPr>
-        <w:tblStyle w:val="26"/>
+        <w:tblStyle w:val="TableNormal0"/>
         <w:tblW w:w="8214" w:type="dxa"/>
         <w:jc w:val="center"/>
         <w:tblBorders>
-          <w:top w:val="single" w:color="000000" w:sz="2" w:space="0"/>
-          <w:left w:val="single" w:color="000000" w:sz="2" w:space="0"/>
-          <w:bottom w:val="single" w:color="000000" w:sz="2" w:space="0"/>
-          <w:right w:val="single" w:color="000000" w:sz="2" w:space="0"/>
-          <w:insideH w:val="single" w:color="000000" w:sz="2" w:space="0"/>
-          <w:insideV w:val="single" w:color="000000" w:sz="2" w:space="0"/>
+          <w:top w:val="single" w:sz="2" w:space="0" w:color="000000"/>
+          <w:left w:val="single" w:sz="2" w:space="0" w:color="000000"/>
+          <w:bottom w:val="single" w:sz="2" w:space="0" w:color="000000"/>
+          <w:right w:val="single" w:sz="2" w:space="0" w:color="000000"/>
+          <w:insideH w:val="single" w:sz="2" w:space="0" w:color="000000"/>
+          <w:insideV w:val="single" w:sz="2" w:space="0" w:color="000000"/>
         </w:tblBorders>
         <w:tblLayout w:type="fixed"/>
         <w:tblCellMar>
@@ -874,14 +864,17 @@
       </w:tblGrid>
       <w:tr>
         <w:tblPrEx>
+          <w:tblW w:w="8214" w:type="dxa"/>
+          <w:jc w:val="center"/>
           <w:tblBorders>
-            <w:top w:val="single" w:color="000000" w:sz="2" w:space="0"/>
-            <w:left w:val="single" w:color="000000" w:sz="2" w:space="0"/>
-            <w:bottom w:val="single" w:color="000000" w:sz="2" w:space="0"/>
-            <w:right w:val="single" w:color="000000" w:sz="2" w:space="0"/>
-            <w:insideH w:val="single" w:color="000000" w:sz="2" w:space="0"/>
-            <w:insideV w:val="single" w:color="000000" w:sz="2" w:space="0"/>
+            <w:top w:val="single" w:sz="2" w:space="0" w:color="000000"/>
+            <w:left w:val="single" w:sz="2" w:space="0" w:color="000000"/>
+            <w:bottom w:val="single" w:sz="2" w:space="0" w:color="000000"/>
+            <w:right w:val="single" w:sz="2" w:space="0" w:color="000000"/>
+            <w:insideH w:val="single" w:sz="2" w:space="0" w:color="000000"/>
+            <w:insideV w:val="single" w:sz="2" w:space="0" w:color="000000"/>
           </w:tblBorders>
+          <w:tblLayout w:type="fixed"/>
           <w:tblCellMar>
             <w:top w:w="0" w:type="dxa"/>
             <w:left w:w="0" w:type="dxa"/>
@@ -890,7 +883,7 @@
           </w:tblCellMar>
         </w:tblPrEx>
         <w:trPr>
-          <w:trHeight w:val="593" w:hRule="atLeast"/>
+          <w:trHeight w:val="593"/>
           <w:jc w:val="center"/>
         </w:trPr>
         <w:tc>
@@ -913,18 +906,18 @@
               <w:adjustRightInd w:val="0"/>
               <w:snapToGrid w:val="0"/>
               <w:spacing w:before="176" w:line="228" w:lineRule="auto"/>
-              <w:ind w:left="0" w:leftChars="0" w:right="0" w:rightChars="0" w:firstLine="0" w:firstLineChars="0"/>
+              <w:ind w:left="0" w:right="0" w:firstLine="0" w:leftChars="0" w:rightChars="0" w:firstLineChars="0"/>
               <w:jc w:val="center"/>
               <w:textAlignment w:val="baseline"/>
               <w:rPr>
-                <w:rFonts w:ascii="宋体" w:hAnsi="宋体" w:eastAsia="宋体" w:cs="宋体"/>
+                <w:rFonts w:ascii="宋体" w:eastAsia="宋体" w:hAnsi="宋体" w:cs="宋体"/>
                 <w:sz w:val="20"/>
                 <w:szCs w:val="20"/>
               </w:rPr>
             </w:pPr>
             <w:r>
               <w:rPr>
-                <w:rFonts w:hint="eastAsia" w:ascii="宋体" w:hAnsi="宋体" w:cs="宋体"/>
+                <w:rFonts w:ascii="宋体" w:hAnsi="宋体" w:cs="宋体" w:hint="eastAsia"/>
                 <w:spacing w:val="-14"/>
                 <w:sz w:val="20"/>
                 <w:szCs w:val="20"/>
@@ -934,7 +927,7 @@
             </w:r>
             <w:r>
               <w:rPr>
-                <w:rFonts w:ascii="宋体" w:hAnsi="宋体" w:eastAsia="宋体" w:cs="宋体"/>
+                <w:rFonts w:ascii="宋体" w:eastAsia="宋体" w:hAnsi="宋体" w:cs="宋体"/>
                 <w:spacing w:val="-14"/>
                 <w:sz w:val="20"/>
                 <w:szCs w:val="20"/>
@@ -963,18 +956,18 @@
               <w:adjustRightInd w:val="0"/>
               <w:snapToGrid w:val="0"/>
               <w:spacing w:before="175" w:line="227" w:lineRule="auto"/>
-              <w:ind w:left="0" w:leftChars="0" w:right="0" w:rightChars="0" w:firstLine="0" w:firstLineChars="0"/>
+              <w:ind w:left="0" w:right="0" w:firstLine="0" w:leftChars="0" w:rightChars="0" w:firstLineChars="0"/>
               <w:jc w:val="center"/>
               <w:textAlignment w:val="baseline"/>
               <w:rPr>
-                <w:rFonts w:ascii="宋体" w:hAnsi="宋体" w:eastAsia="宋体" w:cs="宋体"/>
+                <w:rFonts w:ascii="宋体" w:eastAsia="宋体" w:hAnsi="宋体" w:cs="宋体"/>
                 <w:sz w:val="20"/>
                 <w:szCs w:val="20"/>
               </w:rPr>
             </w:pPr>
             <w:r>
               <w:rPr>
-                <w:rFonts w:ascii="宋体" w:hAnsi="宋体" w:eastAsia="宋体" w:cs="宋体"/>
+                <w:rFonts w:ascii="宋体" w:eastAsia="宋体" w:hAnsi="宋体" w:cs="宋体"/>
                 <w:spacing w:val="4"/>
                 <w:sz w:val="20"/>
                 <w:szCs w:val="20"/>
@@ -1003,18 +996,18 @@
               <w:adjustRightInd w:val="0"/>
               <w:snapToGrid w:val="0"/>
               <w:spacing w:before="175" w:line="228" w:lineRule="auto"/>
-              <w:ind w:left="0" w:leftChars="0" w:right="0" w:rightChars="0" w:firstLine="0" w:firstLineChars="0"/>
+              <w:ind w:left="0" w:right="0" w:firstLine="0" w:leftChars="0" w:rightChars="0" w:firstLineChars="0"/>
               <w:jc w:val="center"/>
               <w:textAlignment w:val="baseline"/>
               <w:rPr>
-                <w:rFonts w:ascii="宋体" w:hAnsi="宋体" w:eastAsia="宋体" w:cs="宋体"/>
+                <w:rFonts w:ascii="宋体" w:eastAsia="宋体" w:hAnsi="宋体" w:cs="宋体"/>
                 <w:sz w:val="20"/>
                 <w:szCs w:val="20"/>
               </w:rPr>
             </w:pPr>
             <w:r>
               <w:rPr>
-                <w:rFonts w:ascii="宋体" w:hAnsi="宋体" w:eastAsia="宋体" w:cs="宋体"/>
+                <w:rFonts w:ascii="宋体" w:eastAsia="宋体" w:hAnsi="宋体" w:cs="宋体"/>
                 <w:spacing w:val="7"/>
                 <w:sz w:val="20"/>
                 <w:szCs w:val="20"/>
@@ -1043,11 +1036,11 @@
               <w:adjustRightInd w:val="0"/>
               <w:snapToGrid w:val="0"/>
               <w:spacing w:before="175" w:line="228" w:lineRule="auto"/>
-              <w:ind w:left="0" w:leftChars="0" w:right="0" w:rightChars="0" w:firstLine="0" w:firstLineChars="0"/>
+              <w:ind w:left="0" w:right="0" w:firstLine="0" w:leftChars="0" w:rightChars="0" w:firstLineChars="0"/>
               <w:jc w:val="center"/>
               <w:textAlignment w:val="baseline"/>
               <w:rPr>
-                <w:rFonts w:hint="eastAsia" w:ascii="宋体" w:hAnsi="宋体" w:eastAsia="宋体" w:cs="宋体"/>
+                <w:rFonts w:ascii="宋体" w:eastAsia="宋体" w:hAnsi="宋体" w:cs="宋体" w:hint="eastAsia"/>
                 <w:spacing w:val="7"/>
                 <w:sz w:val="20"/>
                 <w:szCs w:val="20"/>
@@ -1056,7 +1049,7 @@
             </w:pPr>
             <w:r>
               <w:rPr>
-                <w:rFonts w:hint="eastAsia" w:ascii="宋体" w:hAnsi="宋体" w:cs="宋体"/>
+                <w:rFonts w:ascii="宋体" w:hAnsi="宋体" w:cs="宋体" w:hint="eastAsia"/>
                 <w:spacing w:val="7"/>
                 <w:sz w:val="20"/>
                 <w:szCs w:val="20"/>
@@ -1086,11 +1079,11 @@
               <w:adjustRightInd w:val="0"/>
               <w:snapToGrid w:val="0"/>
               <w:spacing w:before="175" w:line="228" w:lineRule="auto"/>
-              <w:ind w:left="0" w:leftChars="0" w:right="0" w:rightChars="0" w:firstLine="0" w:firstLineChars="0"/>
+              <w:ind w:left="0" w:right="0" w:firstLine="0" w:leftChars="0" w:rightChars="0" w:firstLineChars="0"/>
               <w:jc w:val="center"/>
               <w:textAlignment w:val="baseline"/>
               <w:rPr>
-                <w:rFonts w:hint="default" w:ascii="宋体" w:hAnsi="宋体" w:cs="宋体"/>
+                <w:rFonts w:ascii="宋体" w:hAnsi="宋体" w:cs="宋体" w:hint="default"/>
                 <w:spacing w:val="7"/>
                 <w:sz w:val="20"/>
                 <w:szCs w:val="20"/>
@@ -1099,7 +1092,7 @@
             </w:pPr>
             <w:r>
               <w:rPr>
-                <w:rFonts w:hint="eastAsia" w:ascii="宋体" w:hAnsi="宋体" w:cs="宋体"/>
+                <w:rFonts w:ascii="宋体" w:hAnsi="宋体" w:cs="宋体" w:hint="eastAsia"/>
                 <w:spacing w:val="7"/>
                 <w:sz w:val="20"/>
                 <w:szCs w:val="20"/>
@@ -1129,18 +1122,18 @@
               <w:adjustRightInd w:val="0"/>
               <w:snapToGrid w:val="0"/>
               <w:spacing w:before="176" w:line="229" w:lineRule="auto"/>
-              <w:ind w:left="0" w:leftChars="0" w:right="0" w:rightChars="0" w:firstLine="0" w:firstLineChars="0"/>
+              <w:ind w:left="0" w:right="0" w:firstLine="0" w:leftChars="0" w:rightChars="0" w:firstLineChars="0"/>
               <w:jc w:val="center"/>
               <w:textAlignment w:val="baseline"/>
               <w:rPr>
-                <w:rFonts w:ascii="宋体" w:hAnsi="宋体" w:eastAsia="宋体" w:cs="宋体"/>
+                <w:rFonts w:ascii="宋体" w:eastAsia="宋体" w:hAnsi="宋体" w:cs="宋体"/>
                 <w:sz w:val="20"/>
                 <w:szCs w:val="20"/>
               </w:rPr>
             </w:pPr>
             <w:r>
               <w:rPr>
-                <w:rFonts w:ascii="宋体" w:hAnsi="宋体" w:eastAsia="宋体" w:cs="宋体"/>
+                <w:rFonts w:ascii="宋体" w:eastAsia="宋体" w:hAnsi="宋体" w:cs="宋体"/>
                 <w:spacing w:val="7"/>
                 <w:sz w:val="20"/>
                 <w:szCs w:val="20"/>
@@ -1152,14 +1145,9 @@
       </w:tr>
       <w:tr>
         <w:tblPrEx>
-          <w:tblBorders>
-            <w:top w:val="single" w:color="000000" w:sz="2" w:space="0"/>
-            <w:left w:val="single" w:color="000000" w:sz="2" w:space="0"/>
-            <w:bottom w:val="single" w:color="000000" w:sz="2" w:space="0"/>
-            <w:right w:val="single" w:color="000000" w:sz="2" w:space="0"/>
-            <w:insideH w:val="single" w:color="000000" w:sz="2" w:space="0"/>
-            <w:insideV w:val="single" w:color="000000" w:sz="2" w:space="0"/>
-          </w:tblBorders>
+          <w:tblW w:w="8214" w:type="dxa"/>
+          <w:jc w:val="center"/>
+          <w:tblLayout w:type="fixed"/>
           <w:tblCellMar>
             <w:top w:w="0" w:type="dxa"/>
             <w:left w:w="0" w:type="dxa"/>
@@ -1168,7 +1156,7 @@
           </w:tblCellMar>
         </w:tblPrEx>
         <w:trPr>
-          <w:trHeight w:val="516" w:hRule="atLeast"/>
+          <w:trHeight w:val="516"/>
           <w:jc w:val="center"/>
         </w:trPr>
         <w:tc>
@@ -1191,11 +1179,11 @@
               <w:adjustRightInd w:val="0"/>
               <w:snapToGrid w:val="0"/>
               <w:spacing w:before="173" w:line="267" w:lineRule="exact"/>
-              <w:ind w:left="0" w:leftChars="0" w:right="0" w:rightChars="0" w:firstLine="0" w:firstLineChars="0"/>
+              <w:ind w:left="0" w:right="0" w:firstLine="0" w:leftChars="0" w:rightChars="0" w:firstLineChars="0"/>
               <w:jc w:val="center"/>
               <w:textAlignment w:val="baseline"/>
               <w:rPr>
-                <w:rFonts w:hint="default" w:ascii="宋体" w:hAnsi="宋体" w:eastAsia="宋体" w:cs="宋体"/>
+                <w:rFonts w:ascii="宋体" w:eastAsia="宋体" w:hAnsi="宋体" w:cs="宋体" w:hint="default"/>
                 <w:sz w:val="20"/>
                 <w:szCs w:val="20"/>
                 <w:lang w:val="en-US"/>
@@ -1203,7 +1191,7 @@
             </w:pPr>
             <w:r>
               <w:rPr>
-                <w:rFonts w:ascii="宋体" w:hAnsi="宋体" w:eastAsia="宋体" w:cs="宋体"/>
+                <w:rFonts w:ascii="宋体" w:eastAsia="宋体" w:hAnsi="宋体" w:cs="宋体"/>
                 <w:spacing w:val="3"/>
                 <w:position w:val="1"/>
                 <w:sz w:val="20"/>
@@ -1213,7 +1201,7 @@
             </w:r>
             <w:r>
               <w:rPr>
-                <w:rFonts w:hint="eastAsia" w:ascii="宋体" w:hAnsi="宋体" w:cs="宋体"/>
+                <w:rFonts w:ascii="宋体" w:hAnsi="宋体" w:cs="宋体" w:hint="eastAsia"/>
                 <w:spacing w:val="3"/>
                 <w:position w:val="1"/>
                 <w:sz w:val="20"/>
@@ -1244,18 +1232,18 @@
               <w:adjustRightInd w:val="0"/>
               <w:snapToGrid w:val="0"/>
               <w:spacing w:before="173" w:line="267" w:lineRule="exact"/>
-              <w:ind w:left="0" w:leftChars="0" w:right="0" w:rightChars="0" w:firstLine="0" w:firstLineChars="0"/>
+              <w:ind w:left="0" w:right="0" w:firstLine="0" w:leftChars="0" w:rightChars="0" w:firstLineChars="0"/>
               <w:jc w:val="center"/>
               <w:textAlignment w:val="baseline"/>
               <w:rPr>
-                <w:rFonts w:ascii="宋体" w:hAnsi="宋体" w:eastAsia="宋体" w:cs="宋体"/>
+                <w:rFonts w:ascii="宋体" w:eastAsia="宋体" w:hAnsi="宋体" w:cs="宋体"/>
                 <w:sz w:val="20"/>
                 <w:szCs w:val="20"/>
               </w:rPr>
             </w:pPr>
             <w:r>
               <w:rPr>
-                <w:rFonts w:ascii="宋体" w:hAnsi="宋体" w:eastAsia="宋体" w:cs="宋体"/>
+                <w:rFonts w:ascii="宋体" w:eastAsia="宋体" w:hAnsi="宋体" w:cs="宋体"/>
                 <w:spacing w:val="4"/>
                 <w:position w:val="1"/>
                 <w:sz w:val="20"/>
@@ -1285,18 +1273,18 @@
               <w:adjustRightInd w:val="0"/>
               <w:snapToGrid w:val="0"/>
               <w:spacing w:before="172" w:line="228" w:lineRule="auto"/>
-              <w:ind w:left="0" w:leftChars="0" w:right="0" w:rightChars="0" w:firstLine="0" w:firstLineChars="0"/>
+              <w:ind w:left="0" w:right="0" w:firstLine="0" w:leftChars="0" w:rightChars="0" w:firstLineChars="0"/>
               <w:jc w:val="center"/>
               <w:textAlignment w:val="baseline"/>
               <w:rPr>
-                <w:rFonts w:ascii="宋体" w:hAnsi="宋体" w:eastAsia="宋体" w:cs="宋体"/>
+                <w:rFonts w:ascii="宋体" w:eastAsia="宋体" w:hAnsi="宋体" w:cs="宋体"/>
                 <w:sz w:val="20"/>
                 <w:szCs w:val="20"/>
               </w:rPr>
             </w:pPr>
             <w:r>
               <w:rPr>
-                <w:rFonts w:ascii="宋体" w:hAnsi="宋体" w:eastAsia="宋体" w:cs="宋体"/>
+                <w:rFonts w:ascii="宋体" w:eastAsia="宋体" w:hAnsi="宋体" w:cs="宋体"/>
                 <w:spacing w:val="200"/>
                 <w:kern w:val="0"/>
                 <w:sz w:val="20"/>
@@ -1306,7 +1294,7 @@
             </w:r>
             <w:r>
               <w:rPr>
-                <w:rFonts w:ascii="宋体" w:hAnsi="宋体" w:eastAsia="宋体" w:cs="宋体"/>
+                <w:rFonts w:ascii="宋体" w:eastAsia="宋体" w:hAnsi="宋体" w:cs="宋体"/>
                 <w:spacing w:val="0"/>
                 <w:kern w:val="0"/>
                 <w:sz w:val="20"/>
@@ -1336,11 +1324,11 @@
               <w:adjustRightInd w:val="0"/>
               <w:snapToGrid w:val="0"/>
               <w:spacing w:before="172" w:line="228" w:lineRule="auto"/>
-              <w:ind w:left="0" w:leftChars="0" w:right="0" w:rightChars="0" w:firstLine="0" w:firstLineChars="0"/>
+              <w:ind w:left="0" w:right="0" w:firstLine="0" w:leftChars="0" w:rightChars="0" w:firstLineChars="0"/>
               <w:jc w:val="center"/>
               <w:textAlignment w:val="baseline"/>
               <w:rPr>
-                <w:rFonts w:ascii="宋体" w:hAnsi="宋体" w:eastAsia="宋体" w:cs="宋体"/>
+                <w:rFonts w:ascii="宋体" w:eastAsia="宋体" w:hAnsi="宋体" w:cs="宋体"/>
                 <w:spacing w:val="200"/>
                 <w:kern w:val="0"/>
                 <w:sz w:val="20"/>
@@ -1349,14 +1337,14 @@
             </w:pPr>
             <w:r>
               <w:rPr>
-                <w:rFonts w:hint="eastAsia" w:asciiTheme="minorAscii" w:hAnsiTheme="minorAscii" w:eastAsiaTheme="minorEastAsia"/>
+                <w:rFonts w:asciiTheme="minorAscii" w:eastAsiaTheme="minorEastAsia" w:hAnsiTheme="minorAscii" w:hint="eastAsia"/>
                 <w:spacing w:val="0"/>
                 <w:kern w:val="0"/>
                 <w:sz w:val="21"/>
                 <w:vertAlign w:val="baseline"/>
                 <w:lang w:val="en-US" w:eastAsia="zh-CN"/>
               </w:rPr>
-              <w:t>吴桀</w:t>
+              <w:t>金天宇</w:t>
             </w:r>
           </w:p>
         </w:tc>
@@ -1380,11 +1368,11 @@
               <w:adjustRightInd w:val="0"/>
               <w:snapToGrid w:val="0"/>
               <w:spacing w:before="173" w:line="229" w:lineRule="auto"/>
-              <w:ind w:left="0" w:leftChars="0" w:right="0" w:rightChars="0" w:firstLine="0" w:firstLineChars="0"/>
+              <w:ind w:left="0" w:right="0" w:firstLine="0" w:leftChars="0" w:rightChars="0" w:firstLineChars="0"/>
               <w:jc w:val="center"/>
               <w:textAlignment w:val="baseline"/>
               <w:rPr>
-                <w:rFonts w:ascii="宋体" w:hAnsi="宋体" w:eastAsia="宋体" w:cs="宋体"/>
+                <w:rFonts w:ascii="宋体" w:eastAsia="宋体" w:hAnsi="宋体" w:cs="宋体"/>
                 <w:spacing w:val="200"/>
                 <w:kern w:val="0"/>
                 <w:sz w:val="20"/>
@@ -1393,14 +1381,14 @@
             </w:pPr>
             <w:r>
               <w:rPr>
-                <w:rFonts w:hint="eastAsia" w:asciiTheme="minorAscii" w:hAnsiTheme="minorAscii" w:eastAsiaTheme="minorEastAsia"/>
+                <w:rFonts w:asciiTheme="minorAscii" w:eastAsiaTheme="minorEastAsia" w:hAnsiTheme="minorAscii" w:hint="eastAsia"/>
                 <w:spacing w:val="0"/>
                 <w:kern w:val="0"/>
                 <w:sz w:val="21"/>
                 <w:vertAlign w:val="baseline"/>
                 <w:lang w:val="en-US" w:eastAsia="zh-CN"/>
               </w:rPr>
-              <w:t>茅建根</w:t>
+              <w:t>陈凯</w:t>
             </w:r>
           </w:p>
         </w:tc>
@@ -1424,18 +1412,18 @@
               <w:adjustRightInd w:val="0"/>
               <w:snapToGrid w:val="0"/>
               <w:spacing w:before="173" w:line="229" w:lineRule="auto"/>
-              <w:ind w:left="0" w:leftChars="0" w:right="0" w:rightChars="0" w:firstLine="0" w:firstLineChars="0"/>
+              <w:ind w:left="0" w:right="0" w:firstLine="0" w:leftChars="0" w:rightChars="0" w:firstLineChars="0"/>
               <w:jc w:val="center"/>
               <w:textAlignment w:val="baseline"/>
               <w:rPr>
-                <w:rFonts w:ascii="宋体" w:hAnsi="宋体" w:eastAsia="宋体" w:cs="宋体"/>
+                <w:rFonts w:ascii="宋体" w:eastAsia="宋体" w:hAnsi="宋体" w:cs="宋体"/>
                 <w:sz w:val="20"/>
                 <w:szCs w:val="20"/>
               </w:rPr>
             </w:pPr>
             <w:r>
               <w:rPr>
-                <w:rFonts w:hint="eastAsia" w:asciiTheme="minorAscii" w:hAnsiTheme="minorAscii" w:eastAsiaTheme="minorEastAsia"/>
+                <w:rFonts w:asciiTheme="minorAscii" w:eastAsiaTheme="minorEastAsia" w:hAnsiTheme="minorAscii" w:hint="eastAsia"/>
                 <w:spacing w:val="0"/>
                 <w:kern w:val="0"/>
                 <w:sz w:val="21"/>
@@ -1449,14 +1437,9 @@
       </w:tr>
       <w:tr>
         <w:tblPrEx>
-          <w:tblBorders>
-            <w:top w:val="single" w:color="000000" w:sz="2" w:space="0"/>
-            <w:left w:val="single" w:color="000000" w:sz="2" w:space="0"/>
-            <w:bottom w:val="single" w:color="000000" w:sz="2" w:space="0"/>
-            <w:right w:val="single" w:color="000000" w:sz="2" w:space="0"/>
-            <w:insideH w:val="single" w:color="000000" w:sz="2" w:space="0"/>
-            <w:insideV w:val="single" w:color="000000" w:sz="2" w:space="0"/>
-          </w:tblBorders>
+          <w:tblW w:w="8214" w:type="dxa"/>
+          <w:jc w:val="center"/>
+          <w:tblLayout w:type="fixed"/>
           <w:tblCellMar>
             <w:top w:w="0" w:type="dxa"/>
             <w:left w:w="0" w:type="dxa"/>
@@ -1465,7 +1448,7 @@
           </w:tblCellMar>
         </w:tblPrEx>
         <w:trPr>
-          <w:trHeight w:val="556" w:hRule="atLeast"/>
+          <w:trHeight w:val="556"/>
           <w:jc w:val="center"/>
         </w:trPr>
         <w:tc>
@@ -1474,7 +1457,7 @@
           </w:tcPr>
           <w:p>
             <w:pPr>
-              <w:pStyle w:val="27"/>
+              <w:pStyle w:val="TableText"/>
               <w:keepNext w:val="0"/>
               <w:keepLines w:val="0"/>
               <w:pageBreakBefore w:val="0"/>
@@ -1488,7 +1471,7 @@
               <w:bidi w:val="0"/>
               <w:adjustRightInd w:val="0"/>
               <w:snapToGrid w:val="0"/>
-              <w:ind w:left="0" w:leftChars="0" w:right="0" w:rightChars="0" w:firstLine="0" w:firstLineChars="0"/>
+              <w:ind w:left="0" w:right="0" w:firstLine="0" w:leftChars="0" w:rightChars="0" w:firstLineChars="0"/>
               <w:jc w:val="center"/>
               <w:textAlignment w:val="baseline"/>
             </w:pPr>
@@ -1500,7 +1483,7 @@
           </w:tcPr>
           <w:p>
             <w:pPr>
-              <w:pStyle w:val="27"/>
+              <w:pStyle w:val="TableText"/>
               <w:keepNext w:val="0"/>
               <w:keepLines w:val="0"/>
               <w:pageBreakBefore w:val="0"/>
@@ -1514,7 +1497,7 @@
               <w:bidi w:val="0"/>
               <w:adjustRightInd w:val="0"/>
               <w:snapToGrid w:val="0"/>
-              <w:ind w:left="0" w:leftChars="0" w:right="0" w:rightChars="0" w:firstLine="0" w:firstLineChars="0"/>
+              <w:ind w:left="0" w:right="0" w:firstLine="0" w:leftChars="0" w:rightChars="0" w:firstLineChars="0"/>
               <w:jc w:val="center"/>
               <w:textAlignment w:val="baseline"/>
             </w:pPr>
@@ -1526,7 +1509,7 @@
           </w:tcPr>
           <w:p>
             <w:pPr>
-              <w:pStyle w:val="27"/>
+              <w:pStyle w:val="TableText"/>
               <w:keepNext w:val="0"/>
               <w:keepLines w:val="0"/>
               <w:pageBreakBefore w:val="0"/>
@@ -1540,7 +1523,7 @@
               <w:bidi w:val="0"/>
               <w:adjustRightInd w:val="0"/>
               <w:snapToGrid w:val="0"/>
-              <w:ind w:left="0" w:leftChars="0" w:right="0" w:rightChars="0" w:firstLine="0" w:firstLineChars="0"/>
+              <w:ind w:left="0" w:right="0" w:firstLine="0" w:leftChars="0" w:rightChars="0" w:firstLineChars="0"/>
               <w:jc w:val="center"/>
               <w:textAlignment w:val="baseline"/>
             </w:pPr>
@@ -1552,7 +1535,7 @@
           </w:tcPr>
           <w:p>
             <w:pPr>
-              <w:pStyle w:val="27"/>
+              <w:pStyle w:val="TableText"/>
               <w:keepNext w:val="0"/>
               <w:keepLines w:val="0"/>
               <w:pageBreakBefore w:val="0"/>
@@ -1566,7 +1549,7 @@
               <w:bidi w:val="0"/>
               <w:adjustRightInd w:val="0"/>
               <w:snapToGrid w:val="0"/>
-              <w:ind w:left="0" w:leftChars="0" w:right="0" w:rightChars="0" w:firstLine="0" w:firstLineChars="0"/>
+              <w:ind w:left="0" w:right="0" w:firstLine="0" w:leftChars="0" w:rightChars="0" w:firstLineChars="0"/>
               <w:jc w:val="center"/>
               <w:textAlignment w:val="baseline"/>
             </w:pPr>
@@ -1578,7 +1561,7 @@
           </w:tcPr>
           <w:p>
             <w:pPr>
-              <w:pStyle w:val="27"/>
+              <w:pStyle w:val="TableText"/>
               <w:keepNext w:val="0"/>
               <w:keepLines w:val="0"/>
               <w:pageBreakBefore w:val="0"/>
@@ -1592,7 +1575,7 @@
               <w:bidi w:val="0"/>
               <w:adjustRightInd w:val="0"/>
               <w:snapToGrid w:val="0"/>
-              <w:ind w:left="0" w:leftChars="0" w:right="0" w:rightChars="0" w:firstLine="0" w:firstLineChars="0"/>
+              <w:ind w:left="0" w:right="0" w:firstLine="0" w:leftChars="0" w:rightChars="0" w:firstLineChars="0"/>
               <w:jc w:val="center"/>
               <w:textAlignment w:val="baseline"/>
             </w:pPr>
@@ -1604,7 +1587,7 @@
           </w:tcPr>
           <w:p>
             <w:pPr>
-              <w:pStyle w:val="27"/>
+              <w:pStyle w:val="TableText"/>
               <w:keepNext w:val="0"/>
               <w:keepLines w:val="0"/>
               <w:pageBreakBefore w:val="0"/>
@@ -1618,7 +1601,7 @@
               <w:bidi w:val="0"/>
               <w:adjustRightInd w:val="0"/>
               <w:snapToGrid w:val="0"/>
-              <w:ind w:left="0" w:leftChars="0" w:right="0" w:rightChars="0" w:firstLine="0" w:firstLineChars="0"/>
+              <w:ind w:left="0" w:right="0" w:firstLine="0" w:leftChars="0" w:rightChars="0" w:firstLineChars="0"/>
               <w:jc w:val="center"/>
               <w:textAlignment w:val="baseline"/>
             </w:pPr>
@@ -1627,17 +1610,18 @@
       </w:tr>
       <w:tr>
         <w:tblPrEx>
-          <w:tblBorders>
-            <w:top w:val="single" w:color="000000" w:sz="2" w:space="0"/>
-            <w:left w:val="single" w:color="000000" w:sz="2" w:space="0"/>
-            <w:bottom w:val="single" w:color="000000" w:sz="2" w:space="0"/>
-            <w:right w:val="single" w:color="000000" w:sz="2" w:space="0"/>
-            <w:insideH w:val="single" w:color="000000" w:sz="2" w:space="0"/>
-            <w:insideV w:val="single" w:color="000000" w:sz="2" w:space="0"/>
-          </w:tblBorders>
+          <w:tblW w:w="8214" w:type="dxa"/>
+          <w:jc w:val="center"/>
+          <w:tblLayout w:type="fixed"/>
+          <w:tblCellMar>
+            <w:top w:w="0" w:type="dxa"/>
+            <w:left w:w="0" w:type="dxa"/>
+            <w:bottom w:w="0" w:type="dxa"/>
+            <w:right w:w="0" w:type="dxa"/>
+          </w:tblCellMar>
         </w:tblPrEx>
         <w:trPr>
-          <w:trHeight w:val="556" w:hRule="atLeast"/>
+          <w:trHeight w:val="556"/>
           <w:jc w:val="center"/>
         </w:trPr>
         <w:tc>
@@ -1646,7 +1630,7 @@
           </w:tcPr>
           <w:p>
             <w:pPr>
-              <w:pStyle w:val="27"/>
+              <w:pStyle w:val="TableText"/>
               <w:keepNext w:val="0"/>
               <w:keepLines w:val="0"/>
               <w:pageBreakBefore w:val="0"/>
@@ -1660,7 +1644,7 @@
               <w:bidi w:val="0"/>
               <w:adjustRightInd w:val="0"/>
               <w:snapToGrid w:val="0"/>
-              <w:ind w:left="0" w:leftChars="0" w:right="0" w:rightChars="0" w:firstLine="0" w:firstLineChars="0"/>
+              <w:ind w:left="0" w:right="0" w:firstLine="0" w:leftChars="0" w:rightChars="0" w:firstLineChars="0"/>
               <w:jc w:val="center"/>
               <w:textAlignment w:val="baseline"/>
             </w:pPr>
@@ -1672,7 +1656,7 @@
           </w:tcPr>
           <w:p>
             <w:pPr>
-              <w:pStyle w:val="27"/>
+              <w:pStyle w:val="TableText"/>
               <w:keepNext w:val="0"/>
               <w:keepLines w:val="0"/>
               <w:pageBreakBefore w:val="0"/>
@@ -1686,7 +1670,7 @@
               <w:bidi w:val="0"/>
               <w:adjustRightInd w:val="0"/>
               <w:snapToGrid w:val="0"/>
-              <w:ind w:left="0" w:leftChars="0" w:right="0" w:rightChars="0" w:firstLine="0" w:firstLineChars="0"/>
+              <w:ind w:left="0" w:right="0" w:firstLine="0" w:leftChars="0" w:rightChars="0" w:firstLineChars="0"/>
               <w:jc w:val="center"/>
               <w:textAlignment w:val="baseline"/>
             </w:pPr>
@@ -1698,7 +1682,7 @@
           </w:tcPr>
           <w:p>
             <w:pPr>
-              <w:pStyle w:val="27"/>
+              <w:pStyle w:val="TableText"/>
               <w:keepNext w:val="0"/>
               <w:keepLines w:val="0"/>
               <w:pageBreakBefore w:val="0"/>
@@ -1712,7 +1696,7 @@
               <w:bidi w:val="0"/>
               <w:adjustRightInd w:val="0"/>
               <w:snapToGrid w:val="0"/>
-              <w:ind w:left="0" w:leftChars="0" w:right="0" w:rightChars="0" w:firstLine="0" w:firstLineChars="0"/>
+              <w:ind w:left="0" w:right="0" w:firstLine="0" w:leftChars="0" w:rightChars="0" w:firstLineChars="0"/>
               <w:jc w:val="center"/>
               <w:textAlignment w:val="baseline"/>
             </w:pPr>
@@ -1724,7 +1708,7 @@
           </w:tcPr>
           <w:p>
             <w:pPr>
-              <w:pStyle w:val="27"/>
+              <w:pStyle w:val="TableText"/>
               <w:keepNext w:val="0"/>
               <w:keepLines w:val="0"/>
               <w:pageBreakBefore w:val="0"/>
@@ -1738,7 +1722,7 @@
               <w:bidi w:val="0"/>
               <w:adjustRightInd w:val="0"/>
               <w:snapToGrid w:val="0"/>
-              <w:ind w:left="0" w:leftChars="0" w:right="0" w:rightChars="0" w:firstLine="0" w:firstLineChars="0"/>
+              <w:ind w:left="0" w:right="0" w:firstLine="0" w:leftChars="0" w:rightChars="0" w:firstLineChars="0"/>
               <w:jc w:val="center"/>
               <w:textAlignment w:val="baseline"/>
             </w:pPr>
@@ -1750,7 +1734,7 @@
           </w:tcPr>
           <w:p>
             <w:pPr>
-              <w:pStyle w:val="27"/>
+              <w:pStyle w:val="TableText"/>
               <w:keepNext w:val="0"/>
               <w:keepLines w:val="0"/>
               <w:pageBreakBefore w:val="0"/>
@@ -1764,7 +1748,7 @@
               <w:bidi w:val="0"/>
               <w:adjustRightInd w:val="0"/>
               <w:snapToGrid w:val="0"/>
-              <w:ind w:left="0" w:leftChars="0" w:right="0" w:rightChars="0" w:firstLine="0" w:firstLineChars="0"/>
+              <w:ind w:left="0" w:right="0" w:firstLine="0" w:leftChars="0" w:rightChars="0" w:firstLineChars="0"/>
               <w:jc w:val="center"/>
               <w:textAlignment w:val="baseline"/>
             </w:pPr>
@@ -1776,7 +1760,7 @@
           </w:tcPr>
           <w:p>
             <w:pPr>
-              <w:pStyle w:val="27"/>
+              <w:pStyle w:val="TableText"/>
               <w:keepNext w:val="0"/>
               <w:keepLines w:val="0"/>
               <w:pageBreakBefore w:val="0"/>
@@ -1790,7 +1774,7 @@
               <w:bidi w:val="0"/>
               <w:adjustRightInd w:val="0"/>
               <w:snapToGrid w:val="0"/>
-              <w:ind w:left="0" w:leftChars="0" w:right="0" w:rightChars="0" w:firstLine="0" w:firstLineChars="0"/>
+              <w:ind w:left="0" w:right="0" w:firstLine="0" w:leftChars="0" w:rightChars="0" w:firstLineChars="0"/>
               <w:jc w:val="center"/>
               <w:textAlignment w:val="baseline"/>
             </w:pPr>
@@ -1799,14 +1783,9 @@
       </w:tr>
       <w:tr>
         <w:tblPrEx>
-          <w:tblBorders>
-            <w:top w:val="single" w:color="000000" w:sz="2" w:space="0"/>
-            <w:left w:val="single" w:color="000000" w:sz="2" w:space="0"/>
-            <w:bottom w:val="single" w:color="000000" w:sz="2" w:space="0"/>
-            <w:right w:val="single" w:color="000000" w:sz="2" w:space="0"/>
-            <w:insideH w:val="single" w:color="000000" w:sz="2" w:space="0"/>
-            <w:insideV w:val="single" w:color="000000" w:sz="2" w:space="0"/>
-          </w:tblBorders>
+          <w:tblW w:w="8214" w:type="dxa"/>
+          <w:jc w:val="center"/>
+          <w:tblLayout w:type="fixed"/>
           <w:tblCellMar>
             <w:top w:w="0" w:type="dxa"/>
             <w:left w:w="0" w:type="dxa"/>
@@ -1815,7 +1794,7 @@
           </w:tblCellMar>
         </w:tblPrEx>
         <w:trPr>
-          <w:trHeight w:val="557" w:hRule="atLeast"/>
+          <w:trHeight w:val="557"/>
           <w:jc w:val="center"/>
         </w:trPr>
         <w:tc>
@@ -1824,7 +1803,7 @@
           </w:tcPr>
           <w:p>
             <w:pPr>
-              <w:pStyle w:val="27"/>
+              <w:pStyle w:val="TableText"/>
               <w:keepNext w:val="0"/>
               <w:keepLines w:val="0"/>
               <w:pageBreakBefore w:val="0"/>
@@ -1838,7 +1817,7 @@
               <w:bidi w:val="0"/>
               <w:adjustRightInd w:val="0"/>
               <w:snapToGrid w:val="0"/>
-              <w:ind w:left="0" w:leftChars="0" w:right="0" w:rightChars="0" w:firstLine="0" w:firstLineChars="0"/>
+              <w:ind w:left="0" w:right="0" w:firstLine="0" w:leftChars="0" w:rightChars="0" w:firstLineChars="0"/>
               <w:jc w:val="center"/>
               <w:textAlignment w:val="baseline"/>
             </w:pPr>
@@ -1850,7 +1829,7 @@
           </w:tcPr>
           <w:p>
             <w:pPr>
-              <w:pStyle w:val="27"/>
+              <w:pStyle w:val="TableText"/>
               <w:keepNext w:val="0"/>
               <w:keepLines w:val="0"/>
               <w:pageBreakBefore w:val="0"/>
@@ -1864,7 +1843,7 @@
               <w:bidi w:val="0"/>
               <w:adjustRightInd w:val="0"/>
               <w:snapToGrid w:val="0"/>
-              <w:ind w:left="0" w:leftChars="0" w:right="0" w:rightChars="0" w:firstLine="0" w:firstLineChars="0"/>
+              <w:ind w:left="0" w:right="0" w:firstLine="0" w:leftChars="0" w:rightChars="0" w:firstLineChars="0"/>
               <w:jc w:val="center"/>
               <w:textAlignment w:val="baseline"/>
             </w:pPr>
@@ -1876,7 +1855,7 @@
           </w:tcPr>
           <w:p>
             <w:pPr>
-              <w:pStyle w:val="27"/>
+              <w:pStyle w:val="TableText"/>
               <w:keepNext w:val="0"/>
               <w:keepLines w:val="0"/>
               <w:pageBreakBefore w:val="0"/>
@@ -1890,7 +1869,7 @@
               <w:bidi w:val="0"/>
               <w:adjustRightInd w:val="0"/>
               <w:snapToGrid w:val="0"/>
-              <w:ind w:left="0" w:leftChars="0" w:right="0" w:rightChars="0" w:firstLine="0" w:firstLineChars="0"/>
+              <w:ind w:left="0" w:right="0" w:firstLine="0" w:leftChars="0" w:rightChars="0" w:firstLineChars="0"/>
               <w:jc w:val="center"/>
               <w:textAlignment w:val="baseline"/>
             </w:pPr>
@@ -1902,7 +1881,7 @@
           </w:tcPr>
           <w:p>
             <w:pPr>
-              <w:pStyle w:val="27"/>
+              <w:pStyle w:val="TableText"/>
               <w:keepNext w:val="0"/>
               <w:keepLines w:val="0"/>
               <w:pageBreakBefore w:val="0"/>
@@ -1916,7 +1895,7 @@
               <w:bidi w:val="0"/>
               <w:adjustRightInd w:val="0"/>
               <w:snapToGrid w:val="0"/>
-              <w:ind w:left="0" w:leftChars="0" w:right="0" w:rightChars="0" w:firstLine="0" w:firstLineChars="0"/>
+              <w:ind w:left="0" w:right="0" w:firstLine="0" w:leftChars="0" w:rightChars="0" w:firstLineChars="0"/>
               <w:jc w:val="center"/>
               <w:textAlignment w:val="baseline"/>
             </w:pPr>
@@ -1928,7 +1907,7 @@
           </w:tcPr>
           <w:p>
             <w:pPr>
-              <w:pStyle w:val="27"/>
+              <w:pStyle w:val="TableText"/>
               <w:keepNext w:val="0"/>
               <w:keepLines w:val="0"/>
               <w:pageBreakBefore w:val="0"/>
@@ -1942,7 +1921,7 @@
               <w:bidi w:val="0"/>
               <w:adjustRightInd w:val="0"/>
               <w:snapToGrid w:val="0"/>
-              <w:ind w:left="0" w:leftChars="0" w:right="0" w:rightChars="0" w:firstLine="0" w:firstLineChars="0"/>
+              <w:ind w:left="0" w:right="0" w:firstLine="0" w:leftChars="0" w:rightChars="0" w:firstLineChars="0"/>
               <w:jc w:val="center"/>
               <w:textAlignment w:val="baseline"/>
             </w:pPr>
@@ -1954,7 +1933,7 @@
           </w:tcPr>
           <w:p>
             <w:pPr>
-              <w:pStyle w:val="27"/>
+              <w:pStyle w:val="TableText"/>
               <w:keepNext w:val="0"/>
               <w:keepLines w:val="0"/>
               <w:pageBreakBefore w:val="0"/>
@@ -1968,7 +1947,7 @@
               <w:bidi w:val="0"/>
               <w:adjustRightInd w:val="0"/>
               <w:snapToGrid w:val="0"/>
-              <w:ind w:left="0" w:leftChars="0" w:right="0" w:rightChars="0" w:firstLine="0" w:firstLineChars="0"/>
+              <w:ind w:left="0" w:right="0" w:firstLine="0" w:leftChars="0" w:rightChars="0" w:firstLineChars="0"/>
               <w:jc w:val="center"/>
               <w:textAlignment w:val="baseline"/>
             </w:pPr>
@@ -2000,7 +1979,7 @@
     <w:sdt>
       <w:sdtPr>
         <w:rPr>
-          <w:rFonts w:ascii="宋体" w:hAnsi="宋体" w:eastAsia="宋体" w:cs="Arial"/>
+          <w:rFonts w:ascii="宋体" w:eastAsia="宋体" w:hAnsi="宋体" w:cs="Arial"/>
           <w:snapToGrid w:val="0"/>
           <w:color w:val="000000"/>
           <w:kern w:val="0"/>
@@ -2016,7 +1995,7 @@
       </w:sdtPr>
       <w:sdtEndPr>
         <w:rPr>
-          <w:rFonts w:hint="eastAsia" w:ascii="宋体" w:hAnsi="宋体" w:eastAsia="宋体" w:cs="宋体"/>
+          <w:rFonts w:ascii="宋体" w:eastAsia="宋体" w:hAnsi="宋体" w:cs="宋体" w:hint="eastAsia"/>
           <w:snapToGrid w:val="0"/>
           <w:color w:val="000000"/>
           <w:kern w:val="0"/>
@@ -2042,18 +2021,18 @@
             <w:adjustRightInd w:val="0"/>
             <w:snapToGrid w:val="0"/>
             <w:spacing w:before="0" w:beforeLines="0" w:after="0" w:afterLines="0" w:line="240" w:lineRule="auto"/>
-            <w:ind w:left="0" w:leftChars="0" w:right="0" w:rightChars="0" w:firstLine="0" w:firstLineChars="0"/>
+            <w:ind w:left="0" w:right="0" w:firstLine="0" w:leftChars="0" w:rightChars="0" w:firstLineChars="0"/>
             <w:jc w:val="center"/>
             <w:textAlignment w:val="baseline"/>
             <w:rPr>
-              <w:rFonts w:hint="eastAsia" w:ascii="宋体" w:hAnsi="宋体" w:eastAsia="宋体" w:cs="宋体"/>
+              <w:rFonts w:ascii="宋体" w:eastAsia="宋体" w:hAnsi="宋体" w:cs="宋体" w:hint="eastAsia"/>
               <w:sz w:val="24"/>
               <w:szCs w:val="24"/>
             </w:rPr>
           </w:pPr>
           <w:r>
             <w:rPr>
-              <w:rFonts w:hint="eastAsia" w:ascii="宋体" w:hAnsi="宋体" w:eastAsia="宋体" w:cs="宋体"/>
+              <w:rFonts w:ascii="宋体" w:eastAsia="宋体" w:hAnsi="宋体" w:cs="宋体" w:hint="eastAsia"/>
               <w:sz w:val="24"/>
               <w:szCs w:val="24"/>
             </w:rPr>
@@ -2062,14 +2041,14 @@
         </w:p>
         <w:p>
           <w:pPr>
-            <w:pStyle w:val="16"/>
+            <w:pStyle w:val="TOC1"/>
             <w:tabs>
               <w:tab w:val="right" w:leader="dot" w:pos="8306"/>
             </w:tabs>
           </w:pPr>
           <w:r>
             <w:rPr>
-              <w:rFonts w:hint="eastAsia" w:ascii="宋体" w:hAnsi="宋体" w:eastAsia="宋体" w:cs="宋体"/>
+              <w:rFonts w:ascii="宋体" w:eastAsia="宋体" w:hAnsi="宋体" w:cs="宋体" w:hint="eastAsia"/>
               <w:sz w:val="24"/>
               <w:szCs w:val="24"/>
             </w:rPr>
@@ -2077,7 +2056,7 @@
           </w:r>
           <w:r>
             <w:rPr>
-              <w:rFonts w:hint="eastAsia" w:ascii="宋体" w:hAnsi="宋体" w:eastAsia="宋体" w:cs="宋体"/>
+              <w:rFonts w:ascii="宋体" w:eastAsia="宋体" w:hAnsi="宋体" w:cs="宋体" w:hint="eastAsia"/>
               <w:sz w:val="24"/>
               <w:szCs w:val="24"/>
             </w:rPr>
@@ -2085,7 +2064,7 @@
           </w:r>
           <w:r>
             <w:rPr>
-              <w:rFonts w:hint="eastAsia" w:ascii="宋体" w:hAnsi="宋体" w:eastAsia="宋体" w:cs="宋体"/>
+              <w:rFonts w:ascii="宋体" w:eastAsia="宋体" w:hAnsi="宋体" w:cs="宋体" w:hint="eastAsia"/>
               <w:sz w:val="24"/>
               <w:szCs w:val="24"/>
             </w:rPr>
@@ -2093,21 +2072,21 @@
           </w:r>
           <w:r>
             <w:rPr>
-              <w:rFonts w:hint="eastAsia" w:ascii="宋体" w:hAnsi="宋体" w:eastAsia="宋体" w:cs="宋体"/>
+              <w:rFonts w:ascii="宋体" w:eastAsia="宋体" w:hAnsi="宋体" w:cs="宋体" w:hint="eastAsia"/>
               <w:szCs w:val="24"/>
             </w:rPr>
             <w:fldChar w:fldCharType="begin"/>
           </w:r>
           <w:r>
             <w:rPr>
-              <w:rFonts w:hint="eastAsia" w:ascii="宋体" w:hAnsi="宋体" w:eastAsia="宋体" w:cs="宋体"/>
+              <w:rFonts w:ascii="宋体" w:eastAsia="宋体" w:hAnsi="宋体" w:cs="宋体" w:hint="eastAsia"/>
               <w:szCs w:val="24"/>
             </w:rPr>
             <w:instrText xml:space="preserve"> HYPERLINK \l _Toc27576 </w:instrText>
           </w:r>
           <w:r>
             <w:rPr>
-              <w:rFonts w:hint="eastAsia" w:ascii="宋体" w:hAnsi="宋体" w:eastAsia="宋体" w:cs="宋体"/>
+              <w:rFonts w:ascii="宋体" w:eastAsia="宋体" w:hAnsi="宋体" w:cs="宋体" w:hint="eastAsia"/>
               <w:szCs w:val="24"/>
             </w:rPr>
             <w:fldChar w:fldCharType="separate"/>
@@ -2139,7 +2118,7 @@
           </w:r>
           <w:r>
             <w:rPr>
-              <w:rFonts w:hint="eastAsia" w:ascii="宋体" w:hAnsi="宋体" w:eastAsia="宋体" w:cs="宋体"/>
+              <w:rFonts w:ascii="宋体" w:eastAsia="宋体" w:hAnsi="宋体" w:cs="宋体" w:hint="eastAsia"/>
               <w:szCs w:val="24"/>
             </w:rPr>
             <w:fldChar w:fldCharType="end"/>
@@ -2147,28 +2126,28 @@
         </w:p>
         <w:p>
           <w:pPr>
-            <w:pStyle w:val="16"/>
+            <w:pStyle w:val="TOC1"/>
             <w:tabs>
               <w:tab w:val="right" w:leader="dot" w:pos="8306"/>
             </w:tabs>
           </w:pPr>
           <w:r>
             <w:rPr>
-              <w:rFonts w:hint="eastAsia" w:ascii="宋体" w:hAnsi="宋体" w:eastAsia="宋体" w:cs="宋体"/>
+              <w:rFonts w:ascii="宋体" w:eastAsia="宋体" w:hAnsi="宋体" w:cs="宋体" w:hint="eastAsia"/>
               <w:szCs w:val="24"/>
             </w:rPr>
             <w:fldChar w:fldCharType="begin"/>
           </w:r>
           <w:r>
             <w:rPr>
-              <w:rFonts w:hint="eastAsia" w:ascii="宋体" w:hAnsi="宋体" w:eastAsia="宋体" w:cs="宋体"/>
+              <w:rFonts w:ascii="宋体" w:eastAsia="宋体" w:hAnsi="宋体" w:cs="宋体" w:hint="eastAsia"/>
               <w:szCs w:val="24"/>
             </w:rPr>
             <w:instrText xml:space="preserve"> HYPERLINK \l _Toc29232 </w:instrText>
           </w:r>
           <w:r>
             <w:rPr>
-              <w:rFonts w:hint="eastAsia" w:ascii="宋体" w:hAnsi="宋体" w:eastAsia="宋体" w:cs="宋体"/>
+              <w:rFonts w:ascii="宋体" w:eastAsia="宋体" w:hAnsi="宋体" w:cs="宋体" w:hint="eastAsia"/>
               <w:szCs w:val="24"/>
             </w:rPr>
             <w:fldChar w:fldCharType="separate"/>
@@ -2200,7 +2179,7 @@
           </w:r>
           <w:r>
             <w:rPr>
-              <w:rFonts w:hint="eastAsia" w:ascii="宋体" w:hAnsi="宋体" w:eastAsia="宋体" w:cs="宋体"/>
+              <w:rFonts w:ascii="宋体" w:eastAsia="宋体" w:hAnsi="宋体" w:cs="宋体" w:hint="eastAsia"/>
               <w:szCs w:val="24"/>
             </w:rPr>
             <w:fldChar w:fldCharType="end"/>
@@ -2208,28 +2187,28 @@
         </w:p>
         <w:p>
           <w:pPr>
-            <w:pStyle w:val="16"/>
+            <w:pStyle w:val="TOC1"/>
             <w:tabs>
               <w:tab w:val="right" w:leader="dot" w:pos="8306"/>
             </w:tabs>
           </w:pPr>
           <w:r>
             <w:rPr>
-              <w:rFonts w:hint="eastAsia" w:ascii="宋体" w:hAnsi="宋体" w:eastAsia="宋体" w:cs="宋体"/>
+              <w:rFonts w:ascii="宋体" w:eastAsia="宋体" w:hAnsi="宋体" w:cs="宋体" w:hint="eastAsia"/>
               <w:szCs w:val="24"/>
             </w:rPr>
             <w:fldChar w:fldCharType="begin"/>
           </w:r>
           <w:r>
             <w:rPr>
-              <w:rFonts w:hint="eastAsia" w:ascii="宋体" w:hAnsi="宋体" w:eastAsia="宋体" w:cs="宋体"/>
+              <w:rFonts w:ascii="宋体" w:eastAsia="宋体" w:hAnsi="宋体" w:cs="宋体" w:hint="eastAsia"/>
               <w:szCs w:val="24"/>
             </w:rPr>
             <w:instrText xml:space="preserve"> HYPERLINK \l _Toc14083 </w:instrText>
           </w:r>
           <w:r>
             <w:rPr>
-              <w:rFonts w:hint="eastAsia" w:ascii="宋体" w:hAnsi="宋体" w:eastAsia="宋体" w:cs="宋体"/>
+              <w:rFonts w:ascii="宋体" w:eastAsia="宋体" w:hAnsi="宋体" w:cs="宋体" w:hint="eastAsia"/>
               <w:szCs w:val="24"/>
             </w:rPr>
             <w:fldChar w:fldCharType="separate"/>
@@ -2261,7 +2240,7 @@
           </w:r>
           <w:r>
             <w:rPr>
-              <w:rFonts w:hint="eastAsia" w:ascii="宋体" w:hAnsi="宋体" w:eastAsia="宋体" w:cs="宋体"/>
+              <w:rFonts w:ascii="宋体" w:eastAsia="宋体" w:hAnsi="宋体" w:cs="宋体" w:hint="eastAsia"/>
               <w:szCs w:val="24"/>
             </w:rPr>
             <w:fldChar w:fldCharType="end"/>
@@ -2269,28 +2248,28 @@
         </w:p>
         <w:p>
           <w:pPr>
-            <w:pStyle w:val="16"/>
+            <w:pStyle w:val="TOC1"/>
             <w:tabs>
               <w:tab w:val="right" w:leader="dot" w:pos="8306"/>
             </w:tabs>
           </w:pPr>
           <w:r>
             <w:rPr>
-              <w:rFonts w:hint="eastAsia" w:ascii="宋体" w:hAnsi="宋体" w:eastAsia="宋体" w:cs="宋体"/>
+              <w:rFonts w:ascii="宋体" w:eastAsia="宋体" w:hAnsi="宋体" w:cs="宋体" w:hint="eastAsia"/>
               <w:szCs w:val="24"/>
             </w:rPr>
             <w:fldChar w:fldCharType="begin"/>
           </w:r>
           <w:r>
             <w:rPr>
-              <w:rFonts w:hint="eastAsia" w:ascii="宋体" w:hAnsi="宋体" w:eastAsia="宋体" w:cs="宋体"/>
+              <w:rFonts w:ascii="宋体" w:eastAsia="宋体" w:hAnsi="宋体" w:cs="宋体" w:hint="eastAsia"/>
               <w:szCs w:val="24"/>
             </w:rPr>
             <w:instrText xml:space="preserve"> HYPERLINK \l _Toc20424 </w:instrText>
           </w:r>
           <w:r>
             <w:rPr>
-              <w:rFonts w:hint="eastAsia" w:ascii="宋体" w:hAnsi="宋体" w:eastAsia="宋体" w:cs="宋体"/>
+              <w:rFonts w:ascii="宋体" w:eastAsia="宋体" w:hAnsi="宋体" w:cs="宋体" w:hint="eastAsia"/>
               <w:szCs w:val="24"/>
             </w:rPr>
             <w:fldChar w:fldCharType="separate"/>
@@ -2322,7 +2301,7 @@
           </w:r>
           <w:r>
             <w:rPr>
-              <w:rFonts w:hint="eastAsia" w:ascii="宋体" w:hAnsi="宋体" w:eastAsia="宋体" w:cs="宋体"/>
+              <w:rFonts w:ascii="宋体" w:eastAsia="宋体" w:hAnsi="宋体" w:cs="宋体" w:hint="eastAsia"/>
               <w:szCs w:val="24"/>
             </w:rPr>
             <w:fldChar w:fldCharType="end"/>
@@ -2330,28 +2309,28 @@
         </w:p>
         <w:p>
           <w:pPr>
-            <w:pStyle w:val="16"/>
+            <w:pStyle w:val="TOC1"/>
             <w:tabs>
               <w:tab w:val="right" w:leader="dot" w:pos="8306"/>
             </w:tabs>
           </w:pPr>
           <w:r>
             <w:rPr>
-              <w:rFonts w:hint="eastAsia" w:ascii="宋体" w:hAnsi="宋体" w:eastAsia="宋体" w:cs="宋体"/>
+              <w:rFonts w:ascii="宋体" w:eastAsia="宋体" w:hAnsi="宋体" w:cs="宋体" w:hint="eastAsia"/>
               <w:szCs w:val="24"/>
             </w:rPr>
             <w:fldChar w:fldCharType="begin"/>
           </w:r>
           <w:r>
             <w:rPr>
-              <w:rFonts w:hint="eastAsia" w:ascii="宋体" w:hAnsi="宋体" w:eastAsia="宋体" w:cs="宋体"/>
+              <w:rFonts w:ascii="宋体" w:eastAsia="宋体" w:hAnsi="宋体" w:cs="宋体" w:hint="eastAsia"/>
               <w:szCs w:val="24"/>
             </w:rPr>
             <w:instrText xml:space="preserve"> HYPERLINK \l _Toc16367 </w:instrText>
           </w:r>
           <w:r>
             <w:rPr>
-              <w:rFonts w:hint="eastAsia" w:ascii="宋体" w:hAnsi="宋体" w:eastAsia="宋体" w:cs="宋体"/>
+              <w:rFonts w:ascii="宋体" w:eastAsia="宋体" w:hAnsi="宋体" w:cs="宋体" w:hint="eastAsia"/>
               <w:szCs w:val="24"/>
             </w:rPr>
             <w:fldChar w:fldCharType="separate"/>
@@ -2390,7 +2369,7 @@
           </w:r>
           <w:r>
             <w:rPr>
-              <w:rFonts w:hint="eastAsia" w:ascii="宋体" w:hAnsi="宋体" w:eastAsia="宋体" w:cs="宋体"/>
+              <w:rFonts w:ascii="宋体" w:eastAsia="宋体" w:hAnsi="宋体" w:cs="宋体" w:hint="eastAsia"/>
               <w:szCs w:val="24"/>
             </w:rPr>
             <w:fldChar w:fldCharType="end"/>
@@ -2398,28 +2377,28 @@
         </w:p>
         <w:p>
           <w:pPr>
-            <w:pStyle w:val="17"/>
+            <w:pStyle w:val="TOC2"/>
             <w:tabs>
               <w:tab w:val="right" w:leader="dot" w:pos="8306"/>
             </w:tabs>
           </w:pPr>
           <w:r>
             <w:rPr>
-              <w:rFonts w:hint="eastAsia" w:ascii="宋体" w:hAnsi="宋体" w:eastAsia="宋体" w:cs="宋体"/>
+              <w:rFonts w:ascii="宋体" w:eastAsia="宋体" w:hAnsi="宋体" w:cs="宋体" w:hint="eastAsia"/>
               <w:szCs w:val="24"/>
             </w:rPr>
             <w:fldChar w:fldCharType="begin"/>
           </w:r>
           <w:r>
             <w:rPr>
-              <w:rFonts w:hint="eastAsia" w:ascii="宋体" w:hAnsi="宋体" w:eastAsia="宋体" w:cs="宋体"/>
+              <w:rFonts w:ascii="宋体" w:eastAsia="宋体" w:hAnsi="宋体" w:cs="宋体" w:hint="eastAsia"/>
               <w:szCs w:val="24"/>
             </w:rPr>
             <w:instrText xml:space="preserve"> HYPERLINK \l _Toc12169 </w:instrText>
           </w:r>
           <w:r>
             <w:rPr>
-              <w:rFonts w:hint="eastAsia" w:ascii="宋体" w:hAnsi="宋体" w:eastAsia="宋体" w:cs="宋体"/>
+              <w:rFonts w:ascii="宋体" w:eastAsia="宋体" w:hAnsi="宋体" w:cs="宋体" w:hint="eastAsia"/>
               <w:szCs w:val="24"/>
             </w:rPr>
             <w:fldChar w:fldCharType="separate"/>
@@ -2451,7 +2430,7 @@
           </w:r>
           <w:r>
             <w:rPr>
-              <w:rFonts w:hint="eastAsia" w:ascii="宋体" w:hAnsi="宋体" w:eastAsia="宋体" w:cs="宋体"/>
+              <w:rFonts w:ascii="宋体" w:eastAsia="宋体" w:hAnsi="宋体" w:cs="宋体" w:hint="eastAsia"/>
               <w:szCs w:val="24"/>
             </w:rPr>
             <w:fldChar w:fldCharType="end"/>
@@ -2459,28 +2438,28 @@
         </w:p>
         <w:p>
           <w:pPr>
-            <w:pStyle w:val="17"/>
+            <w:pStyle w:val="TOC2"/>
             <w:tabs>
               <w:tab w:val="right" w:leader="dot" w:pos="8306"/>
             </w:tabs>
           </w:pPr>
           <w:r>
             <w:rPr>
-              <w:rFonts w:hint="eastAsia" w:ascii="宋体" w:hAnsi="宋体" w:eastAsia="宋体" w:cs="宋体"/>
+              <w:rFonts w:ascii="宋体" w:eastAsia="宋体" w:hAnsi="宋体" w:cs="宋体" w:hint="eastAsia"/>
               <w:szCs w:val="24"/>
             </w:rPr>
             <w:fldChar w:fldCharType="begin"/>
           </w:r>
           <w:r>
             <w:rPr>
-              <w:rFonts w:hint="eastAsia" w:ascii="宋体" w:hAnsi="宋体" w:eastAsia="宋体" w:cs="宋体"/>
+              <w:rFonts w:ascii="宋体" w:eastAsia="宋体" w:hAnsi="宋体" w:cs="宋体" w:hint="eastAsia"/>
               <w:szCs w:val="24"/>
             </w:rPr>
             <w:instrText xml:space="preserve"> HYPERLINK \l _Toc4665 </w:instrText>
           </w:r>
           <w:r>
             <w:rPr>
-              <w:rFonts w:hint="eastAsia" w:ascii="宋体" w:hAnsi="宋体" w:eastAsia="宋体" w:cs="宋体"/>
+              <w:rFonts w:ascii="宋体" w:eastAsia="宋体" w:hAnsi="宋体" w:cs="宋体" w:hint="eastAsia"/>
               <w:szCs w:val="24"/>
             </w:rPr>
             <w:fldChar w:fldCharType="separate"/>
@@ -2512,7 +2491,7 @@
           </w:r>
           <w:r>
             <w:rPr>
-              <w:rFonts w:hint="eastAsia" w:ascii="宋体" w:hAnsi="宋体" w:eastAsia="宋体" w:cs="宋体"/>
+              <w:rFonts w:ascii="宋体" w:eastAsia="宋体" w:hAnsi="宋体" w:cs="宋体" w:hint="eastAsia"/>
               <w:szCs w:val="24"/>
             </w:rPr>
             <w:fldChar w:fldCharType="end"/>
@@ -2520,28 +2499,28 @@
         </w:p>
         <w:p>
           <w:pPr>
-            <w:pStyle w:val="13"/>
+            <w:pStyle w:val="TOC3"/>
             <w:tabs>
               <w:tab w:val="right" w:leader="dot" w:pos="8306"/>
             </w:tabs>
           </w:pPr>
           <w:r>
             <w:rPr>
-              <w:rFonts w:hint="eastAsia" w:ascii="宋体" w:hAnsi="宋体" w:eastAsia="宋体" w:cs="宋体"/>
+              <w:rFonts w:ascii="宋体" w:eastAsia="宋体" w:hAnsi="宋体" w:cs="宋体" w:hint="eastAsia"/>
               <w:szCs w:val="24"/>
             </w:rPr>
             <w:fldChar w:fldCharType="begin"/>
           </w:r>
           <w:r>
             <w:rPr>
-              <w:rFonts w:hint="eastAsia" w:ascii="宋体" w:hAnsi="宋体" w:eastAsia="宋体" w:cs="宋体"/>
+              <w:rFonts w:ascii="宋体" w:eastAsia="宋体" w:hAnsi="宋体" w:cs="宋体" w:hint="eastAsia"/>
               <w:szCs w:val="24"/>
             </w:rPr>
             <w:instrText xml:space="preserve"> HYPERLINK \l _Toc16543 </w:instrText>
           </w:r>
           <w:r>
             <w:rPr>
-              <w:rFonts w:hint="eastAsia" w:ascii="宋体" w:hAnsi="宋体" w:eastAsia="宋体" w:cs="宋体"/>
+              <w:rFonts w:ascii="宋体" w:eastAsia="宋体" w:hAnsi="宋体" w:cs="宋体" w:hint="eastAsia"/>
               <w:szCs w:val="24"/>
             </w:rPr>
             <w:fldChar w:fldCharType="separate"/>
@@ -2573,7 +2552,7 @@
           </w:r>
           <w:r>
             <w:rPr>
-              <w:rFonts w:hint="eastAsia" w:ascii="宋体" w:hAnsi="宋体" w:eastAsia="宋体" w:cs="宋体"/>
+              <w:rFonts w:ascii="宋体" w:eastAsia="宋体" w:hAnsi="宋体" w:cs="宋体" w:hint="eastAsia"/>
               <w:szCs w:val="24"/>
             </w:rPr>
             <w:fldChar w:fldCharType="end"/>
@@ -2581,28 +2560,28 @@
         </w:p>
         <w:p>
           <w:pPr>
-            <w:pStyle w:val="13"/>
+            <w:pStyle w:val="TOC3"/>
             <w:tabs>
               <w:tab w:val="right" w:leader="dot" w:pos="8306"/>
             </w:tabs>
           </w:pPr>
           <w:r>
             <w:rPr>
-              <w:rFonts w:hint="eastAsia" w:ascii="宋体" w:hAnsi="宋体" w:eastAsia="宋体" w:cs="宋体"/>
+              <w:rFonts w:ascii="宋体" w:eastAsia="宋体" w:hAnsi="宋体" w:cs="宋体" w:hint="eastAsia"/>
               <w:szCs w:val="24"/>
             </w:rPr>
             <w:fldChar w:fldCharType="begin"/>
           </w:r>
           <w:r>
             <w:rPr>
-              <w:rFonts w:hint="eastAsia" w:ascii="宋体" w:hAnsi="宋体" w:eastAsia="宋体" w:cs="宋体"/>
+              <w:rFonts w:ascii="宋体" w:eastAsia="宋体" w:hAnsi="宋体" w:cs="宋体" w:hint="eastAsia"/>
               <w:szCs w:val="24"/>
             </w:rPr>
             <w:instrText xml:space="preserve"> HYPERLINK \l _Toc12604 </w:instrText>
           </w:r>
           <w:r>
             <w:rPr>
-              <w:rFonts w:hint="eastAsia" w:ascii="宋体" w:hAnsi="宋体" w:eastAsia="宋体" w:cs="宋体"/>
+              <w:rFonts w:ascii="宋体" w:eastAsia="宋体" w:hAnsi="宋体" w:cs="宋体" w:hint="eastAsia"/>
               <w:szCs w:val="24"/>
             </w:rPr>
             <w:fldChar w:fldCharType="separate"/>
@@ -2648,7 +2627,7 @@
           </w:r>
           <w:r>
             <w:rPr>
-              <w:rFonts w:hint="eastAsia" w:ascii="宋体" w:hAnsi="宋体" w:eastAsia="宋体" w:cs="宋体"/>
+              <w:rFonts w:ascii="宋体" w:eastAsia="宋体" w:hAnsi="宋体" w:cs="宋体" w:hint="eastAsia"/>
               <w:szCs w:val="24"/>
             </w:rPr>
             <w:fldChar w:fldCharType="end"/>
@@ -2656,28 +2635,28 @@
         </w:p>
         <w:p>
           <w:pPr>
-            <w:pStyle w:val="17"/>
+            <w:pStyle w:val="TOC2"/>
             <w:tabs>
               <w:tab w:val="right" w:leader="dot" w:pos="8306"/>
             </w:tabs>
           </w:pPr>
           <w:r>
             <w:rPr>
-              <w:rFonts w:hint="eastAsia" w:ascii="宋体" w:hAnsi="宋体" w:eastAsia="宋体" w:cs="宋体"/>
+              <w:rFonts w:ascii="宋体" w:eastAsia="宋体" w:hAnsi="宋体" w:cs="宋体" w:hint="eastAsia"/>
               <w:szCs w:val="24"/>
             </w:rPr>
             <w:fldChar w:fldCharType="begin"/>
           </w:r>
           <w:r>
             <w:rPr>
-              <w:rFonts w:hint="eastAsia" w:ascii="宋体" w:hAnsi="宋体" w:eastAsia="宋体" w:cs="宋体"/>
+              <w:rFonts w:ascii="宋体" w:eastAsia="宋体" w:hAnsi="宋体" w:cs="宋体" w:hint="eastAsia"/>
               <w:szCs w:val="24"/>
             </w:rPr>
             <w:instrText xml:space="preserve"> HYPERLINK \l _Toc11882 </w:instrText>
           </w:r>
           <w:r>
             <w:rPr>
-              <w:rFonts w:hint="eastAsia" w:ascii="宋体" w:hAnsi="宋体" w:eastAsia="宋体" w:cs="宋体"/>
+              <w:rFonts w:ascii="宋体" w:eastAsia="宋体" w:hAnsi="宋体" w:cs="宋体" w:hint="eastAsia"/>
               <w:szCs w:val="24"/>
             </w:rPr>
             <w:fldChar w:fldCharType="separate"/>
@@ -2709,7 +2688,7 @@
           </w:r>
           <w:r>
             <w:rPr>
-              <w:rFonts w:hint="eastAsia" w:ascii="宋体" w:hAnsi="宋体" w:eastAsia="宋体" w:cs="宋体"/>
+              <w:rFonts w:ascii="宋体" w:eastAsia="宋体" w:hAnsi="宋体" w:cs="宋体" w:hint="eastAsia"/>
               <w:szCs w:val="24"/>
             </w:rPr>
             <w:fldChar w:fldCharType="end"/>
@@ -2717,28 +2696,28 @@
         </w:p>
         <w:p>
           <w:pPr>
-            <w:pStyle w:val="17"/>
+            <w:pStyle w:val="TOC2"/>
             <w:tabs>
               <w:tab w:val="right" w:leader="dot" w:pos="8306"/>
             </w:tabs>
           </w:pPr>
           <w:r>
             <w:rPr>
-              <w:rFonts w:hint="eastAsia" w:ascii="宋体" w:hAnsi="宋体" w:eastAsia="宋体" w:cs="宋体"/>
+              <w:rFonts w:ascii="宋体" w:eastAsia="宋体" w:hAnsi="宋体" w:cs="宋体" w:hint="eastAsia"/>
               <w:szCs w:val="24"/>
             </w:rPr>
             <w:fldChar w:fldCharType="begin"/>
           </w:r>
           <w:r>
             <w:rPr>
-              <w:rFonts w:hint="eastAsia" w:ascii="宋体" w:hAnsi="宋体" w:eastAsia="宋体" w:cs="宋体"/>
+              <w:rFonts w:ascii="宋体" w:eastAsia="宋体" w:hAnsi="宋体" w:cs="宋体" w:hint="eastAsia"/>
               <w:szCs w:val="24"/>
             </w:rPr>
             <w:instrText xml:space="preserve"> HYPERLINK \l _Toc17020 </w:instrText>
           </w:r>
           <w:r>
             <w:rPr>
-              <w:rFonts w:hint="eastAsia" w:ascii="宋体" w:hAnsi="宋体" w:eastAsia="宋体" w:cs="宋体"/>
+              <w:rFonts w:ascii="宋体" w:eastAsia="宋体" w:hAnsi="宋体" w:cs="宋体" w:hint="eastAsia"/>
               <w:szCs w:val="24"/>
             </w:rPr>
             <w:fldChar w:fldCharType="separate"/>
@@ -2770,7 +2749,7 @@
           </w:r>
           <w:r>
             <w:rPr>
-              <w:rFonts w:hint="eastAsia" w:ascii="宋体" w:hAnsi="宋体" w:eastAsia="宋体" w:cs="宋体"/>
+              <w:rFonts w:ascii="宋体" w:eastAsia="宋体" w:hAnsi="宋体" w:cs="宋体" w:hint="eastAsia"/>
               <w:szCs w:val="24"/>
             </w:rPr>
             <w:fldChar w:fldCharType="end"/>
@@ -2778,28 +2757,28 @@
         </w:p>
         <w:p>
           <w:pPr>
-            <w:pStyle w:val="17"/>
+            <w:pStyle w:val="TOC2"/>
             <w:tabs>
               <w:tab w:val="right" w:leader="dot" w:pos="8306"/>
             </w:tabs>
           </w:pPr>
           <w:r>
             <w:rPr>
-              <w:rFonts w:hint="eastAsia" w:ascii="宋体" w:hAnsi="宋体" w:eastAsia="宋体" w:cs="宋体"/>
+              <w:rFonts w:ascii="宋体" w:eastAsia="宋体" w:hAnsi="宋体" w:cs="宋体" w:hint="eastAsia"/>
               <w:szCs w:val="24"/>
             </w:rPr>
             <w:fldChar w:fldCharType="begin"/>
           </w:r>
           <w:r>
             <w:rPr>
-              <w:rFonts w:hint="eastAsia" w:ascii="宋体" w:hAnsi="宋体" w:eastAsia="宋体" w:cs="宋体"/>
+              <w:rFonts w:ascii="宋体" w:eastAsia="宋体" w:hAnsi="宋体" w:cs="宋体" w:hint="eastAsia"/>
               <w:szCs w:val="24"/>
             </w:rPr>
             <w:instrText xml:space="preserve"> HYPERLINK \l _Toc14689 </w:instrText>
           </w:r>
           <w:r>
             <w:rPr>
-              <w:rFonts w:hint="eastAsia" w:ascii="宋体" w:hAnsi="宋体" w:eastAsia="宋体" w:cs="宋体"/>
+              <w:rFonts w:ascii="宋体" w:eastAsia="宋体" w:hAnsi="宋体" w:cs="宋体" w:hint="eastAsia"/>
               <w:szCs w:val="24"/>
             </w:rPr>
             <w:fldChar w:fldCharType="separate"/>
@@ -2831,7 +2810,7 @@
           </w:r>
           <w:r>
             <w:rPr>
-              <w:rFonts w:hint="eastAsia" w:ascii="宋体" w:hAnsi="宋体" w:eastAsia="宋体" w:cs="宋体"/>
+              <w:rFonts w:ascii="宋体" w:eastAsia="宋体" w:hAnsi="宋体" w:cs="宋体" w:hint="eastAsia"/>
               <w:szCs w:val="24"/>
             </w:rPr>
             <w:fldChar w:fldCharType="end"/>
@@ -2839,28 +2818,28 @@
         </w:p>
         <w:p>
           <w:pPr>
-            <w:pStyle w:val="16"/>
+            <w:pStyle w:val="TOC1"/>
             <w:tabs>
               <w:tab w:val="right" w:leader="dot" w:pos="8306"/>
             </w:tabs>
           </w:pPr>
           <w:r>
             <w:rPr>
-              <w:rFonts w:hint="eastAsia" w:ascii="宋体" w:hAnsi="宋体" w:eastAsia="宋体" w:cs="宋体"/>
+              <w:rFonts w:ascii="宋体" w:eastAsia="宋体" w:hAnsi="宋体" w:cs="宋体" w:hint="eastAsia"/>
               <w:szCs w:val="24"/>
             </w:rPr>
             <w:fldChar w:fldCharType="begin"/>
           </w:r>
           <w:r>
             <w:rPr>
-              <w:rFonts w:hint="eastAsia" w:ascii="宋体" w:hAnsi="宋体" w:eastAsia="宋体" w:cs="宋体"/>
+              <w:rFonts w:ascii="宋体" w:eastAsia="宋体" w:hAnsi="宋体" w:cs="宋体" w:hint="eastAsia"/>
               <w:szCs w:val="24"/>
             </w:rPr>
             <w:instrText xml:space="preserve"> HYPERLINK \l _Toc31124 </w:instrText>
           </w:r>
           <w:r>
             <w:rPr>
-              <w:rFonts w:hint="eastAsia" w:ascii="宋体" w:hAnsi="宋体" w:eastAsia="宋体" w:cs="宋体"/>
+              <w:rFonts w:ascii="宋体" w:eastAsia="宋体" w:hAnsi="宋体" w:cs="宋体" w:hint="eastAsia"/>
               <w:szCs w:val="24"/>
             </w:rPr>
             <w:fldChar w:fldCharType="separate"/>
@@ -2899,7 +2878,7 @@
           </w:r>
           <w:r>
             <w:rPr>
-              <w:rFonts w:hint="eastAsia" w:ascii="宋体" w:hAnsi="宋体" w:eastAsia="宋体" w:cs="宋体"/>
+              <w:rFonts w:ascii="宋体" w:eastAsia="宋体" w:hAnsi="宋体" w:cs="宋体" w:hint="eastAsia"/>
               <w:szCs w:val="24"/>
             </w:rPr>
             <w:fldChar w:fldCharType="end"/>
@@ -2907,28 +2886,28 @@
         </w:p>
         <w:p>
           <w:pPr>
-            <w:pStyle w:val="17"/>
+            <w:pStyle w:val="TOC2"/>
             <w:tabs>
               <w:tab w:val="right" w:leader="dot" w:pos="8306"/>
             </w:tabs>
           </w:pPr>
           <w:r>
             <w:rPr>
-              <w:rFonts w:hint="eastAsia" w:ascii="宋体" w:hAnsi="宋体" w:eastAsia="宋体" w:cs="宋体"/>
+              <w:rFonts w:ascii="宋体" w:eastAsia="宋体" w:hAnsi="宋体" w:cs="宋体" w:hint="eastAsia"/>
               <w:szCs w:val="24"/>
             </w:rPr>
             <w:fldChar w:fldCharType="begin"/>
           </w:r>
           <w:r>
             <w:rPr>
-              <w:rFonts w:hint="eastAsia" w:ascii="宋体" w:hAnsi="宋体" w:eastAsia="宋体" w:cs="宋体"/>
+              <w:rFonts w:ascii="宋体" w:eastAsia="宋体" w:hAnsi="宋体" w:cs="宋体" w:hint="eastAsia"/>
               <w:szCs w:val="24"/>
             </w:rPr>
             <w:instrText xml:space="preserve"> HYPERLINK \l _Toc20420 </w:instrText>
           </w:r>
           <w:r>
             <w:rPr>
-              <w:rFonts w:hint="eastAsia" w:ascii="宋体" w:hAnsi="宋体" w:eastAsia="宋体" w:cs="宋体"/>
+              <w:rFonts w:ascii="宋体" w:eastAsia="宋体" w:hAnsi="宋体" w:cs="宋体" w:hint="eastAsia"/>
               <w:szCs w:val="24"/>
             </w:rPr>
             <w:fldChar w:fldCharType="separate"/>
@@ -2960,7 +2939,7 @@
           </w:r>
           <w:r>
             <w:rPr>
-              <w:rFonts w:hint="eastAsia" w:ascii="宋体" w:hAnsi="宋体" w:eastAsia="宋体" w:cs="宋体"/>
+              <w:rFonts w:ascii="宋体" w:eastAsia="宋体" w:hAnsi="宋体" w:cs="宋体" w:hint="eastAsia"/>
               <w:szCs w:val="24"/>
             </w:rPr>
             <w:fldChar w:fldCharType="end"/>
@@ -2968,28 +2947,28 @@
         </w:p>
         <w:p>
           <w:pPr>
-            <w:pStyle w:val="17"/>
+            <w:pStyle w:val="TOC2"/>
             <w:tabs>
               <w:tab w:val="right" w:leader="dot" w:pos="8306"/>
             </w:tabs>
           </w:pPr>
           <w:r>
             <w:rPr>
-              <w:rFonts w:hint="eastAsia" w:ascii="宋体" w:hAnsi="宋体" w:eastAsia="宋体" w:cs="宋体"/>
+              <w:rFonts w:ascii="宋体" w:eastAsia="宋体" w:hAnsi="宋体" w:cs="宋体" w:hint="eastAsia"/>
               <w:szCs w:val="24"/>
             </w:rPr>
             <w:fldChar w:fldCharType="begin"/>
           </w:r>
           <w:r>
             <w:rPr>
-              <w:rFonts w:hint="eastAsia" w:ascii="宋体" w:hAnsi="宋体" w:eastAsia="宋体" w:cs="宋体"/>
+              <w:rFonts w:ascii="宋体" w:eastAsia="宋体" w:hAnsi="宋体" w:cs="宋体" w:hint="eastAsia"/>
               <w:szCs w:val="24"/>
             </w:rPr>
             <w:instrText xml:space="preserve"> HYPERLINK \l _Toc14476 </w:instrText>
           </w:r>
           <w:r>
             <w:rPr>
-              <w:rFonts w:hint="eastAsia" w:ascii="宋体" w:hAnsi="宋体" w:eastAsia="宋体" w:cs="宋体"/>
+              <w:rFonts w:ascii="宋体" w:eastAsia="宋体" w:hAnsi="宋体" w:cs="宋体" w:hint="eastAsia"/>
               <w:szCs w:val="24"/>
             </w:rPr>
             <w:fldChar w:fldCharType="separate"/>
@@ -3021,7 +3000,7 @@
           </w:r>
           <w:r>
             <w:rPr>
-              <w:rFonts w:hint="eastAsia" w:ascii="宋体" w:hAnsi="宋体" w:eastAsia="宋体" w:cs="宋体"/>
+              <w:rFonts w:ascii="宋体" w:eastAsia="宋体" w:hAnsi="宋体" w:cs="宋体" w:hint="eastAsia"/>
               <w:szCs w:val="24"/>
             </w:rPr>
             <w:fldChar w:fldCharType="end"/>
@@ -3029,28 +3008,28 @@
         </w:p>
         <w:p>
           <w:pPr>
-            <w:pStyle w:val="17"/>
+            <w:pStyle w:val="TOC2"/>
             <w:tabs>
               <w:tab w:val="right" w:leader="dot" w:pos="8306"/>
             </w:tabs>
           </w:pPr>
           <w:r>
             <w:rPr>
-              <w:rFonts w:hint="eastAsia" w:ascii="宋体" w:hAnsi="宋体" w:eastAsia="宋体" w:cs="宋体"/>
+              <w:rFonts w:ascii="宋体" w:eastAsia="宋体" w:hAnsi="宋体" w:cs="宋体" w:hint="eastAsia"/>
               <w:szCs w:val="24"/>
             </w:rPr>
             <w:fldChar w:fldCharType="begin"/>
           </w:r>
           <w:r>
             <w:rPr>
-              <w:rFonts w:hint="eastAsia" w:ascii="宋体" w:hAnsi="宋体" w:eastAsia="宋体" w:cs="宋体"/>
+              <w:rFonts w:ascii="宋体" w:eastAsia="宋体" w:hAnsi="宋体" w:cs="宋体" w:hint="eastAsia"/>
               <w:szCs w:val="24"/>
             </w:rPr>
             <w:instrText xml:space="preserve"> HYPERLINK \l _Toc27932 </w:instrText>
           </w:r>
           <w:r>
             <w:rPr>
-              <w:rFonts w:hint="eastAsia" w:ascii="宋体" w:hAnsi="宋体" w:eastAsia="宋体" w:cs="宋体"/>
+              <w:rFonts w:ascii="宋体" w:eastAsia="宋体" w:hAnsi="宋体" w:cs="宋体" w:hint="eastAsia"/>
               <w:szCs w:val="24"/>
             </w:rPr>
             <w:fldChar w:fldCharType="separate"/>
@@ -3082,7 +3061,7 @@
           </w:r>
           <w:r>
             <w:rPr>
-              <w:rFonts w:hint="eastAsia" w:ascii="宋体" w:hAnsi="宋体" w:eastAsia="宋体" w:cs="宋体"/>
+              <w:rFonts w:ascii="宋体" w:eastAsia="宋体" w:hAnsi="宋体" w:cs="宋体" w:hint="eastAsia"/>
               <w:szCs w:val="24"/>
             </w:rPr>
             <w:fldChar w:fldCharType="end"/>
@@ -3090,28 +3069,28 @@
         </w:p>
         <w:p>
           <w:pPr>
-            <w:pStyle w:val="16"/>
+            <w:pStyle w:val="TOC1"/>
             <w:tabs>
               <w:tab w:val="right" w:leader="dot" w:pos="8306"/>
             </w:tabs>
           </w:pPr>
           <w:r>
             <w:rPr>
-              <w:rFonts w:hint="eastAsia" w:ascii="宋体" w:hAnsi="宋体" w:eastAsia="宋体" w:cs="宋体"/>
+              <w:rFonts w:ascii="宋体" w:eastAsia="宋体" w:hAnsi="宋体" w:cs="宋体" w:hint="eastAsia"/>
               <w:szCs w:val="24"/>
             </w:rPr>
             <w:fldChar w:fldCharType="begin"/>
           </w:r>
           <w:r>
             <w:rPr>
-              <w:rFonts w:hint="eastAsia" w:ascii="宋体" w:hAnsi="宋体" w:eastAsia="宋体" w:cs="宋体"/>
+              <w:rFonts w:ascii="宋体" w:eastAsia="宋体" w:hAnsi="宋体" w:cs="宋体" w:hint="eastAsia"/>
               <w:szCs w:val="24"/>
             </w:rPr>
             <w:instrText xml:space="preserve"> HYPERLINK \l _Toc12257 </w:instrText>
           </w:r>
           <w:r>
             <w:rPr>
-              <w:rFonts w:hint="eastAsia" w:ascii="宋体" w:hAnsi="宋体" w:eastAsia="宋体" w:cs="宋体"/>
+              <w:rFonts w:ascii="宋体" w:eastAsia="宋体" w:hAnsi="宋体" w:cs="宋体" w:hint="eastAsia"/>
               <w:szCs w:val="24"/>
             </w:rPr>
             <w:fldChar w:fldCharType="separate"/>
@@ -3143,7 +3122,7 @@
           </w:r>
           <w:r>
             <w:rPr>
-              <w:rFonts w:hint="eastAsia" w:ascii="宋体" w:hAnsi="宋体" w:eastAsia="宋体" w:cs="宋体"/>
+              <w:rFonts w:ascii="宋体" w:eastAsia="宋体" w:hAnsi="宋体" w:cs="宋体" w:hint="eastAsia"/>
               <w:szCs w:val="24"/>
             </w:rPr>
             <w:fldChar w:fldCharType="end"/>
@@ -3151,28 +3130,28 @@
         </w:p>
         <w:p>
           <w:pPr>
-            <w:pStyle w:val="17"/>
+            <w:pStyle w:val="TOC2"/>
             <w:tabs>
               <w:tab w:val="right" w:leader="dot" w:pos="8306"/>
             </w:tabs>
           </w:pPr>
           <w:r>
             <w:rPr>
-              <w:rFonts w:hint="eastAsia" w:ascii="宋体" w:hAnsi="宋体" w:eastAsia="宋体" w:cs="宋体"/>
+              <w:rFonts w:ascii="宋体" w:eastAsia="宋体" w:hAnsi="宋体" w:cs="宋体" w:hint="eastAsia"/>
               <w:szCs w:val="24"/>
             </w:rPr>
             <w:fldChar w:fldCharType="begin"/>
           </w:r>
           <w:r>
             <w:rPr>
-              <w:rFonts w:hint="eastAsia" w:ascii="宋体" w:hAnsi="宋体" w:eastAsia="宋体" w:cs="宋体"/>
+              <w:rFonts w:ascii="宋体" w:eastAsia="宋体" w:hAnsi="宋体" w:cs="宋体" w:hint="eastAsia"/>
               <w:szCs w:val="24"/>
             </w:rPr>
             <w:instrText xml:space="preserve"> HYPERLINK \l _Toc32424 </w:instrText>
           </w:r>
           <w:r>
             <w:rPr>
-              <w:rFonts w:hint="eastAsia" w:ascii="宋体" w:hAnsi="宋体" w:eastAsia="宋体" w:cs="宋体"/>
+              <w:rFonts w:ascii="宋体" w:eastAsia="宋体" w:hAnsi="宋体" w:cs="宋体" w:hint="eastAsia"/>
               <w:szCs w:val="24"/>
             </w:rPr>
             <w:fldChar w:fldCharType="separate"/>
@@ -3204,7 +3183,7 @@
           </w:r>
           <w:r>
             <w:rPr>
-              <w:rFonts w:hint="eastAsia" w:ascii="宋体" w:hAnsi="宋体" w:eastAsia="宋体" w:cs="宋体"/>
+              <w:rFonts w:ascii="宋体" w:eastAsia="宋体" w:hAnsi="宋体" w:cs="宋体" w:hint="eastAsia"/>
               <w:szCs w:val="24"/>
             </w:rPr>
             <w:fldChar w:fldCharType="end"/>
@@ -3212,28 +3191,28 @@
         </w:p>
         <w:p>
           <w:pPr>
-            <w:pStyle w:val="17"/>
+            <w:pStyle w:val="TOC2"/>
             <w:tabs>
               <w:tab w:val="right" w:leader="dot" w:pos="8306"/>
             </w:tabs>
           </w:pPr>
           <w:r>
             <w:rPr>
-              <w:rFonts w:hint="eastAsia" w:ascii="宋体" w:hAnsi="宋体" w:eastAsia="宋体" w:cs="宋体"/>
+              <w:rFonts w:ascii="宋体" w:eastAsia="宋体" w:hAnsi="宋体" w:cs="宋体" w:hint="eastAsia"/>
               <w:szCs w:val="24"/>
             </w:rPr>
             <w:fldChar w:fldCharType="begin"/>
           </w:r>
           <w:r>
             <w:rPr>
-              <w:rFonts w:hint="eastAsia" w:ascii="宋体" w:hAnsi="宋体" w:eastAsia="宋体" w:cs="宋体"/>
+              <w:rFonts w:ascii="宋体" w:eastAsia="宋体" w:hAnsi="宋体" w:cs="宋体" w:hint="eastAsia"/>
               <w:szCs w:val="24"/>
             </w:rPr>
             <w:instrText xml:space="preserve"> HYPERLINK \l _Toc25538 </w:instrText>
           </w:r>
           <w:r>
             <w:rPr>
-              <w:rFonts w:hint="eastAsia" w:ascii="宋体" w:hAnsi="宋体" w:eastAsia="宋体" w:cs="宋体"/>
+              <w:rFonts w:ascii="宋体" w:eastAsia="宋体" w:hAnsi="宋体" w:cs="宋体" w:hint="eastAsia"/>
               <w:szCs w:val="24"/>
             </w:rPr>
             <w:fldChar w:fldCharType="separate"/>
@@ -3265,7 +3244,7 @@
           </w:r>
           <w:r>
             <w:rPr>
-              <w:rFonts w:hint="eastAsia" w:ascii="宋体" w:hAnsi="宋体" w:eastAsia="宋体" w:cs="宋体"/>
+              <w:rFonts w:ascii="宋体" w:eastAsia="宋体" w:hAnsi="宋体" w:cs="宋体" w:hint="eastAsia"/>
               <w:szCs w:val="24"/>
             </w:rPr>
             <w:fldChar w:fldCharType="end"/>
@@ -3273,28 +3252,28 @@
         </w:p>
         <w:p>
           <w:pPr>
-            <w:pStyle w:val="17"/>
+            <w:pStyle w:val="TOC2"/>
             <w:tabs>
               <w:tab w:val="right" w:leader="dot" w:pos="8306"/>
             </w:tabs>
           </w:pPr>
           <w:r>
             <w:rPr>
-              <w:rFonts w:hint="eastAsia" w:ascii="宋体" w:hAnsi="宋体" w:eastAsia="宋体" w:cs="宋体"/>
+              <w:rFonts w:ascii="宋体" w:eastAsia="宋体" w:hAnsi="宋体" w:cs="宋体" w:hint="eastAsia"/>
               <w:szCs w:val="24"/>
             </w:rPr>
             <w:fldChar w:fldCharType="begin"/>
           </w:r>
           <w:r>
             <w:rPr>
-              <w:rFonts w:hint="eastAsia" w:ascii="宋体" w:hAnsi="宋体" w:eastAsia="宋体" w:cs="宋体"/>
+              <w:rFonts w:ascii="宋体" w:eastAsia="宋体" w:hAnsi="宋体" w:cs="宋体" w:hint="eastAsia"/>
               <w:szCs w:val="24"/>
             </w:rPr>
             <w:instrText xml:space="preserve"> HYPERLINK \l _Toc15384 </w:instrText>
           </w:r>
           <w:r>
             <w:rPr>
-              <w:rFonts w:hint="eastAsia" w:ascii="宋体" w:hAnsi="宋体" w:eastAsia="宋体" w:cs="宋体"/>
+              <w:rFonts w:ascii="宋体" w:eastAsia="宋体" w:hAnsi="宋体" w:cs="宋体" w:hint="eastAsia"/>
               <w:szCs w:val="24"/>
             </w:rPr>
             <w:fldChar w:fldCharType="separate"/>
@@ -3326,7 +3305,7 @@
           </w:r>
           <w:r>
             <w:rPr>
-              <w:rFonts w:hint="eastAsia" w:ascii="宋体" w:hAnsi="宋体" w:eastAsia="宋体" w:cs="宋体"/>
+              <w:rFonts w:ascii="宋体" w:eastAsia="宋体" w:hAnsi="宋体" w:cs="宋体" w:hint="eastAsia"/>
               <w:szCs w:val="24"/>
             </w:rPr>
             <w:fldChar w:fldCharType="end"/>
@@ -3334,28 +3313,28 @@
         </w:p>
         <w:p>
           <w:pPr>
-            <w:pStyle w:val="16"/>
+            <w:pStyle w:val="TOC1"/>
             <w:tabs>
               <w:tab w:val="right" w:leader="dot" w:pos="8306"/>
             </w:tabs>
           </w:pPr>
           <w:r>
             <w:rPr>
-              <w:rFonts w:hint="eastAsia" w:ascii="宋体" w:hAnsi="宋体" w:eastAsia="宋体" w:cs="宋体"/>
+              <w:rFonts w:ascii="宋体" w:eastAsia="宋体" w:hAnsi="宋体" w:cs="宋体" w:hint="eastAsia"/>
               <w:szCs w:val="24"/>
             </w:rPr>
             <w:fldChar w:fldCharType="begin"/>
           </w:r>
           <w:r>
             <w:rPr>
-              <w:rFonts w:hint="eastAsia" w:ascii="宋体" w:hAnsi="宋体" w:eastAsia="宋体" w:cs="宋体"/>
+              <w:rFonts w:ascii="宋体" w:eastAsia="宋体" w:hAnsi="宋体" w:cs="宋体" w:hint="eastAsia"/>
               <w:szCs w:val="24"/>
             </w:rPr>
             <w:instrText xml:space="preserve"> HYPERLINK \l _Toc26708 </w:instrText>
           </w:r>
           <w:r>
             <w:rPr>
-              <w:rFonts w:hint="eastAsia" w:ascii="宋体" w:hAnsi="宋体" w:eastAsia="宋体" w:cs="宋体"/>
+              <w:rFonts w:ascii="宋体" w:eastAsia="宋体" w:hAnsi="宋体" w:cs="宋体" w:hint="eastAsia"/>
               <w:szCs w:val="24"/>
             </w:rPr>
             <w:fldChar w:fldCharType="separate"/>
@@ -3387,7 +3366,7 @@
           </w:r>
           <w:r>
             <w:rPr>
-              <w:rFonts w:hint="eastAsia" w:ascii="宋体" w:hAnsi="宋体" w:eastAsia="宋体" w:cs="宋体"/>
+              <w:rFonts w:ascii="宋体" w:eastAsia="宋体" w:hAnsi="宋体" w:cs="宋体" w:hint="eastAsia"/>
               <w:szCs w:val="24"/>
             </w:rPr>
             <w:fldChar w:fldCharType="end"/>
@@ -3410,7 +3389,7 @@
             <w:snapToGrid w:val="0"/>
             <w:textAlignment w:val="baseline"/>
             <w:rPr>
-              <w:rFonts w:hint="eastAsia" w:ascii="宋体" w:hAnsi="宋体" w:eastAsia="宋体" w:cs="宋体"/>
+              <w:rFonts w:ascii="宋体" w:eastAsia="宋体" w:hAnsi="宋体" w:cs="宋体" w:hint="eastAsia"/>
               <w:snapToGrid w:val="0"/>
               <w:color w:val="000000"/>
               <w:kern w:val="0"/>
@@ -3421,7 +3400,7 @@
           </w:pPr>
           <w:r>
             <w:rPr>
-              <w:rFonts w:hint="eastAsia" w:ascii="宋体" w:hAnsi="宋体" w:eastAsia="宋体" w:cs="宋体"/>
+              <w:rFonts w:ascii="宋体" w:eastAsia="宋体" w:hAnsi="宋体" w:cs="宋体" w:hint="eastAsia"/>
               <w:szCs w:val="24"/>
             </w:rPr>
             <w:fldChar w:fldCharType="end"/>
@@ -3446,7 +3425,7 @@
         <w:snapToGrid w:val="0"/>
         <w:textAlignment w:val="baseline"/>
         <w:rPr>
-          <w:rFonts w:ascii="Arial" w:hAnsi="Arial" w:eastAsia="Arial" w:cs="Arial"/>
+          <w:rFonts w:ascii="Arial" w:eastAsia="Arial" w:hAnsi="Arial" w:cs="Arial"/>
           <w:snapToGrid w:val="0"/>
           <w:color w:val="000000"/>
           <w:kern w:val="0"/>
@@ -3457,7 +3436,7 @@
       </w:pPr>
       <w:r>
         <w:rPr>
-          <w:rFonts w:ascii="Arial" w:hAnsi="Arial" w:eastAsia="Arial" w:cs="Arial"/>
+          <w:rFonts w:ascii="Arial" w:eastAsia="Arial" w:hAnsi="Arial" w:cs="Arial"/>
           <w:snapToGrid w:val="0"/>
           <w:color w:val="000000"/>
           <w:kern w:val="0"/>
@@ -3470,7 +3449,7 @@
     </w:p>
     <w:p>
       <w:pPr>
-        <w:pStyle w:val="28"/>
+        <w:pStyle w:val="1"/>
         <w:bidi w:val="0"/>
         <w:rPr>
           <w:rFonts w:hint="default"/>
@@ -3489,7 +3468,7 @@
     </w:p>
     <w:p>
       <w:pPr>
-        <w:pStyle w:val="29"/>
+        <w:pStyle w:val="a1"/>
         <w:keepNext w:val="0"/>
         <w:keepLines w:val="0"/>
         <w:pageBreakBefore w:val="0"/>
@@ -3519,7 +3498,7 @@
     </w:p>
     <w:p>
       <w:pPr>
-        <w:pStyle w:val="29"/>
+        <w:pStyle w:val="a1"/>
         <w:keepNext w:val="0"/>
         <w:keepLines w:val="0"/>
         <w:pageBreakBefore w:val="0"/>
@@ -3549,7 +3528,7 @@
     </w:p>
     <w:p>
       <w:pPr>
-        <w:pStyle w:val="28"/>
+        <w:pStyle w:val="1"/>
         <w:keepNext w:val="0"/>
         <w:keepLines w:val="0"/>
         <w:pageBreakBefore w:val="0"/>
@@ -3581,7 +3560,7 @@
     </w:p>
     <w:p>
       <w:pPr>
-        <w:pStyle w:val="29"/>
+        <w:pStyle w:val="a1"/>
         <w:keepNext w:val="0"/>
         <w:keepLines w:val="0"/>
         <w:pageBreakBefore w:val="0"/>
@@ -3611,7 +3590,7 @@
     </w:p>
     <w:p>
       <w:pPr>
-        <w:pStyle w:val="29"/>
+        <w:pStyle w:val="a1"/>
         <w:keepNext w:val="0"/>
         <w:keepLines w:val="0"/>
         <w:pageBreakBefore w:val="0"/>
@@ -3641,7 +3620,7 @@
     </w:p>
     <w:p>
       <w:pPr>
-        <w:pStyle w:val="29"/>
+        <w:pStyle w:val="a1"/>
         <w:keepNext w:val="0"/>
         <w:keepLines w:val="0"/>
         <w:pageBreakBefore w:val="0"/>
@@ -3671,7 +3650,7 @@
     </w:p>
     <w:p>
       <w:pPr>
-        <w:pStyle w:val="29"/>
+        <w:pStyle w:val="a1"/>
         <w:keepNext w:val="0"/>
         <w:keepLines w:val="0"/>
         <w:pageBreakBefore w:val="0"/>
@@ -3701,7 +3680,7 @@
     </w:p>
     <w:p>
       <w:pPr>
-        <w:pStyle w:val="29"/>
+        <w:pStyle w:val="a1"/>
         <w:keepNext w:val="0"/>
         <w:keepLines w:val="0"/>
         <w:pageBreakBefore w:val="0"/>
@@ -3731,7 +3710,7 @@
     </w:p>
     <w:p>
       <w:pPr>
-        <w:pStyle w:val="28"/>
+        <w:pStyle w:val="1"/>
         <w:bidi w:val="0"/>
         <w:rPr>
           <w:rFonts w:hint="default"/>
@@ -3757,7 +3736,7 @@
     </w:p>
     <w:p>
       <w:pPr>
-        <w:pStyle w:val="30"/>
+        <w:pStyle w:val="2"/>
         <w:bidi w:val="0"/>
         <w:rPr>
           <w:rFonts w:hint="default"/>
@@ -3776,7 +3755,7 @@
     </w:p>
     <w:p>
       <w:pPr>
-        <w:pStyle w:val="29"/>
+        <w:pStyle w:val="a1"/>
         <w:keepNext w:val="0"/>
         <w:keepLines w:val="0"/>
         <w:pageBreakBefore w:val="0"/>
@@ -3806,7 +3785,7 @@
     </w:p>
     <w:p>
       <w:pPr>
-        <w:pStyle w:val="29"/>
+        <w:pStyle w:val="a1"/>
         <w:keepNext w:val="0"/>
         <w:keepLines w:val="0"/>
         <w:pageBreakBefore w:val="0"/>
@@ -3824,7 +3803,7 @@
         <w:bidi w:val="0"/>
         <w:adjustRightInd w:val="0"/>
         <w:snapToGrid w:val="0"/>
-        <w:ind w:left="425" w:leftChars="0" w:hanging="425" w:firstLineChars="0"/>
+        <w:ind w:left="425" w:hanging="425" w:leftChars="0" w:firstLineChars="0"/>
         <w:textAlignment w:val="baseline"/>
         <w:rPr>
           <w:rFonts w:hint="default"/>
@@ -3855,7 +3834,7 @@
     </w:p>
     <w:p>
       <w:pPr>
-        <w:pStyle w:val="29"/>
+        <w:pStyle w:val="a1"/>
         <w:keepNext w:val="0"/>
         <w:keepLines w:val="0"/>
         <w:pageBreakBefore w:val="0"/>
@@ -3873,7 +3852,7 @@
         <w:bidi w:val="0"/>
         <w:adjustRightInd w:val="0"/>
         <w:snapToGrid w:val="0"/>
-        <w:ind w:left="425" w:leftChars="0" w:hanging="425" w:firstLineChars="0"/>
+        <w:ind w:left="425" w:hanging="425" w:leftChars="0" w:firstLineChars="0"/>
         <w:textAlignment w:val="baseline"/>
         <w:rPr>
           <w:rFonts w:hint="default"/>
@@ -3890,7 +3869,7 @@
     </w:p>
     <w:p>
       <w:pPr>
-        <w:pStyle w:val="29"/>
+        <w:pStyle w:val="a1"/>
         <w:keepNext w:val="0"/>
         <w:keepLines w:val="0"/>
         <w:pageBreakBefore w:val="0"/>
@@ -3908,7 +3887,7 @@
         <w:bidi w:val="0"/>
         <w:adjustRightInd w:val="0"/>
         <w:snapToGrid w:val="0"/>
-        <w:ind w:left="425" w:leftChars="0" w:hanging="425" w:firstLineChars="0"/>
+        <w:ind w:left="425" w:hanging="425" w:leftChars="0" w:firstLineChars="0"/>
         <w:textAlignment w:val="baseline"/>
         <w:rPr>
           <w:rFonts w:hint="default"/>
@@ -3925,7 +3904,7 @@
     </w:p>
     <w:p>
       <w:pPr>
-        <w:pStyle w:val="30"/>
+        <w:pStyle w:val="2"/>
         <w:bidi w:val="0"/>
         <w:rPr>
           <w:rFonts w:hint="default"/>
@@ -3944,7 +3923,7 @@
     </w:p>
     <w:p>
       <w:pPr>
-        <w:pStyle w:val="31"/>
+        <w:pStyle w:val="3"/>
         <w:bidi w:val="0"/>
         <w:rPr>
           <w:rFonts w:hint="default"/>
@@ -3963,7 +3942,7 @@
     </w:p>
     <w:p>
       <w:pPr>
-        <w:pStyle w:val="29"/>
+        <w:pStyle w:val="a1"/>
         <w:keepNext w:val="0"/>
         <w:keepLines w:val="0"/>
         <w:pageBreakBefore w:val="0"/>
@@ -4014,7 +3993,7 @@
     </w:p>
     <w:p>
       <w:pPr>
-        <w:pStyle w:val="29"/>
+        <w:pStyle w:val="a1"/>
         <w:keepNext w:val="0"/>
         <w:keepLines w:val="0"/>
         <w:pageBreakBefore w:val="0"/>
@@ -4032,7 +4011,7 @@
         <w:bidi w:val="0"/>
         <w:adjustRightInd w:val="0"/>
         <w:snapToGrid w:val="0"/>
-        <w:ind w:left="425" w:leftChars="0" w:hanging="425" w:firstLineChars="0"/>
+        <w:ind w:left="425" w:hanging="425" w:leftChars="0" w:firstLineChars="0"/>
         <w:textAlignment w:val="baseline"/>
         <w:rPr>
           <w:rFonts w:hint="default"/>
@@ -4056,7 +4035,7 @@
     </w:p>
     <w:p>
       <w:pPr>
-        <w:pStyle w:val="29"/>
+        <w:pStyle w:val="a1"/>
         <w:keepNext w:val="0"/>
         <w:keepLines w:val="0"/>
         <w:pageBreakBefore w:val="0"/>
@@ -4074,7 +4053,7 @@
         <w:bidi w:val="0"/>
         <w:adjustRightInd w:val="0"/>
         <w:snapToGrid w:val="0"/>
-        <w:ind w:left="425" w:leftChars="0" w:hanging="425" w:firstLineChars="0"/>
+        <w:ind w:left="425" w:hanging="425" w:leftChars="0" w:firstLineChars="0"/>
         <w:textAlignment w:val="baseline"/>
         <w:rPr>
           <w:rFonts w:hint="default"/>
@@ -4091,7 +4070,7 @@
     </w:p>
     <w:p>
       <w:pPr>
-        <w:pStyle w:val="29"/>
+        <w:pStyle w:val="a1"/>
         <w:keepNext w:val="0"/>
         <w:keepLines w:val="0"/>
         <w:pageBreakBefore w:val="0"/>
@@ -4109,7 +4088,7 @@
         <w:bidi w:val="0"/>
         <w:adjustRightInd w:val="0"/>
         <w:snapToGrid w:val="0"/>
-        <w:ind w:left="425" w:leftChars="0" w:hanging="425" w:firstLineChars="0"/>
+        <w:ind w:left="425" w:hanging="425" w:leftChars="0" w:firstLineChars="0"/>
         <w:textAlignment w:val="baseline"/>
         <w:rPr>
           <w:rFonts w:hint="default"/>
@@ -4126,7 +4105,7 @@
     </w:p>
     <w:p>
       <w:pPr>
-        <w:pStyle w:val="31"/>
+        <w:pStyle w:val="3"/>
         <w:bidi w:val="0"/>
         <w:rPr>
           <w:rFonts w:hint="default"/>
@@ -4159,7 +4138,7 @@
     </w:p>
     <w:p>
       <w:pPr>
-        <w:pStyle w:val="29"/>
+        <w:pStyle w:val="a1"/>
         <w:bidi w:val="0"/>
       </w:pPr>
       <w:r>
@@ -4168,13 +4147,13 @@
     </w:p>
     <w:p>
       <w:pPr>
-        <w:pStyle w:val="29"/>
+        <w:pStyle w:val="a1"/>
         <w:numPr>
           <w:ilvl w:val="0"/>
           <w:numId w:val="4"/>
         </w:numPr>
         <w:bidi w:val="0"/>
-        <w:ind w:left="425" w:leftChars="0" w:hanging="425" w:firstLineChars="0"/>
+        <w:ind w:left="425" w:hanging="425" w:leftChars="0" w:firstLineChars="0"/>
       </w:pPr>
       <w:r>
         <w:t>满意度调查项的灵活配置</w:t>
@@ -4182,7 +4161,7 @@
     </w:p>
     <w:p>
       <w:pPr>
-        <w:pStyle w:val="29"/>
+        <w:pStyle w:val="a1"/>
         <w:numPr>
           <w:ilvl w:val="0"/>
           <w:numId w:val="0"/>
@@ -4190,7 +4169,7 @@
         <w:bidi w:val="0"/>
         <w:ind w:left="420" w:leftChars="200"/>
         <w:rPr>
-          <w:rFonts w:hint="default" w:eastAsia="宋体"/>
+          <w:rFonts w:eastAsia="宋体" w:hint="default"/>
           <w:lang w:val="en-US" w:eastAsia="zh-CN"/>
         </w:rPr>
       </w:pPr>
@@ -4204,13 +4183,13 @@
     </w:p>
     <w:p>
       <w:pPr>
-        <w:pStyle w:val="29"/>
+        <w:pStyle w:val="a1"/>
         <w:numPr>
           <w:ilvl w:val="0"/>
           <w:numId w:val="4"/>
         </w:numPr>
         <w:bidi w:val="0"/>
-        <w:ind w:left="425" w:leftChars="0" w:hanging="425" w:firstLineChars="0"/>
+        <w:ind w:left="425" w:hanging="425" w:leftChars="0" w:firstLineChars="0"/>
         <w:rPr>
           <w:rFonts w:hint="eastAsia"/>
           <w:lang w:val="en-US" w:eastAsia="zh-CN"/>
@@ -4226,10 +4205,10 @@
     </w:p>
     <w:p>
       <w:pPr>
-        <w:pStyle w:val="29"/>
+        <w:pStyle w:val="a1"/>
         <w:bidi w:val="0"/>
         <w:rPr>
-          <w:rFonts w:hint="default" w:eastAsia="宋体"/>
+          <w:rFonts w:eastAsia="宋体" w:hint="default"/>
           <w:lang w:val="en-US" w:eastAsia="zh-CN"/>
         </w:rPr>
       </w:pPr>
@@ -4246,13 +4225,13 @@
     </w:p>
     <w:p>
       <w:pPr>
-        <w:pStyle w:val="29"/>
+        <w:pStyle w:val="a1"/>
         <w:numPr>
           <w:ilvl w:val="0"/>
           <w:numId w:val="4"/>
         </w:numPr>
         <w:bidi w:val="0"/>
-        <w:ind w:left="425" w:leftChars="0" w:hanging="425" w:firstLineChars="0"/>
+        <w:ind w:left="425" w:hanging="425" w:leftChars="0" w:firstLineChars="0"/>
         <w:rPr>
           <w:rFonts w:hint="default"/>
           <w:lang w:val="en-US" w:eastAsia="zh-CN"/>
@@ -4268,7 +4247,7 @@
     </w:p>
     <w:p>
       <w:pPr>
-        <w:pStyle w:val="29"/>
+        <w:pStyle w:val="a1"/>
         <w:numPr>
           <w:ilvl w:val="0"/>
           <w:numId w:val="0"/>
@@ -4290,7 +4269,7 @@
     </w:p>
     <w:p>
       <w:pPr>
-        <w:pStyle w:val="30"/>
+        <w:pStyle w:val="2"/>
         <w:keepNext w:val="0"/>
         <w:keepLines w:val="0"/>
         <w:pageBreakBefore w:val="0"/>
@@ -4322,7 +4301,7 @@
     </w:p>
     <w:p>
       <w:pPr>
-        <w:pStyle w:val="29"/>
+        <w:pStyle w:val="a1"/>
         <w:keepNext w:val="0"/>
         <w:keepLines w:val="0"/>
         <w:pageBreakBefore w:val="0"/>
@@ -4352,7 +4331,7 @@
     </w:p>
     <w:p>
       <w:pPr>
-        <w:pStyle w:val="29"/>
+        <w:pStyle w:val="a1"/>
         <w:keepNext w:val="0"/>
         <w:keepLines w:val="0"/>
         <w:pageBreakBefore w:val="0"/>
@@ -4383,19 +4362,18 @@
     </w:p>
     <w:tbl>
       <w:tblPr>
-        <w:tblStyle w:val="20"/>
+        <w:tblStyle w:val="TableNormal"/>
         <w:tblW w:w="8523" w:type="dxa"/>
         <w:jc w:val="center"/>
         <w:tblBorders>
-          <w:top w:val="none" w:color="auto" w:sz="0" w:space="0"/>
-          <w:left w:val="none" w:color="auto" w:sz="0" w:space="0"/>
-          <w:bottom w:val="none" w:color="auto" w:sz="0" w:space="0"/>
-          <w:right w:val="none" w:color="auto" w:sz="0" w:space="0"/>
-          <w:insideH w:val="none" w:color="auto" w:sz="0" w:space="0"/>
-          <w:insideV w:val="none" w:color="auto" w:sz="0" w:space="0"/>
+          <w:top w:val="nil"/>
+          <w:left w:val="nil"/>
+          <w:bottom w:val="nil"/>
+          <w:right w:val="nil"/>
+          <w:insideH w:val="nil"/>
+          <w:insideV w:val="nil"/>
         </w:tblBorders>
         <w:shd w:val="clear" w:color="auto" w:fill="auto"/>
-        <w:tblLayout w:type="autofit"/>
         <w:tblCellMar>
           <w:top w:w="15" w:type="dxa"/>
           <w:left w:w="15" w:type="dxa"/>
@@ -4411,13 +4389,15 @@
       </w:tblGrid>
       <w:tr>
         <w:tblPrEx>
+          <w:tblW w:w="8523" w:type="dxa"/>
+          <w:jc w:val="center"/>
           <w:tblBorders>
-            <w:top w:val="none" w:color="auto" w:sz="0" w:space="0"/>
-            <w:left w:val="none" w:color="auto" w:sz="0" w:space="0"/>
-            <w:bottom w:val="none" w:color="auto" w:sz="0" w:space="0"/>
-            <w:right w:val="none" w:color="auto" w:sz="0" w:space="0"/>
-            <w:insideH w:val="none" w:color="auto" w:sz="0" w:space="0"/>
-            <w:insideV w:val="none" w:color="auto" w:sz="0" w:space="0"/>
+            <w:top w:val="nil"/>
+            <w:left w:val="nil"/>
+            <w:bottom w:val="nil"/>
+            <w:right w:val="nil"/>
+            <w:insideH w:val="nil"/>
+            <w:insideV w:val="nil"/>
           </w:tblBorders>
           <w:shd w:val="clear" w:color="auto" w:fill="auto"/>
           <w:tblCellMar>
@@ -4428,7 +4408,7 @@
           </w:tblCellMar>
         </w:tblPrEx>
         <w:trPr>
-          <w:trHeight w:val="0" w:hRule="atLeast"/>
+          <w:trHeight w:val="0"/>
           <w:tblHeader/>
           <w:jc w:val="center"/>
         </w:trPr>
@@ -4436,10 +4416,10 @@
           <w:tcPr>
             <w:tcW w:w="1620" w:type="dxa"/>
             <w:tcBorders>
-              <w:top w:val="single" w:color="auto" w:sz="12" w:space="0"/>
-              <w:left w:val="single" w:color="auto" w:sz="12" w:space="0"/>
-              <w:bottom w:val="single" w:color="auto" w:sz="4" w:space="0"/>
-              <w:right w:val="single" w:color="auto" w:sz="4" w:space="0"/>
+              <w:top w:val="single" w:sz="12" w:space="0" w:color="auto"/>
+              <w:left w:val="single" w:sz="12" w:space="0" w:color="auto"/>
+              <w:bottom w:val="single" w:sz="4" w:space="0" w:color="auto"/>
+              <w:right w:val="single" w:sz="4" w:space="0" w:color="auto"/>
             </w:tcBorders>
             <w:shd w:val="clear" w:color="auto" w:fill="auto"/>
             <w:tcMar>
@@ -4467,11 +4447,11 @@
               <w:adjustRightInd w:val="0"/>
               <w:snapToGrid w:val="0"/>
               <w:spacing w:line="240" w:lineRule="auto"/>
-              <w:ind w:left="0" w:leftChars="0" w:right="0" w:rightChars="0" w:firstLine="0" w:firstLineChars="0"/>
+              <w:ind w:left="0" w:right="0" w:firstLine="0" w:leftChars="0" w:rightChars="0" w:firstLineChars="0"/>
               <w:jc w:val="center"/>
               <w:textAlignment w:val="baseline"/>
               <w:rPr>
-                <w:rFonts w:ascii="Segoe UI" w:hAnsi="Segoe UI" w:eastAsia="Segoe UI" w:cs="Segoe UI"/>
+                <w:rFonts w:ascii="Segoe UI" w:eastAsia="Segoe UI" w:hAnsi="Segoe UI" w:cs="Segoe UI"/>
                 <w:b/>
                 <w:i w:val="0"/>
                 <w:iCs w:val="0"/>
@@ -4484,8 +4464,8 @@
             </w:pPr>
             <w:r>
               <w:rPr>
-                <w:rStyle w:val="23"/>
-                <w:rFonts w:hint="default" w:ascii="Segoe UI" w:hAnsi="Segoe UI" w:eastAsia="Segoe UI" w:cs="Segoe UI"/>
+                <w:rStyle w:val="Strong"/>
+                <w:rFonts w:ascii="Segoe UI" w:eastAsia="Segoe UI" w:hAnsi="Segoe UI" w:cs="Segoe UI" w:hint="default"/>
                 <w:b/>
                 <w:bCs/>
                 <w:i w:val="0"/>
@@ -4507,10 +4487,10 @@
           <w:tcPr>
             <w:tcW w:w="1618" w:type="dxa"/>
             <w:tcBorders>
-              <w:top w:val="single" w:color="auto" w:sz="12" w:space="0"/>
-              <w:left w:val="single" w:color="auto" w:sz="4" w:space="0"/>
-              <w:bottom w:val="single" w:color="auto" w:sz="4" w:space="0"/>
-              <w:right w:val="single" w:color="auto" w:sz="4" w:space="0"/>
+              <w:top w:val="single" w:sz="12" w:space="0" w:color="auto"/>
+              <w:left w:val="single" w:sz="4" w:space="0" w:color="auto"/>
+              <w:bottom w:val="single" w:sz="4" w:space="0" w:color="auto"/>
+              <w:right w:val="single" w:sz="4" w:space="0" w:color="auto"/>
             </w:tcBorders>
             <w:shd w:val="clear" w:color="auto" w:fill="auto"/>
             <w:tcMar>
@@ -4538,11 +4518,11 @@
               <w:adjustRightInd w:val="0"/>
               <w:snapToGrid w:val="0"/>
               <w:spacing w:line="240" w:lineRule="auto"/>
-              <w:ind w:left="0" w:leftChars="0" w:right="0" w:rightChars="0" w:firstLine="0" w:firstLineChars="0"/>
+              <w:ind w:left="0" w:right="0" w:firstLine="0" w:leftChars="0" w:rightChars="0" w:firstLineChars="0"/>
               <w:jc w:val="center"/>
               <w:textAlignment w:val="baseline"/>
               <w:rPr>
-                <w:rFonts w:hint="default" w:ascii="Segoe UI" w:hAnsi="Segoe UI" w:eastAsia="Segoe UI" w:cs="Segoe UI"/>
+                <w:rFonts w:ascii="Segoe UI" w:eastAsia="Segoe UI" w:hAnsi="Segoe UI" w:cs="Segoe UI" w:hint="default"/>
                 <w:b/>
                 <w:i w:val="0"/>
                 <w:iCs w:val="0"/>
@@ -4555,8 +4535,8 @@
             </w:pPr>
             <w:r>
               <w:rPr>
-                <w:rStyle w:val="23"/>
-                <w:rFonts w:hint="default" w:ascii="Segoe UI" w:hAnsi="Segoe UI" w:eastAsia="Segoe UI" w:cs="Segoe UI"/>
+                <w:rStyle w:val="Strong"/>
+                <w:rFonts w:ascii="Segoe UI" w:eastAsia="Segoe UI" w:hAnsi="Segoe UI" w:cs="Segoe UI" w:hint="default"/>
                 <w:b/>
                 <w:bCs/>
                 <w:i w:val="0"/>
@@ -4578,10 +4558,10 @@
           <w:tcPr>
             <w:tcW w:w="4345" w:type="dxa"/>
             <w:tcBorders>
-              <w:top w:val="single" w:color="auto" w:sz="12" w:space="0"/>
-              <w:left w:val="single" w:color="auto" w:sz="4" w:space="0"/>
-              <w:bottom w:val="single" w:color="auto" w:sz="4" w:space="0"/>
-              <w:right w:val="single" w:color="auto" w:sz="4" w:space="0"/>
+              <w:top w:val="single" w:sz="12" w:space="0" w:color="auto"/>
+              <w:left w:val="single" w:sz="4" w:space="0" w:color="auto"/>
+              <w:bottom w:val="single" w:sz="4" w:space="0" w:color="auto"/>
+              <w:right w:val="single" w:sz="4" w:space="0" w:color="auto"/>
             </w:tcBorders>
             <w:shd w:val="clear" w:color="auto" w:fill="auto"/>
             <w:tcMar>
@@ -4609,11 +4589,11 @@
               <w:adjustRightInd w:val="0"/>
               <w:snapToGrid w:val="0"/>
               <w:spacing w:line="240" w:lineRule="auto"/>
-              <w:ind w:left="0" w:leftChars="0" w:right="0" w:rightChars="0" w:firstLine="0" w:firstLineChars="0"/>
+              <w:ind w:left="0" w:right="0" w:firstLine="0" w:leftChars="0" w:rightChars="0" w:firstLineChars="0"/>
               <w:jc w:val="center"/>
               <w:textAlignment w:val="baseline"/>
               <w:rPr>
-                <w:rFonts w:hint="default" w:ascii="Segoe UI" w:hAnsi="Segoe UI" w:eastAsia="Segoe UI" w:cs="Segoe UI"/>
+                <w:rFonts w:ascii="Segoe UI" w:eastAsia="Segoe UI" w:hAnsi="Segoe UI" w:cs="Segoe UI" w:hint="default"/>
                 <w:b/>
                 <w:i w:val="0"/>
                 <w:iCs w:val="0"/>
@@ -4626,8 +4606,8 @@
             </w:pPr>
             <w:r>
               <w:rPr>
-                <w:rStyle w:val="23"/>
-                <w:rFonts w:hint="default" w:ascii="Segoe UI" w:hAnsi="Segoe UI" w:eastAsia="Segoe UI" w:cs="Segoe UI"/>
+                <w:rStyle w:val="Strong"/>
+                <w:rFonts w:ascii="Segoe UI" w:eastAsia="Segoe UI" w:hAnsi="Segoe UI" w:cs="Segoe UI" w:hint="default"/>
                 <w:b/>
                 <w:bCs/>
                 <w:i w:val="0"/>
@@ -4649,10 +4629,10 @@
           <w:tcPr>
             <w:tcW w:w="940" w:type="dxa"/>
             <w:tcBorders>
-              <w:top w:val="single" w:color="auto" w:sz="12" w:space="0"/>
-              <w:left w:val="single" w:color="auto" w:sz="4" w:space="0"/>
-              <w:bottom w:val="single" w:color="auto" w:sz="4" w:space="0"/>
-              <w:right w:val="single" w:color="auto" w:sz="12" w:space="0"/>
+              <w:top w:val="single" w:sz="12" w:space="0" w:color="auto"/>
+              <w:left w:val="single" w:sz="4" w:space="0" w:color="auto"/>
+              <w:bottom w:val="single" w:sz="4" w:space="0" w:color="auto"/>
+              <w:right w:val="single" w:sz="12" w:space="0" w:color="auto"/>
             </w:tcBorders>
             <w:shd w:val="clear" w:color="auto" w:fill="auto"/>
             <w:tcMar>
@@ -4680,12 +4660,12 @@
               <w:adjustRightInd w:val="0"/>
               <w:snapToGrid w:val="0"/>
               <w:spacing w:line="240" w:lineRule="auto"/>
-              <w:ind w:left="0" w:leftChars="0" w:right="0" w:rightChars="0" w:firstLine="0" w:firstLineChars="0"/>
+              <w:ind w:left="0" w:right="0" w:firstLine="0" w:leftChars="0" w:rightChars="0" w:firstLineChars="0"/>
               <w:jc w:val="center"/>
               <w:textAlignment w:val="baseline"/>
               <w:rPr>
-                <w:rStyle w:val="23"/>
-                <w:rFonts w:hint="default" w:ascii="Segoe UI" w:hAnsi="Segoe UI" w:eastAsia="Segoe UI" w:cs="Segoe UI"/>
+                <w:rStyle w:val="Strong"/>
+                <w:rFonts w:ascii="Segoe UI" w:eastAsia="Segoe UI" w:hAnsi="Segoe UI" w:cs="Segoe UI" w:hint="default"/>
                 <w:b/>
                 <w:bCs/>
                 <w:i w:val="0"/>
@@ -4702,8 +4682,8 @@
             </w:pPr>
             <w:r>
               <w:rPr>
-                <w:rStyle w:val="23"/>
-                <w:rFonts w:hint="eastAsia" w:ascii="Segoe UI" w:hAnsi="Segoe UI" w:eastAsia="Segoe UI" w:cs="Segoe UI"/>
+                <w:rStyle w:val="Strong"/>
+                <w:rFonts w:ascii="Segoe UI" w:eastAsia="Segoe UI" w:hAnsi="Segoe UI" w:cs="Segoe UI" w:hint="eastAsia"/>
                 <w:b/>
                 <w:bCs/>
                 <w:i w:val="0"/>
@@ -4724,14 +4704,8 @@
       </w:tr>
       <w:tr>
         <w:tblPrEx>
-          <w:tblBorders>
-            <w:top w:val="none" w:color="auto" w:sz="0" w:space="0"/>
-            <w:left w:val="none" w:color="auto" w:sz="0" w:space="0"/>
-            <w:bottom w:val="none" w:color="auto" w:sz="0" w:space="0"/>
-            <w:right w:val="none" w:color="auto" w:sz="0" w:space="0"/>
-            <w:insideH w:val="none" w:color="auto" w:sz="0" w:space="0"/>
-            <w:insideV w:val="none" w:color="auto" w:sz="0" w:space="0"/>
-          </w:tblBorders>
+          <w:tblW w:w="8523" w:type="dxa"/>
+          <w:jc w:val="center"/>
           <w:shd w:val="clear" w:color="auto" w:fill="auto"/>
           <w:tblCellMar>
             <w:top w:w="15" w:type="dxa"/>
@@ -4741,17 +4715,17 @@
           </w:tblCellMar>
         </w:tblPrEx>
         <w:trPr>
-          <w:trHeight w:val="0" w:hRule="atLeast"/>
+          <w:trHeight w:val="0"/>
           <w:jc w:val="center"/>
         </w:trPr>
         <w:tc>
           <w:tcPr>
             <w:tcW w:w="1620" w:type="dxa"/>
             <w:tcBorders>
-              <w:top w:val="single" w:color="auto" w:sz="4" w:space="0"/>
-              <w:left w:val="single" w:color="auto" w:sz="12" w:space="0"/>
-              <w:bottom w:val="single" w:color="auto" w:sz="4" w:space="0"/>
-              <w:right w:val="single" w:color="auto" w:sz="4" w:space="0"/>
+              <w:top w:val="single" w:sz="4" w:space="0" w:color="auto"/>
+              <w:left w:val="single" w:sz="12" w:space="0" w:color="auto"/>
+              <w:bottom w:val="single" w:sz="4" w:space="0" w:color="auto"/>
+              <w:right w:val="single" w:sz="4" w:space="0" w:color="auto"/>
             </w:tcBorders>
             <w:shd w:val="clear" w:color="auto" w:fill="auto"/>
             <w:tcMar>
@@ -4779,11 +4753,11 @@
               <w:adjustRightInd w:val="0"/>
               <w:snapToGrid w:val="0"/>
               <w:spacing w:line="240" w:lineRule="auto"/>
-              <w:ind w:left="0" w:leftChars="0" w:right="0" w:rightChars="0" w:firstLine="0" w:firstLineChars="0"/>
+              <w:ind w:left="0" w:right="0" w:firstLine="0" w:leftChars="0" w:rightChars="0" w:firstLineChars="0"/>
               <w:jc w:val="center"/>
               <w:textAlignment w:val="baseline"/>
               <w:rPr>
-                <w:rFonts w:hint="default" w:ascii="Segoe UI" w:hAnsi="Segoe UI" w:eastAsia="Segoe UI" w:cs="Segoe UI"/>
+                <w:rFonts w:ascii="Segoe UI" w:eastAsia="Segoe UI" w:hAnsi="Segoe UI" w:cs="Segoe UI" w:hint="default"/>
                 <w:i w:val="0"/>
                 <w:iCs w:val="0"/>
                 <w:caps w:val="0"/>
@@ -4795,7 +4769,7 @@
             </w:pPr>
             <w:r>
               <w:rPr>
-                <w:rFonts w:hint="default" w:ascii="Segoe UI" w:hAnsi="Segoe UI" w:eastAsia="Segoe UI" w:cs="Segoe UI"/>
+                <w:rFonts w:ascii="Segoe UI" w:eastAsia="Segoe UI" w:hAnsi="Segoe UI" w:cs="Segoe UI" w:hint="default"/>
                 <w:i w:val="0"/>
                 <w:iCs w:val="0"/>
                 <w:caps w:val="0"/>
@@ -4815,10 +4789,10 @@
           <w:tcPr>
             <w:tcW w:w="1618" w:type="dxa"/>
             <w:tcBorders>
-              <w:top w:val="single" w:color="auto" w:sz="4" w:space="0"/>
-              <w:left w:val="single" w:color="auto" w:sz="4" w:space="0"/>
-              <w:bottom w:val="single" w:color="auto" w:sz="4" w:space="0"/>
-              <w:right w:val="single" w:color="auto" w:sz="4" w:space="0"/>
+              <w:top w:val="single" w:sz="4" w:space="0" w:color="auto"/>
+              <w:left w:val="single" w:sz="4" w:space="0" w:color="auto"/>
+              <w:bottom w:val="single" w:sz="4" w:space="0" w:color="auto"/>
+              <w:right w:val="single" w:sz="4" w:space="0" w:color="auto"/>
             </w:tcBorders>
             <w:shd w:val="clear" w:color="auto" w:fill="auto"/>
             <w:tcMar>
@@ -4846,11 +4820,11 @@
               <w:adjustRightInd w:val="0"/>
               <w:snapToGrid w:val="0"/>
               <w:spacing w:line="240" w:lineRule="auto"/>
-              <w:ind w:left="0" w:leftChars="0" w:right="0" w:rightChars="0" w:firstLine="0" w:firstLineChars="0"/>
+              <w:ind w:left="0" w:right="0" w:firstLine="0" w:leftChars="0" w:rightChars="0" w:firstLineChars="0"/>
               <w:jc w:val="center"/>
               <w:textAlignment w:val="baseline"/>
               <w:rPr>
-                <w:rFonts w:hint="default" w:ascii="Segoe UI" w:hAnsi="Segoe UI" w:eastAsia="Segoe UI" w:cs="Segoe UI"/>
+                <w:rFonts w:ascii="Segoe UI" w:eastAsia="Segoe UI" w:hAnsi="Segoe UI" w:cs="Segoe UI" w:hint="default"/>
                 <w:i w:val="0"/>
                 <w:iCs w:val="0"/>
                 <w:caps w:val="0"/>
@@ -4862,7 +4836,7 @@
             </w:pPr>
             <w:r>
               <w:rPr>
-                <w:rFonts w:hint="default" w:ascii="Segoe UI" w:hAnsi="Segoe UI" w:eastAsia="Segoe UI" w:cs="Segoe UI"/>
+                <w:rFonts w:ascii="Segoe UI" w:eastAsia="Segoe UI" w:hAnsi="Segoe UI" w:cs="Segoe UI" w:hint="default"/>
                 <w:i w:val="0"/>
                 <w:iCs w:val="0"/>
                 <w:caps w:val="0"/>
@@ -4882,10 +4856,10 @@
           <w:tcPr>
             <w:tcW w:w="4345" w:type="dxa"/>
             <w:tcBorders>
-              <w:top w:val="single" w:color="auto" w:sz="4" w:space="0"/>
-              <w:left w:val="single" w:color="auto" w:sz="4" w:space="0"/>
-              <w:bottom w:val="single" w:color="auto" w:sz="4" w:space="0"/>
-              <w:right w:val="single" w:color="auto" w:sz="4" w:space="0"/>
+              <w:top w:val="single" w:sz="4" w:space="0" w:color="auto"/>
+              <w:left w:val="single" w:sz="4" w:space="0" w:color="auto"/>
+              <w:bottom w:val="single" w:sz="4" w:space="0" w:color="auto"/>
+              <w:right w:val="single" w:sz="4" w:space="0" w:color="auto"/>
             </w:tcBorders>
             <w:shd w:val="clear" w:color="auto" w:fill="auto"/>
             <w:tcMar>
@@ -4913,11 +4887,11 @@
               <w:adjustRightInd w:val="0"/>
               <w:snapToGrid w:val="0"/>
               <w:spacing w:line="240" w:lineRule="auto"/>
-              <w:ind w:left="0" w:leftChars="0" w:right="0" w:rightChars="0" w:firstLine="0" w:firstLineChars="0"/>
+              <w:ind w:left="0" w:right="0" w:firstLine="0" w:leftChars="0" w:rightChars="0" w:firstLineChars="0"/>
               <w:jc w:val="left"/>
               <w:textAlignment w:val="baseline"/>
               <w:rPr>
-                <w:rFonts w:hint="default" w:ascii="Segoe UI" w:hAnsi="Segoe UI" w:eastAsia="Segoe UI" w:cs="Segoe UI"/>
+                <w:rFonts w:ascii="Segoe UI" w:eastAsia="Segoe UI" w:hAnsi="Segoe UI" w:cs="Segoe UI" w:hint="default"/>
                 <w:i w:val="0"/>
                 <w:iCs w:val="0"/>
                 <w:caps w:val="0"/>
@@ -4929,7 +4903,7 @@
             </w:pPr>
             <w:r>
               <w:rPr>
-                <w:rFonts w:hint="default" w:ascii="Segoe UI" w:hAnsi="Segoe UI" w:eastAsia="Segoe UI" w:cs="Segoe UI"/>
+                <w:rFonts w:ascii="Segoe UI" w:eastAsia="Segoe UI" w:hAnsi="Segoe UI" w:cs="Segoe UI" w:hint="default"/>
                 <w:i w:val="0"/>
                 <w:iCs w:val="0"/>
                 <w:caps w:val="0"/>
@@ -4949,10 +4923,10 @@
           <w:tcPr>
             <w:tcW w:w="940" w:type="dxa"/>
             <w:tcBorders>
-              <w:top w:val="single" w:color="auto" w:sz="4" w:space="0"/>
-              <w:left w:val="single" w:color="auto" w:sz="4" w:space="0"/>
-              <w:bottom w:val="single" w:color="auto" w:sz="4" w:space="0"/>
-              <w:right w:val="single" w:color="auto" w:sz="12" w:space="0"/>
+              <w:top w:val="single" w:sz="4" w:space="0" w:color="auto"/>
+              <w:left w:val="single" w:sz="4" w:space="0" w:color="auto"/>
+              <w:bottom w:val="single" w:sz="4" w:space="0" w:color="auto"/>
+              <w:right w:val="single" w:sz="12" w:space="0" w:color="auto"/>
             </w:tcBorders>
             <w:shd w:val="clear" w:color="auto" w:fill="auto"/>
             <w:tcMar>
@@ -4980,11 +4954,11 @@
               <w:adjustRightInd w:val="0"/>
               <w:snapToGrid w:val="0"/>
               <w:spacing w:line="240" w:lineRule="auto"/>
-              <w:ind w:left="0" w:leftChars="0" w:right="0" w:rightChars="0" w:firstLine="0" w:firstLineChars="0"/>
+              <w:ind w:left="0" w:right="0" w:firstLine="0" w:leftChars="0" w:rightChars="0" w:firstLineChars="0"/>
               <w:jc w:val="center"/>
               <w:textAlignment w:val="baseline"/>
               <w:rPr>
-                <w:rFonts w:hint="default" w:ascii="Segoe UI" w:hAnsi="Segoe UI" w:eastAsia="Segoe UI" w:cs="Segoe UI"/>
+                <w:rFonts w:ascii="Segoe UI" w:eastAsia="Segoe UI" w:hAnsi="Segoe UI" w:cs="Segoe UI" w:hint="default"/>
                 <w:i w:val="0"/>
                 <w:iCs w:val="0"/>
                 <w:caps w:val="0"/>
@@ -4999,7 +4973,7 @@
             </w:pPr>
             <w:r>
               <w:rPr>
-                <w:rFonts w:hint="eastAsia" w:ascii="Segoe UI" w:hAnsi="Segoe UI" w:eastAsia="Segoe UI" w:cs="Segoe UI"/>
+                <w:rFonts w:ascii="Segoe UI" w:eastAsia="Segoe UI" w:hAnsi="Segoe UI" w:cs="Segoe UI" w:hint="eastAsia"/>
                 <w:i w:val="0"/>
                 <w:iCs w:val="0"/>
                 <w:caps w:val="0"/>
@@ -5018,14 +4992,8 @@
       </w:tr>
       <w:tr>
         <w:tblPrEx>
-          <w:tblBorders>
-            <w:top w:val="none" w:color="auto" w:sz="0" w:space="0"/>
-            <w:left w:val="none" w:color="auto" w:sz="0" w:space="0"/>
-            <w:bottom w:val="none" w:color="auto" w:sz="0" w:space="0"/>
-            <w:right w:val="none" w:color="auto" w:sz="0" w:space="0"/>
-            <w:insideH w:val="none" w:color="auto" w:sz="0" w:space="0"/>
-            <w:insideV w:val="none" w:color="auto" w:sz="0" w:space="0"/>
-          </w:tblBorders>
+          <w:tblW w:w="8523" w:type="dxa"/>
+          <w:jc w:val="center"/>
           <w:shd w:val="clear" w:color="auto" w:fill="auto"/>
           <w:tblCellMar>
             <w:top w:w="15" w:type="dxa"/>
@@ -5035,17 +5003,17 @@
           </w:tblCellMar>
         </w:tblPrEx>
         <w:trPr>
-          <w:trHeight w:val="0" w:hRule="atLeast"/>
+          <w:trHeight w:val="0"/>
           <w:jc w:val="center"/>
         </w:trPr>
         <w:tc>
           <w:tcPr>
             <w:tcW w:w="1620" w:type="dxa"/>
             <w:tcBorders>
-              <w:top w:val="single" w:color="auto" w:sz="4" w:space="0"/>
-              <w:left w:val="single" w:color="auto" w:sz="12" w:space="0"/>
-              <w:bottom w:val="single" w:color="auto" w:sz="4" w:space="0"/>
-              <w:right w:val="single" w:color="auto" w:sz="4" w:space="0"/>
+              <w:top w:val="single" w:sz="4" w:space="0" w:color="auto"/>
+              <w:left w:val="single" w:sz="12" w:space="0" w:color="auto"/>
+              <w:bottom w:val="single" w:sz="4" w:space="0" w:color="auto"/>
+              <w:right w:val="single" w:sz="4" w:space="0" w:color="auto"/>
             </w:tcBorders>
             <w:shd w:val="clear" w:color="auto" w:fill="auto"/>
             <w:tcMar>
@@ -5073,11 +5041,11 @@
               <w:adjustRightInd w:val="0"/>
               <w:snapToGrid w:val="0"/>
               <w:spacing w:line="240" w:lineRule="auto"/>
-              <w:ind w:left="0" w:leftChars="0" w:right="0" w:rightChars="0" w:firstLine="0" w:firstLineChars="0"/>
+              <w:ind w:left="0" w:right="0" w:firstLine="0" w:leftChars="0" w:rightChars="0" w:firstLineChars="0"/>
               <w:jc w:val="center"/>
               <w:textAlignment w:val="baseline"/>
               <w:rPr>
-                <w:rFonts w:hint="default" w:ascii="Segoe UI" w:hAnsi="Segoe UI" w:eastAsia="Segoe UI" w:cs="Segoe UI"/>
+                <w:rFonts w:ascii="Segoe UI" w:eastAsia="Segoe UI" w:hAnsi="Segoe UI" w:cs="Segoe UI" w:hint="default"/>
                 <w:i w:val="0"/>
                 <w:iCs w:val="0"/>
                 <w:caps w:val="0"/>
@@ -5089,7 +5057,7 @@
             </w:pPr>
             <w:r>
               <w:rPr>
-                <w:rFonts w:hint="default" w:ascii="Segoe UI" w:hAnsi="Segoe UI" w:eastAsia="Segoe UI" w:cs="Segoe UI"/>
+                <w:rFonts w:ascii="Segoe UI" w:eastAsia="Segoe UI" w:hAnsi="Segoe UI" w:cs="Segoe UI" w:hint="default"/>
                 <w:i w:val="0"/>
                 <w:iCs w:val="0"/>
                 <w:caps w:val="0"/>
@@ -5109,10 +5077,10 @@
           <w:tcPr>
             <w:tcW w:w="1618" w:type="dxa"/>
             <w:tcBorders>
-              <w:top w:val="single" w:color="auto" w:sz="4" w:space="0"/>
-              <w:left w:val="single" w:color="auto" w:sz="4" w:space="0"/>
-              <w:bottom w:val="single" w:color="auto" w:sz="4" w:space="0"/>
-              <w:right w:val="single" w:color="auto" w:sz="4" w:space="0"/>
+              <w:top w:val="single" w:sz="4" w:space="0" w:color="auto"/>
+              <w:left w:val="single" w:sz="4" w:space="0" w:color="auto"/>
+              <w:bottom w:val="single" w:sz="4" w:space="0" w:color="auto"/>
+              <w:right w:val="single" w:sz="4" w:space="0" w:color="auto"/>
             </w:tcBorders>
             <w:shd w:val="clear" w:color="auto" w:fill="auto"/>
             <w:tcMar>
@@ -5140,11 +5108,11 @@
               <w:adjustRightInd w:val="0"/>
               <w:snapToGrid w:val="0"/>
               <w:spacing w:line="240" w:lineRule="auto"/>
-              <w:ind w:left="0" w:leftChars="0" w:right="0" w:rightChars="0" w:firstLine="0" w:firstLineChars="0"/>
+              <w:ind w:left="0" w:right="0" w:firstLine="0" w:leftChars="0" w:rightChars="0" w:firstLineChars="0"/>
               <w:jc w:val="center"/>
               <w:textAlignment w:val="baseline"/>
               <w:rPr>
-                <w:rFonts w:hint="default" w:ascii="Segoe UI" w:hAnsi="Segoe UI" w:eastAsia="Segoe UI" w:cs="Segoe UI"/>
+                <w:rFonts w:ascii="Segoe UI" w:eastAsia="Segoe UI" w:hAnsi="Segoe UI" w:cs="Segoe UI" w:hint="default"/>
                 <w:i w:val="0"/>
                 <w:iCs w:val="0"/>
                 <w:caps w:val="0"/>
@@ -5156,7 +5124,7 @@
             </w:pPr>
             <w:r>
               <w:rPr>
-                <w:rFonts w:hint="default" w:ascii="Segoe UI" w:hAnsi="Segoe UI" w:eastAsia="Segoe UI" w:cs="Segoe UI"/>
+                <w:rFonts w:ascii="Segoe UI" w:eastAsia="Segoe UI" w:hAnsi="Segoe UI" w:cs="Segoe UI" w:hint="default"/>
                 <w:i w:val="0"/>
                 <w:iCs w:val="0"/>
                 <w:caps w:val="0"/>
@@ -5176,10 +5144,10 @@
           <w:tcPr>
             <w:tcW w:w="4345" w:type="dxa"/>
             <w:tcBorders>
-              <w:top w:val="single" w:color="auto" w:sz="4" w:space="0"/>
-              <w:left w:val="single" w:color="auto" w:sz="4" w:space="0"/>
-              <w:bottom w:val="single" w:color="auto" w:sz="4" w:space="0"/>
-              <w:right w:val="single" w:color="auto" w:sz="4" w:space="0"/>
+              <w:top w:val="single" w:sz="4" w:space="0" w:color="auto"/>
+              <w:left w:val="single" w:sz="4" w:space="0" w:color="auto"/>
+              <w:bottom w:val="single" w:sz="4" w:space="0" w:color="auto"/>
+              <w:right w:val="single" w:sz="4" w:space="0" w:color="auto"/>
             </w:tcBorders>
             <w:shd w:val="clear" w:color="auto" w:fill="auto"/>
             <w:tcMar>
@@ -5207,11 +5175,11 @@
               <w:adjustRightInd w:val="0"/>
               <w:snapToGrid w:val="0"/>
               <w:spacing w:line="240" w:lineRule="auto"/>
-              <w:ind w:left="0" w:leftChars="0" w:right="0" w:rightChars="0" w:firstLine="0" w:firstLineChars="0"/>
+              <w:ind w:left="0" w:right="0" w:firstLine="0" w:leftChars="0" w:rightChars="0" w:firstLineChars="0"/>
               <w:jc w:val="left"/>
               <w:textAlignment w:val="baseline"/>
               <w:rPr>
-                <w:rFonts w:hint="default" w:ascii="Segoe UI" w:hAnsi="Segoe UI" w:eastAsia="Segoe UI" w:cs="Segoe UI"/>
+                <w:rFonts w:ascii="Segoe UI" w:eastAsia="Segoe UI" w:hAnsi="Segoe UI" w:cs="Segoe UI" w:hint="default"/>
                 <w:i w:val="0"/>
                 <w:iCs w:val="0"/>
                 <w:caps w:val="0"/>
@@ -5226,7 +5194,7 @@
             </w:pPr>
             <w:r>
               <w:rPr>
-                <w:rFonts w:hint="default" w:ascii="Segoe UI" w:hAnsi="Segoe UI" w:eastAsia="Segoe UI" w:cs="Segoe UI"/>
+                <w:rFonts w:ascii="Segoe UI" w:eastAsia="Segoe UI" w:hAnsi="Segoe UI" w:cs="Segoe UI" w:hint="default"/>
                 <w:i w:val="0"/>
                 <w:iCs w:val="0"/>
                 <w:caps w:val="0"/>
@@ -5258,11 +5226,11 @@
               <w:adjustRightInd w:val="0"/>
               <w:snapToGrid w:val="0"/>
               <w:spacing w:line="240" w:lineRule="auto"/>
-              <w:ind w:left="0" w:leftChars="0" w:right="0" w:rightChars="0" w:firstLine="0" w:firstLineChars="0"/>
+              <w:ind w:left="0" w:right="0" w:firstLine="0" w:leftChars="0" w:rightChars="0" w:firstLineChars="0"/>
               <w:jc w:val="left"/>
               <w:textAlignment w:val="baseline"/>
               <w:rPr>
-                <w:rFonts w:hint="default" w:ascii="Segoe UI" w:hAnsi="Segoe UI" w:eastAsia="Segoe UI" w:cs="Segoe UI"/>
+                <w:rFonts w:ascii="Segoe UI" w:eastAsia="Segoe UI" w:hAnsi="Segoe UI" w:cs="Segoe UI" w:hint="default"/>
                 <w:i w:val="0"/>
                 <w:iCs w:val="0"/>
                 <w:caps w:val="0"/>
@@ -5277,7 +5245,7 @@
             </w:pPr>
             <w:r>
               <w:rPr>
-                <w:rFonts w:hint="default" w:ascii="Segoe UI" w:hAnsi="Segoe UI" w:eastAsia="Segoe UI" w:cs="Segoe UI"/>
+                <w:rFonts w:ascii="Segoe UI" w:eastAsia="Segoe UI" w:hAnsi="Segoe UI" w:cs="Segoe UI" w:hint="default"/>
                 <w:i w:val="0"/>
                 <w:iCs w:val="0"/>
                 <w:caps w:val="0"/>
@@ -5297,10 +5265,10 @@
           <w:tcPr>
             <w:tcW w:w="940" w:type="dxa"/>
             <w:tcBorders>
-              <w:top w:val="single" w:color="auto" w:sz="4" w:space="0"/>
-              <w:left w:val="single" w:color="auto" w:sz="4" w:space="0"/>
-              <w:bottom w:val="single" w:color="auto" w:sz="4" w:space="0"/>
-              <w:right w:val="single" w:color="auto" w:sz="12" w:space="0"/>
+              <w:top w:val="single" w:sz="4" w:space="0" w:color="auto"/>
+              <w:left w:val="single" w:sz="4" w:space="0" w:color="auto"/>
+              <w:bottom w:val="single" w:sz="4" w:space="0" w:color="auto"/>
+              <w:right w:val="single" w:sz="12" w:space="0" w:color="auto"/>
             </w:tcBorders>
             <w:shd w:val="clear" w:color="auto" w:fill="auto"/>
             <w:tcMar>
@@ -5328,11 +5296,11 @@
               <w:adjustRightInd w:val="0"/>
               <w:snapToGrid w:val="0"/>
               <w:spacing w:line="240" w:lineRule="auto"/>
-              <w:ind w:left="0" w:leftChars="0" w:right="0" w:rightChars="0" w:firstLine="0" w:firstLineChars="0"/>
+              <w:ind w:left="0" w:right="0" w:firstLine="0" w:leftChars="0" w:rightChars="0" w:firstLineChars="0"/>
               <w:jc w:val="center"/>
               <w:textAlignment w:val="baseline"/>
               <w:rPr>
-                <w:rFonts w:hint="default" w:ascii="Segoe UI" w:hAnsi="Segoe UI" w:eastAsia="Segoe UI" w:cs="Segoe UI"/>
+                <w:rFonts w:ascii="Segoe UI" w:eastAsia="Segoe UI" w:hAnsi="Segoe UI" w:cs="Segoe UI" w:hint="default"/>
                 <w:i w:val="0"/>
                 <w:iCs w:val="0"/>
                 <w:caps w:val="0"/>
@@ -5347,7 +5315,7 @@
             </w:pPr>
             <w:r>
               <w:rPr>
-                <w:rFonts w:hint="eastAsia" w:ascii="Segoe UI" w:hAnsi="Segoe UI" w:eastAsia="Segoe UI" w:cs="Segoe UI"/>
+                <w:rFonts w:ascii="Segoe UI" w:eastAsia="Segoe UI" w:hAnsi="Segoe UI" w:cs="Segoe UI" w:hint="eastAsia"/>
                 <w:i w:val="0"/>
                 <w:iCs w:val="0"/>
                 <w:caps w:val="0"/>
@@ -5366,14 +5334,8 @@
       </w:tr>
       <w:tr>
         <w:tblPrEx>
-          <w:tblBorders>
-            <w:top w:val="none" w:color="auto" w:sz="0" w:space="0"/>
-            <w:left w:val="none" w:color="auto" w:sz="0" w:space="0"/>
-            <w:bottom w:val="none" w:color="auto" w:sz="0" w:space="0"/>
-            <w:right w:val="none" w:color="auto" w:sz="0" w:space="0"/>
-            <w:insideH w:val="none" w:color="auto" w:sz="0" w:space="0"/>
-            <w:insideV w:val="none" w:color="auto" w:sz="0" w:space="0"/>
-          </w:tblBorders>
+          <w:tblW w:w="8523" w:type="dxa"/>
+          <w:jc w:val="center"/>
           <w:shd w:val="clear" w:color="auto" w:fill="auto"/>
           <w:tblCellMar>
             <w:top w:w="15" w:type="dxa"/>
@@ -5383,17 +5345,17 @@
           </w:tblCellMar>
         </w:tblPrEx>
         <w:trPr>
-          <w:trHeight w:val="0" w:hRule="atLeast"/>
+          <w:trHeight w:val="0"/>
           <w:jc w:val="center"/>
         </w:trPr>
         <w:tc>
           <w:tcPr>
             <w:tcW w:w="1620" w:type="dxa"/>
             <w:tcBorders>
-              <w:top w:val="single" w:color="auto" w:sz="4" w:space="0"/>
-              <w:left w:val="single" w:color="auto" w:sz="12" w:space="0"/>
-              <w:bottom w:val="single" w:color="auto" w:sz="4" w:space="0"/>
-              <w:right w:val="single" w:color="auto" w:sz="4" w:space="0"/>
+              <w:top w:val="single" w:sz="4" w:space="0" w:color="auto"/>
+              <w:left w:val="single" w:sz="12" w:space="0" w:color="auto"/>
+              <w:bottom w:val="single" w:sz="4" w:space="0" w:color="auto"/>
+              <w:right w:val="single" w:sz="4" w:space="0" w:color="auto"/>
             </w:tcBorders>
             <w:shd w:val="clear" w:color="auto" w:fill="auto"/>
             <w:tcMar>
@@ -5421,11 +5383,11 @@
               <w:adjustRightInd w:val="0"/>
               <w:snapToGrid w:val="0"/>
               <w:spacing w:line="240" w:lineRule="auto"/>
-              <w:ind w:left="0" w:leftChars="0" w:right="0" w:rightChars="0" w:firstLine="0" w:firstLineChars="0"/>
+              <w:ind w:left="0" w:right="0" w:firstLine="0" w:leftChars="0" w:rightChars="0" w:firstLineChars="0"/>
               <w:jc w:val="center"/>
               <w:textAlignment w:val="baseline"/>
               <w:rPr>
-                <w:rFonts w:hint="default" w:ascii="Segoe UI" w:hAnsi="Segoe UI" w:eastAsia="Segoe UI" w:cs="Segoe UI"/>
+                <w:rFonts w:ascii="Segoe UI" w:eastAsia="Segoe UI" w:hAnsi="Segoe UI" w:cs="Segoe UI" w:hint="default"/>
                 <w:i w:val="0"/>
                 <w:iCs w:val="0"/>
                 <w:caps w:val="0"/>
@@ -5437,7 +5399,7 @@
             </w:pPr>
             <w:r>
               <w:rPr>
-                <w:rFonts w:hint="default" w:ascii="Segoe UI" w:hAnsi="Segoe UI" w:eastAsia="Segoe UI" w:cs="Segoe UI"/>
+                <w:rFonts w:ascii="Segoe UI" w:eastAsia="Segoe UI" w:hAnsi="Segoe UI" w:cs="Segoe UI" w:hint="default"/>
                 <w:i w:val="0"/>
                 <w:iCs w:val="0"/>
                 <w:caps w:val="0"/>
@@ -5457,10 +5419,10 @@
           <w:tcPr>
             <w:tcW w:w="1618" w:type="dxa"/>
             <w:tcBorders>
-              <w:top w:val="single" w:color="auto" w:sz="4" w:space="0"/>
-              <w:left w:val="single" w:color="auto" w:sz="4" w:space="0"/>
-              <w:bottom w:val="single" w:color="auto" w:sz="4" w:space="0"/>
-              <w:right w:val="single" w:color="auto" w:sz="4" w:space="0"/>
+              <w:top w:val="single" w:sz="4" w:space="0" w:color="auto"/>
+              <w:left w:val="single" w:sz="4" w:space="0" w:color="auto"/>
+              <w:bottom w:val="single" w:sz="4" w:space="0" w:color="auto"/>
+              <w:right w:val="single" w:sz="4" w:space="0" w:color="auto"/>
             </w:tcBorders>
             <w:shd w:val="clear" w:color="auto" w:fill="auto"/>
             <w:tcMar>
@@ -5488,11 +5450,11 @@
               <w:adjustRightInd w:val="0"/>
               <w:snapToGrid w:val="0"/>
               <w:spacing w:line="240" w:lineRule="auto"/>
-              <w:ind w:left="0" w:leftChars="0" w:right="0" w:rightChars="0" w:firstLine="0" w:firstLineChars="0"/>
+              <w:ind w:left="0" w:right="0" w:firstLine="0" w:leftChars="0" w:rightChars="0" w:firstLineChars="0"/>
               <w:jc w:val="center"/>
               <w:textAlignment w:val="baseline"/>
               <w:rPr>
-                <w:rFonts w:hint="default" w:ascii="Segoe UI" w:hAnsi="Segoe UI" w:eastAsia="Segoe UI" w:cs="Segoe UI"/>
+                <w:rFonts w:ascii="Segoe UI" w:eastAsia="Segoe UI" w:hAnsi="Segoe UI" w:cs="Segoe UI" w:hint="default"/>
                 <w:i w:val="0"/>
                 <w:iCs w:val="0"/>
                 <w:caps w:val="0"/>
@@ -5504,7 +5466,7 @@
             </w:pPr>
             <w:r>
               <w:rPr>
-                <w:rFonts w:hint="default" w:ascii="Segoe UI" w:hAnsi="Segoe UI" w:eastAsia="Segoe UI" w:cs="Segoe UI"/>
+                <w:rFonts w:ascii="Segoe UI" w:eastAsia="Segoe UI" w:hAnsi="Segoe UI" w:cs="Segoe UI" w:hint="default"/>
                 <w:i w:val="0"/>
                 <w:iCs w:val="0"/>
                 <w:caps w:val="0"/>
@@ -5524,10 +5486,10 @@
           <w:tcPr>
             <w:tcW w:w="4345" w:type="dxa"/>
             <w:tcBorders>
-              <w:top w:val="single" w:color="auto" w:sz="4" w:space="0"/>
-              <w:left w:val="single" w:color="auto" w:sz="4" w:space="0"/>
-              <w:bottom w:val="single" w:color="auto" w:sz="4" w:space="0"/>
-              <w:right w:val="single" w:color="auto" w:sz="4" w:space="0"/>
+              <w:top w:val="single" w:sz="4" w:space="0" w:color="auto"/>
+              <w:left w:val="single" w:sz="4" w:space="0" w:color="auto"/>
+              <w:bottom w:val="single" w:sz="4" w:space="0" w:color="auto"/>
+              <w:right w:val="single" w:sz="4" w:space="0" w:color="auto"/>
             </w:tcBorders>
             <w:shd w:val="clear" w:color="auto" w:fill="auto"/>
             <w:tcMar>
@@ -5555,11 +5517,11 @@
               <w:adjustRightInd w:val="0"/>
               <w:snapToGrid w:val="0"/>
               <w:spacing w:line="240" w:lineRule="auto"/>
-              <w:ind w:left="0" w:leftChars="0" w:right="0" w:rightChars="0" w:firstLine="0" w:firstLineChars="0"/>
+              <w:ind w:left="0" w:right="0" w:firstLine="0" w:leftChars="0" w:rightChars="0" w:firstLineChars="0"/>
               <w:jc w:val="left"/>
               <w:textAlignment w:val="baseline"/>
               <w:rPr>
-                <w:rFonts w:hint="default" w:ascii="Segoe UI" w:hAnsi="Segoe UI" w:eastAsia="Segoe UI" w:cs="Segoe UI"/>
+                <w:rFonts w:ascii="Segoe UI" w:eastAsia="Segoe UI" w:hAnsi="Segoe UI" w:cs="Segoe UI" w:hint="default"/>
                 <w:i w:val="0"/>
                 <w:iCs w:val="0"/>
                 <w:caps w:val="0"/>
@@ -5571,7 +5533,7 @@
             </w:pPr>
             <w:r>
               <w:rPr>
-                <w:rFonts w:hint="default" w:ascii="Segoe UI" w:hAnsi="Segoe UI" w:eastAsia="Segoe UI" w:cs="Segoe UI"/>
+                <w:rFonts w:ascii="Segoe UI" w:eastAsia="Segoe UI" w:hAnsi="Segoe UI" w:cs="Segoe UI" w:hint="default"/>
                 <w:i w:val="0"/>
                 <w:iCs w:val="0"/>
                 <w:caps w:val="0"/>
@@ -5591,10 +5553,10 @@
           <w:tcPr>
             <w:tcW w:w="940" w:type="dxa"/>
             <w:tcBorders>
-              <w:top w:val="single" w:color="auto" w:sz="4" w:space="0"/>
-              <w:left w:val="single" w:color="auto" w:sz="4" w:space="0"/>
-              <w:bottom w:val="single" w:color="auto" w:sz="4" w:space="0"/>
-              <w:right w:val="single" w:color="auto" w:sz="12" w:space="0"/>
+              <w:top w:val="single" w:sz="4" w:space="0" w:color="auto"/>
+              <w:left w:val="single" w:sz="4" w:space="0" w:color="auto"/>
+              <w:bottom w:val="single" w:sz="4" w:space="0" w:color="auto"/>
+              <w:right w:val="single" w:sz="12" w:space="0" w:color="auto"/>
             </w:tcBorders>
             <w:shd w:val="clear" w:color="auto" w:fill="auto"/>
             <w:tcMar>
@@ -5622,11 +5584,11 @@
               <w:adjustRightInd w:val="0"/>
               <w:snapToGrid w:val="0"/>
               <w:spacing w:line="240" w:lineRule="auto"/>
-              <w:ind w:left="0" w:leftChars="0" w:right="0" w:rightChars="0" w:firstLine="0" w:firstLineChars="0"/>
+              <w:ind w:left="0" w:right="0" w:firstLine="0" w:leftChars="0" w:rightChars="0" w:firstLineChars="0"/>
               <w:jc w:val="center"/>
               <w:textAlignment w:val="baseline"/>
               <w:rPr>
-                <w:rFonts w:hint="default" w:ascii="Segoe UI" w:hAnsi="Segoe UI" w:eastAsia="Segoe UI" w:cs="Segoe UI"/>
+                <w:rFonts w:ascii="Segoe UI" w:eastAsia="Segoe UI" w:hAnsi="Segoe UI" w:cs="Segoe UI" w:hint="default"/>
                 <w:i w:val="0"/>
                 <w:iCs w:val="0"/>
                 <w:caps w:val="0"/>
@@ -5641,7 +5603,7 @@
             </w:pPr>
             <w:r>
               <w:rPr>
-                <w:rFonts w:hint="eastAsia" w:ascii="Segoe UI" w:hAnsi="Segoe UI" w:eastAsia="Segoe UI" w:cs="Segoe UI"/>
+                <w:rFonts w:ascii="Segoe UI" w:eastAsia="Segoe UI" w:hAnsi="Segoe UI" w:cs="Segoe UI" w:hint="eastAsia"/>
                 <w:i w:val="0"/>
                 <w:iCs w:val="0"/>
                 <w:caps w:val="0"/>
@@ -5660,14 +5622,8 @@
       </w:tr>
       <w:tr>
         <w:tblPrEx>
-          <w:tblBorders>
-            <w:top w:val="none" w:color="auto" w:sz="0" w:space="0"/>
-            <w:left w:val="none" w:color="auto" w:sz="0" w:space="0"/>
-            <w:bottom w:val="none" w:color="auto" w:sz="0" w:space="0"/>
-            <w:right w:val="none" w:color="auto" w:sz="0" w:space="0"/>
-            <w:insideH w:val="none" w:color="auto" w:sz="0" w:space="0"/>
-            <w:insideV w:val="none" w:color="auto" w:sz="0" w:space="0"/>
-          </w:tblBorders>
+          <w:tblW w:w="8523" w:type="dxa"/>
+          <w:jc w:val="center"/>
           <w:shd w:val="clear" w:color="auto" w:fill="auto"/>
           <w:tblCellMar>
             <w:top w:w="15" w:type="dxa"/>
@@ -5677,17 +5633,17 @@
           </w:tblCellMar>
         </w:tblPrEx>
         <w:trPr>
-          <w:trHeight w:val="0" w:hRule="atLeast"/>
+          <w:trHeight w:val="0"/>
           <w:jc w:val="center"/>
         </w:trPr>
         <w:tc>
           <w:tcPr>
             <w:tcW w:w="1620" w:type="dxa"/>
             <w:tcBorders>
-              <w:top w:val="single" w:color="auto" w:sz="4" w:space="0"/>
-              <w:left w:val="single" w:color="auto" w:sz="12" w:space="0"/>
-              <w:bottom w:val="single" w:color="auto" w:sz="4" w:space="0"/>
-              <w:right w:val="single" w:color="auto" w:sz="4" w:space="0"/>
+              <w:top w:val="single" w:sz="4" w:space="0" w:color="auto"/>
+              <w:left w:val="single" w:sz="12" w:space="0" w:color="auto"/>
+              <w:bottom w:val="single" w:sz="4" w:space="0" w:color="auto"/>
+              <w:right w:val="single" w:sz="4" w:space="0" w:color="auto"/>
             </w:tcBorders>
             <w:shd w:val="clear" w:color="auto" w:fill="auto"/>
             <w:tcMar>
@@ -5715,11 +5671,11 @@
               <w:adjustRightInd w:val="0"/>
               <w:snapToGrid w:val="0"/>
               <w:spacing w:line="240" w:lineRule="auto"/>
-              <w:ind w:left="0" w:leftChars="0" w:right="0" w:rightChars="0" w:firstLine="0" w:firstLineChars="0"/>
+              <w:ind w:left="0" w:right="0" w:firstLine="0" w:leftChars="0" w:rightChars="0" w:firstLineChars="0"/>
               <w:jc w:val="center"/>
               <w:textAlignment w:val="baseline"/>
               <w:rPr>
-                <w:rFonts w:hint="default" w:ascii="Segoe UI" w:hAnsi="Segoe UI" w:eastAsia="Segoe UI" w:cs="Segoe UI"/>
+                <w:rFonts w:ascii="Segoe UI" w:eastAsia="Segoe UI" w:hAnsi="Segoe UI" w:cs="Segoe UI" w:hint="default"/>
                 <w:i w:val="0"/>
                 <w:iCs w:val="0"/>
                 <w:caps w:val="0"/>
@@ -5731,7 +5687,7 @@
             </w:pPr>
             <w:r>
               <w:rPr>
-                <w:rFonts w:hint="default" w:ascii="Segoe UI" w:hAnsi="Segoe UI" w:eastAsia="Segoe UI" w:cs="Segoe UI"/>
+                <w:rFonts w:ascii="Segoe UI" w:eastAsia="Segoe UI" w:hAnsi="Segoe UI" w:cs="Segoe UI" w:hint="default"/>
                 <w:i w:val="0"/>
                 <w:iCs w:val="0"/>
                 <w:caps w:val="0"/>
@@ -5751,10 +5707,10 @@
           <w:tcPr>
             <w:tcW w:w="1618" w:type="dxa"/>
             <w:tcBorders>
-              <w:top w:val="single" w:color="auto" w:sz="4" w:space="0"/>
-              <w:left w:val="single" w:color="auto" w:sz="4" w:space="0"/>
-              <w:bottom w:val="single" w:color="auto" w:sz="4" w:space="0"/>
-              <w:right w:val="single" w:color="auto" w:sz="4" w:space="0"/>
+              <w:top w:val="single" w:sz="4" w:space="0" w:color="auto"/>
+              <w:left w:val="single" w:sz="4" w:space="0" w:color="auto"/>
+              <w:bottom w:val="single" w:sz="4" w:space="0" w:color="auto"/>
+              <w:right w:val="single" w:sz="4" w:space="0" w:color="auto"/>
             </w:tcBorders>
             <w:shd w:val="clear" w:color="auto" w:fill="auto"/>
             <w:tcMar>
@@ -5782,11 +5738,11 @@
               <w:adjustRightInd w:val="0"/>
               <w:snapToGrid w:val="0"/>
               <w:spacing w:line="240" w:lineRule="auto"/>
-              <w:ind w:left="0" w:leftChars="0" w:right="0" w:rightChars="0" w:firstLine="0" w:firstLineChars="0"/>
+              <w:ind w:left="0" w:right="0" w:firstLine="0" w:leftChars="0" w:rightChars="0" w:firstLineChars="0"/>
               <w:jc w:val="center"/>
               <w:textAlignment w:val="baseline"/>
               <w:rPr>
-                <w:rFonts w:hint="default" w:ascii="Segoe UI" w:hAnsi="Segoe UI" w:eastAsia="Segoe UI" w:cs="Segoe UI"/>
+                <w:rFonts w:ascii="Segoe UI" w:eastAsia="Segoe UI" w:hAnsi="Segoe UI" w:cs="Segoe UI" w:hint="default"/>
                 <w:i w:val="0"/>
                 <w:iCs w:val="0"/>
                 <w:caps w:val="0"/>
@@ -5798,7 +5754,7 @@
             </w:pPr>
             <w:r>
               <w:rPr>
-                <w:rFonts w:hint="default" w:ascii="Segoe UI" w:hAnsi="Segoe UI" w:eastAsia="Segoe UI" w:cs="Segoe UI"/>
+                <w:rFonts w:ascii="Segoe UI" w:eastAsia="Segoe UI" w:hAnsi="Segoe UI" w:cs="Segoe UI" w:hint="default"/>
                 <w:i w:val="0"/>
                 <w:iCs w:val="0"/>
                 <w:caps w:val="0"/>
@@ -5818,10 +5774,10 @@
           <w:tcPr>
             <w:tcW w:w="4345" w:type="dxa"/>
             <w:tcBorders>
-              <w:top w:val="single" w:color="auto" w:sz="4" w:space="0"/>
-              <w:left w:val="single" w:color="auto" w:sz="4" w:space="0"/>
-              <w:bottom w:val="single" w:color="auto" w:sz="4" w:space="0"/>
-              <w:right w:val="single" w:color="auto" w:sz="4" w:space="0"/>
+              <w:top w:val="single" w:sz="4" w:space="0" w:color="auto"/>
+              <w:left w:val="single" w:sz="4" w:space="0" w:color="auto"/>
+              <w:bottom w:val="single" w:sz="4" w:space="0" w:color="auto"/>
+              <w:right w:val="single" w:sz="4" w:space="0" w:color="auto"/>
             </w:tcBorders>
             <w:shd w:val="clear" w:color="auto" w:fill="auto"/>
             <w:tcMar>
@@ -5849,11 +5805,11 @@
               <w:adjustRightInd w:val="0"/>
               <w:snapToGrid w:val="0"/>
               <w:spacing w:line="240" w:lineRule="auto"/>
-              <w:ind w:left="0" w:leftChars="0" w:right="0" w:rightChars="0" w:firstLine="0" w:firstLineChars="0"/>
+              <w:ind w:left="0" w:right="0" w:firstLine="0" w:leftChars="0" w:rightChars="0" w:firstLineChars="0"/>
               <w:jc w:val="left"/>
               <w:textAlignment w:val="baseline"/>
               <w:rPr>
-                <w:rFonts w:hint="default" w:ascii="Segoe UI" w:hAnsi="Segoe UI" w:eastAsia="Segoe UI" w:cs="Segoe UI"/>
+                <w:rFonts w:ascii="Segoe UI" w:eastAsia="Segoe UI" w:hAnsi="Segoe UI" w:cs="Segoe UI" w:hint="default"/>
                 <w:i w:val="0"/>
                 <w:iCs w:val="0"/>
                 <w:caps w:val="0"/>
@@ -5865,7 +5821,7 @@
             </w:pPr>
             <w:r>
               <w:rPr>
-                <w:rFonts w:hint="default" w:ascii="Segoe UI" w:hAnsi="Segoe UI" w:eastAsia="Segoe UI" w:cs="Segoe UI"/>
+                <w:rFonts w:ascii="Segoe UI" w:eastAsia="Segoe UI" w:hAnsi="Segoe UI" w:cs="Segoe UI" w:hint="default"/>
                 <w:i w:val="0"/>
                 <w:iCs w:val="0"/>
                 <w:caps w:val="0"/>
@@ -5885,10 +5841,10 @@
           <w:tcPr>
             <w:tcW w:w="940" w:type="dxa"/>
             <w:tcBorders>
-              <w:top w:val="single" w:color="auto" w:sz="4" w:space="0"/>
-              <w:left w:val="single" w:color="auto" w:sz="4" w:space="0"/>
-              <w:bottom w:val="single" w:color="auto" w:sz="4" w:space="0"/>
-              <w:right w:val="single" w:color="auto" w:sz="12" w:space="0"/>
+              <w:top w:val="single" w:sz="4" w:space="0" w:color="auto"/>
+              <w:left w:val="single" w:sz="4" w:space="0" w:color="auto"/>
+              <w:bottom w:val="single" w:sz="4" w:space="0" w:color="auto"/>
+              <w:right w:val="single" w:sz="12" w:space="0" w:color="auto"/>
             </w:tcBorders>
             <w:shd w:val="clear" w:color="auto" w:fill="auto"/>
             <w:tcMar>
@@ -5916,11 +5872,11 @@
               <w:adjustRightInd w:val="0"/>
               <w:snapToGrid w:val="0"/>
               <w:spacing w:line="240" w:lineRule="auto"/>
-              <w:ind w:left="0" w:leftChars="0" w:right="0" w:rightChars="0" w:firstLine="0" w:firstLineChars="0"/>
+              <w:ind w:left="0" w:right="0" w:firstLine="0" w:leftChars="0" w:rightChars="0" w:firstLineChars="0"/>
               <w:jc w:val="center"/>
               <w:textAlignment w:val="baseline"/>
               <w:rPr>
-                <w:rFonts w:hint="default" w:ascii="Segoe UI" w:hAnsi="Segoe UI" w:eastAsia="Segoe UI" w:cs="Segoe UI"/>
+                <w:rFonts w:ascii="Segoe UI" w:eastAsia="Segoe UI" w:hAnsi="Segoe UI" w:cs="Segoe UI" w:hint="default"/>
                 <w:i w:val="0"/>
                 <w:iCs w:val="0"/>
                 <w:caps w:val="0"/>
@@ -5935,7 +5891,7 @@
             </w:pPr>
             <w:r>
               <w:rPr>
-                <w:rFonts w:hint="eastAsia" w:ascii="Segoe UI" w:hAnsi="Segoe UI" w:eastAsia="Segoe UI" w:cs="Segoe UI"/>
+                <w:rFonts w:ascii="Segoe UI" w:eastAsia="Segoe UI" w:hAnsi="Segoe UI" w:cs="Segoe UI" w:hint="eastAsia"/>
                 <w:i w:val="0"/>
                 <w:iCs w:val="0"/>
                 <w:caps w:val="0"/>
@@ -5954,14 +5910,8 @@
       </w:tr>
       <w:tr>
         <w:tblPrEx>
-          <w:tblBorders>
-            <w:top w:val="none" w:color="auto" w:sz="0" w:space="0"/>
-            <w:left w:val="none" w:color="auto" w:sz="0" w:space="0"/>
-            <w:bottom w:val="none" w:color="auto" w:sz="0" w:space="0"/>
-            <w:right w:val="none" w:color="auto" w:sz="0" w:space="0"/>
-            <w:insideH w:val="none" w:color="auto" w:sz="0" w:space="0"/>
-            <w:insideV w:val="none" w:color="auto" w:sz="0" w:space="0"/>
-          </w:tblBorders>
+          <w:tblW w:w="8523" w:type="dxa"/>
+          <w:jc w:val="center"/>
           <w:shd w:val="clear" w:color="auto" w:fill="auto"/>
           <w:tblCellMar>
             <w:top w:w="15" w:type="dxa"/>
@@ -5971,17 +5921,17 @@
           </w:tblCellMar>
         </w:tblPrEx>
         <w:trPr>
-          <w:trHeight w:val="0" w:hRule="atLeast"/>
+          <w:trHeight w:val="0"/>
           <w:jc w:val="center"/>
         </w:trPr>
         <w:tc>
           <w:tcPr>
             <w:tcW w:w="1620" w:type="dxa"/>
             <w:tcBorders>
-              <w:top w:val="single" w:color="auto" w:sz="4" w:space="0"/>
-              <w:left w:val="single" w:color="auto" w:sz="12" w:space="0"/>
-              <w:bottom w:val="single" w:color="auto" w:sz="12" w:space="0"/>
-              <w:right w:val="single" w:color="auto" w:sz="4" w:space="0"/>
+              <w:top w:val="single" w:sz="4" w:space="0" w:color="auto"/>
+              <w:left w:val="single" w:sz="12" w:space="0" w:color="auto"/>
+              <w:bottom w:val="single" w:sz="12" w:space="0" w:color="auto"/>
+              <w:right w:val="single" w:sz="4" w:space="0" w:color="auto"/>
             </w:tcBorders>
             <w:shd w:val="clear" w:color="auto" w:fill="auto"/>
             <w:tcMar>
@@ -6009,11 +5959,11 @@
               <w:adjustRightInd w:val="0"/>
               <w:snapToGrid w:val="0"/>
               <w:spacing w:line="240" w:lineRule="auto"/>
-              <w:ind w:left="0" w:leftChars="0" w:right="0" w:rightChars="0" w:firstLine="0" w:firstLineChars="0"/>
+              <w:ind w:left="0" w:right="0" w:firstLine="0" w:leftChars="0" w:rightChars="0" w:firstLineChars="0"/>
               <w:jc w:val="center"/>
               <w:textAlignment w:val="baseline"/>
               <w:rPr>
-                <w:rFonts w:hint="default" w:ascii="Segoe UI" w:hAnsi="Segoe UI" w:eastAsia="Segoe UI" w:cs="Segoe UI"/>
+                <w:rFonts w:ascii="Segoe UI" w:eastAsia="Segoe UI" w:hAnsi="Segoe UI" w:cs="Segoe UI" w:hint="default"/>
                 <w:i w:val="0"/>
                 <w:iCs w:val="0"/>
                 <w:caps w:val="0"/>
@@ -6025,7 +5975,7 @@
             </w:pPr>
             <w:r>
               <w:rPr>
-                <w:rFonts w:hint="default" w:ascii="Segoe UI" w:hAnsi="Segoe UI" w:eastAsia="Segoe UI" w:cs="Segoe UI"/>
+                <w:rFonts w:ascii="Segoe UI" w:eastAsia="Segoe UI" w:hAnsi="Segoe UI" w:cs="Segoe UI" w:hint="default"/>
                 <w:i w:val="0"/>
                 <w:iCs w:val="0"/>
                 <w:caps w:val="0"/>
@@ -6045,10 +5995,10 @@
           <w:tcPr>
             <w:tcW w:w="1618" w:type="dxa"/>
             <w:tcBorders>
-              <w:top w:val="single" w:color="auto" w:sz="4" w:space="0"/>
-              <w:left w:val="single" w:color="auto" w:sz="4" w:space="0"/>
-              <w:bottom w:val="single" w:color="auto" w:sz="12" w:space="0"/>
-              <w:right w:val="single" w:color="auto" w:sz="4" w:space="0"/>
+              <w:top w:val="single" w:sz="4" w:space="0" w:color="auto"/>
+              <w:left w:val="single" w:sz="4" w:space="0" w:color="auto"/>
+              <w:bottom w:val="single" w:sz="12" w:space="0" w:color="auto"/>
+              <w:right w:val="single" w:sz="4" w:space="0" w:color="auto"/>
             </w:tcBorders>
             <w:shd w:val="clear" w:color="auto" w:fill="auto"/>
             <w:tcMar>
@@ -6076,11 +6026,11 @@
               <w:adjustRightInd w:val="0"/>
               <w:snapToGrid w:val="0"/>
               <w:spacing w:line="240" w:lineRule="auto"/>
-              <w:ind w:left="0" w:leftChars="0" w:right="0" w:rightChars="0" w:firstLine="0" w:firstLineChars="0"/>
+              <w:ind w:left="0" w:right="0" w:firstLine="0" w:leftChars="0" w:rightChars="0" w:firstLineChars="0"/>
               <w:jc w:val="center"/>
               <w:textAlignment w:val="baseline"/>
               <w:rPr>
-                <w:rFonts w:hint="default" w:ascii="Segoe UI" w:hAnsi="Segoe UI" w:eastAsia="Segoe UI" w:cs="Segoe UI"/>
+                <w:rFonts w:ascii="Segoe UI" w:eastAsia="Segoe UI" w:hAnsi="Segoe UI" w:cs="Segoe UI" w:hint="default"/>
                 <w:i w:val="0"/>
                 <w:iCs w:val="0"/>
                 <w:caps w:val="0"/>
@@ -6092,7 +6042,7 @@
             </w:pPr>
             <w:r>
               <w:rPr>
-                <w:rFonts w:hint="default" w:ascii="Segoe UI" w:hAnsi="Segoe UI" w:eastAsia="Segoe UI" w:cs="Segoe UI"/>
+                <w:rFonts w:ascii="Segoe UI" w:eastAsia="Segoe UI" w:hAnsi="Segoe UI" w:cs="Segoe UI" w:hint="default"/>
                 <w:i w:val="0"/>
                 <w:iCs w:val="0"/>
                 <w:caps w:val="0"/>
@@ -6112,10 +6062,10 @@
           <w:tcPr>
             <w:tcW w:w="4345" w:type="dxa"/>
             <w:tcBorders>
-              <w:top w:val="single" w:color="auto" w:sz="4" w:space="0"/>
-              <w:left w:val="single" w:color="auto" w:sz="4" w:space="0"/>
-              <w:bottom w:val="single" w:color="auto" w:sz="12" w:space="0"/>
-              <w:right w:val="single" w:color="auto" w:sz="4" w:space="0"/>
+              <w:top w:val="single" w:sz="4" w:space="0" w:color="auto"/>
+              <w:left w:val="single" w:sz="4" w:space="0" w:color="auto"/>
+              <w:bottom w:val="single" w:sz="12" w:space="0" w:color="auto"/>
+              <w:right w:val="single" w:sz="4" w:space="0" w:color="auto"/>
             </w:tcBorders>
             <w:shd w:val="clear" w:color="auto" w:fill="auto"/>
             <w:tcMar>
@@ -6143,11 +6093,11 @@
               <w:adjustRightInd w:val="0"/>
               <w:snapToGrid w:val="0"/>
               <w:spacing w:line="240" w:lineRule="auto"/>
-              <w:ind w:left="0" w:leftChars="0" w:right="0" w:rightChars="0" w:firstLine="0" w:firstLineChars="0"/>
+              <w:ind w:left="0" w:right="0" w:firstLine="0" w:leftChars="0" w:rightChars="0" w:firstLineChars="0"/>
               <w:jc w:val="left"/>
               <w:textAlignment w:val="baseline"/>
               <w:rPr>
-                <w:rFonts w:hint="default" w:ascii="Segoe UI" w:hAnsi="Segoe UI" w:eastAsia="Segoe UI" w:cs="Segoe UI"/>
+                <w:rFonts w:ascii="Segoe UI" w:eastAsia="Segoe UI" w:hAnsi="Segoe UI" w:cs="Segoe UI" w:hint="default"/>
                 <w:i w:val="0"/>
                 <w:iCs w:val="0"/>
                 <w:caps w:val="0"/>
@@ -6159,7 +6109,7 @@
             </w:pPr>
             <w:r>
               <w:rPr>
-                <w:rFonts w:hint="default" w:ascii="Segoe UI" w:hAnsi="Segoe UI" w:eastAsia="Segoe UI" w:cs="Segoe UI"/>
+                <w:rFonts w:ascii="Segoe UI" w:eastAsia="Segoe UI" w:hAnsi="Segoe UI" w:cs="Segoe UI" w:hint="default"/>
                 <w:i w:val="0"/>
                 <w:iCs w:val="0"/>
                 <w:caps w:val="0"/>
@@ -6179,10 +6129,10 @@
           <w:tcPr>
             <w:tcW w:w="940" w:type="dxa"/>
             <w:tcBorders>
-              <w:top w:val="single" w:color="auto" w:sz="4" w:space="0"/>
-              <w:left w:val="single" w:color="auto" w:sz="4" w:space="0"/>
-              <w:bottom w:val="single" w:color="auto" w:sz="12" w:space="0"/>
-              <w:right w:val="single" w:color="auto" w:sz="12" w:space="0"/>
+              <w:top w:val="single" w:sz="4" w:space="0" w:color="auto"/>
+              <w:left w:val="single" w:sz="4" w:space="0" w:color="auto"/>
+              <w:bottom w:val="single" w:sz="12" w:space="0" w:color="auto"/>
+              <w:right w:val="single" w:sz="12" w:space="0" w:color="auto"/>
             </w:tcBorders>
             <w:shd w:val="clear" w:color="auto" w:fill="auto"/>
             <w:tcMar>
@@ -6210,11 +6160,11 @@
               <w:adjustRightInd w:val="0"/>
               <w:snapToGrid w:val="0"/>
               <w:spacing w:line="240" w:lineRule="auto"/>
-              <w:ind w:left="0" w:leftChars="0" w:right="0" w:rightChars="0" w:firstLine="0" w:firstLineChars="0"/>
+              <w:ind w:left="0" w:right="0" w:firstLine="0" w:leftChars="0" w:rightChars="0" w:firstLineChars="0"/>
               <w:jc w:val="center"/>
               <w:textAlignment w:val="baseline"/>
               <w:rPr>
-                <w:rFonts w:hint="default" w:ascii="Segoe UI" w:hAnsi="Segoe UI" w:eastAsia="Segoe UI" w:cs="Segoe UI"/>
+                <w:rFonts w:ascii="Segoe UI" w:eastAsia="Segoe UI" w:hAnsi="Segoe UI" w:cs="Segoe UI" w:hint="default"/>
                 <w:i w:val="0"/>
                 <w:iCs w:val="0"/>
                 <w:caps w:val="0"/>
@@ -6229,7 +6179,7 @@
             </w:pPr>
             <w:r>
               <w:rPr>
-                <w:rFonts w:hint="eastAsia" w:ascii="Segoe UI" w:hAnsi="Segoe UI" w:eastAsia="Segoe UI" w:cs="Segoe UI"/>
+                <w:rFonts w:ascii="Segoe UI" w:eastAsia="Segoe UI" w:hAnsi="Segoe UI" w:cs="Segoe UI" w:hint="eastAsia"/>
                 <w:i w:val="0"/>
                 <w:iCs w:val="0"/>
                 <w:caps w:val="0"/>
@@ -6249,7 +6199,7 @@
     </w:tbl>
     <w:p>
       <w:pPr>
-        <w:pStyle w:val="30"/>
+        <w:pStyle w:val="2"/>
         <w:keepNext w:val="0"/>
         <w:keepLines w:val="0"/>
         <w:pageBreakBefore w:val="0"/>
@@ -6281,7 +6231,7 @@
     </w:p>
     <w:p>
       <w:pPr>
-        <w:pStyle w:val="29"/>
+        <w:pStyle w:val="a1"/>
         <w:keepNext w:val="0"/>
         <w:keepLines w:val="0"/>
         <w:pageBreakBefore w:val="0"/>
@@ -6311,7 +6261,7 @@
     </w:p>
     <w:p>
       <w:pPr>
-        <w:pStyle w:val="29"/>
+        <w:pStyle w:val="a1"/>
         <w:keepNext w:val="0"/>
         <w:keepLines w:val="0"/>
         <w:pageBreakBefore w:val="0"/>
@@ -6342,19 +6292,18 @@
     </w:p>
     <w:tbl>
       <w:tblPr>
-        <w:tblStyle w:val="20"/>
+        <w:tblStyle w:val="TableNormal"/>
         <w:tblW w:w="8506" w:type="dxa"/>
         <w:jc w:val="center"/>
         <w:tblBorders>
-          <w:top w:val="single" w:color="auto" w:sz="4" w:space="0"/>
-          <w:left w:val="single" w:color="auto" w:sz="4" w:space="0"/>
-          <w:bottom w:val="single" w:color="auto" w:sz="4" w:space="0"/>
-          <w:right w:val="single" w:color="auto" w:sz="4" w:space="0"/>
-          <w:insideH w:val="single" w:color="auto" w:sz="4" w:space="0"/>
-          <w:insideV w:val="single" w:color="auto" w:sz="4" w:space="0"/>
+          <w:top w:val="single" w:sz="4" w:space="0" w:color="auto"/>
+          <w:left w:val="single" w:sz="4" w:space="0" w:color="auto"/>
+          <w:bottom w:val="single" w:sz="4" w:space="0" w:color="auto"/>
+          <w:right w:val="single" w:sz="4" w:space="0" w:color="auto"/>
+          <w:insideH w:val="single" w:sz="4" w:space="0" w:color="auto"/>
+          <w:insideV w:val="single" w:sz="4" w:space="0" w:color="auto"/>
         </w:tblBorders>
         <w:shd w:val="clear" w:color="auto" w:fill="auto"/>
-        <w:tblLayout w:type="autofit"/>
         <w:tblCellMar>
           <w:top w:w="15" w:type="dxa"/>
           <w:left w:w="15" w:type="dxa"/>
@@ -6370,13 +6319,15 @@
       </w:tblGrid>
       <w:tr>
         <w:tblPrEx>
+          <w:tblW w:w="8506" w:type="dxa"/>
+          <w:jc w:val="center"/>
           <w:tblBorders>
-            <w:top w:val="single" w:color="auto" w:sz="4" w:space="0"/>
-            <w:left w:val="single" w:color="auto" w:sz="4" w:space="0"/>
-            <w:bottom w:val="single" w:color="auto" w:sz="4" w:space="0"/>
-            <w:right w:val="single" w:color="auto" w:sz="4" w:space="0"/>
-            <w:insideH w:val="single" w:color="auto" w:sz="4" w:space="0"/>
-            <w:insideV w:val="single" w:color="auto" w:sz="4" w:space="0"/>
+            <w:top w:val="single" w:sz="4" w:space="0" w:color="auto"/>
+            <w:left w:val="single" w:sz="4" w:space="0" w:color="auto"/>
+            <w:bottom w:val="single" w:sz="4" w:space="0" w:color="auto"/>
+            <w:right w:val="single" w:sz="4" w:space="0" w:color="auto"/>
+            <w:insideH w:val="single" w:sz="4" w:space="0" w:color="auto"/>
+            <w:insideV w:val="single" w:sz="4" w:space="0" w:color="auto"/>
           </w:tblBorders>
           <w:shd w:val="clear" w:color="auto" w:fill="auto"/>
           <w:tblCellMar>
@@ -6387,7 +6338,7 @@
           </w:tblCellMar>
         </w:tblPrEx>
         <w:trPr>
-          <w:trHeight w:val="0" w:hRule="atLeast"/>
+          <w:trHeight w:val="0"/>
           <w:tblHeader/>
           <w:jc w:val="center"/>
         </w:trPr>
@@ -6395,10 +6346,10 @@
           <w:tcPr>
             <w:tcW w:w="1382" w:type="dxa"/>
             <w:tcBorders>
-              <w:top w:val="single" w:color="auto" w:sz="12" w:space="0"/>
-              <w:left w:val="single" w:color="auto" w:sz="12" w:space="0"/>
-              <w:bottom w:val="single" w:color="auto" w:sz="4" w:space="0"/>
-              <w:right w:val="single" w:color="auto" w:sz="4" w:space="0"/>
+              <w:top w:val="single" w:sz="12" w:space="0" w:color="auto"/>
+              <w:left w:val="single" w:sz="12" w:space="0" w:color="auto"/>
+              <w:bottom w:val="single" w:sz="4" w:space="0" w:color="auto"/>
+              <w:right w:val="single" w:sz="4" w:space="0" w:color="auto"/>
             </w:tcBorders>
             <w:shd w:val="clear" w:color="auto" w:fill="auto"/>
             <w:tcMar>
@@ -6426,11 +6377,11 @@
               <w:adjustRightInd w:val="0"/>
               <w:snapToGrid w:val="0"/>
               <w:spacing w:line="240" w:lineRule="auto"/>
-              <w:ind w:left="0" w:leftChars="0" w:right="0" w:rightChars="0" w:firstLine="0" w:firstLineChars="0"/>
+              <w:ind w:left="0" w:right="0" w:firstLine="0" w:leftChars="0" w:rightChars="0" w:firstLineChars="0"/>
               <w:jc w:val="center"/>
               <w:textAlignment w:val="baseline"/>
               <w:rPr>
-                <w:rFonts w:ascii="Segoe UI" w:hAnsi="Segoe UI" w:eastAsia="Segoe UI" w:cs="Segoe UI"/>
+                <w:rFonts w:ascii="Segoe UI" w:eastAsia="Segoe UI" w:hAnsi="Segoe UI" w:cs="Segoe UI"/>
                 <w:b/>
                 <w:i w:val="0"/>
                 <w:iCs w:val="0"/>
@@ -6443,8 +6394,8 @@
             </w:pPr>
             <w:r>
               <w:rPr>
-                <w:rStyle w:val="23"/>
-                <w:rFonts w:hint="default" w:ascii="Segoe UI" w:hAnsi="Segoe UI" w:eastAsia="Segoe UI" w:cs="Segoe UI"/>
+                <w:rStyle w:val="Strong"/>
+                <w:rFonts w:ascii="Segoe UI" w:eastAsia="Segoe UI" w:hAnsi="Segoe UI" w:cs="Segoe UI" w:hint="default"/>
                 <w:b/>
                 <w:bCs/>
                 <w:i w:val="0"/>
@@ -6466,10 +6417,10 @@
           <w:tcPr>
             <w:tcW w:w="708" w:type="dxa"/>
             <w:tcBorders>
-              <w:top w:val="single" w:color="auto" w:sz="12" w:space="0"/>
-              <w:left w:val="single" w:color="auto" w:sz="4" w:space="0"/>
-              <w:bottom w:val="single" w:color="auto" w:sz="4" w:space="0"/>
-              <w:right w:val="single" w:color="auto" w:sz="4" w:space="0"/>
+              <w:top w:val="single" w:sz="12" w:space="0" w:color="auto"/>
+              <w:left w:val="single" w:sz="4" w:space="0" w:color="auto"/>
+              <w:bottom w:val="single" w:sz="4" w:space="0" w:color="auto"/>
+              <w:right w:val="single" w:sz="4" w:space="0" w:color="auto"/>
             </w:tcBorders>
             <w:shd w:val="clear" w:color="auto" w:fill="auto"/>
             <w:tcMar>
@@ -6497,11 +6448,11 @@
               <w:adjustRightInd w:val="0"/>
               <w:snapToGrid w:val="0"/>
               <w:spacing w:line="240" w:lineRule="auto"/>
-              <w:ind w:left="0" w:leftChars="0" w:right="0" w:rightChars="0" w:firstLine="0" w:firstLineChars="0"/>
+              <w:ind w:left="0" w:right="0" w:firstLine="0" w:leftChars="0" w:rightChars="0" w:firstLineChars="0"/>
               <w:jc w:val="center"/>
               <w:textAlignment w:val="baseline"/>
               <w:rPr>
-                <w:rFonts w:hint="default" w:ascii="Segoe UI" w:hAnsi="Segoe UI" w:eastAsia="Segoe UI" w:cs="Segoe UI"/>
+                <w:rFonts w:ascii="Segoe UI" w:eastAsia="Segoe UI" w:hAnsi="Segoe UI" w:cs="Segoe UI" w:hint="default"/>
                 <w:b/>
                 <w:i w:val="0"/>
                 <w:iCs w:val="0"/>
@@ -6514,8 +6465,8 @@
             </w:pPr>
             <w:r>
               <w:rPr>
-                <w:rStyle w:val="23"/>
-                <w:rFonts w:hint="default" w:ascii="Segoe UI" w:hAnsi="Segoe UI" w:eastAsia="Segoe UI" w:cs="Segoe UI"/>
+                <w:rStyle w:val="Strong"/>
+                <w:rFonts w:ascii="Segoe UI" w:eastAsia="Segoe UI" w:hAnsi="Segoe UI" w:cs="Segoe UI" w:hint="default"/>
                 <w:b/>
                 <w:bCs/>
                 <w:i w:val="0"/>
@@ -6537,10 +6488,10 @@
           <w:tcPr>
             <w:tcW w:w="4278" w:type="dxa"/>
             <w:tcBorders>
-              <w:top w:val="single" w:color="auto" w:sz="12" w:space="0"/>
-              <w:left w:val="single" w:color="auto" w:sz="4" w:space="0"/>
-              <w:bottom w:val="single" w:color="auto" w:sz="4" w:space="0"/>
-              <w:right w:val="single" w:color="auto" w:sz="4" w:space="0"/>
+              <w:top w:val="single" w:sz="12" w:space="0" w:color="auto"/>
+              <w:left w:val="single" w:sz="4" w:space="0" w:color="auto"/>
+              <w:bottom w:val="single" w:sz="4" w:space="0" w:color="auto"/>
+              <w:right w:val="single" w:sz="4" w:space="0" w:color="auto"/>
             </w:tcBorders>
             <w:shd w:val="clear" w:color="auto" w:fill="auto"/>
             <w:tcMar>
@@ -6568,11 +6519,11 @@
               <w:adjustRightInd w:val="0"/>
               <w:snapToGrid w:val="0"/>
               <w:spacing w:line="240" w:lineRule="auto"/>
-              <w:ind w:left="0" w:leftChars="0" w:right="0" w:rightChars="0" w:firstLine="0" w:firstLineChars="0"/>
+              <w:ind w:left="0" w:right="0" w:firstLine="0" w:leftChars="0" w:rightChars="0" w:firstLineChars="0"/>
               <w:jc w:val="center"/>
               <w:textAlignment w:val="baseline"/>
               <w:rPr>
-                <w:rFonts w:hint="default" w:ascii="Segoe UI" w:hAnsi="Segoe UI" w:eastAsia="Segoe UI" w:cs="Segoe UI"/>
+                <w:rFonts w:ascii="Segoe UI" w:eastAsia="Segoe UI" w:hAnsi="Segoe UI" w:cs="Segoe UI" w:hint="default"/>
                 <w:b/>
                 <w:i w:val="0"/>
                 <w:iCs w:val="0"/>
@@ -6585,8 +6536,8 @@
             </w:pPr>
             <w:r>
               <w:rPr>
-                <w:rStyle w:val="23"/>
-                <w:rFonts w:hint="default" w:ascii="Segoe UI" w:hAnsi="Segoe UI" w:eastAsia="Segoe UI" w:cs="Segoe UI"/>
+                <w:rStyle w:val="Strong"/>
+                <w:rFonts w:ascii="Segoe UI" w:eastAsia="Segoe UI" w:hAnsi="Segoe UI" w:cs="Segoe UI" w:hint="default"/>
                 <w:b/>
                 <w:bCs/>
                 <w:i w:val="0"/>
@@ -6608,10 +6559,10 @@
           <w:tcPr>
             <w:tcW w:w="2138" w:type="dxa"/>
             <w:tcBorders>
-              <w:top w:val="single" w:color="auto" w:sz="12" w:space="0"/>
-              <w:left w:val="single" w:color="auto" w:sz="4" w:space="0"/>
-              <w:bottom w:val="single" w:color="auto" w:sz="4" w:space="0"/>
-              <w:right w:val="single" w:color="auto" w:sz="12" w:space="0"/>
+              <w:top w:val="single" w:sz="12" w:space="0" w:color="auto"/>
+              <w:left w:val="single" w:sz="4" w:space="0" w:color="auto"/>
+              <w:bottom w:val="single" w:sz="4" w:space="0" w:color="auto"/>
+              <w:right w:val="single" w:sz="12" w:space="0" w:color="auto"/>
             </w:tcBorders>
             <w:shd w:val="clear" w:color="auto" w:fill="auto"/>
             <w:tcMar>
@@ -6639,11 +6590,11 @@
               <w:adjustRightInd w:val="0"/>
               <w:snapToGrid w:val="0"/>
               <w:spacing w:line="240" w:lineRule="auto"/>
-              <w:ind w:left="0" w:leftChars="0" w:right="0" w:rightChars="0" w:firstLine="0" w:firstLineChars="0"/>
+              <w:ind w:left="0" w:right="0" w:firstLine="0" w:leftChars="0" w:rightChars="0" w:firstLineChars="0"/>
               <w:jc w:val="center"/>
               <w:textAlignment w:val="baseline"/>
               <w:rPr>
-                <w:rFonts w:hint="default" w:ascii="Segoe UI" w:hAnsi="Segoe UI" w:eastAsia="Segoe UI" w:cs="Segoe UI"/>
+                <w:rFonts w:ascii="Segoe UI" w:eastAsia="Segoe UI" w:hAnsi="Segoe UI" w:cs="Segoe UI" w:hint="default"/>
                 <w:b/>
                 <w:i w:val="0"/>
                 <w:iCs w:val="0"/>
@@ -6656,8 +6607,8 @@
             </w:pPr>
             <w:r>
               <w:rPr>
-                <w:rStyle w:val="23"/>
-                <w:rFonts w:hint="default" w:ascii="Segoe UI" w:hAnsi="Segoe UI" w:eastAsia="Segoe UI" w:cs="Segoe UI"/>
+                <w:rStyle w:val="Strong"/>
+                <w:rFonts w:ascii="Segoe UI" w:eastAsia="Segoe UI" w:hAnsi="Segoe UI" w:cs="Segoe UI" w:hint="default"/>
                 <w:b/>
                 <w:bCs/>
                 <w:i w:val="0"/>
@@ -6678,14 +6629,9 @@
       </w:tr>
       <w:tr>
         <w:tblPrEx>
-          <w:tblBorders>
-            <w:top w:val="single" w:color="auto" w:sz="4" w:space="0"/>
-            <w:left w:val="single" w:color="auto" w:sz="4" w:space="0"/>
-            <w:bottom w:val="single" w:color="auto" w:sz="4" w:space="0"/>
-            <w:right w:val="single" w:color="auto" w:sz="4" w:space="0"/>
-            <w:insideH w:val="single" w:color="auto" w:sz="4" w:space="0"/>
-            <w:insideV w:val="single" w:color="auto" w:sz="4" w:space="0"/>
-          </w:tblBorders>
+          <w:tblW w:w="8506" w:type="dxa"/>
+          <w:jc w:val="center"/>
+          <w:shd w:val="clear" w:color="auto" w:fill="auto"/>
           <w:tblCellMar>
             <w:top w:w="15" w:type="dxa"/>
             <w:left w:w="15" w:type="dxa"/>
@@ -6694,17 +6640,17 @@
           </w:tblCellMar>
         </w:tblPrEx>
         <w:trPr>
-          <w:trHeight w:val="0" w:hRule="atLeast"/>
+          <w:trHeight w:val="0"/>
           <w:jc w:val="center"/>
         </w:trPr>
         <w:tc>
           <w:tcPr>
             <w:tcW w:w="1382" w:type="dxa"/>
             <w:tcBorders>
-              <w:top w:val="single" w:color="auto" w:sz="4" w:space="0"/>
-              <w:left w:val="single" w:color="auto" w:sz="12" w:space="0"/>
-              <w:bottom w:val="single" w:color="auto" w:sz="4" w:space="0"/>
-              <w:right w:val="single" w:color="auto" w:sz="4" w:space="0"/>
+              <w:top w:val="single" w:sz="4" w:space="0" w:color="auto"/>
+              <w:left w:val="single" w:sz="12" w:space="0" w:color="auto"/>
+              <w:bottom w:val="single" w:sz="4" w:space="0" w:color="auto"/>
+              <w:right w:val="single" w:sz="4" w:space="0" w:color="auto"/>
             </w:tcBorders>
             <w:shd w:val="clear" w:color="auto" w:fill="auto"/>
             <w:tcMar>
@@ -6732,11 +6678,11 @@
               <w:adjustRightInd w:val="0"/>
               <w:snapToGrid w:val="0"/>
               <w:spacing w:line="240" w:lineRule="auto"/>
-              <w:ind w:left="0" w:leftChars="0" w:right="0" w:rightChars="0" w:firstLine="0" w:firstLineChars="0"/>
+              <w:ind w:left="0" w:right="0" w:firstLine="0" w:leftChars="0" w:rightChars="0" w:firstLineChars="0"/>
               <w:jc w:val="left"/>
               <w:textAlignment w:val="baseline"/>
               <w:rPr>
-                <w:rFonts w:hint="default" w:ascii="Segoe UI" w:hAnsi="Segoe UI" w:eastAsia="Segoe UI" w:cs="Segoe UI"/>
+                <w:rFonts w:ascii="Segoe UI" w:eastAsia="Segoe UI" w:hAnsi="Segoe UI" w:cs="Segoe UI" w:hint="default"/>
                 <w:i w:val="0"/>
                 <w:iCs w:val="0"/>
                 <w:caps w:val="0"/>
@@ -6748,7 +6694,7 @@
             </w:pPr>
             <w:r>
               <w:rPr>
-                <w:rFonts w:hint="default" w:ascii="Segoe UI" w:hAnsi="Segoe UI" w:eastAsia="Segoe UI" w:cs="Segoe UI"/>
+                <w:rFonts w:ascii="Segoe UI" w:eastAsia="Segoe UI" w:hAnsi="Segoe UI" w:cs="Segoe UI" w:hint="default"/>
                 <w:i w:val="0"/>
                 <w:iCs w:val="0"/>
                 <w:caps w:val="0"/>
@@ -6768,10 +6714,10 @@
           <w:tcPr>
             <w:tcW w:w="708" w:type="dxa"/>
             <w:tcBorders>
-              <w:top w:val="single" w:color="auto" w:sz="4" w:space="0"/>
-              <w:left w:val="single" w:color="auto" w:sz="4" w:space="0"/>
-              <w:bottom w:val="single" w:color="auto" w:sz="4" w:space="0"/>
-              <w:right w:val="single" w:color="auto" w:sz="4" w:space="0"/>
+              <w:top w:val="single" w:sz="4" w:space="0" w:color="auto"/>
+              <w:left w:val="single" w:sz="4" w:space="0" w:color="auto"/>
+              <w:bottom w:val="single" w:sz="4" w:space="0" w:color="auto"/>
+              <w:right w:val="single" w:sz="4" w:space="0" w:color="auto"/>
             </w:tcBorders>
             <w:shd w:val="clear" w:color="auto" w:fill="auto"/>
             <w:tcMar>
@@ -6799,11 +6745,11 @@
               <w:adjustRightInd w:val="0"/>
               <w:snapToGrid w:val="0"/>
               <w:spacing w:line="240" w:lineRule="auto"/>
-              <w:ind w:left="0" w:leftChars="0" w:right="0" w:rightChars="0" w:firstLine="0" w:firstLineChars="0"/>
+              <w:ind w:left="0" w:right="0" w:firstLine="0" w:leftChars="0" w:rightChars="0" w:firstLineChars="0"/>
               <w:jc w:val="center"/>
               <w:textAlignment w:val="baseline"/>
               <w:rPr>
-                <w:rFonts w:hint="default" w:ascii="Segoe UI" w:hAnsi="Segoe UI" w:eastAsia="Segoe UI" w:cs="Segoe UI"/>
+                <w:rFonts w:ascii="Segoe UI" w:eastAsia="Segoe UI" w:hAnsi="Segoe UI" w:cs="Segoe UI" w:hint="default"/>
                 <w:i w:val="0"/>
                 <w:iCs w:val="0"/>
                 <w:caps w:val="0"/>
@@ -6815,7 +6761,7 @@
             </w:pPr>
             <w:r>
               <w:rPr>
-                <w:rFonts w:hint="default" w:ascii="Segoe UI" w:hAnsi="Segoe UI" w:eastAsia="Segoe UI" w:cs="Segoe UI"/>
+                <w:rFonts w:ascii="Segoe UI" w:eastAsia="Segoe UI" w:hAnsi="Segoe UI" w:cs="Segoe UI" w:hint="default"/>
                 <w:i w:val="0"/>
                 <w:iCs w:val="0"/>
                 <w:caps w:val="0"/>
@@ -6835,10 +6781,10 @@
           <w:tcPr>
             <w:tcW w:w="4278" w:type="dxa"/>
             <w:tcBorders>
-              <w:top w:val="single" w:color="auto" w:sz="4" w:space="0"/>
-              <w:left w:val="single" w:color="auto" w:sz="4" w:space="0"/>
-              <w:bottom w:val="single" w:color="auto" w:sz="4" w:space="0"/>
-              <w:right w:val="single" w:color="auto" w:sz="4" w:space="0"/>
+              <w:top w:val="single" w:sz="4" w:space="0" w:color="auto"/>
+              <w:left w:val="single" w:sz="4" w:space="0" w:color="auto"/>
+              <w:bottom w:val="single" w:sz="4" w:space="0" w:color="auto"/>
+              <w:right w:val="single" w:sz="4" w:space="0" w:color="auto"/>
             </w:tcBorders>
             <w:shd w:val="clear" w:color="auto" w:fill="auto"/>
             <w:tcMar>
@@ -6866,11 +6812,11 @@
               <w:adjustRightInd w:val="0"/>
               <w:snapToGrid w:val="0"/>
               <w:spacing w:line="240" w:lineRule="auto"/>
-              <w:ind w:left="0" w:leftChars="0" w:right="0" w:rightChars="0" w:firstLine="0" w:firstLineChars="0"/>
+              <w:ind w:left="0" w:right="0" w:firstLine="0" w:leftChars="0" w:rightChars="0" w:firstLineChars="0"/>
               <w:jc w:val="left"/>
               <w:textAlignment w:val="baseline"/>
               <w:rPr>
-                <w:rFonts w:hint="default" w:ascii="Segoe UI" w:hAnsi="Segoe UI" w:eastAsia="Segoe UI" w:cs="Segoe UI"/>
+                <w:rFonts w:ascii="Segoe UI" w:eastAsia="Segoe UI" w:hAnsi="Segoe UI" w:cs="Segoe UI" w:hint="default"/>
                 <w:i w:val="0"/>
                 <w:iCs w:val="0"/>
                 <w:caps w:val="0"/>
@@ -6882,7 +6828,7 @@
             </w:pPr>
             <w:r>
               <w:rPr>
-                <w:rFonts w:hint="default" w:ascii="Segoe UI" w:hAnsi="Segoe UI" w:eastAsia="Segoe UI" w:cs="Segoe UI"/>
+                <w:rFonts w:ascii="Segoe UI" w:eastAsia="Segoe UI" w:hAnsi="Segoe UI" w:cs="Segoe UI" w:hint="default"/>
                 <w:i w:val="0"/>
                 <w:iCs w:val="0"/>
                 <w:caps w:val="0"/>
@@ -6902,10 +6848,10 @@
           <w:tcPr>
             <w:tcW w:w="2138" w:type="dxa"/>
             <w:tcBorders>
-              <w:top w:val="single" w:color="auto" w:sz="4" w:space="0"/>
-              <w:left w:val="single" w:color="auto" w:sz="4" w:space="0"/>
-              <w:bottom w:val="single" w:color="auto" w:sz="4" w:space="0"/>
-              <w:right w:val="single" w:color="auto" w:sz="12" w:space="0"/>
+              <w:top w:val="single" w:sz="4" w:space="0" w:color="auto"/>
+              <w:left w:val="single" w:sz="4" w:space="0" w:color="auto"/>
+              <w:bottom w:val="single" w:sz="4" w:space="0" w:color="auto"/>
+              <w:right w:val="single" w:sz="12" w:space="0" w:color="auto"/>
             </w:tcBorders>
             <w:shd w:val="clear" w:color="auto" w:fill="auto"/>
             <w:tcMar>
@@ -6933,11 +6879,11 @@
               <w:adjustRightInd w:val="0"/>
               <w:snapToGrid w:val="0"/>
               <w:spacing w:line="240" w:lineRule="auto"/>
-              <w:ind w:left="0" w:leftChars="0" w:right="0" w:rightChars="0" w:firstLine="0" w:firstLineChars="0"/>
+              <w:ind w:left="0" w:right="0" w:firstLine="0" w:leftChars="0" w:rightChars="0" w:firstLineChars="0"/>
               <w:jc w:val="left"/>
               <w:textAlignment w:val="baseline"/>
               <w:rPr>
-                <w:rFonts w:hint="default" w:ascii="Segoe UI" w:hAnsi="Segoe UI" w:eastAsia="Segoe UI" w:cs="Segoe UI"/>
+                <w:rFonts w:ascii="Segoe UI" w:eastAsia="Segoe UI" w:hAnsi="Segoe UI" w:cs="Segoe UI" w:hint="default"/>
                 <w:i w:val="0"/>
                 <w:iCs w:val="0"/>
                 <w:caps w:val="0"/>
@@ -6949,7 +6895,7 @@
             </w:pPr>
             <w:r>
               <w:rPr>
-                <w:rFonts w:hint="default" w:ascii="Segoe UI" w:hAnsi="Segoe UI" w:eastAsia="Segoe UI" w:cs="Segoe UI"/>
+                <w:rFonts w:ascii="Segoe UI" w:eastAsia="Segoe UI" w:hAnsi="Segoe UI" w:cs="Segoe UI" w:hint="default"/>
                 <w:i w:val="0"/>
                 <w:iCs w:val="0"/>
                 <w:caps w:val="0"/>
@@ -6968,14 +6914,9 @@
       </w:tr>
       <w:tr>
         <w:tblPrEx>
-          <w:tblBorders>
-            <w:top w:val="single" w:color="auto" w:sz="4" w:space="0"/>
-            <w:left w:val="single" w:color="auto" w:sz="4" w:space="0"/>
-            <w:bottom w:val="single" w:color="auto" w:sz="4" w:space="0"/>
-            <w:right w:val="single" w:color="auto" w:sz="4" w:space="0"/>
-            <w:insideH w:val="single" w:color="auto" w:sz="4" w:space="0"/>
-            <w:insideV w:val="single" w:color="auto" w:sz="4" w:space="0"/>
-          </w:tblBorders>
+          <w:tblW w:w="8506" w:type="dxa"/>
+          <w:jc w:val="center"/>
+          <w:shd w:val="clear" w:color="auto" w:fill="auto"/>
           <w:tblCellMar>
             <w:top w:w="15" w:type="dxa"/>
             <w:left w:w="15" w:type="dxa"/>
@@ -6984,17 +6925,17 @@
           </w:tblCellMar>
         </w:tblPrEx>
         <w:trPr>
-          <w:trHeight w:val="0" w:hRule="atLeast"/>
+          <w:trHeight w:val="0"/>
           <w:jc w:val="center"/>
         </w:trPr>
         <w:tc>
           <w:tcPr>
             <w:tcW w:w="1382" w:type="dxa"/>
             <w:tcBorders>
-              <w:top w:val="single" w:color="auto" w:sz="4" w:space="0"/>
-              <w:left w:val="single" w:color="auto" w:sz="12" w:space="0"/>
-              <w:bottom w:val="single" w:color="auto" w:sz="4" w:space="0"/>
-              <w:right w:val="single" w:color="auto" w:sz="4" w:space="0"/>
+              <w:top w:val="single" w:sz="4" w:space="0" w:color="auto"/>
+              <w:left w:val="single" w:sz="12" w:space="0" w:color="auto"/>
+              <w:bottom w:val="single" w:sz="4" w:space="0" w:color="auto"/>
+              <w:right w:val="single" w:sz="4" w:space="0" w:color="auto"/>
             </w:tcBorders>
             <w:shd w:val="clear" w:color="auto" w:fill="auto"/>
             <w:tcMar>
@@ -7022,11 +6963,11 @@
               <w:adjustRightInd w:val="0"/>
               <w:snapToGrid w:val="0"/>
               <w:spacing w:line="240" w:lineRule="auto"/>
-              <w:ind w:left="0" w:leftChars="0" w:right="0" w:rightChars="0" w:firstLine="0" w:firstLineChars="0"/>
+              <w:ind w:left="0" w:right="0" w:firstLine="0" w:leftChars="0" w:rightChars="0" w:firstLineChars="0"/>
               <w:jc w:val="left"/>
               <w:textAlignment w:val="baseline"/>
               <w:rPr>
-                <w:rFonts w:hint="default" w:ascii="Segoe UI" w:hAnsi="Segoe UI" w:eastAsia="Segoe UI" w:cs="Segoe UI"/>
+                <w:rFonts w:ascii="Segoe UI" w:eastAsia="Segoe UI" w:hAnsi="Segoe UI" w:cs="Segoe UI" w:hint="default"/>
                 <w:i w:val="0"/>
                 <w:iCs w:val="0"/>
                 <w:caps w:val="0"/>
@@ -7038,7 +6979,7 @@
             </w:pPr>
             <w:r>
               <w:rPr>
-                <w:rFonts w:hint="default" w:ascii="Segoe UI" w:hAnsi="Segoe UI" w:eastAsia="Segoe UI" w:cs="Segoe UI"/>
+                <w:rFonts w:ascii="Segoe UI" w:eastAsia="Segoe UI" w:hAnsi="Segoe UI" w:cs="Segoe UI" w:hint="default"/>
                 <w:i w:val="0"/>
                 <w:iCs w:val="0"/>
                 <w:caps w:val="0"/>
@@ -7058,10 +6999,10 @@
           <w:tcPr>
             <w:tcW w:w="708" w:type="dxa"/>
             <w:tcBorders>
-              <w:top w:val="single" w:color="auto" w:sz="4" w:space="0"/>
-              <w:left w:val="single" w:color="auto" w:sz="4" w:space="0"/>
-              <w:bottom w:val="single" w:color="auto" w:sz="4" w:space="0"/>
-              <w:right w:val="single" w:color="auto" w:sz="4" w:space="0"/>
+              <w:top w:val="single" w:sz="4" w:space="0" w:color="auto"/>
+              <w:left w:val="single" w:sz="4" w:space="0" w:color="auto"/>
+              <w:bottom w:val="single" w:sz="4" w:space="0" w:color="auto"/>
+              <w:right w:val="single" w:sz="4" w:space="0" w:color="auto"/>
             </w:tcBorders>
             <w:shd w:val="clear" w:color="auto" w:fill="auto"/>
             <w:tcMar>
@@ -7089,11 +7030,11 @@
               <w:adjustRightInd w:val="0"/>
               <w:snapToGrid w:val="0"/>
               <w:spacing w:line="240" w:lineRule="auto"/>
-              <w:ind w:left="0" w:leftChars="0" w:right="0" w:rightChars="0" w:firstLine="0" w:firstLineChars="0"/>
+              <w:ind w:left="0" w:right="0" w:firstLine="0" w:leftChars="0" w:rightChars="0" w:firstLineChars="0"/>
               <w:jc w:val="center"/>
               <w:textAlignment w:val="baseline"/>
               <w:rPr>
-                <w:rFonts w:hint="default" w:ascii="Segoe UI" w:hAnsi="Segoe UI" w:eastAsia="Segoe UI" w:cs="Segoe UI"/>
+                <w:rFonts w:ascii="Segoe UI" w:eastAsia="Segoe UI" w:hAnsi="Segoe UI" w:cs="Segoe UI" w:hint="default"/>
                 <w:i w:val="0"/>
                 <w:iCs w:val="0"/>
                 <w:caps w:val="0"/>
@@ -7105,7 +7046,7 @@
             </w:pPr>
             <w:r>
               <w:rPr>
-                <w:rFonts w:hint="default" w:ascii="Segoe UI" w:hAnsi="Segoe UI" w:eastAsia="Segoe UI" w:cs="Segoe UI"/>
+                <w:rFonts w:ascii="Segoe UI" w:eastAsia="Segoe UI" w:hAnsi="Segoe UI" w:cs="Segoe UI" w:hint="default"/>
                 <w:i w:val="0"/>
                 <w:iCs w:val="0"/>
                 <w:caps w:val="0"/>
@@ -7125,10 +7066,10 @@
           <w:tcPr>
             <w:tcW w:w="4278" w:type="dxa"/>
             <w:tcBorders>
-              <w:top w:val="single" w:color="auto" w:sz="4" w:space="0"/>
-              <w:left w:val="single" w:color="auto" w:sz="4" w:space="0"/>
-              <w:bottom w:val="single" w:color="auto" w:sz="4" w:space="0"/>
-              <w:right w:val="single" w:color="auto" w:sz="4" w:space="0"/>
+              <w:top w:val="single" w:sz="4" w:space="0" w:color="auto"/>
+              <w:left w:val="single" w:sz="4" w:space="0" w:color="auto"/>
+              <w:bottom w:val="single" w:sz="4" w:space="0" w:color="auto"/>
+              <w:right w:val="single" w:sz="4" w:space="0" w:color="auto"/>
             </w:tcBorders>
             <w:shd w:val="clear" w:color="auto" w:fill="auto"/>
             <w:tcMar>
@@ -7156,11 +7097,11 @@
               <w:adjustRightInd w:val="0"/>
               <w:snapToGrid w:val="0"/>
               <w:spacing w:line="240" w:lineRule="auto"/>
-              <w:ind w:left="0" w:leftChars="0" w:right="0" w:rightChars="0" w:firstLine="0" w:firstLineChars="0"/>
+              <w:ind w:left="0" w:right="0" w:firstLine="0" w:leftChars="0" w:rightChars="0" w:firstLineChars="0"/>
               <w:jc w:val="left"/>
               <w:textAlignment w:val="baseline"/>
               <w:rPr>
-                <w:rFonts w:hint="default" w:ascii="Segoe UI" w:hAnsi="Segoe UI" w:eastAsia="Segoe UI" w:cs="Segoe UI"/>
+                <w:rFonts w:ascii="Segoe UI" w:eastAsia="Segoe UI" w:hAnsi="Segoe UI" w:cs="Segoe UI" w:hint="default"/>
                 <w:i w:val="0"/>
                 <w:iCs w:val="0"/>
                 <w:caps w:val="0"/>
@@ -7172,7 +7113,7 @@
             </w:pPr>
             <w:r>
               <w:rPr>
-                <w:rFonts w:hint="default" w:ascii="Segoe UI" w:hAnsi="Segoe UI" w:eastAsia="Segoe UI" w:cs="Segoe UI"/>
+                <w:rFonts w:ascii="Segoe UI" w:eastAsia="Segoe UI" w:hAnsi="Segoe UI" w:cs="Segoe UI" w:hint="default"/>
                 <w:i w:val="0"/>
                 <w:iCs w:val="0"/>
                 <w:caps w:val="0"/>
@@ -7192,10 +7133,10 @@
           <w:tcPr>
             <w:tcW w:w="2138" w:type="dxa"/>
             <w:tcBorders>
-              <w:top w:val="single" w:color="auto" w:sz="4" w:space="0"/>
-              <w:left w:val="single" w:color="auto" w:sz="4" w:space="0"/>
-              <w:bottom w:val="single" w:color="auto" w:sz="4" w:space="0"/>
-              <w:right w:val="single" w:color="auto" w:sz="12" w:space="0"/>
+              <w:top w:val="single" w:sz="4" w:space="0" w:color="auto"/>
+              <w:left w:val="single" w:sz="4" w:space="0" w:color="auto"/>
+              <w:bottom w:val="single" w:sz="4" w:space="0" w:color="auto"/>
+              <w:right w:val="single" w:sz="12" w:space="0" w:color="auto"/>
             </w:tcBorders>
             <w:shd w:val="clear" w:color="auto" w:fill="auto"/>
             <w:tcMar>
@@ -7223,11 +7164,11 @@
               <w:adjustRightInd w:val="0"/>
               <w:snapToGrid w:val="0"/>
               <w:spacing w:line="240" w:lineRule="auto"/>
-              <w:ind w:left="0" w:leftChars="0" w:right="0" w:rightChars="0" w:firstLine="0" w:firstLineChars="0"/>
+              <w:ind w:left="0" w:right="0" w:firstLine="0" w:leftChars="0" w:rightChars="0" w:firstLineChars="0"/>
               <w:jc w:val="left"/>
               <w:textAlignment w:val="baseline"/>
               <w:rPr>
-                <w:rFonts w:hint="default" w:ascii="Segoe UI" w:hAnsi="Segoe UI" w:eastAsia="Segoe UI" w:cs="Segoe UI"/>
+                <w:rFonts w:ascii="Segoe UI" w:eastAsia="Segoe UI" w:hAnsi="Segoe UI" w:cs="Segoe UI" w:hint="default"/>
                 <w:i w:val="0"/>
                 <w:iCs w:val="0"/>
                 <w:caps w:val="0"/>
@@ -7239,7 +7180,7 @@
             </w:pPr>
             <w:r>
               <w:rPr>
-                <w:rFonts w:hint="default" w:ascii="Segoe UI" w:hAnsi="Segoe UI" w:eastAsia="Segoe UI" w:cs="Segoe UI"/>
+                <w:rFonts w:ascii="Segoe UI" w:eastAsia="Segoe UI" w:hAnsi="Segoe UI" w:cs="Segoe UI" w:hint="default"/>
                 <w:i w:val="0"/>
                 <w:iCs w:val="0"/>
                 <w:caps w:val="0"/>
@@ -7258,14 +7199,8 @@
       </w:tr>
       <w:tr>
         <w:tblPrEx>
-          <w:tblBorders>
-            <w:top w:val="single" w:color="auto" w:sz="4" w:space="0"/>
-            <w:left w:val="single" w:color="auto" w:sz="4" w:space="0"/>
-            <w:bottom w:val="single" w:color="auto" w:sz="4" w:space="0"/>
-            <w:right w:val="single" w:color="auto" w:sz="4" w:space="0"/>
-            <w:insideH w:val="single" w:color="auto" w:sz="4" w:space="0"/>
-            <w:insideV w:val="single" w:color="auto" w:sz="4" w:space="0"/>
-          </w:tblBorders>
+          <w:tblW w:w="8506" w:type="dxa"/>
+          <w:jc w:val="center"/>
           <w:shd w:val="clear" w:color="auto" w:fill="auto"/>
           <w:tblCellMar>
             <w:top w:w="15" w:type="dxa"/>
@@ -7275,17 +7210,17 @@
           </w:tblCellMar>
         </w:tblPrEx>
         <w:trPr>
-          <w:trHeight w:val="0" w:hRule="atLeast"/>
+          <w:trHeight w:val="0"/>
           <w:jc w:val="center"/>
         </w:trPr>
         <w:tc>
           <w:tcPr>
             <w:tcW w:w="1382" w:type="dxa"/>
             <w:tcBorders>
-              <w:top w:val="single" w:color="auto" w:sz="4" w:space="0"/>
-              <w:left w:val="single" w:color="auto" w:sz="12" w:space="0"/>
-              <w:bottom w:val="single" w:color="auto" w:sz="12" w:space="0"/>
-              <w:right w:val="single" w:color="auto" w:sz="4" w:space="0"/>
+              <w:top w:val="single" w:sz="4" w:space="0" w:color="auto"/>
+              <w:left w:val="single" w:sz="12" w:space="0" w:color="auto"/>
+              <w:bottom w:val="single" w:sz="12" w:space="0" w:color="auto"/>
+              <w:right w:val="single" w:sz="4" w:space="0" w:color="auto"/>
             </w:tcBorders>
             <w:shd w:val="clear" w:color="auto" w:fill="auto"/>
             <w:tcMar>
@@ -7313,11 +7248,11 @@
               <w:adjustRightInd w:val="0"/>
               <w:snapToGrid w:val="0"/>
               <w:spacing w:line="240" w:lineRule="auto"/>
-              <w:ind w:left="0" w:leftChars="0" w:right="0" w:rightChars="0" w:firstLine="0" w:firstLineChars="0"/>
+              <w:ind w:left="0" w:right="0" w:firstLine="0" w:leftChars="0" w:rightChars="0" w:firstLineChars="0"/>
               <w:jc w:val="left"/>
               <w:textAlignment w:val="baseline"/>
               <w:rPr>
-                <w:rFonts w:hint="default" w:ascii="Segoe UI" w:hAnsi="Segoe UI" w:eastAsia="Segoe UI" w:cs="Segoe UI"/>
+                <w:rFonts w:ascii="Segoe UI" w:eastAsia="Segoe UI" w:hAnsi="Segoe UI" w:cs="Segoe UI" w:hint="default"/>
                 <w:i w:val="0"/>
                 <w:iCs w:val="0"/>
                 <w:caps w:val="0"/>
@@ -7329,7 +7264,7 @@
             </w:pPr>
             <w:r>
               <w:rPr>
-                <w:rFonts w:hint="default" w:ascii="Segoe UI" w:hAnsi="Segoe UI" w:eastAsia="Segoe UI" w:cs="Segoe UI"/>
+                <w:rFonts w:ascii="Segoe UI" w:eastAsia="Segoe UI" w:hAnsi="Segoe UI" w:cs="Segoe UI" w:hint="default"/>
                 <w:i w:val="0"/>
                 <w:iCs w:val="0"/>
                 <w:caps w:val="0"/>
@@ -7349,10 +7284,10 @@
           <w:tcPr>
             <w:tcW w:w="708" w:type="dxa"/>
             <w:tcBorders>
-              <w:top w:val="single" w:color="auto" w:sz="4" w:space="0"/>
-              <w:left w:val="single" w:color="auto" w:sz="4" w:space="0"/>
-              <w:bottom w:val="single" w:color="auto" w:sz="12" w:space="0"/>
-              <w:right w:val="single" w:color="auto" w:sz="4" w:space="0"/>
+              <w:top w:val="single" w:sz="4" w:space="0" w:color="auto"/>
+              <w:left w:val="single" w:sz="4" w:space="0" w:color="auto"/>
+              <w:bottom w:val="single" w:sz="12" w:space="0" w:color="auto"/>
+              <w:right w:val="single" w:sz="4" w:space="0" w:color="auto"/>
             </w:tcBorders>
             <w:shd w:val="clear" w:color="auto" w:fill="auto"/>
             <w:tcMar>
@@ -7380,11 +7315,11 @@
               <w:adjustRightInd w:val="0"/>
               <w:snapToGrid w:val="0"/>
               <w:spacing w:line="240" w:lineRule="auto"/>
-              <w:ind w:left="0" w:leftChars="0" w:right="0" w:rightChars="0" w:firstLine="0" w:firstLineChars="0"/>
+              <w:ind w:left="0" w:right="0" w:firstLine="0" w:leftChars="0" w:rightChars="0" w:firstLineChars="0"/>
               <w:jc w:val="center"/>
               <w:textAlignment w:val="baseline"/>
               <w:rPr>
-                <w:rFonts w:hint="default" w:ascii="Segoe UI" w:hAnsi="Segoe UI" w:eastAsia="Segoe UI" w:cs="Segoe UI"/>
+                <w:rFonts w:ascii="Segoe UI" w:eastAsia="Segoe UI" w:hAnsi="Segoe UI" w:cs="Segoe UI" w:hint="default"/>
                 <w:i w:val="0"/>
                 <w:iCs w:val="0"/>
                 <w:caps w:val="0"/>
@@ -7396,7 +7331,7 @@
             </w:pPr>
             <w:r>
               <w:rPr>
-                <w:rFonts w:hint="default" w:ascii="Segoe UI" w:hAnsi="Segoe UI" w:eastAsia="Segoe UI" w:cs="Segoe UI"/>
+                <w:rFonts w:ascii="Segoe UI" w:eastAsia="Segoe UI" w:hAnsi="Segoe UI" w:cs="Segoe UI" w:hint="default"/>
                 <w:i w:val="0"/>
                 <w:iCs w:val="0"/>
                 <w:caps w:val="0"/>
@@ -7416,10 +7351,10 @@
           <w:tcPr>
             <w:tcW w:w="4278" w:type="dxa"/>
             <w:tcBorders>
-              <w:top w:val="single" w:color="auto" w:sz="4" w:space="0"/>
-              <w:left w:val="single" w:color="auto" w:sz="4" w:space="0"/>
-              <w:bottom w:val="single" w:color="auto" w:sz="12" w:space="0"/>
-              <w:right w:val="single" w:color="auto" w:sz="4" w:space="0"/>
+              <w:top w:val="single" w:sz="4" w:space="0" w:color="auto"/>
+              <w:left w:val="single" w:sz="4" w:space="0" w:color="auto"/>
+              <w:bottom w:val="single" w:sz="12" w:space="0" w:color="auto"/>
+              <w:right w:val="single" w:sz="4" w:space="0" w:color="auto"/>
             </w:tcBorders>
             <w:shd w:val="clear" w:color="auto" w:fill="auto"/>
             <w:tcMar>
@@ -7447,11 +7382,11 @@
               <w:adjustRightInd w:val="0"/>
               <w:snapToGrid w:val="0"/>
               <w:spacing w:line="240" w:lineRule="auto"/>
-              <w:ind w:left="0" w:leftChars="0" w:right="0" w:rightChars="0" w:firstLine="0" w:firstLineChars="0"/>
+              <w:ind w:left="0" w:right="0" w:firstLine="0" w:leftChars="0" w:rightChars="0" w:firstLineChars="0"/>
               <w:jc w:val="left"/>
               <w:textAlignment w:val="baseline"/>
               <w:rPr>
-                <w:rFonts w:hint="default" w:ascii="Segoe UI" w:hAnsi="Segoe UI" w:eastAsia="Segoe UI" w:cs="Segoe UI"/>
+                <w:rFonts w:ascii="Segoe UI" w:eastAsia="Segoe UI" w:hAnsi="Segoe UI" w:cs="Segoe UI" w:hint="default"/>
                 <w:i w:val="0"/>
                 <w:iCs w:val="0"/>
                 <w:caps w:val="0"/>
@@ -7463,7 +7398,7 @@
             </w:pPr>
             <w:r>
               <w:rPr>
-                <w:rFonts w:hint="default" w:ascii="Segoe UI" w:hAnsi="Segoe UI" w:eastAsia="Segoe UI" w:cs="Segoe UI"/>
+                <w:rFonts w:ascii="Segoe UI" w:eastAsia="Segoe UI" w:hAnsi="Segoe UI" w:cs="Segoe UI" w:hint="default"/>
                 <w:i w:val="0"/>
                 <w:iCs w:val="0"/>
                 <w:caps w:val="0"/>
@@ -7483,10 +7418,10 @@
           <w:tcPr>
             <w:tcW w:w="2138" w:type="dxa"/>
             <w:tcBorders>
-              <w:top w:val="single" w:color="auto" w:sz="4" w:space="0"/>
-              <w:left w:val="single" w:color="auto" w:sz="4" w:space="0"/>
-              <w:bottom w:val="single" w:color="auto" w:sz="12" w:space="0"/>
-              <w:right w:val="single" w:color="auto" w:sz="12" w:space="0"/>
+              <w:top w:val="single" w:sz="4" w:space="0" w:color="auto"/>
+              <w:left w:val="single" w:sz="4" w:space="0" w:color="auto"/>
+              <w:bottom w:val="single" w:sz="12" w:space="0" w:color="auto"/>
+              <w:right w:val="single" w:sz="12" w:space="0" w:color="auto"/>
             </w:tcBorders>
             <w:shd w:val="clear" w:color="auto" w:fill="auto"/>
             <w:tcMar>
@@ -7514,11 +7449,11 @@
               <w:adjustRightInd w:val="0"/>
               <w:snapToGrid w:val="0"/>
               <w:spacing w:line="240" w:lineRule="auto"/>
-              <w:ind w:left="0" w:leftChars="0" w:right="0" w:rightChars="0" w:firstLine="0" w:firstLineChars="0"/>
+              <w:ind w:left="0" w:right="0" w:firstLine="0" w:leftChars="0" w:rightChars="0" w:firstLineChars="0"/>
               <w:jc w:val="left"/>
               <w:textAlignment w:val="baseline"/>
               <w:rPr>
-                <w:rFonts w:hint="default" w:ascii="Segoe UI" w:hAnsi="Segoe UI" w:eastAsia="Segoe UI" w:cs="Segoe UI"/>
+                <w:rFonts w:ascii="Segoe UI" w:eastAsia="Segoe UI" w:hAnsi="Segoe UI" w:cs="Segoe UI" w:hint="default"/>
                 <w:i w:val="0"/>
                 <w:iCs w:val="0"/>
                 <w:caps w:val="0"/>
@@ -7530,7 +7465,7 @@
             </w:pPr>
             <w:r>
               <w:rPr>
-                <w:rFonts w:hint="default" w:ascii="Segoe UI" w:hAnsi="Segoe UI" w:eastAsia="Segoe UI" w:cs="Segoe UI"/>
+                <w:rFonts w:ascii="Segoe UI" w:eastAsia="Segoe UI" w:hAnsi="Segoe UI" w:cs="Segoe UI" w:hint="default"/>
                 <w:i w:val="0"/>
                 <w:iCs w:val="0"/>
                 <w:caps w:val="0"/>
@@ -7550,7 +7485,7 @@
     </w:tbl>
     <w:p>
       <w:pPr>
-        <w:pStyle w:val="30"/>
+        <w:pStyle w:val="2"/>
         <w:keepNext w:val="0"/>
         <w:keepLines w:val="0"/>
         <w:pageBreakBefore w:val="0"/>
@@ -7582,7 +7517,7 @@
     </w:p>
     <w:p>
       <w:pPr>
-        <w:pStyle w:val="29"/>
+        <w:pStyle w:val="a1"/>
         <w:keepNext w:val="0"/>
         <w:keepLines w:val="0"/>
         <w:pageBreakBefore w:val="0"/>
@@ -7612,7 +7547,7 @@
     </w:p>
     <w:p>
       <w:pPr>
-        <w:pStyle w:val="29"/>
+        <w:pStyle w:val="a1"/>
         <w:keepNext w:val="0"/>
         <w:keepLines w:val="0"/>
         <w:pageBreakBefore w:val="0"/>
@@ -7643,19 +7578,18 @@
     </w:p>
     <w:tbl>
       <w:tblPr>
-        <w:tblStyle w:val="20"/>
+        <w:tblStyle w:val="TableNormal"/>
         <w:tblW w:w="8523" w:type="dxa"/>
         <w:jc w:val="center"/>
         <w:tblBorders>
-          <w:top w:val="none" w:color="auto" w:sz="0" w:space="0"/>
-          <w:left w:val="none" w:color="auto" w:sz="0" w:space="0"/>
-          <w:bottom w:val="none" w:color="auto" w:sz="0" w:space="0"/>
-          <w:right w:val="none" w:color="auto" w:sz="0" w:space="0"/>
-          <w:insideH w:val="none" w:color="auto" w:sz="0" w:space="0"/>
-          <w:insideV w:val="none" w:color="auto" w:sz="0" w:space="0"/>
+          <w:top w:val="nil"/>
+          <w:left w:val="nil"/>
+          <w:bottom w:val="nil"/>
+          <w:right w:val="nil"/>
+          <w:insideH w:val="nil"/>
+          <w:insideV w:val="nil"/>
         </w:tblBorders>
         <w:shd w:val="clear" w:color="auto" w:fill="auto"/>
-        <w:tblLayout w:type="autofit"/>
         <w:tblCellMar>
           <w:top w:w="15" w:type="dxa"/>
           <w:left w:w="15" w:type="dxa"/>
@@ -7670,13 +7604,15 @@
       </w:tblGrid>
       <w:tr>
         <w:tblPrEx>
+          <w:tblW w:w="8523" w:type="dxa"/>
+          <w:jc w:val="center"/>
           <w:tblBorders>
-            <w:top w:val="none" w:color="auto" w:sz="0" w:space="0"/>
-            <w:left w:val="none" w:color="auto" w:sz="0" w:space="0"/>
-            <w:bottom w:val="none" w:color="auto" w:sz="0" w:space="0"/>
-            <w:right w:val="none" w:color="auto" w:sz="0" w:space="0"/>
-            <w:insideH w:val="none" w:color="auto" w:sz="0" w:space="0"/>
-            <w:insideV w:val="none" w:color="auto" w:sz="0" w:space="0"/>
+            <w:top w:val="nil"/>
+            <w:left w:val="nil"/>
+            <w:bottom w:val="nil"/>
+            <w:right w:val="nil"/>
+            <w:insideH w:val="nil"/>
+            <w:insideV w:val="nil"/>
           </w:tblBorders>
           <w:shd w:val="clear" w:color="auto" w:fill="auto"/>
           <w:tblCellMar>
@@ -7687,7 +7623,7 @@
           </w:tblCellMar>
         </w:tblPrEx>
         <w:trPr>
-          <w:trHeight w:val="0" w:hRule="atLeast"/>
+          <w:trHeight w:val="0"/>
           <w:tblHeader/>
           <w:jc w:val="center"/>
         </w:trPr>
@@ -7695,10 +7631,10 @@
           <w:tcPr>
             <w:tcW w:w="1782" w:type="dxa"/>
             <w:tcBorders>
-              <w:top w:val="single" w:color="auto" w:sz="12" w:space="0"/>
-              <w:left w:val="single" w:color="auto" w:sz="12" w:space="0"/>
-              <w:bottom w:val="single" w:color="auto" w:sz="4" w:space="0"/>
-              <w:right w:val="single" w:color="auto" w:sz="4" w:space="0"/>
+              <w:top w:val="single" w:sz="12" w:space="0" w:color="auto"/>
+              <w:left w:val="single" w:sz="12" w:space="0" w:color="auto"/>
+              <w:bottom w:val="single" w:sz="4" w:space="0" w:color="auto"/>
+              <w:right w:val="single" w:sz="4" w:space="0" w:color="auto"/>
             </w:tcBorders>
             <w:shd w:val="clear" w:color="auto" w:fill="auto"/>
             <w:tcMar>
@@ -7717,10 +7653,10 @@
               <w:suppressLineNumbers w:val="0"/>
               <w:snapToGrid w:val="0"/>
               <w:spacing w:line="240" w:lineRule="auto"/>
-              <w:ind w:left="0" w:leftChars="0" w:right="0" w:rightChars="0" w:firstLine="0" w:firstLineChars="0"/>
+              <w:ind w:left="0" w:right="0" w:firstLine="0" w:leftChars="0" w:rightChars="0" w:firstLineChars="0"/>
               <w:jc w:val="center"/>
               <w:rPr>
-                <w:rFonts w:ascii="Segoe UI" w:hAnsi="Segoe UI" w:eastAsia="Segoe UI" w:cs="Segoe UI"/>
+                <w:rFonts w:ascii="Segoe UI" w:eastAsia="Segoe UI" w:hAnsi="Segoe UI" w:cs="Segoe UI"/>
                 <w:b/>
                 <w:i w:val="0"/>
                 <w:iCs w:val="0"/>
@@ -7733,8 +7669,8 @@
             </w:pPr>
             <w:r>
               <w:rPr>
-                <w:rStyle w:val="23"/>
-                <w:rFonts w:hint="default" w:ascii="Segoe UI" w:hAnsi="Segoe UI" w:eastAsia="Segoe UI" w:cs="Segoe UI"/>
+                <w:rStyle w:val="Strong"/>
+                <w:rFonts w:ascii="Segoe UI" w:eastAsia="Segoe UI" w:hAnsi="Segoe UI" w:cs="Segoe UI" w:hint="default"/>
                 <w:b/>
                 <w:bCs/>
                 <w:i w:val="0"/>
@@ -7756,10 +7692,10 @@
           <w:tcPr>
             <w:tcW w:w="2556" w:type="dxa"/>
             <w:tcBorders>
-              <w:top w:val="single" w:color="auto" w:sz="12" w:space="0"/>
-              <w:left w:val="single" w:color="auto" w:sz="4" w:space="0"/>
-              <w:bottom w:val="single" w:color="auto" w:sz="4" w:space="0"/>
-              <w:right w:val="single" w:color="auto" w:sz="4" w:space="0"/>
+              <w:top w:val="single" w:sz="12" w:space="0" w:color="auto"/>
+              <w:left w:val="single" w:sz="4" w:space="0" w:color="auto"/>
+              <w:bottom w:val="single" w:sz="4" w:space="0" w:color="auto"/>
+              <w:right w:val="single" w:sz="4" w:space="0" w:color="auto"/>
             </w:tcBorders>
             <w:shd w:val="clear" w:color="auto" w:fill="auto"/>
             <w:tcMar>
@@ -7778,10 +7714,10 @@
               <w:suppressLineNumbers w:val="0"/>
               <w:snapToGrid w:val="0"/>
               <w:spacing w:line="240" w:lineRule="auto"/>
-              <w:ind w:left="0" w:leftChars="0" w:right="0" w:rightChars="0" w:firstLine="0" w:firstLineChars="0"/>
+              <w:ind w:left="0" w:right="0" w:firstLine="0" w:leftChars="0" w:rightChars="0" w:firstLineChars="0"/>
               <w:jc w:val="center"/>
               <w:rPr>
-                <w:rFonts w:hint="default" w:ascii="Segoe UI" w:hAnsi="Segoe UI" w:eastAsia="Segoe UI" w:cs="Segoe UI"/>
+                <w:rFonts w:ascii="Segoe UI" w:eastAsia="Segoe UI" w:hAnsi="Segoe UI" w:cs="Segoe UI" w:hint="default"/>
                 <w:b/>
                 <w:i w:val="0"/>
                 <w:iCs w:val="0"/>
@@ -7794,8 +7730,8 @@
             </w:pPr>
             <w:r>
               <w:rPr>
-                <w:rStyle w:val="23"/>
-                <w:rFonts w:hint="default" w:ascii="Segoe UI" w:hAnsi="Segoe UI" w:eastAsia="Segoe UI" w:cs="Segoe UI"/>
+                <w:rStyle w:val="Strong"/>
+                <w:rFonts w:ascii="Segoe UI" w:eastAsia="Segoe UI" w:hAnsi="Segoe UI" w:cs="Segoe UI" w:hint="default"/>
                 <w:b/>
                 <w:bCs/>
                 <w:i w:val="0"/>
@@ -7817,10 +7753,10 @@
           <w:tcPr>
             <w:tcW w:w="4185" w:type="dxa"/>
             <w:tcBorders>
-              <w:top w:val="single" w:color="auto" w:sz="12" w:space="0"/>
-              <w:left w:val="single" w:color="auto" w:sz="4" w:space="0"/>
-              <w:bottom w:val="single" w:color="auto" w:sz="4" w:space="0"/>
-              <w:right w:val="single" w:color="auto" w:sz="12" w:space="0"/>
+              <w:top w:val="single" w:sz="12" w:space="0" w:color="auto"/>
+              <w:left w:val="single" w:sz="4" w:space="0" w:color="auto"/>
+              <w:bottom w:val="single" w:sz="4" w:space="0" w:color="auto"/>
+              <w:right w:val="single" w:sz="12" w:space="0" w:color="auto"/>
             </w:tcBorders>
             <w:shd w:val="clear" w:color="auto" w:fill="auto"/>
             <w:tcMar>
@@ -7839,10 +7775,10 @@
               <w:suppressLineNumbers w:val="0"/>
               <w:snapToGrid w:val="0"/>
               <w:spacing w:line="240" w:lineRule="auto"/>
-              <w:ind w:left="0" w:leftChars="0" w:right="0" w:rightChars="0" w:firstLine="0" w:firstLineChars="0"/>
+              <w:ind w:left="0" w:right="0" w:firstLine="0" w:leftChars="0" w:rightChars="0" w:firstLineChars="0"/>
               <w:jc w:val="center"/>
               <w:rPr>
-                <w:rFonts w:hint="default" w:ascii="Segoe UI" w:hAnsi="Segoe UI" w:eastAsia="Segoe UI" w:cs="Segoe UI"/>
+                <w:rFonts w:ascii="Segoe UI" w:eastAsia="Segoe UI" w:hAnsi="Segoe UI" w:cs="Segoe UI" w:hint="default"/>
                 <w:b/>
                 <w:i w:val="0"/>
                 <w:iCs w:val="0"/>
@@ -7855,8 +7791,8 @@
             </w:pPr>
             <w:r>
               <w:rPr>
-                <w:rStyle w:val="23"/>
-                <w:rFonts w:hint="default" w:ascii="Segoe UI" w:hAnsi="Segoe UI" w:eastAsia="Segoe UI" w:cs="Segoe UI"/>
+                <w:rStyle w:val="Strong"/>
+                <w:rFonts w:ascii="Segoe UI" w:eastAsia="Segoe UI" w:hAnsi="Segoe UI" w:cs="Segoe UI" w:hint="default"/>
                 <w:b/>
                 <w:bCs/>
                 <w:i w:val="0"/>
@@ -7877,14 +7813,8 @@
       </w:tr>
       <w:tr>
         <w:tblPrEx>
-          <w:tblBorders>
-            <w:top w:val="none" w:color="auto" w:sz="0" w:space="0"/>
-            <w:left w:val="none" w:color="auto" w:sz="0" w:space="0"/>
-            <w:bottom w:val="none" w:color="auto" w:sz="0" w:space="0"/>
-            <w:right w:val="none" w:color="auto" w:sz="0" w:space="0"/>
-            <w:insideH w:val="none" w:color="auto" w:sz="0" w:space="0"/>
-            <w:insideV w:val="none" w:color="auto" w:sz="0" w:space="0"/>
-          </w:tblBorders>
+          <w:tblW w:w="8523" w:type="dxa"/>
+          <w:jc w:val="center"/>
           <w:shd w:val="clear" w:color="auto" w:fill="auto"/>
           <w:tblCellMar>
             <w:top w:w="15" w:type="dxa"/>
@@ -7894,17 +7824,17 @@
           </w:tblCellMar>
         </w:tblPrEx>
         <w:trPr>
-          <w:trHeight w:val="0" w:hRule="atLeast"/>
+          <w:trHeight w:val="0"/>
           <w:jc w:val="center"/>
         </w:trPr>
         <w:tc>
           <w:tcPr>
             <w:tcW w:w="1782" w:type="dxa"/>
             <w:tcBorders>
-              <w:top w:val="single" w:color="auto" w:sz="4" w:space="0"/>
-              <w:left w:val="single" w:color="auto" w:sz="12" w:space="0"/>
-              <w:bottom w:val="single" w:color="auto" w:sz="4" w:space="0"/>
-              <w:right w:val="single" w:color="auto" w:sz="4" w:space="0"/>
+              <w:top w:val="single" w:sz="4" w:space="0" w:color="auto"/>
+              <w:left w:val="single" w:sz="12" w:space="0" w:color="auto"/>
+              <w:bottom w:val="single" w:sz="4" w:space="0" w:color="auto"/>
+              <w:right w:val="single" w:sz="4" w:space="0" w:color="auto"/>
             </w:tcBorders>
             <w:shd w:val="clear" w:color="auto" w:fill="auto"/>
             <w:tcMar>
@@ -7923,10 +7853,10 @@
               <w:suppressLineNumbers w:val="0"/>
               <w:snapToGrid w:val="0"/>
               <w:spacing w:line="240" w:lineRule="auto"/>
-              <w:ind w:left="0" w:leftChars="0" w:right="0" w:rightChars="0" w:firstLine="0" w:firstLineChars="0"/>
+              <w:ind w:left="0" w:right="0" w:firstLine="0" w:leftChars="0" w:rightChars="0" w:firstLineChars="0"/>
               <w:jc w:val="left"/>
               <w:rPr>
-                <w:rFonts w:hint="default" w:ascii="Segoe UI" w:hAnsi="Segoe UI" w:eastAsia="Segoe UI" w:cs="Segoe UI"/>
+                <w:rFonts w:ascii="Segoe UI" w:eastAsia="Segoe UI" w:hAnsi="Segoe UI" w:cs="Segoe UI" w:hint="default"/>
                 <w:i w:val="0"/>
                 <w:iCs w:val="0"/>
                 <w:caps w:val="0"/>
@@ -7938,8 +7868,8 @@
             </w:pPr>
             <w:r>
               <w:rPr>
-                <w:rStyle w:val="23"/>
-                <w:rFonts w:hint="default" w:ascii="Segoe UI" w:hAnsi="Segoe UI" w:eastAsia="Segoe UI" w:cs="Segoe UI"/>
+                <w:rStyle w:val="Strong"/>
+                <w:rFonts w:ascii="Segoe UI" w:eastAsia="Segoe UI" w:hAnsi="Segoe UI" w:cs="Segoe UI" w:hint="default"/>
                 <w:b/>
                 <w:bCs/>
                 <w:i w:val="0"/>
@@ -7961,10 +7891,10 @@
           <w:tcPr>
             <w:tcW w:w="2556" w:type="dxa"/>
             <w:tcBorders>
-              <w:top w:val="single" w:color="auto" w:sz="4" w:space="0"/>
-              <w:left w:val="single" w:color="auto" w:sz="4" w:space="0"/>
-              <w:bottom w:val="single" w:color="auto" w:sz="4" w:space="0"/>
-              <w:right w:val="single" w:color="auto" w:sz="4" w:space="0"/>
+              <w:top w:val="single" w:sz="4" w:space="0" w:color="auto"/>
+              <w:left w:val="single" w:sz="4" w:space="0" w:color="auto"/>
+              <w:bottom w:val="single" w:sz="4" w:space="0" w:color="auto"/>
+              <w:right w:val="single" w:sz="4" w:space="0" w:color="auto"/>
             </w:tcBorders>
             <w:shd w:val="clear" w:color="auto" w:fill="auto"/>
             <w:tcMar>
@@ -7983,10 +7913,10 @@
               <w:suppressLineNumbers w:val="0"/>
               <w:snapToGrid w:val="0"/>
               <w:spacing w:line="240" w:lineRule="auto"/>
-              <w:ind w:left="0" w:leftChars="0" w:right="0" w:rightChars="0" w:firstLine="0" w:firstLineChars="0"/>
+              <w:ind w:left="0" w:right="0" w:firstLine="0" w:leftChars="0" w:rightChars="0" w:firstLineChars="0"/>
               <w:jc w:val="center"/>
               <w:rPr>
-                <w:rFonts w:hint="default" w:ascii="Segoe UI" w:hAnsi="Segoe UI" w:eastAsia="Segoe UI" w:cs="Segoe UI"/>
+                <w:rFonts w:ascii="Segoe UI" w:eastAsia="Segoe UI" w:hAnsi="Segoe UI" w:cs="Segoe UI" w:hint="default"/>
                 <w:i w:val="0"/>
                 <w:iCs w:val="0"/>
                 <w:caps w:val="0"/>
@@ -7999,8 +7929,8 @@
             </w:pPr>
             <w:r>
               <w:rPr>
-                <w:rStyle w:val="23"/>
-                <w:rFonts w:hint="default" w:ascii="Segoe UI" w:hAnsi="Segoe UI" w:eastAsia="Segoe UI" w:cs="Segoe UI"/>
+                <w:rStyle w:val="Strong"/>
+                <w:rFonts w:ascii="Segoe UI" w:eastAsia="Segoe UI" w:hAnsi="Segoe UI" w:cs="Segoe UI" w:hint="default"/>
                 <w:b/>
                 <w:bCs/>
                 <w:i w:val="0"/>
@@ -8018,8 +7948,8 @@
             </w:r>
             <w:r>
               <w:rPr>
-                <w:rStyle w:val="23"/>
-                <w:rFonts w:hint="eastAsia" w:ascii="Segoe UI" w:hAnsi="Segoe UI" w:eastAsia="Segoe UI" w:cs="Segoe UI"/>
+                <w:rStyle w:val="Strong"/>
+                <w:rFonts w:ascii="Segoe UI" w:eastAsia="Segoe UI" w:hAnsi="Segoe UI" w:cs="Segoe UI" w:hint="eastAsia"/>
                 <w:b/>
                 <w:bCs/>
                 <w:i w:val="0"/>
@@ -8041,10 +7971,10 @@
           <w:tcPr>
             <w:tcW w:w="4185" w:type="dxa"/>
             <w:tcBorders>
-              <w:top w:val="single" w:color="auto" w:sz="4" w:space="0"/>
-              <w:left w:val="single" w:color="auto" w:sz="4" w:space="0"/>
-              <w:bottom w:val="single" w:color="auto" w:sz="4" w:space="0"/>
-              <w:right w:val="single" w:color="auto" w:sz="12" w:space="0"/>
+              <w:top w:val="single" w:sz="4" w:space="0" w:color="auto"/>
+              <w:left w:val="single" w:sz="4" w:space="0" w:color="auto"/>
+              <w:bottom w:val="single" w:sz="4" w:space="0" w:color="auto"/>
+              <w:right w:val="single" w:sz="12" w:space="0" w:color="auto"/>
             </w:tcBorders>
             <w:shd w:val="clear" w:color="auto" w:fill="auto"/>
             <w:tcMar>
@@ -8063,10 +7993,10 @@
               <w:suppressLineNumbers w:val="0"/>
               <w:snapToGrid w:val="0"/>
               <w:spacing w:line="240" w:lineRule="auto"/>
-              <w:ind w:left="0" w:leftChars="0" w:right="0" w:rightChars="0" w:firstLine="0" w:firstLineChars="0"/>
+              <w:ind w:left="0" w:right="0" w:firstLine="0" w:leftChars="0" w:rightChars="0" w:firstLineChars="0"/>
               <w:jc w:val="left"/>
               <w:rPr>
-                <w:rFonts w:hint="default" w:ascii="Segoe UI" w:hAnsi="Segoe UI" w:eastAsia="Segoe UI" w:cs="Segoe UI"/>
+                <w:rFonts w:ascii="Segoe UI" w:eastAsia="Segoe UI" w:hAnsi="Segoe UI" w:cs="Segoe UI" w:hint="default"/>
                 <w:i w:val="0"/>
                 <w:iCs w:val="0"/>
                 <w:caps w:val="0"/>
@@ -8081,7 +8011,7 @@
             </w:pPr>
             <w:r>
               <w:rPr>
-                <w:rFonts w:hint="default" w:ascii="Segoe UI" w:hAnsi="Segoe UI" w:eastAsia="Segoe UI" w:cs="Segoe UI"/>
+                <w:rFonts w:ascii="Segoe UI" w:eastAsia="Segoe UI" w:hAnsi="Segoe UI" w:cs="Segoe UI" w:hint="default"/>
                 <w:i w:val="0"/>
                 <w:iCs w:val="0"/>
                 <w:caps w:val="0"/>
@@ -8100,14 +8030,8 @@
       </w:tr>
       <w:tr>
         <w:tblPrEx>
-          <w:tblBorders>
-            <w:top w:val="none" w:color="auto" w:sz="0" w:space="0"/>
-            <w:left w:val="none" w:color="auto" w:sz="0" w:space="0"/>
-            <w:bottom w:val="none" w:color="auto" w:sz="0" w:space="0"/>
-            <w:right w:val="none" w:color="auto" w:sz="0" w:space="0"/>
-            <w:insideH w:val="none" w:color="auto" w:sz="0" w:space="0"/>
-            <w:insideV w:val="none" w:color="auto" w:sz="0" w:space="0"/>
-          </w:tblBorders>
+          <w:tblW w:w="8523" w:type="dxa"/>
+          <w:jc w:val="center"/>
           <w:shd w:val="clear" w:color="auto" w:fill="auto"/>
           <w:tblCellMar>
             <w:top w:w="15" w:type="dxa"/>
@@ -8117,17 +8041,17 @@
           </w:tblCellMar>
         </w:tblPrEx>
         <w:trPr>
-          <w:trHeight w:val="0" w:hRule="atLeast"/>
+          <w:trHeight w:val="0"/>
           <w:jc w:val="center"/>
         </w:trPr>
         <w:tc>
           <w:tcPr>
             <w:tcW w:w="1782" w:type="dxa"/>
             <w:tcBorders>
-              <w:top w:val="single" w:color="auto" w:sz="4" w:space="0"/>
-              <w:left w:val="single" w:color="auto" w:sz="12" w:space="0"/>
-              <w:bottom w:val="single" w:color="auto" w:sz="4" w:space="0"/>
-              <w:right w:val="single" w:color="auto" w:sz="4" w:space="0"/>
+              <w:top w:val="single" w:sz="4" w:space="0" w:color="auto"/>
+              <w:left w:val="single" w:sz="12" w:space="0" w:color="auto"/>
+              <w:bottom w:val="single" w:sz="4" w:space="0" w:color="auto"/>
+              <w:right w:val="single" w:sz="4" w:space="0" w:color="auto"/>
             </w:tcBorders>
             <w:shd w:val="clear" w:color="auto" w:fill="auto"/>
             <w:tcMar>
@@ -8146,10 +8070,10 @@
               <w:suppressLineNumbers w:val="0"/>
               <w:snapToGrid w:val="0"/>
               <w:spacing w:line="240" w:lineRule="auto"/>
-              <w:ind w:left="0" w:leftChars="0" w:right="0" w:rightChars="0" w:firstLine="0" w:firstLineChars="0"/>
+              <w:ind w:left="0" w:right="0" w:firstLine="0" w:leftChars="0" w:rightChars="0" w:firstLineChars="0"/>
               <w:jc w:val="left"/>
               <w:rPr>
-                <w:rFonts w:hint="default" w:ascii="Segoe UI" w:hAnsi="Segoe UI" w:eastAsia="Segoe UI" w:cs="Segoe UI"/>
+                <w:rFonts w:ascii="Segoe UI" w:eastAsia="Segoe UI" w:hAnsi="Segoe UI" w:cs="Segoe UI" w:hint="default"/>
                 <w:i w:val="0"/>
                 <w:iCs w:val="0"/>
                 <w:caps w:val="0"/>
@@ -8161,8 +8085,8 @@
             </w:pPr>
             <w:r>
               <w:rPr>
-                <w:rStyle w:val="23"/>
-                <w:rFonts w:hint="default" w:ascii="Segoe UI" w:hAnsi="Segoe UI" w:eastAsia="Segoe UI" w:cs="Segoe UI"/>
+                <w:rStyle w:val="Strong"/>
+                <w:rFonts w:ascii="Segoe UI" w:eastAsia="Segoe UI" w:hAnsi="Segoe UI" w:cs="Segoe UI" w:hint="default"/>
                 <w:b/>
                 <w:bCs/>
                 <w:i w:val="0"/>
@@ -8184,10 +8108,10 @@
           <w:tcPr>
             <w:tcW w:w="2556" w:type="dxa"/>
             <w:tcBorders>
-              <w:top w:val="single" w:color="auto" w:sz="4" w:space="0"/>
-              <w:left w:val="single" w:color="auto" w:sz="4" w:space="0"/>
-              <w:bottom w:val="single" w:color="auto" w:sz="4" w:space="0"/>
-              <w:right w:val="single" w:color="auto" w:sz="4" w:space="0"/>
+              <w:top w:val="single" w:sz="4" w:space="0" w:color="auto"/>
+              <w:left w:val="single" w:sz="4" w:space="0" w:color="auto"/>
+              <w:bottom w:val="single" w:sz="4" w:space="0" w:color="auto"/>
+              <w:right w:val="single" w:sz="4" w:space="0" w:color="auto"/>
             </w:tcBorders>
             <w:shd w:val="clear" w:color="auto" w:fill="auto"/>
             <w:tcMar>
@@ -8206,10 +8130,10 @@
               <w:suppressLineNumbers w:val="0"/>
               <w:snapToGrid w:val="0"/>
               <w:spacing w:line="240" w:lineRule="auto"/>
-              <w:ind w:left="0" w:leftChars="0" w:right="0" w:rightChars="0" w:firstLine="0" w:firstLineChars="0"/>
+              <w:ind w:left="0" w:right="0" w:firstLine="0" w:leftChars="0" w:rightChars="0" w:firstLineChars="0"/>
               <w:jc w:val="center"/>
               <w:rPr>
-                <w:rFonts w:hint="default" w:ascii="Segoe UI" w:hAnsi="Segoe UI" w:eastAsia="Segoe UI" w:cs="Segoe UI"/>
+                <w:rFonts w:ascii="Segoe UI" w:eastAsia="Segoe UI" w:hAnsi="Segoe UI" w:cs="Segoe UI" w:hint="default"/>
                 <w:i w:val="0"/>
                 <w:iCs w:val="0"/>
                 <w:caps w:val="0"/>
@@ -8222,8 +8146,8 @@
             </w:pPr>
             <w:r>
               <w:rPr>
-                <w:rStyle w:val="23"/>
-                <w:rFonts w:hint="default" w:ascii="Segoe UI" w:hAnsi="Segoe UI" w:eastAsia="Segoe UI" w:cs="Segoe UI"/>
+                <w:rStyle w:val="Strong"/>
+                <w:rFonts w:ascii="Segoe UI" w:eastAsia="Segoe UI" w:hAnsi="Segoe UI" w:cs="Segoe UI" w:hint="default"/>
                 <w:b/>
                 <w:bCs/>
                 <w:i w:val="0"/>
@@ -8241,8 +8165,8 @@
             </w:r>
             <w:r>
               <w:rPr>
-                <w:rStyle w:val="23"/>
-                <w:rFonts w:hint="eastAsia" w:ascii="Segoe UI" w:hAnsi="Segoe UI" w:eastAsia="Segoe UI" w:cs="Segoe UI"/>
+                <w:rStyle w:val="Strong"/>
+                <w:rFonts w:ascii="Segoe UI" w:eastAsia="Segoe UI" w:hAnsi="Segoe UI" w:cs="Segoe UI" w:hint="eastAsia"/>
                 <w:b/>
                 <w:bCs/>
                 <w:i w:val="0"/>
@@ -8264,10 +8188,10 @@
           <w:tcPr>
             <w:tcW w:w="4185" w:type="dxa"/>
             <w:tcBorders>
-              <w:top w:val="single" w:color="auto" w:sz="4" w:space="0"/>
-              <w:left w:val="single" w:color="auto" w:sz="4" w:space="0"/>
-              <w:bottom w:val="single" w:color="auto" w:sz="4" w:space="0"/>
-              <w:right w:val="single" w:color="auto" w:sz="12" w:space="0"/>
+              <w:top w:val="single" w:sz="4" w:space="0" w:color="auto"/>
+              <w:left w:val="single" w:sz="4" w:space="0" w:color="auto"/>
+              <w:bottom w:val="single" w:sz="4" w:space="0" w:color="auto"/>
+              <w:right w:val="single" w:sz="12" w:space="0" w:color="auto"/>
             </w:tcBorders>
             <w:shd w:val="clear" w:color="auto" w:fill="auto"/>
             <w:tcMar>
@@ -8286,10 +8210,10 @@
               <w:suppressLineNumbers w:val="0"/>
               <w:snapToGrid w:val="0"/>
               <w:spacing w:line="240" w:lineRule="auto"/>
-              <w:ind w:left="0" w:leftChars="0" w:right="0" w:rightChars="0" w:firstLine="0" w:firstLineChars="0"/>
+              <w:ind w:left="0" w:right="0" w:firstLine="0" w:leftChars="0" w:rightChars="0" w:firstLineChars="0"/>
               <w:jc w:val="left"/>
               <w:rPr>
-                <w:rFonts w:hint="default" w:ascii="Segoe UI" w:hAnsi="Segoe UI" w:eastAsia="Segoe UI" w:cs="Segoe UI"/>
+                <w:rFonts w:ascii="Segoe UI" w:eastAsia="Segoe UI" w:hAnsi="Segoe UI" w:cs="Segoe UI" w:hint="default"/>
                 <w:i w:val="0"/>
                 <w:iCs w:val="0"/>
                 <w:caps w:val="0"/>
@@ -8304,7 +8228,7 @@
             </w:pPr>
             <w:r>
               <w:rPr>
-                <w:rFonts w:hint="default" w:ascii="Segoe UI" w:hAnsi="Segoe UI" w:eastAsia="Segoe UI" w:cs="Segoe UI"/>
+                <w:rFonts w:ascii="Segoe UI" w:eastAsia="Segoe UI" w:hAnsi="Segoe UI" w:cs="Segoe UI" w:hint="default"/>
                 <w:i w:val="0"/>
                 <w:iCs w:val="0"/>
                 <w:caps w:val="0"/>
@@ -8323,14 +8247,9 @@
       </w:tr>
       <w:tr>
         <w:tblPrEx>
-          <w:tblBorders>
-            <w:top w:val="none" w:color="auto" w:sz="0" w:space="0"/>
-            <w:left w:val="none" w:color="auto" w:sz="0" w:space="0"/>
-            <w:bottom w:val="none" w:color="auto" w:sz="0" w:space="0"/>
-            <w:right w:val="none" w:color="auto" w:sz="0" w:space="0"/>
-            <w:insideH w:val="none" w:color="auto" w:sz="0" w:space="0"/>
-            <w:insideV w:val="none" w:color="auto" w:sz="0" w:space="0"/>
-          </w:tblBorders>
+          <w:tblW w:w="8523" w:type="dxa"/>
+          <w:jc w:val="center"/>
+          <w:shd w:val="clear" w:color="auto" w:fill="auto"/>
           <w:tblCellMar>
             <w:top w:w="15" w:type="dxa"/>
             <w:left w:w="15" w:type="dxa"/>
@@ -8339,17 +8258,17 @@
           </w:tblCellMar>
         </w:tblPrEx>
         <w:trPr>
-          <w:trHeight w:val="0" w:hRule="atLeast"/>
+          <w:trHeight w:val="0"/>
           <w:jc w:val="center"/>
         </w:trPr>
         <w:tc>
           <w:tcPr>
             <w:tcW w:w="1782" w:type="dxa"/>
             <w:tcBorders>
-              <w:top w:val="single" w:color="auto" w:sz="4" w:space="0"/>
-              <w:left w:val="single" w:color="auto" w:sz="12" w:space="0"/>
-              <w:bottom w:val="single" w:color="auto" w:sz="4" w:space="0"/>
-              <w:right w:val="single" w:color="auto" w:sz="4" w:space="0"/>
+              <w:top w:val="single" w:sz="4" w:space="0" w:color="auto"/>
+              <w:left w:val="single" w:sz="12" w:space="0" w:color="auto"/>
+              <w:bottom w:val="single" w:sz="4" w:space="0" w:color="auto"/>
+              <w:right w:val="single" w:sz="4" w:space="0" w:color="auto"/>
             </w:tcBorders>
             <w:shd w:val="clear" w:color="auto" w:fill="auto"/>
             <w:tcMar>
@@ -8368,10 +8287,10 @@
               <w:suppressLineNumbers w:val="0"/>
               <w:snapToGrid w:val="0"/>
               <w:spacing w:line="240" w:lineRule="auto"/>
-              <w:ind w:left="0" w:leftChars="0" w:right="0" w:rightChars="0" w:firstLine="0" w:firstLineChars="0"/>
+              <w:ind w:left="0" w:right="0" w:firstLine="0" w:leftChars="0" w:rightChars="0" w:firstLineChars="0"/>
               <w:jc w:val="left"/>
               <w:rPr>
-                <w:rFonts w:hint="default" w:ascii="Segoe UI" w:hAnsi="Segoe UI" w:eastAsia="Segoe UI" w:cs="Segoe UI"/>
+                <w:rFonts w:ascii="Segoe UI" w:eastAsia="Segoe UI" w:hAnsi="Segoe UI" w:cs="Segoe UI" w:hint="default"/>
                 <w:i w:val="0"/>
                 <w:iCs w:val="0"/>
                 <w:caps w:val="0"/>
@@ -8383,8 +8302,8 @@
             </w:pPr>
             <w:r>
               <w:rPr>
-                <w:rStyle w:val="23"/>
-                <w:rFonts w:hint="default" w:ascii="Segoe UI" w:hAnsi="Segoe UI" w:eastAsia="Segoe UI" w:cs="Segoe UI"/>
+                <w:rStyle w:val="Strong"/>
+                <w:rFonts w:ascii="Segoe UI" w:eastAsia="Segoe UI" w:hAnsi="Segoe UI" w:cs="Segoe UI" w:hint="default"/>
                 <w:b/>
                 <w:bCs/>
                 <w:i w:val="0"/>
@@ -8406,10 +8325,10 @@
           <w:tcPr>
             <w:tcW w:w="2556" w:type="dxa"/>
             <w:tcBorders>
-              <w:top w:val="single" w:color="auto" w:sz="4" w:space="0"/>
-              <w:left w:val="single" w:color="auto" w:sz="4" w:space="0"/>
-              <w:bottom w:val="single" w:color="auto" w:sz="4" w:space="0"/>
-              <w:right w:val="single" w:color="auto" w:sz="4" w:space="0"/>
+              <w:top w:val="single" w:sz="4" w:space="0" w:color="auto"/>
+              <w:left w:val="single" w:sz="4" w:space="0" w:color="auto"/>
+              <w:bottom w:val="single" w:sz="4" w:space="0" w:color="auto"/>
+              <w:right w:val="single" w:sz="4" w:space="0" w:color="auto"/>
             </w:tcBorders>
             <w:shd w:val="clear" w:color="auto" w:fill="auto"/>
             <w:tcMar>
@@ -8428,10 +8347,10 @@
               <w:suppressLineNumbers w:val="0"/>
               <w:snapToGrid w:val="0"/>
               <w:spacing w:line="240" w:lineRule="auto"/>
-              <w:ind w:left="0" w:leftChars="0" w:right="0" w:rightChars="0" w:firstLine="0" w:firstLineChars="0"/>
+              <w:ind w:left="0" w:right="0" w:firstLine="0" w:leftChars="0" w:rightChars="0" w:firstLineChars="0"/>
               <w:jc w:val="center"/>
               <w:rPr>
-                <w:rFonts w:hint="default" w:ascii="Segoe UI" w:hAnsi="Segoe UI" w:eastAsia="Segoe UI" w:cs="Segoe UI"/>
+                <w:rFonts w:ascii="Segoe UI" w:eastAsia="Segoe UI" w:hAnsi="Segoe UI" w:cs="Segoe UI" w:hint="default"/>
                 <w:i w:val="0"/>
                 <w:iCs w:val="0"/>
                 <w:caps w:val="0"/>
@@ -8444,8 +8363,8 @@
             </w:pPr>
             <w:r>
               <w:rPr>
-                <w:rStyle w:val="23"/>
-                <w:rFonts w:hint="default" w:ascii="Segoe UI" w:hAnsi="Segoe UI" w:eastAsia="Segoe UI" w:cs="Segoe UI"/>
+                <w:rStyle w:val="Strong"/>
+                <w:rFonts w:ascii="Segoe UI" w:eastAsia="Segoe UI" w:hAnsi="Segoe UI" w:cs="Segoe UI" w:hint="default"/>
                 <w:b/>
                 <w:bCs/>
                 <w:i w:val="0"/>
@@ -8463,8 +8382,8 @@
             </w:r>
             <w:r>
               <w:rPr>
-                <w:rStyle w:val="23"/>
-                <w:rFonts w:hint="eastAsia" w:ascii="Segoe UI" w:hAnsi="Segoe UI" w:eastAsia="Segoe UI" w:cs="Segoe UI"/>
+                <w:rStyle w:val="Strong"/>
+                <w:rFonts w:ascii="Segoe UI" w:eastAsia="Segoe UI" w:hAnsi="Segoe UI" w:cs="Segoe UI" w:hint="eastAsia"/>
                 <w:b/>
                 <w:bCs/>
                 <w:i w:val="0"/>
@@ -8486,10 +8405,10 @@
           <w:tcPr>
             <w:tcW w:w="4185" w:type="dxa"/>
             <w:tcBorders>
-              <w:top w:val="single" w:color="auto" w:sz="4" w:space="0"/>
-              <w:left w:val="single" w:color="auto" w:sz="4" w:space="0"/>
-              <w:bottom w:val="single" w:color="auto" w:sz="4" w:space="0"/>
-              <w:right w:val="single" w:color="auto" w:sz="12" w:space="0"/>
+              <w:top w:val="single" w:sz="4" w:space="0" w:color="auto"/>
+              <w:left w:val="single" w:sz="4" w:space="0" w:color="auto"/>
+              <w:bottom w:val="single" w:sz="4" w:space="0" w:color="auto"/>
+              <w:right w:val="single" w:sz="12" w:space="0" w:color="auto"/>
             </w:tcBorders>
             <w:shd w:val="clear" w:color="auto" w:fill="auto"/>
             <w:tcMar>
@@ -8508,10 +8427,10 @@
               <w:suppressLineNumbers w:val="0"/>
               <w:snapToGrid w:val="0"/>
               <w:spacing w:line="240" w:lineRule="auto"/>
-              <w:ind w:left="0" w:leftChars="0" w:right="0" w:rightChars="0" w:firstLine="0" w:firstLineChars="0"/>
+              <w:ind w:left="0" w:right="0" w:firstLine="0" w:leftChars="0" w:rightChars="0" w:firstLineChars="0"/>
               <w:jc w:val="left"/>
               <w:rPr>
-                <w:rFonts w:hint="default" w:ascii="Segoe UI" w:hAnsi="Segoe UI" w:eastAsia="Segoe UI" w:cs="Segoe UI"/>
+                <w:rFonts w:ascii="Segoe UI" w:eastAsia="Segoe UI" w:hAnsi="Segoe UI" w:cs="Segoe UI" w:hint="default"/>
                 <w:i w:val="0"/>
                 <w:iCs w:val="0"/>
                 <w:caps w:val="0"/>
@@ -8526,7 +8445,7 @@
             </w:pPr>
             <w:r>
               <w:rPr>
-                <w:rFonts w:hint="default" w:ascii="Segoe UI" w:hAnsi="Segoe UI" w:eastAsia="Segoe UI" w:cs="Segoe UI"/>
+                <w:rFonts w:ascii="Segoe UI" w:eastAsia="Segoe UI" w:hAnsi="Segoe UI" w:cs="Segoe UI" w:hint="default"/>
                 <w:i w:val="0"/>
                 <w:iCs w:val="0"/>
                 <w:caps w:val="0"/>
@@ -8545,14 +8464,9 @@
       </w:tr>
       <w:tr>
         <w:tblPrEx>
-          <w:tblBorders>
-            <w:top w:val="none" w:color="auto" w:sz="0" w:space="0"/>
-            <w:left w:val="none" w:color="auto" w:sz="0" w:space="0"/>
-            <w:bottom w:val="none" w:color="auto" w:sz="0" w:space="0"/>
-            <w:right w:val="none" w:color="auto" w:sz="0" w:space="0"/>
-            <w:insideH w:val="none" w:color="auto" w:sz="0" w:space="0"/>
-            <w:insideV w:val="none" w:color="auto" w:sz="0" w:space="0"/>
-          </w:tblBorders>
+          <w:tblW w:w="8523" w:type="dxa"/>
+          <w:jc w:val="center"/>
+          <w:shd w:val="clear" w:color="auto" w:fill="auto"/>
           <w:tblCellMar>
             <w:top w:w="15" w:type="dxa"/>
             <w:left w:w="15" w:type="dxa"/>
@@ -8561,17 +8475,17 @@
           </w:tblCellMar>
         </w:tblPrEx>
         <w:trPr>
-          <w:trHeight w:val="0" w:hRule="atLeast"/>
+          <w:trHeight w:val="0"/>
           <w:jc w:val="center"/>
         </w:trPr>
         <w:tc>
           <w:tcPr>
             <w:tcW w:w="1782" w:type="dxa"/>
             <w:tcBorders>
-              <w:top w:val="single" w:color="auto" w:sz="4" w:space="0"/>
-              <w:left w:val="single" w:color="auto" w:sz="12" w:space="0"/>
-              <w:bottom w:val="single" w:color="auto" w:sz="12" w:space="0"/>
-              <w:right w:val="single" w:color="auto" w:sz="4" w:space="0"/>
+              <w:top w:val="single" w:sz="4" w:space="0" w:color="auto"/>
+              <w:left w:val="single" w:sz="12" w:space="0" w:color="auto"/>
+              <w:bottom w:val="single" w:sz="12" w:space="0" w:color="auto"/>
+              <w:right w:val="single" w:sz="4" w:space="0" w:color="auto"/>
             </w:tcBorders>
             <w:shd w:val="clear" w:color="auto" w:fill="auto"/>
             <w:tcMar>
@@ -8590,10 +8504,10 @@
               <w:suppressLineNumbers w:val="0"/>
               <w:snapToGrid w:val="0"/>
               <w:spacing w:line="240" w:lineRule="auto"/>
-              <w:ind w:left="0" w:leftChars="0" w:right="0" w:rightChars="0" w:firstLine="0" w:firstLineChars="0"/>
+              <w:ind w:left="0" w:right="0" w:firstLine="0" w:leftChars="0" w:rightChars="0" w:firstLineChars="0"/>
               <w:jc w:val="left"/>
               <w:rPr>
-                <w:rFonts w:hint="default" w:ascii="Segoe UI" w:hAnsi="Segoe UI" w:eastAsia="Segoe UI" w:cs="Segoe UI"/>
+                <w:rFonts w:ascii="Segoe UI" w:eastAsia="Segoe UI" w:hAnsi="Segoe UI" w:cs="Segoe UI" w:hint="default"/>
                 <w:i w:val="0"/>
                 <w:iCs w:val="0"/>
                 <w:caps w:val="0"/>
@@ -8605,8 +8519,8 @@
             </w:pPr>
             <w:r>
               <w:rPr>
-                <w:rStyle w:val="23"/>
-                <w:rFonts w:hint="default" w:ascii="Segoe UI" w:hAnsi="Segoe UI" w:eastAsia="Segoe UI" w:cs="Segoe UI"/>
+                <w:rStyle w:val="Strong"/>
+                <w:rFonts w:ascii="Segoe UI" w:eastAsia="Segoe UI" w:hAnsi="Segoe UI" w:cs="Segoe UI" w:hint="default"/>
                 <w:b/>
                 <w:bCs/>
                 <w:i w:val="0"/>
@@ -8628,10 +8542,10 @@
           <w:tcPr>
             <w:tcW w:w="2556" w:type="dxa"/>
             <w:tcBorders>
-              <w:top w:val="single" w:color="auto" w:sz="4" w:space="0"/>
-              <w:left w:val="single" w:color="auto" w:sz="4" w:space="0"/>
-              <w:bottom w:val="single" w:color="auto" w:sz="12" w:space="0"/>
-              <w:right w:val="single" w:color="auto" w:sz="4" w:space="0"/>
+              <w:top w:val="single" w:sz="4" w:space="0" w:color="auto"/>
+              <w:left w:val="single" w:sz="4" w:space="0" w:color="auto"/>
+              <w:bottom w:val="single" w:sz="12" w:space="0" w:color="auto"/>
+              <w:right w:val="single" w:sz="4" w:space="0" w:color="auto"/>
             </w:tcBorders>
             <w:shd w:val="clear" w:color="auto" w:fill="auto"/>
             <w:tcMar>
@@ -8650,10 +8564,10 @@
               <w:suppressLineNumbers w:val="0"/>
               <w:snapToGrid w:val="0"/>
               <w:spacing w:line="240" w:lineRule="auto"/>
-              <w:ind w:left="0" w:leftChars="0" w:right="0" w:rightChars="0" w:firstLine="0" w:firstLineChars="0"/>
+              <w:ind w:left="0" w:right="0" w:firstLine="0" w:leftChars="0" w:rightChars="0" w:firstLineChars="0"/>
               <w:jc w:val="center"/>
               <w:rPr>
-                <w:rFonts w:hint="default" w:ascii="Segoe UI" w:hAnsi="Segoe UI" w:eastAsia="Segoe UI" w:cs="Segoe UI"/>
+                <w:rFonts w:ascii="Segoe UI" w:eastAsia="Segoe UI" w:hAnsi="Segoe UI" w:cs="Segoe UI" w:hint="default"/>
                 <w:i w:val="0"/>
                 <w:iCs w:val="0"/>
                 <w:caps w:val="0"/>
@@ -8666,8 +8580,8 @@
             </w:pPr>
             <w:r>
               <w:rPr>
-                <w:rStyle w:val="23"/>
-                <w:rFonts w:hint="default" w:ascii="Segoe UI" w:hAnsi="Segoe UI" w:eastAsia="Segoe UI" w:cs="Segoe UI"/>
+                <w:rStyle w:val="Strong"/>
+                <w:rFonts w:ascii="Segoe UI" w:eastAsia="Segoe UI" w:hAnsi="Segoe UI" w:cs="Segoe UI" w:hint="default"/>
                 <w:b/>
                 <w:bCs/>
                 <w:i w:val="0"/>
@@ -8685,8 +8599,8 @@
             </w:r>
             <w:r>
               <w:rPr>
-                <w:rStyle w:val="23"/>
-                <w:rFonts w:hint="eastAsia" w:ascii="Segoe UI" w:hAnsi="Segoe UI" w:eastAsia="Segoe UI" w:cs="Segoe UI"/>
+                <w:rStyle w:val="Strong"/>
+                <w:rFonts w:ascii="Segoe UI" w:eastAsia="Segoe UI" w:hAnsi="Segoe UI" w:cs="Segoe UI" w:hint="eastAsia"/>
                 <w:b/>
                 <w:bCs/>
                 <w:i w:val="0"/>
@@ -8708,10 +8622,10 @@
           <w:tcPr>
             <w:tcW w:w="4185" w:type="dxa"/>
             <w:tcBorders>
-              <w:top w:val="single" w:color="auto" w:sz="4" w:space="0"/>
-              <w:left w:val="single" w:color="auto" w:sz="4" w:space="0"/>
-              <w:bottom w:val="single" w:color="auto" w:sz="12" w:space="0"/>
-              <w:right w:val="single" w:color="auto" w:sz="12" w:space="0"/>
+              <w:top w:val="single" w:sz="4" w:space="0" w:color="auto"/>
+              <w:left w:val="single" w:sz="4" w:space="0" w:color="auto"/>
+              <w:bottom w:val="single" w:sz="12" w:space="0" w:color="auto"/>
+              <w:right w:val="single" w:sz="12" w:space="0" w:color="auto"/>
             </w:tcBorders>
             <w:shd w:val="clear" w:color="auto" w:fill="auto"/>
             <w:tcMar>
@@ -8730,10 +8644,10 @@
               <w:suppressLineNumbers w:val="0"/>
               <w:snapToGrid w:val="0"/>
               <w:spacing w:line="240" w:lineRule="auto"/>
-              <w:ind w:left="0" w:leftChars="0" w:right="0" w:rightChars="0" w:firstLine="0" w:firstLineChars="0"/>
+              <w:ind w:left="0" w:right="0" w:firstLine="0" w:leftChars="0" w:rightChars="0" w:firstLineChars="0"/>
               <w:jc w:val="left"/>
               <w:rPr>
-                <w:rFonts w:hint="default" w:ascii="Segoe UI" w:hAnsi="Segoe UI" w:eastAsia="Segoe UI" w:cs="Segoe UI"/>
+                <w:rFonts w:ascii="Segoe UI" w:eastAsia="Segoe UI" w:hAnsi="Segoe UI" w:cs="Segoe UI" w:hint="default"/>
                 <w:i w:val="0"/>
                 <w:iCs w:val="0"/>
                 <w:caps w:val="0"/>
@@ -8748,7 +8662,7 @@
             </w:pPr>
             <w:r>
               <w:rPr>
-                <w:rFonts w:hint="default" w:ascii="Segoe UI" w:hAnsi="Segoe UI" w:eastAsia="Segoe UI" w:cs="Segoe UI"/>
+                <w:rFonts w:ascii="Segoe UI" w:eastAsia="Segoe UI" w:hAnsi="Segoe UI" w:cs="Segoe UI" w:hint="default"/>
                 <w:i w:val="0"/>
                 <w:iCs w:val="0"/>
                 <w:caps w:val="0"/>
@@ -8764,7 +8678,7 @@
             </w:r>
             <w:r>
               <w:rPr>
-                <w:rFonts w:hint="eastAsia" w:ascii="Segoe UI" w:hAnsi="Segoe UI" w:eastAsia="Segoe UI" w:cs="Segoe UI"/>
+                <w:rFonts w:ascii="Segoe UI" w:eastAsia="Segoe UI" w:hAnsi="Segoe UI" w:cs="Segoe UI" w:hint="eastAsia"/>
                 <w:i w:val="0"/>
                 <w:iCs w:val="0"/>
                 <w:caps w:val="0"/>
@@ -8780,7 +8694,7 @@
             </w:r>
             <w:r>
               <w:rPr>
-                <w:rFonts w:hint="default" w:ascii="Segoe UI" w:hAnsi="Segoe UI" w:eastAsia="Segoe UI" w:cs="Segoe UI"/>
+                <w:rFonts w:ascii="Segoe UI" w:eastAsia="Segoe UI" w:hAnsi="Segoe UI" w:cs="Segoe UI" w:hint="default"/>
                 <w:i w:val="0"/>
                 <w:iCs w:val="0"/>
                 <w:caps w:val="0"/>
@@ -8800,7 +8714,7 @@
     </w:tbl>
     <w:p>
       <w:pPr>
-        <w:pStyle w:val="29"/>
+        <w:pStyle w:val="a1"/>
         <w:keepNext w:val="0"/>
         <w:keepLines w:val="0"/>
         <w:pageBreakBefore w:val="0"/>
@@ -8824,7 +8738,7 @@
     </w:p>
     <w:p>
       <w:pPr>
-        <w:pStyle w:val="28"/>
+        <w:pStyle w:val="1"/>
         <w:keepNext w:val="0"/>
         <w:keepLines w:val="0"/>
         <w:pageBreakBefore w:val="0"/>
@@ -8856,7 +8770,7 @@
     </w:p>
     <w:p>
       <w:pPr>
-        <w:pStyle w:val="30"/>
+        <w:pStyle w:val="2"/>
         <w:keepNext w:val="0"/>
         <w:keepLines w:val="0"/>
         <w:pageBreakBefore w:val="0"/>
@@ -8888,7 +8802,7 @@
     </w:p>
     <w:p>
       <w:pPr>
-        <w:pStyle w:val="29"/>
+        <w:pStyle w:val="a1"/>
         <w:rPr>
           <w:rFonts w:hint="default"/>
           <w:lang w:val="en-US" w:eastAsia="zh-CN"/>
@@ -8904,7 +8818,7 @@
     </w:p>
     <w:p>
       <w:pPr>
-        <w:pStyle w:val="29"/>
+        <w:pStyle w:val="a1"/>
         <w:rPr>
           <w:rFonts w:hint="default"/>
           <w:lang w:val="en-US" w:eastAsia="zh-CN"/>
@@ -8920,7 +8834,7 @@
     </w:p>
     <w:p>
       <w:pPr>
-        <w:pStyle w:val="29"/>
+        <w:pStyle w:val="a1"/>
         <w:rPr>
           <w:rFonts w:hint="default"/>
           <w:lang w:val="en-US" w:eastAsia="zh-CN"/>
@@ -8936,7 +8850,7 @@
     </w:p>
     <w:p>
       <w:pPr>
-        <w:pStyle w:val="29"/>
+        <w:pStyle w:val="a1"/>
         <w:rPr>
           <w:rFonts w:hint="default"/>
           <w:lang w:val="en-US" w:eastAsia="zh-CN"/>
@@ -8952,7 +8866,7 @@
     </w:p>
     <w:p>
       <w:pPr>
-        <w:pStyle w:val="29"/>
+        <w:pStyle w:val="a1"/>
         <w:rPr>
           <w:rFonts w:hint="default"/>
           <w:lang w:val="en-US" w:eastAsia="zh-CN"/>
@@ -8968,7 +8882,7 @@
     </w:p>
     <w:p>
       <w:pPr>
-        <w:pStyle w:val="30"/>
+        <w:pStyle w:val="2"/>
         <w:keepNext w:val="0"/>
         <w:keepLines w:val="0"/>
         <w:pageBreakBefore w:val="0"/>
@@ -9000,7 +8914,7 @@
     </w:p>
     <w:p>
       <w:pPr>
-        <w:pStyle w:val="29"/>
+        <w:pStyle w:val="a1"/>
         <w:keepNext w:val="0"/>
         <w:keepLines w:val="0"/>
         <w:pageBreakBefore w:val="0"/>
@@ -9030,7 +8944,7 @@
     </w:p>
     <w:p>
       <w:pPr>
-        <w:pStyle w:val="29"/>
+        <w:pStyle w:val="a1"/>
         <w:keepNext w:val="0"/>
         <w:keepLines w:val="0"/>
         <w:pageBreakBefore w:val="0"/>
@@ -9060,7 +8974,7 @@
     </w:p>
     <w:p>
       <w:pPr>
-        <w:pStyle w:val="29"/>
+        <w:pStyle w:val="a1"/>
         <w:keepNext w:val="0"/>
         <w:keepLines w:val="0"/>
         <w:pageBreakBefore w:val="0"/>
@@ -9090,7 +9004,7 @@
     </w:p>
     <w:p>
       <w:pPr>
-        <w:pStyle w:val="29"/>
+        <w:pStyle w:val="a1"/>
         <w:keepNext w:val="0"/>
         <w:keepLines w:val="0"/>
         <w:pageBreakBefore w:val="0"/>
@@ -9120,7 +9034,7 @@
     </w:p>
     <w:p>
       <w:pPr>
-        <w:pStyle w:val="29"/>
+        <w:pStyle w:val="a1"/>
         <w:keepNext w:val="0"/>
         <w:keepLines w:val="0"/>
         <w:pageBreakBefore w:val="0"/>
@@ -9150,7 +9064,7 @@
     </w:p>
     <w:p>
       <w:pPr>
-        <w:pStyle w:val="30"/>
+        <w:pStyle w:val="2"/>
         <w:keepNext w:val="0"/>
         <w:keepLines w:val="0"/>
         <w:pageBreakBefore w:val="0"/>
@@ -9182,7 +9096,7 @@
     </w:p>
     <w:p>
       <w:pPr>
-        <w:pStyle w:val="29"/>
+        <w:pStyle w:val="a1"/>
         <w:keepNext w:val="0"/>
         <w:keepLines w:val="0"/>
         <w:pageBreakBefore w:val="0"/>
@@ -9212,7 +9126,7 @@
     </w:p>
     <w:p>
       <w:pPr>
-        <w:pStyle w:val="29"/>
+        <w:pStyle w:val="a1"/>
         <w:keepNext w:val="0"/>
         <w:keepLines w:val="0"/>
         <w:pageBreakBefore w:val="0"/>
@@ -9257,19 +9171,18 @@
     </w:p>
     <w:tbl>
       <w:tblPr>
-        <w:tblStyle w:val="20"/>
+        <w:tblStyle w:val="TableNormal"/>
         <w:tblW w:w="8496" w:type="dxa"/>
         <w:jc w:val="center"/>
         <w:tblBorders>
-          <w:top w:val="single" w:color="auto" w:sz="4" w:space="0"/>
-          <w:left w:val="single" w:color="auto" w:sz="4" w:space="0"/>
-          <w:bottom w:val="single" w:color="auto" w:sz="4" w:space="0"/>
-          <w:right w:val="single" w:color="auto" w:sz="4" w:space="0"/>
-          <w:insideH w:val="single" w:color="auto" w:sz="4" w:space="0"/>
-          <w:insideV w:val="single" w:color="auto" w:sz="4" w:space="0"/>
+          <w:top w:val="single" w:sz="4" w:space="0" w:color="auto"/>
+          <w:left w:val="single" w:sz="4" w:space="0" w:color="auto"/>
+          <w:bottom w:val="single" w:sz="4" w:space="0" w:color="auto"/>
+          <w:right w:val="single" w:sz="4" w:space="0" w:color="auto"/>
+          <w:insideH w:val="single" w:sz="4" w:space="0" w:color="auto"/>
+          <w:insideV w:val="single" w:sz="4" w:space="0" w:color="auto"/>
         </w:tblBorders>
         <w:shd w:val="clear" w:color="auto" w:fill="auto"/>
-        <w:tblLayout w:type="autofit"/>
         <w:tblCellMar>
           <w:top w:w="15" w:type="dxa"/>
           <w:left w:w="15" w:type="dxa"/>
@@ -9287,13 +9200,15 @@
       </w:tblGrid>
       <w:tr>
         <w:tblPrEx>
+          <w:tblW w:w="8496" w:type="dxa"/>
+          <w:jc w:val="center"/>
           <w:tblBorders>
-            <w:top w:val="single" w:color="auto" w:sz="4" w:space="0"/>
-            <w:left w:val="single" w:color="auto" w:sz="4" w:space="0"/>
-            <w:bottom w:val="single" w:color="auto" w:sz="4" w:space="0"/>
-            <w:right w:val="single" w:color="auto" w:sz="4" w:space="0"/>
-            <w:insideH w:val="single" w:color="auto" w:sz="4" w:space="0"/>
-            <w:insideV w:val="single" w:color="auto" w:sz="4" w:space="0"/>
+            <w:top w:val="single" w:sz="4" w:space="0" w:color="auto"/>
+            <w:left w:val="single" w:sz="4" w:space="0" w:color="auto"/>
+            <w:bottom w:val="single" w:sz="4" w:space="0" w:color="auto"/>
+            <w:right w:val="single" w:sz="4" w:space="0" w:color="auto"/>
+            <w:insideH w:val="single" w:sz="4" w:space="0" w:color="auto"/>
+            <w:insideV w:val="single" w:sz="4" w:space="0" w:color="auto"/>
           </w:tblBorders>
           <w:shd w:val="clear" w:color="auto" w:fill="auto"/>
           <w:tblCellMar>
@@ -9304,7 +9219,7 @@
           </w:tblCellMar>
         </w:tblPrEx>
         <w:trPr>
-          <w:trHeight w:val="0" w:hRule="atLeast"/>
+          <w:trHeight w:val="0"/>
           <w:tblHeader/>
           <w:jc w:val="center"/>
         </w:trPr>
@@ -9337,11 +9252,11 @@
               <w:adjustRightInd w:val="0"/>
               <w:snapToGrid w:val="0"/>
               <w:spacing w:line="240" w:lineRule="auto"/>
-              <w:ind w:left="0" w:leftChars="0" w:right="0" w:rightChars="0" w:firstLine="0" w:firstLineChars="0"/>
+              <w:ind w:left="0" w:right="0" w:firstLine="0" w:leftChars="0" w:rightChars="0" w:firstLineChars="0"/>
               <w:jc w:val="center"/>
               <w:textAlignment w:val="baseline"/>
               <w:rPr>
-                <w:rFonts w:ascii="Segoe UI" w:hAnsi="Segoe UI" w:eastAsia="Segoe UI" w:cs="Segoe UI"/>
+                <w:rFonts w:ascii="Segoe UI" w:eastAsia="Segoe UI" w:hAnsi="Segoe UI" w:cs="Segoe UI"/>
                 <w:b/>
                 <w:i w:val="0"/>
                 <w:iCs w:val="0"/>
@@ -9354,8 +9269,8 @@
             </w:pPr>
             <w:r>
               <w:rPr>
-                <w:rStyle w:val="23"/>
-                <w:rFonts w:hint="default" w:ascii="Segoe UI" w:hAnsi="Segoe UI" w:eastAsia="Segoe UI" w:cs="Segoe UI"/>
+                <w:rStyle w:val="Strong"/>
+                <w:rFonts w:ascii="Segoe UI" w:eastAsia="Segoe UI" w:hAnsi="Segoe UI" w:cs="Segoe UI" w:hint="default"/>
                 <w:b/>
                 <w:bCs/>
                 <w:i w:val="0"/>
@@ -9402,11 +9317,11 @@
               <w:adjustRightInd w:val="0"/>
               <w:snapToGrid w:val="0"/>
               <w:spacing w:line="240" w:lineRule="auto"/>
-              <w:ind w:left="0" w:leftChars="0" w:right="0" w:rightChars="0" w:firstLine="0" w:firstLineChars="0"/>
+              <w:ind w:left="0" w:right="0" w:firstLine="0" w:leftChars="0" w:rightChars="0" w:firstLineChars="0"/>
               <w:jc w:val="center"/>
               <w:textAlignment w:val="baseline"/>
               <w:rPr>
-                <w:rFonts w:hint="default" w:ascii="Segoe UI" w:hAnsi="Segoe UI" w:eastAsia="Segoe UI" w:cs="Segoe UI"/>
+                <w:rFonts w:ascii="Segoe UI" w:eastAsia="Segoe UI" w:hAnsi="Segoe UI" w:cs="Segoe UI" w:hint="default"/>
                 <w:b/>
                 <w:i w:val="0"/>
                 <w:iCs w:val="0"/>
@@ -9419,8 +9334,8 @@
             </w:pPr>
             <w:r>
               <w:rPr>
-                <w:rStyle w:val="23"/>
-                <w:rFonts w:hint="default" w:ascii="Segoe UI" w:hAnsi="Segoe UI" w:eastAsia="Segoe UI" w:cs="Segoe UI"/>
+                <w:rStyle w:val="Strong"/>
+                <w:rFonts w:ascii="Segoe UI" w:eastAsia="Segoe UI" w:hAnsi="Segoe UI" w:cs="Segoe UI" w:hint="default"/>
                 <w:b/>
                 <w:bCs/>
                 <w:i w:val="0"/>
@@ -9467,11 +9382,11 @@
               <w:adjustRightInd w:val="0"/>
               <w:snapToGrid w:val="0"/>
               <w:spacing w:line="240" w:lineRule="auto"/>
-              <w:ind w:left="0" w:leftChars="0" w:right="0" w:rightChars="0" w:firstLine="0" w:firstLineChars="0"/>
+              <w:ind w:left="0" w:right="0" w:firstLine="0" w:leftChars="0" w:rightChars="0" w:firstLineChars="0"/>
               <w:jc w:val="center"/>
               <w:textAlignment w:val="baseline"/>
               <w:rPr>
-                <w:rFonts w:hint="default" w:ascii="Segoe UI" w:hAnsi="Segoe UI" w:eastAsia="Segoe UI" w:cs="Segoe UI"/>
+                <w:rFonts w:ascii="Segoe UI" w:eastAsia="Segoe UI" w:hAnsi="Segoe UI" w:cs="Segoe UI" w:hint="default"/>
                 <w:b/>
                 <w:i w:val="0"/>
                 <w:iCs w:val="0"/>
@@ -9484,8 +9399,8 @@
             </w:pPr>
             <w:r>
               <w:rPr>
-                <w:rStyle w:val="23"/>
-                <w:rFonts w:hint="default" w:ascii="Segoe UI" w:hAnsi="Segoe UI" w:eastAsia="Segoe UI" w:cs="Segoe UI"/>
+                <w:rStyle w:val="Strong"/>
+                <w:rFonts w:ascii="Segoe UI" w:eastAsia="Segoe UI" w:hAnsi="Segoe UI" w:cs="Segoe UI" w:hint="default"/>
                 <w:b/>
                 <w:bCs/>
                 <w:i w:val="0"/>
@@ -9532,11 +9447,11 @@
               <w:adjustRightInd w:val="0"/>
               <w:snapToGrid w:val="0"/>
               <w:spacing w:line="240" w:lineRule="auto"/>
-              <w:ind w:left="0" w:leftChars="0" w:right="0" w:rightChars="0" w:firstLine="0" w:firstLineChars="0"/>
+              <w:ind w:left="0" w:right="0" w:firstLine="0" w:leftChars="0" w:rightChars="0" w:firstLineChars="0"/>
               <w:jc w:val="center"/>
               <w:textAlignment w:val="baseline"/>
               <w:rPr>
-                <w:rFonts w:hint="default" w:ascii="Segoe UI" w:hAnsi="Segoe UI" w:eastAsia="Segoe UI" w:cs="Segoe UI"/>
+                <w:rFonts w:ascii="Segoe UI" w:eastAsia="Segoe UI" w:hAnsi="Segoe UI" w:cs="Segoe UI" w:hint="default"/>
                 <w:b/>
                 <w:i w:val="0"/>
                 <w:iCs w:val="0"/>
@@ -9549,8 +9464,8 @@
             </w:pPr>
             <w:r>
               <w:rPr>
-                <w:rStyle w:val="23"/>
-                <w:rFonts w:hint="default" w:ascii="Segoe UI" w:hAnsi="Segoe UI" w:eastAsia="Segoe UI" w:cs="Segoe UI"/>
+                <w:rStyle w:val="Strong"/>
+                <w:rFonts w:ascii="Segoe UI" w:eastAsia="Segoe UI" w:hAnsi="Segoe UI" w:cs="Segoe UI" w:hint="default"/>
                 <w:b/>
                 <w:bCs/>
                 <w:i w:val="0"/>
@@ -9597,11 +9512,11 @@
               <w:adjustRightInd w:val="0"/>
               <w:snapToGrid w:val="0"/>
               <w:spacing w:line="240" w:lineRule="auto"/>
-              <w:ind w:left="0" w:leftChars="0" w:right="0" w:rightChars="0" w:firstLine="0" w:firstLineChars="0"/>
+              <w:ind w:left="0" w:right="0" w:firstLine="0" w:leftChars="0" w:rightChars="0" w:firstLineChars="0"/>
               <w:jc w:val="center"/>
               <w:textAlignment w:val="baseline"/>
               <w:rPr>
-                <w:rFonts w:hint="default" w:ascii="Segoe UI" w:hAnsi="Segoe UI" w:eastAsia="Segoe UI" w:cs="Segoe UI"/>
+                <w:rFonts w:ascii="Segoe UI" w:eastAsia="Segoe UI" w:hAnsi="Segoe UI" w:cs="Segoe UI" w:hint="default"/>
                 <w:b/>
                 <w:i w:val="0"/>
                 <w:iCs w:val="0"/>
@@ -9614,8 +9529,8 @@
             </w:pPr>
             <w:r>
               <w:rPr>
-                <w:rStyle w:val="23"/>
-                <w:rFonts w:hint="default" w:ascii="Segoe UI" w:hAnsi="Segoe UI" w:eastAsia="Segoe UI" w:cs="Segoe UI"/>
+                <w:rStyle w:val="Strong"/>
+                <w:rFonts w:ascii="Segoe UI" w:eastAsia="Segoe UI" w:hAnsi="Segoe UI" w:cs="Segoe UI" w:hint="default"/>
                 <w:b/>
                 <w:bCs/>
                 <w:i w:val="0"/>
@@ -9662,11 +9577,11 @@
               <w:adjustRightInd w:val="0"/>
               <w:snapToGrid w:val="0"/>
               <w:spacing w:line="240" w:lineRule="auto"/>
-              <w:ind w:left="0" w:leftChars="0" w:right="0" w:rightChars="0" w:firstLine="0" w:firstLineChars="0"/>
+              <w:ind w:left="0" w:right="0" w:firstLine="0" w:leftChars="0" w:rightChars="0" w:firstLineChars="0"/>
               <w:jc w:val="center"/>
               <w:textAlignment w:val="baseline"/>
               <w:rPr>
-                <w:rFonts w:hint="default" w:ascii="Segoe UI" w:hAnsi="Segoe UI" w:eastAsia="Segoe UI" w:cs="Segoe UI"/>
+                <w:rFonts w:ascii="Segoe UI" w:eastAsia="Segoe UI" w:hAnsi="Segoe UI" w:cs="Segoe UI" w:hint="default"/>
                 <w:b/>
                 <w:i w:val="0"/>
                 <w:iCs w:val="0"/>
@@ -9679,8 +9594,8 @@
             </w:pPr>
             <w:r>
               <w:rPr>
-                <w:rStyle w:val="23"/>
-                <w:rFonts w:hint="default" w:ascii="Segoe UI" w:hAnsi="Segoe UI" w:eastAsia="Segoe UI" w:cs="Segoe UI"/>
+                <w:rStyle w:val="Strong"/>
+                <w:rFonts w:ascii="Segoe UI" w:eastAsia="Segoe UI" w:hAnsi="Segoe UI" w:cs="Segoe UI" w:hint="default"/>
                 <w:b/>
                 <w:bCs/>
                 <w:i w:val="0"/>
@@ -9701,14 +9616,9 @@
       </w:tr>
       <w:tr>
         <w:tblPrEx>
-          <w:tblBorders>
-            <w:top w:val="single" w:color="auto" w:sz="4" w:space="0"/>
-            <w:left w:val="single" w:color="auto" w:sz="4" w:space="0"/>
-            <w:bottom w:val="single" w:color="auto" w:sz="4" w:space="0"/>
-            <w:right w:val="single" w:color="auto" w:sz="4" w:space="0"/>
-            <w:insideH w:val="single" w:color="auto" w:sz="4" w:space="0"/>
-            <w:insideV w:val="single" w:color="auto" w:sz="4" w:space="0"/>
-          </w:tblBorders>
+          <w:tblW w:w="8496" w:type="dxa"/>
+          <w:jc w:val="center"/>
+          <w:shd w:val="clear" w:color="auto" w:fill="auto"/>
           <w:tblCellMar>
             <w:top w:w="15" w:type="dxa"/>
             <w:left w:w="15" w:type="dxa"/>
@@ -9717,7 +9627,7 @@
           </w:tblCellMar>
         </w:tblPrEx>
         <w:trPr>
-          <w:trHeight w:val="0" w:hRule="atLeast"/>
+          <w:trHeight w:val="0"/>
           <w:jc w:val="center"/>
         </w:trPr>
         <w:tc>
@@ -9749,11 +9659,11 @@
               <w:adjustRightInd w:val="0"/>
               <w:snapToGrid w:val="0"/>
               <w:spacing w:line="240" w:lineRule="auto"/>
-              <w:ind w:left="0" w:leftChars="0" w:right="0" w:rightChars="0" w:firstLine="0" w:firstLineChars="0"/>
+              <w:ind w:left="0" w:right="0" w:firstLine="0" w:leftChars="0" w:rightChars="0" w:firstLineChars="0"/>
               <w:jc w:val="center"/>
               <w:textAlignment w:val="baseline"/>
               <w:rPr>
-                <w:rFonts w:hint="default" w:ascii="Segoe UI" w:hAnsi="Segoe UI" w:eastAsia="Segoe UI" w:cs="Segoe UI"/>
+                <w:rFonts w:ascii="Segoe UI" w:eastAsia="Segoe UI" w:hAnsi="Segoe UI" w:cs="Segoe UI" w:hint="default"/>
                 <w:i w:val="0"/>
                 <w:iCs w:val="0"/>
                 <w:caps w:val="0"/>
@@ -9765,7 +9675,7 @@
             </w:pPr>
             <w:r>
               <w:rPr>
-                <w:rFonts w:hint="default" w:ascii="Segoe UI" w:hAnsi="Segoe UI" w:eastAsia="Segoe UI" w:cs="Segoe UI"/>
+                <w:rFonts w:ascii="Segoe UI" w:eastAsia="Segoe UI" w:hAnsi="Segoe UI" w:cs="Segoe UI" w:hint="default"/>
                 <w:i w:val="0"/>
                 <w:iCs w:val="0"/>
                 <w:caps w:val="0"/>
@@ -9810,12 +9720,12 @@
               <w:adjustRightInd w:val="0"/>
               <w:snapToGrid w:val="0"/>
               <w:spacing w:line="240" w:lineRule="auto"/>
-              <w:ind w:left="0" w:leftChars="0" w:right="0" w:rightChars="0" w:firstLine="0" w:firstLineChars="0"/>
+              <w:ind w:left="0" w:right="0" w:firstLine="0" w:leftChars="0" w:rightChars="0" w:firstLineChars="0"/>
               <w:jc w:val="center"/>
               <w:textAlignment w:val="baseline"/>
               <w:rPr>
-                <w:rStyle w:val="23"/>
-                <w:rFonts w:hint="default" w:ascii="Segoe UI" w:hAnsi="Segoe UI" w:eastAsia="Segoe UI" w:cs="Segoe UI"/>
+                <w:rStyle w:val="Strong"/>
+                <w:rFonts w:ascii="Segoe UI" w:eastAsia="Segoe UI" w:hAnsi="Segoe UI" w:cs="Segoe UI" w:hint="default"/>
                 <w:b/>
                 <w:bCs/>
                 <w:i w:val="0"/>
@@ -9832,8 +9742,8 @@
             </w:pPr>
             <w:r>
               <w:rPr>
-                <w:rStyle w:val="23"/>
-                <w:rFonts w:hint="eastAsia" w:ascii="Segoe UI" w:hAnsi="Segoe UI" w:eastAsia="Segoe UI" w:cs="Segoe UI"/>
+                <w:rStyle w:val="Strong"/>
+                <w:rFonts w:ascii="Segoe UI" w:eastAsia="Segoe UI" w:hAnsi="Segoe UI" w:cs="Segoe UI" w:hint="eastAsia"/>
                 <w:b/>
                 <w:bCs/>
                 <w:i w:val="0"/>
@@ -9880,11 +9790,11 @@
               <w:adjustRightInd w:val="0"/>
               <w:snapToGrid w:val="0"/>
               <w:spacing w:line="240" w:lineRule="auto"/>
-              <w:ind w:left="0" w:leftChars="0" w:right="0" w:rightChars="0" w:firstLine="0" w:firstLineChars="0"/>
+              <w:ind w:left="0" w:right="0" w:firstLine="0" w:leftChars="0" w:rightChars="0" w:firstLineChars="0"/>
               <w:jc w:val="left"/>
               <w:textAlignment w:val="baseline"/>
               <w:rPr>
-                <w:rFonts w:hint="default" w:ascii="Segoe UI" w:hAnsi="Segoe UI" w:eastAsia="Segoe UI" w:cs="Segoe UI"/>
+                <w:rFonts w:ascii="Segoe UI" w:eastAsia="Segoe UI" w:hAnsi="Segoe UI" w:cs="Segoe UI" w:hint="default"/>
                 <w:i w:val="0"/>
                 <w:iCs w:val="0"/>
                 <w:caps w:val="0"/>
@@ -9896,7 +9806,7 @@
             </w:pPr>
             <w:r>
               <w:rPr>
-                <w:rFonts w:hint="default" w:ascii="Segoe UI" w:hAnsi="Segoe UI" w:eastAsia="Segoe UI" w:cs="Segoe UI"/>
+                <w:rFonts w:ascii="Segoe UI" w:eastAsia="Segoe UI" w:hAnsi="Segoe UI" w:cs="Segoe UI" w:hint="default"/>
                 <w:i w:val="0"/>
                 <w:iCs w:val="0"/>
                 <w:caps w:val="0"/>
@@ -9912,7 +9822,7 @@
             </w:r>
             <w:r>
               <w:rPr>
-                <w:rFonts w:hint="eastAsia" w:ascii="Segoe UI" w:hAnsi="Segoe UI" w:eastAsia="Segoe UI" w:cs="Segoe UI"/>
+                <w:rFonts w:ascii="Segoe UI" w:eastAsia="Segoe UI" w:hAnsi="Segoe UI" w:cs="Segoe UI" w:hint="eastAsia"/>
                 <w:i w:val="0"/>
                 <w:iCs w:val="0"/>
                 <w:caps w:val="0"/>
@@ -9928,7 +9838,7 @@
             </w:r>
             <w:r>
               <w:rPr>
-                <w:rFonts w:hint="default" w:ascii="Segoe UI" w:hAnsi="Segoe UI" w:eastAsia="Segoe UI" w:cs="Segoe UI"/>
+                <w:rFonts w:ascii="Segoe UI" w:eastAsia="Segoe UI" w:hAnsi="Segoe UI" w:cs="Segoe UI" w:hint="default"/>
                 <w:i w:val="0"/>
                 <w:iCs w:val="0"/>
                 <w:caps w:val="0"/>
@@ -9973,11 +9883,11 @@
               <w:adjustRightInd w:val="0"/>
               <w:snapToGrid w:val="0"/>
               <w:spacing w:line="240" w:lineRule="auto"/>
-              <w:ind w:left="0" w:leftChars="0" w:right="0" w:rightChars="0" w:firstLine="0" w:firstLineChars="0"/>
+              <w:ind w:left="0" w:right="0" w:firstLine="0" w:leftChars="0" w:rightChars="0" w:firstLineChars="0"/>
               <w:jc w:val="left"/>
               <w:textAlignment w:val="baseline"/>
               <w:rPr>
-                <w:rFonts w:hint="default" w:ascii="Segoe UI" w:hAnsi="Segoe UI" w:eastAsia="Segoe UI" w:cs="Segoe UI"/>
+                <w:rFonts w:ascii="Segoe UI" w:eastAsia="Segoe UI" w:hAnsi="Segoe UI" w:cs="Segoe UI" w:hint="default"/>
                 <w:i w:val="0"/>
                 <w:iCs w:val="0"/>
                 <w:caps w:val="0"/>
@@ -9989,7 +9899,7 @@
             </w:pPr>
             <w:r>
               <w:rPr>
-                <w:rFonts w:ascii="Segoe UI" w:hAnsi="Segoe UI" w:eastAsia="Segoe UI" w:cs="Segoe UI"/>
+                <w:rFonts w:ascii="Segoe UI" w:eastAsia="Segoe UI" w:hAnsi="Segoe UI" w:cs="Segoe UI"/>
                 <w:i w:val="0"/>
                 <w:iCs w:val="0"/>
                 <w:caps w:val="0"/>
@@ -9997,7 +9907,7 @@
                 <w:spacing w:val="0"/>
                 <w:sz w:val="18"/>
                 <w:szCs w:val="18"/>
-                <w:shd w:val="clear" w:fill="FFFFFF"/>
+                <w:shd w:val="clear" w:color="auto" w:fill="FFFFFF"/>
               </w:rPr>
               <w:t>涵盖视频监控平台（含摄像机、NVR、解码器等）的部署配置、日常操作、监控巡检及常见故障处理指南</w:t>
             </w:r>
@@ -10032,11 +9942,11 @@
               <w:adjustRightInd w:val="0"/>
               <w:snapToGrid w:val="0"/>
               <w:spacing w:line="240" w:lineRule="auto"/>
-              <w:ind w:left="0" w:leftChars="0" w:right="0" w:rightChars="0" w:firstLine="0" w:firstLineChars="0"/>
+              <w:ind w:left="0" w:right="0" w:firstLine="0" w:leftChars="0" w:rightChars="0" w:firstLineChars="0"/>
               <w:jc w:val="left"/>
               <w:textAlignment w:val="baseline"/>
               <w:rPr>
-                <w:rFonts w:hint="default" w:ascii="Segoe UI" w:hAnsi="Segoe UI" w:eastAsia="Segoe UI" w:cs="Segoe UI"/>
+                <w:rFonts w:ascii="Segoe UI" w:eastAsia="Segoe UI" w:hAnsi="Segoe UI" w:cs="Segoe UI" w:hint="default"/>
                 <w:i w:val="0"/>
                 <w:iCs w:val="0"/>
                 <w:caps w:val="0"/>
@@ -10048,7 +9958,7 @@
             </w:pPr>
             <w:r>
               <w:rPr>
-                <w:rFonts w:hint="default" w:ascii="Segoe UI" w:hAnsi="Segoe UI" w:eastAsia="Segoe UI" w:cs="Segoe UI"/>
+                <w:rFonts w:ascii="Segoe UI" w:eastAsia="Segoe UI" w:hAnsi="Segoe UI" w:cs="Segoe UI" w:hint="default"/>
                 <w:i w:val="0"/>
                 <w:iCs w:val="0"/>
                 <w:caps w:val="0"/>
@@ -10093,11 +10003,11 @@
               <w:adjustRightInd w:val="0"/>
               <w:snapToGrid w:val="0"/>
               <w:spacing w:line="240" w:lineRule="auto"/>
-              <w:ind w:left="0" w:leftChars="0" w:right="0" w:rightChars="0" w:firstLine="0" w:firstLineChars="0"/>
+              <w:ind w:left="0" w:right="0" w:firstLine="0" w:leftChars="0" w:rightChars="0" w:firstLineChars="0"/>
               <w:jc w:val="center"/>
               <w:textAlignment w:val="baseline"/>
               <w:rPr>
-                <w:rFonts w:hint="default" w:ascii="Segoe UI" w:hAnsi="Segoe UI" w:eastAsia="Segoe UI" w:cs="Segoe UI"/>
+                <w:rFonts w:ascii="Segoe UI" w:eastAsia="Segoe UI" w:hAnsi="Segoe UI" w:cs="Segoe UI" w:hint="default"/>
                 <w:i w:val="0"/>
                 <w:iCs w:val="0"/>
                 <w:caps w:val="0"/>
@@ -10110,7 +10020,7 @@
             </w:pPr>
             <w:r>
               <w:rPr>
-                <w:rFonts w:hint="default" w:ascii="Segoe UI" w:hAnsi="Segoe UI" w:eastAsia="Segoe UI" w:cs="Segoe UI"/>
+                <w:rFonts w:ascii="Segoe UI" w:eastAsia="Segoe UI" w:hAnsi="Segoe UI" w:cs="Segoe UI" w:hint="default"/>
                 <w:i w:val="0"/>
                 <w:iCs w:val="0"/>
                 <w:caps w:val="0"/>
@@ -10126,7 +10036,7 @@
             </w:r>
             <w:r>
               <w:rPr>
-                <w:rFonts w:hint="eastAsia" w:ascii="Segoe UI" w:hAnsi="Segoe UI" w:eastAsia="Segoe UI" w:cs="Segoe UI"/>
+                <w:rFonts w:ascii="Segoe UI" w:eastAsia="Segoe UI" w:hAnsi="Segoe UI" w:cs="Segoe UI" w:hint="eastAsia"/>
                 <w:i w:val="0"/>
                 <w:iCs w:val="0"/>
                 <w:caps w:val="0"/>
@@ -10145,14 +10055,8 @@
       </w:tr>
       <w:tr>
         <w:tblPrEx>
-          <w:tblBorders>
-            <w:top w:val="single" w:color="auto" w:sz="4" w:space="0"/>
-            <w:left w:val="single" w:color="auto" w:sz="4" w:space="0"/>
-            <w:bottom w:val="single" w:color="auto" w:sz="4" w:space="0"/>
-            <w:right w:val="single" w:color="auto" w:sz="4" w:space="0"/>
-            <w:insideH w:val="single" w:color="auto" w:sz="4" w:space="0"/>
-            <w:insideV w:val="single" w:color="auto" w:sz="4" w:space="0"/>
-          </w:tblBorders>
+          <w:tblW w:w="8496" w:type="dxa"/>
+          <w:jc w:val="center"/>
           <w:shd w:val="clear" w:color="auto" w:fill="auto"/>
           <w:tblCellMar>
             <w:top w:w="15" w:type="dxa"/>
@@ -10162,7 +10066,7 @@
           </w:tblCellMar>
         </w:tblPrEx>
         <w:trPr>
-          <w:trHeight w:val="0" w:hRule="atLeast"/>
+          <w:trHeight w:val="0"/>
           <w:jc w:val="center"/>
         </w:trPr>
         <w:tc>
@@ -10194,11 +10098,11 @@
               <w:adjustRightInd w:val="0"/>
               <w:snapToGrid w:val="0"/>
               <w:spacing w:line="240" w:lineRule="auto"/>
-              <w:ind w:left="0" w:leftChars="0" w:right="0" w:rightChars="0" w:firstLine="0" w:firstLineChars="0"/>
+              <w:ind w:left="0" w:right="0" w:firstLine="0" w:leftChars="0" w:rightChars="0" w:firstLineChars="0"/>
               <w:jc w:val="center"/>
               <w:textAlignment w:val="baseline"/>
               <w:rPr>
-                <w:rFonts w:hint="default" w:ascii="Segoe UI" w:hAnsi="Segoe UI" w:eastAsia="Segoe UI" w:cs="Segoe UI"/>
+                <w:rFonts w:ascii="Segoe UI" w:eastAsia="Segoe UI" w:hAnsi="Segoe UI" w:cs="Segoe UI" w:hint="default"/>
                 <w:i w:val="0"/>
                 <w:iCs w:val="0"/>
                 <w:caps w:val="0"/>
@@ -10210,7 +10114,7 @@
             </w:pPr>
             <w:r>
               <w:rPr>
-                <w:rFonts w:hint="default" w:ascii="Segoe UI" w:hAnsi="Segoe UI" w:eastAsia="Segoe UI" w:cs="Segoe UI"/>
+                <w:rFonts w:ascii="Segoe UI" w:eastAsia="Segoe UI" w:hAnsi="Segoe UI" w:cs="Segoe UI" w:hint="default"/>
                 <w:i w:val="0"/>
                 <w:iCs w:val="0"/>
                 <w:caps w:val="0"/>
@@ -10255,12 +10159,12 @@
               <w:adjustRightInd w:val="0"/>
               <w:snapToGrid w:val="0"/>
               <w:spacing w:line="240" w:lineRule="auto"/>
-              <w:ind w:left="0" w:leftChars="0" w:right="0" w:rightChars="0" w:firstLine="0" w:firstLineChars="0"/>
+              <w:ind w:left="0" w:right="0" w:firstLine="0" w:leftChars="0" w:rightChars="0" w:firstLineChars="0"/>
               <w:jc w:val="center"/>
               <w:textAlignment w:val="baseline"/>
               <w:rPr>
-                <w:rStyle w:val="23"/>
-                <w:rFonts w:hint="eastAsia" w:ascii="Segoe UI" w:hAnsi="Segoe UI" w:eastAsia="Segoe UI" w:cs="Segoe UI"/>
+                <w:rStyle w:val="Strong"/>
+                <w:rFonts w:ascii="Segoe UI" w:eastAsia="Segoe UI" w:hAnsi="Segoe UI" w:cs="Segoe UI" w:hint="eastAsia"/>
                 <w:b/>
                 <w:bCs/>
                 <w:i w:val="0"/>
@@ -10277,8 +10181,8 @@
             </w:pPr>
             <w:r>
               <w:rPr>
-                <w:rStyle w:val="23"/>
-                <w:rFonts w:hint="eastAsia" w:ascii="Segoe UI" w:hAnsi="Segoe UI" w:eastAsia="Segoe UI" w:cs="Segoe UI"/>
+                <w:rStyle w:val="Strong"/>
+                <w:rFonts w:ascii="Segoe UI" w:eastAsia="Segoe UI" w:hAnsi="Segoe UI" w:cs="Segoe UI" w:hint="eastAsia"/>
                 <w:b/>
                 <w:bCs/>
                 <w:i w:val="0"/>
@@ -10325,11 +10229,11 @@
               <w:adjustRightInd w:val="0"/>
               <w:snapToGrid w:val="0"/>
               <w:spacing w:line="240" w:lineRule="auto"/>
-              <w:ind w:left="0" w:leftChars="0" w:right="0" w:rightChars="0" w:firstLine="0" w:firstLineChars="0"/>
+              <w:ind w:left="0" w:right="0" w:firstLine="0" w:leftChars="0" w:rightChars="0" w:firstLineChars="0"/>
               <w:jc w:val="left"/>
               <w:textAlignment w:val="baseline"/>
               <w:rPr>
-                <w:rFonts w:hint="default" w:ascii="Segoe UI" w:hAnsi="Segoe UI" w:eastAsia="Segoe UI" w:cs="Segoe UI"/>
+                <w:rFonts w:ascii="Segoe UI" w:eastAsia="Segoe UI" w:hAnsi="Segoe UI" w:cs="Segoe UI" w:hint="default"/>
                 <w:i w:val="0"/>
                 <w:iCs w:val="0"/>
                 <w:caps w:val="0"/>
@@ -10341,7 +10245,7 @@
             </w:pPr>
             <w:r>
               <w:rPr>
-                <w:rFonts w:hint="default" w:ascii="Segoe UI" w:hAnsi="Segoe UI" w:eastAsia="Segoe UI" w:cs="Segoe UI"/>
+                <w:rFonts w:ascii="Segoe UI" w:eastAsia="Segoe UI" w:hAnsi="Segoe UI" w:cs="Segoe UI" w:hint="default"/>
                 <w:i w:val="0"/>
                 <w:iCs w:val="0"/>
                 <w:caps w:val="0"/>
@@ -10357,7 +10261,7 @@
             </w:r>
             <w:r>
               <w:rPr>
-                <w:rFonts w:ascii="Segoe UI" w:hAnsi="Segoe UI" w:eastAsia="Segoe UI" w:cs="Segoe UI"/>
+                <w:rFonts w:ascii="Segoe UI" w:eastAsia="Segoe UI" w:hAnsi="Segoe UI" w:cs="Segoe UI"/>
                 <w:i w:val="0"/>
                 <w:iCs w:val="0"/>
                 <w:caps w:val="0"/>
@@ -10365,13 +10269,13 @@
                 <w:spacing w:val="0"/>
                 <w:sz w:val="18"/>
                 <w:szCs w:val="18"/>
-                <w:shd w:val="clear" w:fill="FFFFFF"/>
+                <w:shd w:val="clear" w:color="auto" w:fill="FFFFFF"/>
               </w:rPr>
               <w:t>视频监控网络传输故障排查手册</w:t>
             </w:r>
             <w:r>
               <w:rPr>
-                <w:rFonts w:hint="default" w:ascii="Segoe UI" w:hAnsi="Segoe UI" w:eastAsia="Segoe UI" w:cs="Segoe UI"/>
+                <w:rFonts w:ascii="Segoe UI" w:eastAsia="Segoe UI" w:hAnsi="Segoe UI" w:cs="Segoe UI" w:hint="default"/>
                 <w:i w:val="0"/>
                 <w:iCs w:val="0"/>
                 <w:caps w:val="0"/>
@@ -10416,11 +10320,11 @@
               <w:adjustRightInd w:val="0"/>
               <w:snapToGrid w:val="0"/>
               <w:spacing w:line="240" w:lineRule="auto"/>
-              <w:ind w:left="0" w:leftChars="0" w:right="0" w:rightChars="0" w:firstLine="0" w:firstLineChars="0"/>
+              <w:ind w:left="0" w:right="0" w:firstLine="0" w:leftChars="0" w:rightChars="0" w:firstLineChars="0"/>
               <w:jc w:val="left"/>
               <w:textAlignment w:val="baseline"/>
               <w:rPr>
-                <w:rFonts w:hint="default" w:ascii="Segoe UI" w:hAnsi="Segoe UI" w:eastAsia="Segoe UI" w:cs="Segoe UI"/>
+                <w:rFonts w:ascii="Segoe UI" w:eastAsia="Segoe UI" w:hAnsi="Segoe UI" w:cs="Segoe UI" w:hint="default"/>
                 <w:i w:val="0"/>
                 <w:iCs w:val="0"/>
                 <w:caps w:val="0"/>
@@ -10432,7 +10336,7 @@
             </w:pPr>
             <w:r>
               <w:rPr>
-                <w:rFonts w:ascii="Segoe UI" w:hAnsi="Segoe UI" w:eastAsia="Segoe UI" w:cs="Segoe UI"/>
+                <w:rFonts w:ascii="Segoe UI" w:eastAsia="Segoe UI" w:hAnsi="Segoe UI" w:cs="Segoe UI"/>
                 <w:i w:val="0"/>
                 <w:iCs w:val="0"/>
                 <w:caps w:val="0"/>
@@ -10440,13 +10344,13 @@
                 <w:spacing w:val="0"/>
                 <w:sz w:val="18"/>
                 <w:szCs w:val="18"/>
-                <w:shd w:val="clear" w:fill="FFFFFF"/>
+                <w:shd w:val="clear" w:color="auto" w:fill="FFFFFF"/>
               </w:rPr>
               <w:t>涵盖光纤收发器、交换机、IP规划等网络传输设备的故障定位方法、排查步骤及典型问题处理流程</w:t>
             </w:r>
             <w:r>
               <w:rPr>
-                <w:rFonts w:hint="default" w:ascii="Segoe UI" w:hAnsi="Segoe UI" w:eastAsia="Segoe UI" w:cs="Segoe UI"/>
+                <w:rFonts w:ascii="Segoe UI" w:eastAsia="Segoe UI" w:hAnsi="Segoe UI" w:cs="Segoe UI" w:hint="default"/>
                 <w:i w:val="0"/>
                 <w:iCs w:val="0"/>
                 <w:caps w:val="0"/>
@@ -10491,11 +10395,11 @@
               <w:adjustRightInd w:val="0"/>
               <w:snapToGrid w:val="0"/>
               <w:spacing w:line="240" w:lineRule="auto"/>
-              <w:ind w:left="0" w:leftChars="0" w:right="0" w:rightChars="0" w:firstLine="0" w:firstLineChars="0"/>
+              <w:ind w:left="0" w:right="0" w:firstLine="0" w:leftChars="0" w:rightChars="0" w:firstLineChars="0"/>
               <w:jc w:val="left"/>
               <w:textAlignment w:val="baseline"/>
               <w:rPr>
-                <w:rFonts w:hint="default" w:ascii="Segoe UI" w:hAnsi="Segoe UI" w:eastAsia="Segoe UI" w:cs="Segoe UI"/>
+                <w:rFonts w:ascii="Segoe UI" w:eastAsia="Segoe UI" w:hAnsi="Segoe UI" w:cs="Segoe UI" w:hint="default"/>
                 <w:i w:val="0"/>
                 <w:iCs w:val="0"/>
                 <w:caps w:val="0"/>
@@ -10507,7 +10411,7 @@
             </w:pPr>
             <w:r>
               <w:rPr>
-                <w:rFonts w:hint="default" w:ascii="Segoe UI" w:hAnsi="Segoe UI" w:eastAsia="Segoe UI" w:cs="Segoe UI"/>
+                <w:rFonts w:ascii="Segoe UI" w:eastAsia="Segoe UI" w:hAnsi="Segoe UI" w:cs="Segoe UI" w:hint="default"/>
                 <w:i w:val="0"/>
                 <w:iCs w:val="0"/>
                 <w:caps w:val="0"/>
@@ -10552,11 +10456,11 @@
               <w:adjustRightInd w:val="0"/>
               <w:snapToGrid w:val="0"/>
               <w:spacing w:line="240" w:lineRule="auto"/>
-              <w:ind w:left="0" w:leftChars="0" w:right="0" w:rightChars="0" w:firstLine="0" w:firstLineChars="0"/>
+              <w:ind w:left="0" w:right="0" w:firstLine="0" w:leftChars="0" w:rightChars="0" w:firstLineChars="0"/>
               <w:jc w:val="center"/>
               <w:textAlignment w:val="baseline"/>
               <w:rPr>
-                <w:rFonts w:hint="default" w:ascii="Segoe UI" w:hAnsi="Segoe UI" w:eastAsia="Segoe UI" w:cs="Segoe UI"/>
+                <w:rFonts w:ascii="Segoe UI" w:eastAsia="Segoe UI" w:hAnsi="Segoe UI" w:cs="Segoe UI" w:hint="default"/>
                 <w:i w:val="0"/>
                 <w:iCs w:val="0"/>
                 <w:caps w:val="0"/>
@@ -10569,7 +10473,7 @@
             </w:pPr>
             <w:r>
               <w:rPr>
-                <w:rFonts w:hint="default" w:ascii="Segoe UI" w:hAnsi="Segoe UI" w:eastAsia="Segoe UI" w:cs="Segoe UI"/>
+                <w:rFonts w:ascii="Segoe UI" w:eastAsia="Segoe UI" w:hAnsi="Segoe UI" w:cs="Segoe UI" w:hint="default"/>
                 <w:i w:val="0"/>
                 <w:iCs w:val="0"/>
                 <w:caps w:val="0"/>
@@ -10585,7 +10489,7 @@
             </w:r>
             <w:r>
               <w:rPr>
-                <w:rFonts w:hint="eastAsia" w:ascii="Segoe UI" w:hAnsi="Segoe UI" w:eastAsia="Segoe UI" w:cs="Segoe UI"/>
+                <w:rFonts w:ascii="Segoe UI" w:eastAsia="Segoe UI" w:hAnsi="Segoe UI" w:cs="Segoe UI" w:hint="eastAsia"/>
                 <w:i w:val="0"/>
                 <w:iCs w:val="0"/>
                 <w:caps w:val="0"/>
@@ -10604,14 +10508,9 @@
       </w:tr>
       <w:tr>
         <w:tblPrEx>
-          <w:tblBorders>
-            <w:top w:val="single" w:color="auto" w:sz="4" w:space="0"/>
-            <w:left w:val="single" w:color="auto" w:sz="4" w:space="0"/>
-            <w:bottom w:val="single" w:color="auto" w:sz="4" w:space="0"/>
-            <w:right w:val="single" w:color="auto" w:sz="4" w:space="0"/>
-            <w:insideH w:val="single" w:color="auto" w:sz="4" w:space="0"/>
-            <w:insideV w:val="single" w:color="auto" w:sz="4" w:space="0"/>
-          </w:tblBorders>
+          <w:tblW w:w="8496" w:type="dxa"/>
+          <w:jc w:val="center"/>
+          <w:shd w:val="clear" w:color="auto" w:fill="auto"/>
           <w:tblCellMar>
             <w:top w:w="15" w:type="dxa"/>
             <w:left w:w="15" w:type="dxa"/>
@@ -10620,7 +10519,7 @@
           </w:tblCellMar>
         </w:tblPrEx>
         <w:trPr>
-          <w:trHeight w:val="0" w:hRule="atLeast"/>
+          <w:trHeight w:val="0"/>
           <w:jc w:val="center"/>
         </w:trPr>
         <w:tc>
@@ -10652,11 +10551,11 @@
               <w:adjustRightInd w:val="0"/>
               <w:snapToGrid w:val="0"/>
               <w:spacing w:line="240" w:lineRule="auto"/>
-              <w:ind w:left="0" w:leftChars="0" w:right="0" w:rightChars="0" w:firstLine="0" w:firstLineChars="0"/>
+              <w:ind w:left="0" w:right="0" w:firstLine="0" w:leftChars="0" w:rightChars="0" w:firstLineChars="0"/>
               <w:jc w:val="center"/>
               <w:textAlignment w:val="baseline"/>
               <w:rPr>
-                <w:rFonts w:hint="default" w:ascii="Segoe UI" w:hAnsi="Segoe UI" w:eastAsia="Segoe UI" w:cs="Segoe UI"/>
+                <w:rFonts w:ascii="Segoe UI" w:eastAsia="Segoe UI" w:hAnsi="Segoe UI" w:cs="Segoe UI" w:hint="default"/>
                 <w:i w:val="0"/>
                 <w:iCs w:val="0"/>
                 <w:caps w:val="0"/>
@@ -10671,7 +10570,7 @@
             </w:pPr>
             <w:r>
               <w:rPr>
-                <w:rFonts w:hint="eastAsia" w:ascii="Segoe UI" w:hAnsi="Segoe UI" w:eastAsia="Segoe UI" w:cs="Segoe UI"/>
+                <w:rFonts w:ascii="Segoe UI" w:eastAsia="Segoe UI" w:hAnsi="Segoe UI" w:cs="Segoe UI" w:hint="eastAsia"/>
                 <w:i w:val="0"/>
                 <w:iCs w:val="0"/>
                 <w:caps w:val="0"/>
@@ -10716,12 +10615,12 @@
               <w:adjustRightInd w:val="0"/>
               <w:snapToGrid w:val="0"/>
               <w:spacing w:line="240" w:lineRule="auto"/>
-              <w:ind w:left="0" w:leftChars="0" w:right="0" w:rightChars="0" w:firstLine="0" w:firstLineChars="0"/>
+              <w:ind w:left="0" w:right="0" w:firstLine="0" w:leftChars="0" w:rightChars="0" w:firstLineChars="0"/>
               <w:jc w:val="center"/>
               <w:textAlignment w:val="baseline"/>
               <w:rPr>
-                <w:rStyle w:val="23"/>
-                <w:rFonts w:hint="default" w:ascii="Segoe UI" w:hAnsi="Segoe UI" w:eastAsia="Segoe UI" w:cs="Segoe UI"/>
+                <w:rStyle w:val="Strong"/>
+                <w:rFonts w:ascii="Segoe UI" w:eastAsia="Segoe UI" w:hAnsi="Segoe UI" w:cs="Segoe UI" w:hint="default"/>
                 <w:b/>
                 <w:bCs/>
                 <w:i w:val="0"/>
@@ -10738,8 +10637,8 @@
             </w:pPr>
             <w:r>
               <w:rPr>
-                <w:rStyle w:val="23"/>
-                <w:rFonts w:hint="eastAsia" w:ascii="Segoe UI" w:hAnsi="Segoe UI" w:eastAsia="Segoe UI" w:cs="Segoe UI"/>
+                <w:rStyle w:val="Strong"/>
+                <w:rFonts w:ascii="Segoe UI" w:eastAsia="Segoe UI" w:hAnsi="Segoe UI" w:cs="Segoe UI" w:hint="eastAsia"/>
                 <w:b/>
                 <w:bCs/>
                 <w:i w:val="0"/>
@@ -10786,11 +10685,11 @@
               <w:adjustRightInd w:val="0"/>
               <w:snapToGrid w:val="0"/>
               <w:spacing w:line="240" w:lineRule="auto"/>
-              <w:ind w:left="0" w:leftChars="0" w:right="0" w:rightChars="0" w:firstLine="0" w:firstLineChars="0"/>
+              <w:ind w:left="0" w:right="0" w:firstLine="0" w:leftChars="0" w:rightChars="0" w:firstLineChars="0"/>
               <w:jc w:val="left"/>
               <w:textAlignment w:val="baseline"/>
               <w:rPr>
-                <w:rFonts w:hint="default" w:ascii="Segoe UI" w:hAnsi="Segoe UI" w:eastAsia="Segoe UI" w:cs="Segoe UI"/>
+                <w:rFonts w:ascii="Segoe UI" w:eastAsia="Segoe UI" w:hAnsi="Segoe UI" w:cs="Segoe UI" w:hint="default"/>
                 <w:i w:val="0"/>
                 <w:iCs w:val="0"/>
                 <w:caps w:val="0"/>
@@ -10805,7 +10704,7 @@
             </w:pPr>
             <w:r>
               <w:rPr>
-                <w:rFonts w:hint="eastAsia" w:ascii="Segoe UI" w:hAnsi="Segoe UI" w:eastAsia="Segoe UI" w:cs="Segoe UI"/>
+                <w:rFonts w:ascii="Segoe UI" w:eastAsia="Segoe UI" w:hAnsi="Segoe UI" w:cs="Segoe UI" w:hint="eastAsia"/>
                 <w:i w:val="0"/>
                 <w:iCs w:val="0"/>
                 <w:caps w:val="0"/>
@@ -10821,7 +10720,7 @@
             </w:r>
             <w:r>
               <w:rPr>
-                <w:rFonts w:ascii="Segoe UI" w:hAnsi="Segoe UI" w:eastAsia="Segoe UI" w:cs="Segoe UI"/>
+                <w:rFonts w:ascii="Segoe UI" w:eastAsia="Segoe UI" w:hAnsi="Segoe UI" w:cs="Segoe UI"/>
                 <w:i w:val="0"/>
                 <w:iCs w:val="0"/>
                 <w:caps w:val="0"/>
@@ -10829,13 +10728,13 @@
                 <w:spacing w:val="0"/>
                 <w:sz w:val="18"/>
                 <w:szCs w:val="18"/>
-                <w:shd w:val="clear" w:fill="FFFFFF"/>
+                <w:shd w:val="clear" w:color="auto" w:fill="FFFFFF"/>
               </w:rPr>
               <w:t>视频存储与平台运维手册</w:t>
             </w:r>
             <w:r>
               <w:rPr>
-                <w:rFonts w:hint="eastAsia" w:ascii="Segoe UI" w:hAnsi="Segoe UI" w:eastAsia="Segoe UI" w:cs="Segoe UI"/>
+                <w:rFonts w:ascii="Segoe UI" w:eastAsia="Segoe UI" w:hAnsi="Segoe UI" w:cs="Segoe UI" w:hint="eastAsia"/>
                 <w:i w:val="0"/>
                 <w:iCs w:val="0"/>
                 <w:caps w:val="0"/>
@@ -10880,11 +10779,11 @@
               <w:adjustRightInd w:val="0"/>
               <w:snapToGrid w:val="0"/>
               <w:spacing w:line="240" w:lineRule="auto"/>
-              <w:ind w:left="0" w:leftChars="0" w:right="0" w:rightChars="0" w:firstLine="0" w:firstLineChars="0"/>
+              <w:ind w:left="0" w:right="0" w:firstLine="0" w:leftChars="0" w:rightChars="0" w:firstLineChars="0"/>
               <w:jc w:val="left"/>
               <w:textAlignment w:val="baseline"/>
               <w:rPr>
-                <w:rFonts w:hint="default" w:ascii="Segoe UI" w:hAnsi="Segoe UI" w:eastAsia="Segoe UI" w:cs="Segoe UI"/>
+                <w:rFonts w:ascii="Segoe UI" w:eastAsia="Segoe UI" w:hAnsi="Segoe UI" w:cs="Segoe UI" w:hint="default"/>
                 <w:i w:val="0"/>
                 <w:iCs w:val="0"/>
                 <w:caps w:val="0"/>
@@ -10899,7 +10798,7 @@
             </w:pPr>
             <w:r>
               <w:rPr>
-                <w:rFonts w:ascii="Segoe UI" w:hAnsi="Segoe UI" w:eastAsia="Segoe UI" w:cs="Segoe UI"/>
+                <w:rFonts w:ascii="Segoe UI" w:eastAsia="Segoe UI" w:hAnsi="Segoe UI" w:cs="Segoe UI"/>
                 <w:i w:val="0"/>
                 <w:iCs w:val="0"/>
                 <w:caps w:val="0"/>
@@ -10907,14 +10806,14 @@
                 <w:spacing w:val="0"/>
                 <w:sz w:val="18"/>
                 <w:szCs w:val="18"/>
-                <w:shd w:val="clear" w:fill="FFFFFF"/>
+                <w:shd w:val="clear" w:color="auto" w:fill="FFFFFF"/>
               </w:rPr>
               <w:t>涵盖NVR/CVR存储设备、视频综合平台、存储服务器的日常运维、容量管理、录像完整性检查及故障恢复操作</w:t>
             </w:r>
             <w:r>
               <w:rPr>
-                <w:rStyle w:val="23"/>
-                <w:rFonts w:ascii="Segoe UI" w:hAnsi="Segoe UI" w:eastAsia="Segoe UI" w:cs="Segoe UI"/>
+                <w:rStyle w:val="Strong"/>
+                <w:rFonts w:ascii="Segoe UI" w:eastAsia="Segoe UI" w:hAnsi="Segoe UI" w:cs="Segoe UI"/>
                 <w:b/>
                 <w:bCs/>
                 <w:i w:val="0"/>
@@ -10959,11 +10858,11 @@
               <w:adjustRightInd w:val="0"/>
               <w:snapToGrid w:val="0"/>
               <w:spacing w:line="240" w:lineRule="auto"/>
-              <w:ind w:left="0" w:leftChars="0" w:right="0" w:rightChars="0" w:firstLine="0" w:firstLineChars="0"/>
+              <w:ind w:left="0" w:right="0" w:firstLine="0" w:leftChars="0" w:rightChars="0" w:firstLineChars="0"/>
               <w:jc w:val="left"/>
               <w:textAlignment w:val="baseline"/>
               <w:rPr>
-                <w:rFonts w:hint="default" w:ascii="Segoe UI" w:hAnsi="Segoe UI" w:eastAsia="Segoe UI" w:cs="Segoe UI"/>
+                <w:rFonts w:ascii="Segoe UI" w:eastAsia="Segoe UI" w:hAnsi="Segoe UI" w:cs="Segoe UI" w:hint="default"/>
                 <w:i w:val="0"/>
                 <w:iCs w:val="0"/>
                 <w:caps w:val="0"/>
@@ -10978,7 +10877,7 @@
             </w:pPr>
             <w:r>
               <w:rPr>
-                <w:rFonts w:hint="default" w:ascii="Segoe UI" w:hAnsi="Segoe UI" w:eastAsia="Segoe UI" w:cs="Segoe UI"/>
+                <w:rFonts w:ascii="Segoe UI" w:eastAsia="Segoe UI" w:hAnsi="Segoe UI" w:cs="Segoe UI" w:hint="default"/>
                 <w:i w:val="0"/>
                 <w:iCs w:val="0"/>
                 <w:caps w:val="0"/>
@@ -11023,11 +10922,11 @@
               <w:adjustRightInd w:val="0"/>
               <w:snapToGrid w:val="0"/>
               <w:spacing w:line="240" w:lineRule="auto"/>
-              <w:ind w:left="0" w:leftChars="0" w:right="0" w:rightChars="0" w:firstLine="0" w:firstLineChars="0"/>
+              <w:ind w:left="0" w:right="0" w:firstLine="0" w:leftChars="0" w:rightChars="0" w:firstLineChars="0"/>
               <w:jc w:val="center"/>
               <w:textAlignment w:val="baseline"/>
               <w:rPr>
-                <w:rFonts w:hint="default" w:ascii="Segoe UI" w:hAnsi="Segoe UI" w:eastAsia="Segoe UI" w:cs="Segoe UI"/>
+                <w:rFonts w:ascii="Segoe UI" w:eastAsia="Segoe UI" w:hAnsi="Segoe UI" w:cs="Segoe UI" w:hint="default"/>
                 <w:i w:val="0"/>
                 <w:iCs w:val="0"/>
                 <w:caps w:val="0"/>
@@ -11042,7 +10941,7 @@
             </w:pPr>
             <w:r>
               <w:rPr>
-                <w:rFonts w:hint="default" w:ascii="Segoe UI" w:hAnsi="Segoe UI" w:eastAsia="Segoe UI" w:cs="Segoe UI"/>
+                <w:rFonts w:ascii="Segoe UI" w:eastAsia="Segoe UI" w:hAnsi="Segoe UI" w:cs="Segoe UI" w:hint="default"/>
                 <w:i w:val="0"/>
                 <w:iCs w:val="0"/>
                 <w:caps w:val="0"/>
@@ -11058,7 +10957,7 @@
             </w:r>
             <w:r>
               <w:rPr>
-                <w:rFonts w:hint="eastAsia" w:ascii="Segoe UI" w:hAnsi="Segoe UI" w:eastAsia="Segoe UI" w:cs="Segoe UI"/>
+                <w:rFonts w:ascii="Segoe UI" w:eastAsia="Segoe UI" w:hAnsi="Segoe UI" w:cs="Segoe UI" w:hint="eastAsia"/>
                 <w:i w:val="0"/>
                 <w:iCs w:val="0"/>
                 <w:caps w:val="0"/>
@@ -11078,7 +10977,7 @@
     </w:tbl>
     <w:p>
       <w:pPr>
-        <w:pStyle w:val="29"/>
+        <w:pStyle w:val="a1"/>
         <w:keepNext w:val="0"/>
         <w:keepLines w:val="0"/>
         <w:pageBreakBefore w:val="0"/>
@@ -11122,7 +11021,7 @@
     </w:p>
     <w:p>
       <w:pPr>
-        <w:pStyle w:val="28"/>
+        <w:pStyle w:val="1"/>
         <w:keepNext w:val="0"/>
         <w:keepLines w:val="0"/>
         <w:pageBreakBefore w:val="0"/>
@@ -11154,7 +11053,7 @@
     </w:p>
     <w:p>
       <w:pPr>
-        <w:pStyle w:val="29"/>
+        <w:pStyle w:val="a1"/>
         <w:keepNext w:val="0"/>
         <w:keepLines w:val="0"/>
         <w:pageBreakBefore w:val="0"/>
@@ -11181,8 +11080,8 @@
         </w:rPr>
         <w:t>基于公司当前</w:t>
       </w:r>
-      <w:bookmarkStart w:id="21" w:name="_GoBack"/>
-      <w:bookmarkEnd w:id="21"/>
+      <w:bookmarkStart w:id="17" w:name="_GoBack"/>
+      <w:bookmarkEnd w:id="17"/>
       <w:r>
         <w:rPr>
           <w:rFonts w:hint="default"/>
@@ -11193,7 +11092,7 @@
     </w:p>
     <w:p>
       <w:pPr>
-        <w:pStyle w:val="30"/>
+        <w:pStyle w:val="2"/>
         <w:keepNext w:val="0"/>
         <w:keepLines w:val="0"/>
         <w:pageBreakBefore w:val="0"/>
@@ -11213,7 +11112,7 @@
           <w:lang w:val="en-US" w:eastAsia="zh-CN"/>
         </w:rPr>
       </w:pPr>
-      <w:bookmarkStart w:id="17" w:name="_Toc32424"/>
+      <w:bookmarkStart w:id="18" w:name="_Toc32424"/>
       <w:r>
         <w:rPr>
           <w:rFonts w:hint="default"/>
@@ -11221,11 +11120,11 @@
         </w:rPr>
         <w:t>研发方向与目标</w:t>
       </w:r>
-      <w:bookmarkEnd w:id="17"/>
+      <w:bookmarkEnd w:id="18"/>
     </w:p>
     <w:p>
       <w:pPr>
-        <w:pStyle w:val="29"/>
+        <w:pStyle w:val="a1"/>
         <w:keepNext w:val="0"/>
         <w:keepLines w:val="0"/>
         <w:pageBreakBefore w:val="0"/>
@@ -11255,7 +11154,7 @@
     </w:p>
     <w:p>
       <w:pPr>
-        <w:pStyle w:val="29"/>
+        <w:pStyle w:val="a1"/>
         <w:keepNext w:val="0"/>
         <w:keepLines w:val="0"/>
         <w:pageBreakBefore w:val="0"/>
@@ -11285,7 +11184,7 @@
     </w:p>
     <w:p>
       <w:pPr>
-        <w:pStyle w:val="29"/>
+        <w:pStyle w:val="a1"/>
         <w:keepNext w:val="0"/>
         <w:keepLines w:val="0"/>
         <w:pageBreakBefore w:val="0"/>
@@ -11315,7 +11214,7 @@
     </w:p>
     <w:p>
       <w:pPr>
-        <w:pStyle w:val="30"/>
+        <w:pStyle w:val="2"/>
         <w:keepNext w:val="0"/>
         <w:keepLines w:val="0"/>
         <w:pageBreakBefore w:val="0"/>
@@ -11335,7 +11234,7 @@
           <w:lang w:val="en-US" w:eastAsia="zh-CN"/>
         </w:rPr>
       </w:pPr>
-      <w:bookmarkStart w:id="18" w:name="_Toc25538"/>
+      <w:bookmarkStart w:id="19" w:name="_Toc25538"/>
       <w:r>
         <w:rPr>
           <w:rFonts w:hint="default"/>
@@ -11343,11 +11242,11 @@
         </w:rPr>
         <w:t>实施路径</w:t>
       </w:r>
-      <w:bookmarkEnd w:id="18"/>
+      <w:bookmarkEnd w:id="19"/>
     </w:p>
     <w:p>
       <w:pPr>
-        <w:pStyle w:val="29"/>
+        <w:pStyle w:val="a1"/>
         <w:keepNext w:val="0"/>
         <w:keepLines w:val="0"/>
         <w:pageBreakBefore w:val="0"/>
@@ -11377,7 +11276,7 @@
     </w:p>
     <w:p>
       <w:pPr>
-        <w:pStyle w:val="29"/>
+        <w:pStyle w:val="a1"/>
         <w:keepNext w:val="0"/>
         <w:keepLines w:val="0"/>
         <w:pageBreakBefore w:val="0"/>
@@ -11407,7 +11306,7 @@
     </w:p>
     <w:p>
       <w:pPr>
-        <w:pStyle w:val="29"/>
+        <w:pStyle w:val="a1"/>
         <w:keepNext w:val="0"/>
         <w:keepLines w:val="0"/>
         <w:pageBreakBefore w:val="0"/>
@@ -11437,7 +11336,7 @@
     </w:p>
     <w:p>
       <w:pPr>
-        <w:pStyle w:val="30"/>
+        <w:pStyle w:val="2"/>
         <w:keepNext w:val="0"/>
         <w:keepLines w:val="0"/>
         <w:pageBreakBefore w:val="0"/>
@@ -11457,7 +11356,7 @@
           <w:lang w:val="en-US" w:eastAsia="zh-CN"/>
         </w:rPr>
       </w:pPr>
-      <w:bookmarkStart w:id="19" w:name="_Toc15384"/>
+      <w:bookmarkStart w:id="20" w:name="_Toc15384"/>
       <w:r>
         <w:rPr>
           <w:rFonts w:hint="default"/>
@@ -11465,11 +11364,11 @@
         </w:rPr>
         <w:t>资源投入</w:t>
       </w:r>
-      <w:bookmarkEnd w:id="19"/>
+      <w:bookmarkEnd w:id="20"/>
     </w:p>
     <w:p>
       <w:pPr>
-        <w:pStyle w:val="29"/>
+        <w:pStyle w:val="a1"/>
         <w:keepNext w:val="0"/>
         <w:keepLines w:val="0"/>
         <w:pageBreakBefore w:val="0"/>
@@ -11513,7 +11412,7 @@
     </w:p>
     <w:p>
       <w:pPr>
-        <w:pStyle w:val="28"/>
+        <w:pStyle w:val="1"/>
         <w:keepNext w:val="0"/>
         <w:keepLines w:val="0"/>
         <w:pageBreakBefore w:val="0"/>
@@ -11533,7 +11432,7 @@
           <w:lang w:val="en-US" w:eastAsia="zh-CN"/>
         </w:rPr>
       </w:pPr>
-      <w:bookmarkStart w:id="20" w:name="_Toc26708"/>
+      <w:bookmarkStart w:id="21" w:name="_Toc26708"/>
       <w:r>
         <w:rPr>
           <w:rFonts w:hint="default"/>
@@ -11541,11 +11440,11 @@
         </w:rPr>
         <w:t>资源与经费</w:t>
       </w:r>
-      <w:bookmarkEnd w:id="20"/>
+      <w:bookmarkEnd w:id="21"/>
     </w:p>
     <w:p>
       <w:pPr>
-        <w:pStyle w:val="29"/>
+        <w:pStyle w:val="a1"/>
         <w:keepNext w:val="0"/>
         <w:keepLines w:val="0"/>
         <w:pageBreakBefore w:val="0"/>
@@ -11575,7 +11474,7 @@
     </w:p>
     <w:p>
       <w:pPr>
-        <w:pStyle w:val="29"/>
+        <w:pStyle w:val="a1"/>
         <w:keepNext w:val="0"/>
         <w:keepLines w:val="0"/>
         <w:pageBreakBefore w:val="0"/>
@@ -11598,7 +11497,7 @@
     </w:p>
     <w:p>
       <w:pPr>
-        <w:pStyle w:val="29"/>
+        <w:pStyle w:val="a1"/>
         <w:keepNext w:val="0"/>
         <w:keepLines w:val="0"/>
         <w:pageBreakBefore w:val="0"/>
@@ -11621,7 +11520,7 @@
     </w:p>
     <w:p>
       <w:pPr>
-        <w:pStyle w:val="29"/>
+        <w:pStyle w:val="a1"/>
         <w:keepNext w:val="0"/>
         <w:keepLines w:val="0"/>
         <w:pageBreakBefore w:val="0"/>
@@ -11644,7 +11543,7 @@
     </w:p>
     <w:p>
       <w:pPr>
-        <w:pStyle w:val="29"/>
+        <w:pStyle w:val="a1"/>
         <w:keepNext w:val="0"/>
         <w:keepLines w:val="0"/>
         <w:pageBreakBefore w:val="0"/>
@@ -11675,19 +11574,18 @@
     </w:p>
     <w:tbl>
       <w:tblPr>
-        <w:tblStyle w:val="20"/>
+        <w:tblStyle w:val="TableNormal"/>
         <w:tblW w:w="8495" w:type="dxa"/>
         <w:jc w:val="center"/>
         <w:tblBorders>
-          <w:top w:val="single" w:color="auto" w:sz="4" w:space="0"/>
-          <w:left w:val="single" w:color="auto" w:sz="4" w:space="0"/>
-          <w:bottom w:val="single" w:color="auto" w:sz="4" w:space="0"/>
-          <w:right w:val="single" w:color="auto" w:sz="4" w:space="0"/>
-          <w:insideH w:val="single" w:color="auto" w:sz="4" w:space="0"/>
-          <w:insideV w:val="single" w:color="auto" w:sz="4" w:space="0"/>
+          <w:top w:val="single" w:sz="4" w:space="0" w:color="auto"/>
+          <w:left w:val="single" w:sz="4" w:space="0" w:color="auto"/>
+          <w:bottom w:val="single" w:sz="4" w:space="0" w:color="auto"/>
+          <w:right w:val="single" w:sz="4" w:space="0" w:color="auto"/>
+          <w:insideH w:val="single" w:sz="4" w:space="0" w:color="auto"/>
+          <w:insideV w:val="single" w:sz="4" w:space="0" w:color="auto"/>
         </w:tblBorders>
         <w:shd w:val="clear" w:color="auto" w:fill="auto"/>
-        <w:tblLayout w:type="autofit"/>
         <w:tblCellMar>
           <w:top w:w="15" w:type="dxa"/>
           <w:left w:w="15" w:type="dxa"/>
@@ -11703,14 +11601,17 @@
       </w:tblGrid>
       <w:tr>
         <w:tblPrEx>
+          <w:tblW w:w="8495" w:type="dxa"/>
+          <w:jc w:val="center"/>
           <w:tblBorders>
-            <w:top w:val="single" w:color="auto" w:sz="4" w:space="0"/>
-            <w:left w:val="single" w:color="auto" w:sz="4" w:space="0"/>
-            <w:bottom w:val="single" w:color="auto" w:sz="4" w:space="0"/>
-            <w:right w:val="single" w:color="auto" w:sz="4" w:space="0"/>
-            <w:insideH w:val="single" w:color="auto" w:sz="4" w:space="0"/>
-            <w:insideV w:val="single" w:color="auto" w:sz="4" w:space="0"/>
+            <w:top w:val="single" w:sz="4" w:space="0" w:color="auto"/>
+            <w:left w:val="single" w:sz="4" w:space="0" w:color="auto"/>
+            <w:bottom w:val="single" w:sz="4" w:space="0" w:color="auto"/>
+            <w:right w:val="single" w:sz="4" w:space="0" w:color="auto"/>
+            <w:insideH w:val="single" w:sz="4" w:space="0" w:color="auto"/>
+            <w:insideV w:val="single" w:sz="4" w:space="0" w:color="auto"/>
           </w:tblBorders>
+          <w:shd w:val="clear" w:color="auto" w:fill="auto"/>
           <w:tblCellMar>
             <w:top w:w="15" w:type="dxa"/>
             <w:left w:w="15" w:type="dxa"/>
@@ -11719,7 +11620,7 @@
           </w:tblCellMar>
         </w:tblPrEx>
         <w:trPr>
-          <w:trHeight w:val="0" w:hRule="atLeast"/>
+          <w:trHeight w:val="0"/>
           <w:tblHeader/>
           <w:jc w:val="center"/>
         </w:trPr>
@@ -11727,10 +11628,10 @@
           <w:tcPr>
             <w:tcW w:w="688" w:type="dxa"/>
             <w:tcBorders>
-              <w:top w:val="single" w:color="auto" w:sz="12" w:space="0"/>
-              <w:left w:val="single" w:color="auto" w:sz="12" w:space="0"/>
-              <w:bottom w:val="single" w:color="auto" w:sz="4" w:space="0"/>
-              <w:right w:val="single" w:color="auto" w:sz="4" w:space="0"/>
+              <w:top w:val="single" w:sz="12" w:space="0" w:color="auto"/>
+              <w:left w:val="single" w:sz="12" w:space="0" w:color="auto"/>
+              <w:bottom w:val="single" w:sz="4" w:space="0" w:color="auto"/>
+              <w:right w:val="single" w:sz="4" w:space="0" w:color="auto"/>
             </w:tcBorders>
             <w:shd w:val="clear" w:color="auto" w:fill="auto"/>
             <w:tcMar>
@@ -11758,11 +11659,11 @@
               <w:adjustRightInd w:val="0"/>
               <w:snapToGrid w:val="0"/>
               <w:spacing w:line="240" w:lineRule="auto"/>
-              <w:ind w:left="0" w:leftChars="0" w:right="0" w:rightChars="0" w:firstLine="0" w:firstLineChars="0"/>
+              <w:ind w:left="0" w:right="0" w:firstLine="0" w:leftChars="0" w:rightChars="0" w:firstLineChars="0"/>
               <w:jc w:val="center"/>
               <w:textAlignment w:val="baseline"/>
               <w:rPr>
-                <w:rFonts w:ascii="Segoe UI" w:hAnsi="Segoe UI" w:eastAsia="Segoe UI" w:cs="Segoe UI"/>
+                <w:rFonts w:ascii="Segoe UI" w:eastAsia="Segoe UI" w:hAnsi="Segoe UI" w:cs="Segoe UI"/>
                 <w:b/>
                 <w:i w:val="0"/>
                 <w:iCs w:val="0"/>
@@ -11775,8 +11676,8 @@
             </w:pPr>
             <w:r>
               <w:rPr>
-                <w:rStyle w:val="23"/>
-                <w:rFonts w:hint="default" w:ascii="Segoe UI" w:hAnsi="Segoe UI" w:eastAsia="Segoe UI" w:cs="Segoe UI"/>
+                <w:rStyle w:val="Strong"/>
+                <w:rFonts w:ascii="Segoe UI" w:eastAsia="Segoe UI" w:hAnsi="Segoe UI" w:cs="Segoe UI" w:hint="default"/>
                 <w:b/>
                 <w:bCs/>
                 <w:i w:val="0"/>
@@ -11798,10 +11699,10 @@
           <w:tcPr>
             <w:tcW w:w="2252" w:type="dxa"/>
             <w:tcBorders>
-              <w:top w:val="single" w:color="auto" w:sz="12" w:space="0"/>
-              <w:left w:val="single" w:color="auto" w:sz="4" w:space="0"/>
-              <w:bottom w:val="single" w:color="auto" w:sz="4" w:space="0"/>
-              <w:right w:val="single" w:color="auto" w:sz="4" w:space="0"/>
+              <w:top w:val="single" w:sz="12" w:space="0" w:color="auto"/>
+              <w:left w:val="single" w:sz="4" w:space="0" w:color="auto"/>
+              <w:bottom w:val="single" w:sz="4" w:space="0" w:color="auto"/>
+              <w:right w:val="single" w:sz="4" w:space="0" w:color="auto"/>
             </w:tcBorders>
             <w:shd w:val="clear" w:color="auto" w:fill="auto"/>
             <w:tcMar>
@@ -11829,11 +11730,11 @@
               <w:adjustRightInd w:val="0"/>
               <w:snapToGrid w:val="0"/>
               <w:spacing w:line="240" w:lineRule="auto"/>
-              <w:ind w:left="0" w:leftChars="0" w:right="0" w:rightChars="0" w:firstLine="0" w:firstLineChars="0"/>
+              <w:ind w:left="0" w:right="0" w:firstLine="0" w:leftChars="0" w:rightChars="0" w:firstLineChars="0"/>
               <w:jc w:val="center"/>
               <w:textAlignment w:val="baseline"/>
               <w:rPr>
-                <w:rFonts w:hint="default" w:ascii="Segoe UI" w:hAnsi="Segoe UI" w:eastAsia="Segoe UI" w:cs="Segoe UI"/>
+                <w:rFonts w:ascii="Segoe UI" w:eastAsia="Segoe UI" w:hAnsi="Segoe UI" w:cs="Segoe UI" w:hint="default"/>
                 <w:b/>
                 <w:i w:val="0"/>
                 <w:iCs w:val="0"/>
@@ -11846,8 +11747,8 @@
             </w:pPr>
             <w:r>
               <w:rPr>
-                <w:rStyle w:val="23"/>
-                <w:rFonts w:hint="default" w:ascii="Segoe UI" w:hAnsi="Segoe UI" w:eastAsia="Segoe UI" w:cs="Segoe UI"/>
+                <w:rStyle w:val="Strong"/>
+                <w:rFonts w:ascii="Segoe UI" w:eastAsia="Segoe UI" w:hAnsi="Segoe UI" w:cs="Segoe UI" w:hint="default"/>
                 <w:b/>
                 <w:bCs/>
                 <w:i w:val="0"/>
@@ -11869,10 +11770,10 @@
           <w:tcPr>
             <w:tcW w:w="3586" w:type="dxa"/>
             <w:tcBorders>
-              <w:top w:val="single" w:color="auto" w:sz="12" w:space="0"/>
-              <w:left w:val="single" w:color="auto" w:sz="4" w:space="0"/>
-              <w:bottom w:val="single" w:color="auto" w:sz="4" w:space="0"/>
-              <w:right w:val="single" w:color="auto" w:sz="4" w:space="0"/>
+              <w:top w:val="single" w:sz="12" w:space="0" w:color="auto"/>
+              <w:left w:val="single" w:sz="4" w:space="0" w:color="auto"/>
+              <w:bottom w:val="single" w:sz="4" w:space="0" w:color="auto"/>
+              <w:right w:val="single" w:sz="4" w:space="0" w:color="auto"/>
             </w:tcBorders>
             <w:shd w:val="clear" w:color="auto" w:fill="auto"/>
             <w:tcMar>
@@ -11900,11 +11801,11 @@
               <w:adjustRightInd w:val="0"/>
               <w:snapToGrid w:val="0"/>
               <w:spacing w:line="240" w:lineRule="auto"/>
-              <w:ind w:left="0" w:leftChars="0" w:right="0" w:rightChars="0" w:firstLine="0" w:firstLineChars="0"/>
+              <w:ind w:left="0" w:right="0" w:firstLine="0" w:leftChars="0" w:rightChars="0" w:firstLineChars="0"/>
               <w:jc w:val="center"/>
               <w:textAlignment w:val="baseline"/>
               <w:rPr>
-                <w:rFonts w:hint="default" w:ascii="Segoe UI" w:hAnsi="Segoe UI" w:eastAsia="Segoe UI" w:cs="Segoe UI"/>
+                <w:rFonts w:ascii="Segoe UI" w:eastAsia="Segoe UI" w:hAnsi="Segoe UI" w:cs="Segoe UI" w:hint="default"/>
                 <w:b/>
                 <w:i w:val="0"/>
                 <w:iCs w:val="0"/>
@@ -11917,8 +11818,8 @@
             </w:pPr>
             <w:r>
               <w:rPr>
-                <w:rStyle w:val="23"/>
-                <w:rFonts w:hint="default" w:ascii="Segoe UI" w:hAnsi="Segoe UI" w:eastAsia="Segoe UI" w:cs="Segoe UI"/>
+                <w:rStyle w:val="Strong"/>
+                <w:rFonts w:ascii="Segoe UI" w:eastAsia="Segoe UI" w:hAnsi="Segoe UI" w:cs="Segoe UI" w:hint="default"/>
                 <w:b/>
                 <w:bCs/>
                 <w:i w:val="0"/>
@@ -11940,10 +11841,10 @@
           <w:tcPr>
             <w:tcW w:w="1969" w:type="dxa"/>
             <w:tcBorders>
-              <w:top w:val="single" w:color="auto" w:sz="12" w:space="0"/>
-              <w:left w:val="single" w:color="auto" w:sz="4" w:space="0"/>
-              <w:bottom w:val="single" w:color="auto" w:sz="4" w:space="0"/>
-              <w:right w:val="single" w:color="auto" w:sz="12" w:space="0"/>
+              <w:top w:val="single" w:sz="12" w:space="0" w:color="auto"/>
+              <w:left w:val="single" w:sz="4" w:space="0" w:color="auto"/>
+              <w:bottom w:val="single" w:sz="4" w:space="0" w:color="auto"/>
+              <w:right w:val="single" w:sz="12" w:space="0" w:color="auto"/>
             </w:tcBorders>
             <w:shd w:val="clear" w:color="auto" w:fill="auto"/>
             <w:tcMar>
@@ -11971,11 +11872,11 @@
               <w:adjustRightInd w:val="0"/>
               <w:snapToGrid w:val="0"/>
               <w:spacing w:line="240" w:lineRule="auto"/>
-              <w:ind w:left="0" w:leftChars="0" w:right="0" w:rightChars="0" w:firstLine="0" w:firstLineChars="0"/>
+              <w:ind w:left="0" w:right="0" w:firstLine="0" w:leftChars="0" w:rightChars="0" w:firstLineChars="0"/>
               <w:jc w:val="center"/>
               <w:textAlignment w:val="baseline"/>
               <w:rPr>
-                <w:rFonts w:hint="default" w:ascii="Segoe UI" w:hAnsi="Segoe UI" w:eastAsia="Segoe UI" w:cs="Segoe UI"/>
+                <w:rFonts w:ascii="Segoe UI" w:eastAsia="Segoe UI" w:hAnsi="Segoe UI" w:cs="Segoe UI" w:hint="default"/>
                 <w:b/>
                 <w:i w:val="0"/>
                 <w:iCs w:val="0"/>
@@ -11988,8 +11889,8 @@
             </w:pPr>
             <w:r>
               <w:rPr>
-                <w:rStyle w:val="23"/>
-                <w:rFonts w:hint="default" w:ascii="Segoe UI" w:hAnsi="Segoe UI" w:eastAsia="Segoe UI" w:cs="Segoe UI"/>
+                <w:rStyle w:val="Strong"/>
+                <w:rFonts w:ascii="Segoe UI" w:eastAsia="Segoe UI" w:hAnsi="Segoe UI" w:cs="Segoe UI" w:hint="default"/>
                 <w:b/>
                 <w:bCs/>
                 <w:i w:val="0"/>
@@ -12010,28 +11911,28 @@
       </w:tr>
       <w:tr>
         <w:tblPrEx>
-          <w:tblBorders>
-            <w:top w:val="single" w:color="auto" w:sz="4" w:space="0"/>
-            <w:left w:val="single" w:color="auto" w:sz="4" w:space="0"/>
-            <w:bottom w:val="single" w:color="auto" w:sz="4" w:space="0"/>
-            <w:right w:val="single" w:color="auto" w:sz="4" w:space="0"/>
-            <w:insideH w:val="single" w:color="auto" w:sz="4" w:space="0"/>
-            <w:insideV w:val="single" w:color="auto" w:sz="4" w:space="0"/>
-          </w:tblBorders>
+          <w:tblW w:w="8495" w:type="dxa"/>
+          <w:jc w:val="center"/>
           <w:shd w:val="clear" w:color="auto" w:fill="auto"/>
+          <w:tblCellMar>
+            <w:top w:w="15" w:type="dxa"/>
+            <w:left w:w="15" w:type="dxa"/>
+            <w:bottom w:w="15" w:type="dxa"/>
+            <w:right w:w="15" w:type="dxa"/>
+          </w:tblCellMar>
         </w:tblPrEx>
         <w:trPr>
-          <w:trHeight w:val="0" w:hRule="atLeast"/>
+          <w:trHeight w:val="0"/>
           <w:jc w:val="center"/>
         </w:trPr>
         <w:tc>
           <w:tcPr>
             <w:tcW w:w="688" w:type="dxa"/>
             <w:tcBorders>
-              <w:top w:val="single" w:color="auto" w:sz="4" w:space="0"/>
-              <w:left w:val="single" w:color="auto" w:sz="12" w:space="0"/>
-              <w:bottom w:val="single" w:color="auto" w:sz="4" w:space="0"/>
-              <w:right w:val="single" w:color="auto" w:sz="4" w:space="0"/>
+              <w:top w:val="single" w:sz="4" w:space="0" w:color="auto"/>
+              <w:left w:val="single" w:sz="12" w:space="0" w:color="auto"/>
+              <w:bottom w:val="single" w:sz="4" w:space="0" w:color="auto"/>
+              <w:right w:val="single" w:sz="4" w:space="0" w:color="auto"/>
             </w:tcBorders>
             <w:shd w:val="clear" w:color="auto" w:fill="auto"/>
             <w:tcMar>
@@ -12059,11 +11960,11 @@
               <w:adjustRightInd w:val="0"/>
               <w:snapToGrid w:val="0"/>
               <w:spacing w:line="240" w:lineRule="auto"/>
-              <w:ind w:left="0" w:leftChars="0" w:right="0" w:rightChars="0" w:firstLine="0" w:firstLineChars="0"/>
+              <w:ind w:left="0" w:right="0" w:firstLine="0" w:leftChars="0" w:rightChars="0" w:firstLineChars="0"/>
               <w:jc w:val="center"/>
               <w:textAlignment w:val="baseline"/>
               <w:rPr>
-                <w:rFonts w:hint="default" w:ascii="Segoe UI" w:hAnsi="Segoe UI" w:eastAsia="Segoe UI" w:cs="Segoe UI"/>
+                <w:rFonts w:ascii="Segoe UI" w:eastAsia="Segoe UI" w:hAnsi="Segoe UI" w:cs="Segoe UI" w:hint="default"/>
                 <w:i w:val="0"/>
                 <w:iCs w:val="0"/>
                 <w:caps w:val="0"/>
@@ -12075,7 +11976,7 @@
             </w:pPr>
             <w:r>
               <w:rPr>
-                <w:rFonts w:hint="default" w:ascii="Segoe UI" w:hAnsi="Segoe UI" w:eastAsia="Segoe UI" w:cs="Segoe UI"/>
+                <w:rFonts w:ascii="Segoe UI" w:eastAsia="Segoe UI" w:hAnsi="Segoe UI" w:cs="Segoe UI" w:hint="default"/>
                 <w:i w:val="0"/>
                 <w:iCs w:val="0"/>
                 <w:caps w:val="0"/>
@@ -12095,10 +11996,10 @@
           <w:tcPr>
             <w:tcW w:w="2252" w:type="dxa"/>
             <w:tcBorders>
-              <w:top w:val="single" w:color="auto" w:sz="4" w:space="0"/>
-              <w:left w:val="single" w:color="auto" w:sz="4" w:space="0"/>
-              <w:bottom w:val="single" w:color="auto" w:sz="4" w:space="0"/>
-              <w:right w:val="single" w:color="auto" w:sz="4" w:space="0"/>
+              <w:top w:val="single" w:sz="4" w:space="0" w:color="auto"/>
+              <w:left w:val="single" w:sz="4" w:space="0" w:color="auto"/>
+              <w:bottom w:val="single" w:sz="4" w:space="0" w:color="auto"/>
+              <w:right w:val="single" w:sz="4" w:space="0" w:color="auto"/>
             </w:tcBorders>
             <w:shd w:val="clear" w:color="auto" w:fill="auto"/>
             <w:tcMar>
@@ -12126,11 +12027,11 @@
               <w:adjustRightInd w:val="0"/>
               <w:snapToGrid w:val="0"/>
               <w:spacing w:line="240" w:lineRule="auto"/>
-              <w:ind w:left="0" w:leftChars="0" w:right="0" w:rightChars="0" w:firstLine="0" w:firstLineChars="0"/>
+              <w:ind w:left="0" w:right="0" w:firstLine="0" w:leftChars="0" w:rightChars="0" w:firstLineChars="0"/>
               <w:jc w:val="left"/>
               <w:textAlignment w:val="baseline"/>
               <w:rPr>
-                <w:rFonts w:hint="default" w:ascii="Segoe UI" w:hAnsi="Segoe UI" w:eastAsia="Segoe UI" w:cs="Segoe UI"/>
+                <w:rFonts w:ascii="Segoe UI" w:eastAsia="Segoe UI" w:hAnsi="Segoe UI" w:cs="Segoe UI" w:hint="default"/>
                 <w:i w:val="0"/>
                 <w:iCs w:val="0"/>
                 <w:caps w:val="0"/>
@@ -12142,7 +12043,7 @@
             </w:pPr>
             <w:r>
               <w:rPr>
-                <w:rFonts w:hint="default" w:ascii="Segoe UI" w:hAnsi="Segoe UI" w:eastAsia="Segoe UI" w:cs="Segoe UI"/>
+                <w:rFonts w:ascii="Segoe UI" w:eastAsia="Segoe UI" w:hAnsi="Segoe UI" w:cs="Segoe UI" w:hint="default"/>
                 <w:i w:val="0"/>
                 <w:iCs w:val="0"/>
                 <w:caps w:val="0"/>
@@ -12162,10 +12063,10 @@
           <w:tcPr>
             <w:tcW w:w="3586" w:type="dxa"/>
             <w:tcBorders>
-              <w:top w:val="single" w:color="auto" w:sz="4" w:space="0"/>
-              <w:left w:val="single" w:color="auto" w:sz="4" w:space="0"/>
-              <w:bottom w:val="single" w:color="auto" w:sz="4" w:space="0"/>
-              <w:right w:val="single" w:color="auto" w:sz="4" w:space="0"/>
+              <w:top w:val="single" w:sz="4" w:space="0" w:color="auto"/>
+              <w:left w:val="single" w:sz="4" w:space="0" w:color="auto"/>
+              <w:bottom w:val="single" w:sz="4" w:space="0" w:color="auto"/>
+              <w:right w:val="single" w:sz="4" w:space="0" w:color="auto"/>
             </w:tcBorders>
             <w:shd w:val="clear" w:color="auto" w:fill="auto"/>
             <w:tcMar>
@@ -12193,11 +12094,11 @@
               <w:adjustRightInd w:val="0"/>
               <w:snapToGrid w:val="0"/>
               <w:spacing w:line="240" w:lineRule="auto"/>
-              <w:ind w:left="0" w:leftChars="0" w:right="0" w:rightChars="0" w:firstLine="0" w:firstLineChars="0"/>
+              <w:ind w:left="0" w:right="0" w:firstLine="0" w:leftChars="0" w:rightChars="0" w:firstLineChars="0"/>
               <w:jc w:val="center"/>
               <w:textAlignment w:val="baseline"/>
               <w:rPr>
-                <w:rFonts w:hint="default" w:ascii="Segoe UI" w:hAnsi="Segoe UI" w:eastAsia="Segoe UI" w:cs="Segoe UI"/>
+                <w:rFonts w:ascii="Segoe UI" w:eastAsia="Segoe UI" w:hAnsi="Segoe UI" w:cs="Segoe UI" w:hint="default"/>
                 <w:i w:val="0"/>
                 <w:iCs w:val="0"/>
                 <w:caps w:val="0"/>
@@ -12209,7 +12110,7 @@
             </w:pPr>
             <w:r>
               <w:rPr>
-                <w:rFonts w:hint="default" w:ascii="Segoe UI" w:hAnsi="Segoe UI" w:eastAsia="Segoe UI" w:cs="Segoe UI"/>
+                <w:rFonts w:ascii="Segoe UI" w:eastAsia="Segoe UI" w:hAnsi="Segoe UI" w:cs="Segoe UI" w:hint="default"/>
                 <w:i w:val="0"/>
                 <w:iCs w:val="0"/>
                 <w:caps w:val="0"/>
@@ -12229,10 +12130,10 @@
           <w:tcPr>
             <w:tcW w:w="1969" w:type="dxa"/>
             <w:tcBorders>
-              <w:top w:val="single" w:color="auto" w:sz="4" w:space="0"/>
-              <w:left w:val="single" w:color="auto" w:sz="4" w:space="0"/>
-              <w:bottom w:val="single" w:color="auto" w:sz="4" w:space="0"/>
-              <w:right w:val="single" w:color="auto" w:sz="12" w:space="0"/>
+              <w:top w:val="single" w:sz="4" w:space="0" w:color="auto"/>
+              <w:left w:val="single" w:sz="4" w:space="0" w:color="auto"/>
+              <w:bottom w:val="single" w:sz="4" w:space="0" w:color="auto"/>
+              <w:right w:val="single" w:sz="12" w:space="0" w:color="auto"/>
             </w:tcBorders>
             <w:shd w:val="clear" w:color="auto" w:fill="auto"/>
             <w:tcMar>
@@ -12260,11 +12161,11 @@
               <w:adjustRightInd w:val="0"/>
               <w:snapToGrid w:val="0"/>
               <w:spacing w:line="240" w:lineRule="auto"/>
-              <w:ind w:left="0" w:leftChars="0" w:right="0" w:rightChars="0" w:firstLine="0" w:firstLineChars="0"/>
+              <w:ind w:left="0" w:right="0" w:firstLine="0" w:leftChars="0" w:rightChars="0" w:firstLineChars="0"/>
               <w:jc w:val="center"/>
               <w:textAlignment w:val="baseline"/>
               <w:rPr>
-                <w:rFonts w:hint="default" w:ascii="Segoe UI" w:hAnsi="Segoe UI" w:eastAsia="宋体" w:cs="Segoe UI"/>
+                <w:rFonts w:ascii="Segoe UI" w:eastAsia="宋体" w:hAnsi="Segoe UI" w:cs="Segoe UI" w:hint="default"/>
                 <w:i w:val="0"/>
                 <w:iCs w:val="0"/>
                 <w:caps w:val="0"/>
@@ -12277,7 +12178,7 @@
             </w:pPr>
             <w:r>
               <w:rPr>
-                <w:rFonts w:hint="eastAsia" w:ascii="Segoe UI" w:hAnsi="Segoe UI" w:eastAsia="宋体" w:cs="Segoe UI"/>
+                <w:rFonts w:ascii="Segoe UI" w:eastAsia="宋体" w:hAnsi="Segoe UI" w:cs="Segoe UI" w:hint="eastAsia"/>
                 <w:i w:val="0"/>
                 <w:iCs w:val="0"/>
                 <w:caps w:val="0"/>
@@ -12294,14 +12195,9 @@
       </w:tr>
       <w:tr>
         <w:tblPrEx>
-          <w:tblBorders>
-            <w:top w:val="single" w:color="auto" w:sz="4" w:space="0"/>
-            <w:left w:val="single" w:color="auto" w:sz="4" w:space="0"/>
-            <w:bottom w:val="single" w:color="auto" w:sz="4" w:space="0"/>
-            <w:right w:val="single" w:color="auto" w:sz="4" w:space="0"/>
-            <w:insideH w:val="single" w:color="auto" w:sz="4" w:space="0"/>
-            <w:insideV w:val="single" w:color="auto" w:sz="4" w:space="0"/>
-          </w:tblBorders>
+          <w:tblW w:w="8495" w:type="dxa"/>
+          <w:jc w:val="center"/>
+          <w:shd w:val="clear" w:color="auto" w:fill="auto"/>
           <w:tblCellMar>
             <w:top w:w="15" w:type="dxa"/>
             <w:left w:w="15" w:type="dxa"/>
@@ -12310,17 +12206,17 @@
           </w:tblCellMar>
         </w:tblPrEx>
         <w:trPr>
-          <w:trHeight w:val="0" w:hRule="atLeast"/>
+          <w:trHeight w:val="0"/>
           <w:jc w:val="center"/>
         </w:trPr>
         <w:tc>
           <w:tcPr>
             <w:tcW w:w="688" w:type="dxa"/>
             <w:tcBorders>
-              <w:top w:val="single" w:color="auto" w:sz="4" w:space="0"/>
-              <w:left w:val="single" w:color="auto" w:sz="12" w:space="0"/>
-              <w:bottom w:val="single" w:color="auto" w:sz="4" w:space="0"/>
-              <w:right w:val="single" w:color="auto" w:sz="4" w:space="0"/>
+              <w:top w:val="single" w:sz="4" w:space="0" w:color="auto"/>
+              <w:left w:val="single" w:sz="12" w:space="0" w:color="auto"/>
+              <w:bottom w:val="single" w:sz="4" w:space="0" w:color="auto"/>
+              <w:right w:val="single" w:sz="4" w:space="0" w:color="auto"/>
             </w:tcBorders>
             <w:shd w:val="clear" w:color="auto" w:fill="auto"/>
             <w:tcMar>
@@ -12348,11 +12244,11 @@
               <w:adjustRightInd w:val="0"/>
               <w:snapToGrid w:val="0"/>
               <w:spacing w:line="240" w:lineRule="auto"/>
-              <w:ind w:left="0" w:leftChars="0" w:right="0" w:rightChars="0" w:firstLine="0" w:firstLineChars="0"/>
+              <w:ind w:left="0" w:right="0" w:firstLine="0" w:leftChars="0" w:rightChars="0" w:firstLineChars="0"/>
               <w:jc w:val="center"/>
               <w:textAlignment w:val="baseline"/>
               <w:rPr>
-                <w:rFonts w:hint="default" w:ascii="Segoe UI" w:hAnsi="Segoe UI" w:eastAsia="Segoe UI" w:cs="Segoe UI"/>
+                <w:rFonts w:ascii="Segoe UI" w:eastAsia="Segoe UI" w:hAnsi="Segoe UI" w:cs="Segoe UI" w:hint="default"/>
                 <w:i w:val="0"/>
                 <w:iCs w:val="0"/>
                 <w:caps w:val="0"/>
@@ -12364,7 +12260,7 @@
             </w:pPr>
             <w:r>
               <w:rPr>
-                <w:rFonts w:hint="default" w:ascii="Segoe UI" w:hAnsi="Segoe UI" w:eastAsia="Segoe UI" w:cs="Segoe UI"/>
+                <w:rFonts w:ascii="Segoe UI" w:eastAsia="Segoe UI" w:hAnsi="Segoe UI" w:cs="Segoe UI" w:hint="default"/>
                 <w:i w:val="0"/>
                 <w:iCs w:val="0"/>
                 <w:caps w:val="0"/>
@@ -12384,10 +12280,10 @@
           <w:tcPr>
             <w:tcW w:w="2252" w:type="dxa"/>
             <w:tcBorders>
-              <w:top w:val="single" w:color="auto" w:sz="4" w:space="0"/>
-              <w:left w:val="single" w:color="auto" w:sz="4" w:space="0"/>
-              <w:bottom w:val="single" w:color="auto" w:sz="4" w:space="0"/>
-              <w:right w:val="single" w:color="auto" w:sz="4" w:space="0"/>
+              <w:top w:val="single" w:sz="4" w:space="0" w:color="auto"/>
+              <w:left w:val="single" w:sz="4" w:space="0" w:color="auto"/>
+              <w:bottom w:val="single" w:sz="4" w:space="0" w:color="auto"/>
+              <w:right w:val="single" w:sz="4" w:space="0" w:color="auto"/>
             </w:tcBorders>
             <w:shd w:val="clear" w:color="auto" w:fill="auto"/>
             <w:tcMar>
@@ -12415,11 +12311,11 @@
               <w:adjustRightInd w:val="0"/>
               <w:snapToGrid w:val="0"/>
               <w:spacing w:line="240" w:lineRule="auto"/>
-              <w:ind w:left="0" w:leftChars="0" w:right="0" w:rightChars="0" w:firstLine="0" w:firstLineChars="0"/>
+              <w:ind w:left="0" w:right="0" w:firstLine="0" w:leftChars="0" w:rightChars="0" w:firstLineChars="0"/>
               <w:jc w:val="left"/>
               <w:textAlignment w:val="baseline"/>
               <w:rPr>
-                <w:rFonts w:hint="default" w:ascii="Segoe UI" w:hAnsi="Segoe UI" w:eastAsia="Segoe UI" w:cs="Segoe UI"/>
+                <w:rFonts w:ascii="Segoe UI" w:eastAsia="Segoe UI" w:hAnsi="Segoe UI" w:cs="Segoe UI" w:hint="default"/>
                 <w:i w:val="0"/>
                 <w:iCs w:val="0"/>
                 <w:caps w:val="0"/>
@@ -12431,7 +12327,7 @@
             </w:pPr>
             <w:r>
               <w:rPr>
-                <w:rFonts w:hint="default" w:ascii="Segoe UI" w:hAnsi="Segoe UI" w:eastAsia="Segoe UI" w:cs="Segoe UI"/>
+                <w:rFonts w:ascii="Segoe UI" w:eastAsia="Segoe UI" w:hAnsi="Segoe UI" w:cs="Segoe UI" w:hint="default"/>
                 <w:i w:val="0"/>
                 <w:iCs w:val="0"/>
                 <w:caps w:val="0"/>
@@ -12451,10 +12347,10 @@
           <w:tcPr>
             <w:tcW w:w="3586" w:type="dxa"/>
             <w:tcBorders>
-              <w:top w:val="single" w:color="auto" w:sz="4" w:space="0"/>
-              <w:left w:val="single" w:color="auto" w:sz="4" w:space="0"/>
-              <w:bottom w:val="single" w:color="auto" w:sz="4" w:space="0"/>
-              <w:right w:val="single" w:color="auto" w:sz="4" w:space="0"/>
+              <w:top w:val="single" w:sz="4" w:space="0" w:color="auto"/>
+              <w:left w:val="single" w:sz="4" w:space="0" w:color="auto"/>
+              <w:bottom w:val="single" w:sz="4" w:space="0" w:color="auto"/>
+              <w:right w:val="single" w:sz="4" w:space="0" w:color="auto"/>
             </w:tcBorders>
             <w:shd w:val="clear" w:color="auto" w:fill="auto"/>
             <w:tcMar>
@@ -12482,11 +12378,11 @@
               <w:adjustRightInd w:val="0"/>
               <w:snapToGrid w:val="0"/>
               <w:spacing w:line="240" w:lineRule="auto"/>
-              <w:ind w:left="0" w:leftChars="0" w:right="0" w:rightChars="0" w:firstLine="0" w:firstLineChars="0"/>
+              <w:ind w:left="0" w:right="0" w:firstLine="0" w:leftChars="0" w:rightChars="0" w:firstLineChars="0"/>
               <w:jc w:val="center"/>
               <w:textAlignment w:val="baseline"/>
               <w:rPr>
-                <w:rFonts w:hint="default" w:ascii="Segoe UI" w:hAnsi="Segoe UI" w:eastAsia="Segoe UI" w:cs="Segoe UI"/>
+                <w:rFonts w:ascii="Segoe UI" w:eastAsia="Segoe UI" w:hAnsi="Segoe UI" w:cs="Segoe UI" w:hint="default"/>
                 <w:i w:val="0"/>
                 <w:iCs w:val="0"/>
                 <w:caps w:val="0"/>
@@ -12498,7 +12394,7 @@
             </w:pPr>
             <w:r>
               <w:rPr>
-                <w:rFonts w:hint="default" w:ascii="Segoe UI" w:hAnsi="Segoe UI" w:eastAsia="Segoe UI" w:cs="Segoe UI"/>
+                <w:rFonts w:ascii="Segoe UI" w:eastAsia="Segoe UI" w:hAnsi="Segoe UI" w:cs="Segoe UI" w:hint="default"/>
                 <w:i w:val="0"/>
                 <w:iCs w:val="0"/>
                 <w:caps w:val="0"/>
@@ -12518,10 +12414,10 @@
           <w:tcPr>
             <w:tcW w:w="1969" w:type="dxa"/>
             <w:tcBorders>
-              <w:top w:val="single" w:color="auto" w:sz="4" w:space="0"/>
-              <w:left w:val="single" w:color="auto" w:sz="4" w:space="0"/>
-              <w:bottom w:val="single" w:color="auto" w:sz="4" w:space="0"/>
-              <w:right w:val="single" w:color="auto" w:sz="12" w:space="0"/>
+              <w:top w:val="single" w:sz="4" w:space="0" w:color="auto"/>
+              <w:left w:val="single" w:sz="4" w:space="0" w:color="auto"/>
+              <w:bottom w:val="single" w:sz="4" w:space="0" w:color="auto"/>
+              <w:right w:val="single" w:sz="12" w:space="0" w:color="auto"/>
             </w:tcBorders>
             <w:shd w:val="clear" w:color="auto" w:fill="auto"/>
             <w:tcMar>
@@ -12549,11 +12445,11 @@
               <w:adjustRightInd w:val="0"/>
               <w:snapToGrid w:val="0"/>
               <w:spacing w:line="240" w:lineRule="auto"/>
-              <w:ind w:left="0" w:leftChars="0" w:right="0" w:rightChars="0" w:firstLine="0" w:firstLineChars="0"/>
+              <w:ind w:left="0" w:right="0" w:firstLine="0" w:leftChars="0" w:rightChars="0" w:firstLineChars="0"/>
               <w:jc w:val="center"/>
               <w:textAlignment w:val="baseline"/>
               <w:rPr>
-                <w:rFonts w:hint="default" w:ascii="Segoe UI" w:hAnsi="Segoe UI" w:eastAsia="宋体" w:cs="Segoe UI"/>
+                <w:rFonts w:ascii="Segoe UI" w:eastAsia="宋体" w:hAnsi="Segoe UI" w:cs="Segoe UI" w:hint="default"/>
                 <w:i w:val="0"/>
                 <w:iCs w:val="0"/>
                 <w:caps w:val="0"/>
@@ -12566,7 +12462,7 @@
             </w:pPr>
             <w:r>
               <w:rPr>
-                <w:rFonts w:hint="eastAsia" w:ascii="Segoe UI" w:hAnsi="Segoe UI" w:eastAsia="宋体" w:cs="Segoe UI"/>
+                <w:rFonts w:ascii="Segoe UI" w:eastAsia="宋体" w:hAnsi="Segoe UI" w:cs="Segoe UI" w:hint="eastAsia"/>
                 <w:i w:val="0"/>
                 <w:iCs w:val="0"/>
                 <w:caps w:val="0"/>
@@ -12583,14 +12479,9 @@
       </w:tr>
       <w:tr>
         <w:tblPrEx>
-          <w:tblBorders>
-            <w:top w:val="single" w:color="auto" w:sz="4" w:space="0"/>
-            <w:left w:val="single" w:color="auto" w:sz="4" w:space="0"/>
-            <w:bottom w:val="single" w:color="auto" w:sz="4" w:space="0"/>
-            <w:right w:val="single" w:color="auto" w:sz="4" w:space="0"/>
-            <w:insideH w:val="single" w:color="auto" w:sz="4" w:space="0"/>
-            <w:insideV w:val="single" w:color="auto" w:sz="4" w:space="0"/>
-          </w:tblBorders>
+          <w:tblW w:w="8495" w:type="dxa"/>
+          <w:jc w:val="center"/>
+          <w:shd w:val="clear" w:color="auto" w:fill="auto"/>
           <w:tblCellMar>
             <w:top w:w="15" w:type="dxa"/>
             <w:left w:w="15" w:type="dxa"/>
@@ -12599,17 +12490,17 @@
           </w:tblCellMar>
         </w:tblPrEx>
         <w:trPr>
-          <w:trHeight w:val="0" w:hRule="atLeast"/>
+          <w:trHeight w:val="0"/>
           <w:jc w:val="center"/>
         </w:trPr>
         <w:tc>
           <w:tcPr>
             <w:tcW w:w="688" w:type="dxa"/>
             <w:tcBorders>
-              <w:top w:val="single" w:color="auto" w:sz="4" w:space="0"/>
-              <w:left w:val="single" w:color="auto" w:sz="12" w:space="0"/>
-              <w:bottom w:val="single" w:color="auto" w:sz="4" w:space="0"/>
-              <w:right w:val="single" w:color="auto" w:sz="4" w:space="0"/>
+              <w:top w:val="single" w:sz="4" w:space="0" w:color="auto"/>
+              <w:left w:val="single" w:sz="12" w:space="0" w:color="auto"/>
+              <w:bottom w:val="single" w:sz="4" w:space="0" w:color="auto"/>
+              <w:right w:val="single" w:sz="4" w:space="0" w:color="auto"/>
             </w:tcBorders>
             <w:shd w:val="clear" w:color="auto" w:fill="auto"/>
             <w:tcMar>
@@ -12637,11 +12528,11 @@
               <w:adjustRightInd w:val="0"/>
               <w:snapToGrid w:val="0"/>
               <w:spacing w:line="240" w:lineRule="auto"/>
-              <w:ind w:left="0" w:leftChars="0" w:right="0" w:rightChars="0" w:firstLine="0" w:firstLineChars="0"/>
+              <w:ind w:left="0" w:right="0" w:firstLine="0" w:leftChars="0" w:rightChars="0" w:firstLineChars="0"/>
               <w:jc w:val="center"/>
               <w:textAlignment w:val="baseline"/>
               <w:rPr>
-                <w:rFonts w:hint="default" w:ascii="Segoe UI" w:hAnsi="Segoe UI" w:eastAsia="Segoe UI" w:cs="Segoe UI"/>
+                <w:rFonts w:ascii="Segoe UI" w:eastAsia="Segoe UI" w:hAnsi="Segoe UI" w:cs="Segoe UI" w:hint="default"/>
                 <w:i w:val="0"/>
                 <w:iCs w:val="0"/>
                 <w:caps w:val="0"/>
@@ -12653,7 +12544,7 @@
             </w:pPr>
             <w:r>
               <w:rPr>
-                <w:rFonts w:hint="default" w:ascii="Segoe UI" w:hAnsi="Segoe UI" w:eastAsia="Segoe UI" w:cs="Segoe UI"/>
+                <w:rFonts w:ascii="Segoe UI" w:eastAsia="Segoe UI" w:hAnsi="Segoe UI" w:cs="Segoe UI" w:hint="default"/>
                 <w:i w:val="0"/>
                 <w:iCs w:val="0"/>
                 <w:caps w:val="0"/>
@@ -12673,10 +12564,10 @@
           <w:tcPr>
             <w:tcW w:w="2252" w:type="dxa"/>
             <w:tcBorders>
-              <w:top w:val="single" w:color="auto" w:sz="4" w:space="0"/>
-              <w:left w:val="single" w:color="auto" w:sz="4" w:space="0"/>
-              <w:bottom w:val="single" w:color="auto" w:sz="4" w:space="0"/>
-              <w:right w:val="single" w:color="auto" w:sz="4" w:space="0"/>
+              <w:top w:val="single" w:sz="4" w:space="0" w:color="auto"/>
+              <w:left w:val="single" w:sz="4" w:space="0" w:color="auto"/>
+              <w:bottom w:val="single" w:sz="4" w:space="0" w:color="auto"/>
+              <w:right w:val="single" w:sz="4" w:space="0" w:color="auto"/>
             </w:tcBorders>
             <w:shd w:val="clear" w:color="auto" w:fill="auto"/>
             <w:tcMar>
@@ -12704,11 +12595,11 @@
               <w:adjustRightInd w:val="0"/>
               <w:snapToGrid w:val="0"/>
               <w:spacing w:line="240" w:lineRule="auto"/>
-              <w:ind w:left="0" w:leftChars="0" w:right="0" w:rightChars="0" w:firstLine="0" w:firstLineChars="0"/>
+              <w:ind w:left="0" w:right="0" w:firstLine="0" w:leftChars="0" w:rightChars="0" w:firstLineChars="0"/>
               <w:jc w:val="left"/>
               <w:textAlignment w:val="baseline"/>
               <w:rPr>
-                <w:rFonts w:hint="default" w:ascii="Segoe UI" w:hAnsi="Segoe UI" w:eastAsia="Segoe UI" w:cs="Segoe UI"/>
+                <w:rFonts w:ascii="Segoe UI" w:eastAsia="Segoe UI" w:hAnsi="Segoe UI" w:cs="Segoe UI" w:hint="default"/>
                 <w:i w:val="0"/>
                 <w:iCs w:val="0"/>
                 <w:caps w:val="0"/>
@@ -12720,7 +12611,7 @@
             </w:pPr>
             <w:r>
               <w:rPr>
-                <w:rFonts w:hint="default" w:ascii="Segoe UI" w:hAnsi="Segoe UI" w:eastAsia="Segoe UI" w:cs="Segoe UI"/>
+                <w:rFonts w:ascii="Segoe UI" w:eastAsia="Segoe UI" w:hAnsi="Segoe UI" w:cs="Segoe UI" w:hint="default"/>
                 <w:i w:val="0"/>
                 <w:iCs w:val="0"/>
                 <w:caps w:val="0"/>
@@ -12740,10 +12631,10 @@
           <w:tcPr>
             <w:tcW w:w="3586" w:type="dxa"/>
             <w:tcBorders>
-              <w:top w:val="single" w:color="auto" w:sz="4" w:space="0"/>
-              <w:left w:val="single" w:color="auto" w:sz="4" w:space="0"/>
-              <w:bottom w:val="single" w:color="auto" w:sz="4" w:space="0"/>
-              <w:right w:val="single" w:color="auto" w:sz="4" w:space="0"/>
+              <w:top w:val="single" w:sz="4" w:space="0" w:color="auto"/>
+              <w:left w:val="single" w:sz="4" w:space="0" w:color="auto"/>
+              <w:bottom w:val="single" w:sz="4" w:space="0" w:color="auto"/>
+              <w:right w:val="single" w:sz="4" w:space="0" w:color="auto"/>
             </w:tcBorders>
             <w:shd w:val="clear" w:color="auto" w:fill="auto"/>
             <w:tcMar>
@@ -12771,11 +12662,11 @@
               <w:adjustRightInd w:val="0"/>
               <w:snapToGrid w:val="0"/>
               <w:spacing w:line="240" w:lineRule="auto"/>
-              <w:ind w:left="0" w:leftChars="0" w:right="0" w:rightChars="0" w:firstLine="0" w:firstLineChars="0"/>
+              <w:ind w:left="0" w:right="0" w:firstLine="0" w:leftChars="0" w:rightChars="0" w:firstLineChars="0"/>
               <w:jc w:val="center"/>
               <w:textAlignment w:val="baseline"/>
               <w:rPr>
-                <w:rFonts w:hint="default" w:ascii="Segoe UI" w:hAnsi="Segoe UI" w:eastAsia="Segoe UI" w:cs="Segoe UI"/>
+                <w:rFonts w:ascii="Segoe UI" w:eastAsia="Segoe UI" w:hAnsi="Segoe UI" w:cs="Segoe UI" w:hint="default"/>
                 <w:i w:val="0"/>
                 <w:iCs w:val="0"/>
                 <w:caps w:val="0"/>
@@ -12787,7 +12678,7 @@
             </w:pPr>
             <w:r>
               <w:rPr>
-                <w:rFonts w:hint="default" w:ascii="Segoe UI" w:hAnsi="Segoe UI" w:eastAsia="Segoe UI" w:cs="Segoe UI"/>
+                <w:rFonts w:ascii="Segoe UI" w:eastAsia="Segoe UI" w:hAnsi="Segoe UI" w:cs="Segoe UI" w:hint="default"/>
                 <w:i w:val="0"/>
                 <w:iCs w:val="0"/>
                 <w:caps w:val="0"/>
@@ -12807,10 +12698,10 @@
           <w:tcPr>
             <w:tcW w:w="1969" w:type="dxa"/>
             <w:tcBorders>
-              <w:top w:val="single" w:color="auto" w:sz="4" w:space="0"/>
-              <w:left w:val="single" w:color="auto" w:sz="4" w:space="0"/>
-              <w:bottom w:val="single" w:color="auto" w:sz="4" w:space="0"/>
-              <w:right w:val="single" w:color="auto" w:sz="12" w:space="0"/>
+              <w:top w:val="single" w:sz="4" w:space="0" w:color="auto"/>
+              <w:left w:val="single" w:sz="4" w:space="0" w:color="auto"/>
+              <w:bottom w:val="single" w:sz="4" w:space="0" w:color="auto"/>
+              <w:right w:val="single" w:sz="12" w:space="0" w:color="auto"/>
             </w:tcBorders>
             <w:shd w:val="clear" w:color="auto" w:fill="auto"/>
             <w:tcMar>
@@ -12838,11 +12729,11 @@
               <w:adjustRightInd w:val="0"/>
               <w:snapToGrid w:val="0"/>
               <w:spacing w:line="240" w:lineRule="auto"/>
-              <w:ind w:left="0" w:leftChars="0" w:right="0" w:rightChars="0" w:firstLine="0" w:firstLineChars="0"/>
+              <w:ind w:left="0" w:right="0" w:firstLine="0" w:leftChars="0" w:rightChars="0" w:firstLineChars="0"/>
               <w:jc w:val="center"/>
               <w:textAlignment w:val="baseline"/>
               <w:rPr>
-                <w:rFonts w:hint="default" w:ascii="Segoe UI" w:hAnsi="Segoe UI" w:eastAsia="Segoe UI" w:cs="Segoe UI"/>
+                <w:rFonts w:ascii="Segoe UI" w:eastAsia="Segoe UI" w:hAnsi="Segoe UI" w:cs="Segoe UI" w:hint="default"/>
                 <w:i w:val="0"/>
                 <w:iCs w:val="0"/>
                 <w:caps w:val="0"/>
@@ -12854,7 +12745,7 @@
             </w:pPr>
             <w:r>
               <w:rPr>
-                <w:rFonts w:hint="eastAsia" w:ascii="Segoe UI" w:hAnsi="Segoe UI" w:eastAsia="Segoe UI" w:cs="Segoe UI"/>
+                <w:rFonts w:ascii="Segoe UI" w:eastAsia="Segoe UI" w:hAnsi="Segoe UI" w:cs="Segoe UI" w:hint="eastAsia"/>
                 <w:i w:val="0"/>
                 <w:iCs w:val="0"/>
                 <w:caps w:val="0"/>
@@ -12873,14 +12764,9 @@
       </w:tr>
       <w:tr>
         <w:tblPrEx>
-          <w:tblBorders>
-            <w:top w:val="single" w:color="auto" w:sz="4" w:space="0"/>
-            <w:left w:val="single" w:color="auto" w:sz="4" w:space="0"/>
-            <w:bottom w:val="single" w:color="auto" w:sz="4" w:space="0"/>
-            <w:right w:val="single" w:color="auto" w:sz="4" w:space="0"/>
-            <w:insideH w:val="single" w:color="auto" w:sz="4" w:space="0"/>
-            <w:insideV w:val="single" w:color="auto" w:sz="4" w:space="0"/>
-          </w:tblBorders>
+          <w:tblW w:w="8495" w:type="dxa"/>
+          <w:jc w:val="center"/>
+          <w:shd w:val="clear" w:color="auto" w:fill="auto"/>
           <w:tblCellMar>
             <w:top w:w="15" w:type="dxa"/>
             <w:left w:w="15" w:type="dxa"/>
@@ -12889,17 +12775,17 @@
           </w:tblCellMar>
         </w:tblPrEx>
         <w:trPr>
-          <w:trHeight w:val="0" w:hRule="atLeast"/>
+          <w:trHeight w:val="0"/>
           <w:jc w:val="center"/>
         </w:trPr>
         <w:tc>
           <w:tcPr>
             <w:tcW w:w="688" w:type="dxa"/>
             <w:tcBorders>
-              <w:top w:val="single" w:color="auto" w:sz="4" w:space="0"/>
-              <w:left w:val="single" w:color="auto" w:sz="12" w:space="0"/>
-              <w:bottom w:val="single" w:color="auto" w:sz="4" w:space="0"/>
-              <w:right w:val="single" w:color="auto" w:sz="4" w:space="0"/>
+              <w:top w:val="single" w:sz="4" w:space="0" w:color="auto"/>
+              <w:left w:val="single" w:sz="12" w:space="0" w:color="auto"/>
+              <w:bottom w:val="single" w:sz="4" w:space="0" w:color="auto"/>
+              <w:right w:val="single" w:sz="4" w:space="0" w:color="auto"/>
             </w:tcBorders>
             <w:shd w:val="clear" w:color="auto" w:fill="auto"/>
             <w:tcMar>
@@ -12927,11 +12813,11 @@
               <w:adjustRightInd w:val="0"/>
               <w:snapToGrid w:val="0"/>
               <w:spacing w:line="240" w:lineRule="auto"/>
-              <w:ind w:left="0" w:leftChars="0" w:right="0" w:rightChars="0" w:firstLine="0" w:firstLineChars="0"/>
+              <w:ind w:left="0" w:right="0" w:firstLine="0" w:leftChars="0" w:rightChars="0" w:firstLineChars="0"/>
               <w:jc w:val="center"/>
               <w:textAlignment w:val="baseline"/>
               <w:rPr>
-                <w:rFonts w:hint="default" w:ascii="Segoe UI" w:hAnsi="Segoe UI" w:eastAsia="Segoe UI" w:cs="Segoe UI"/>
+                <w:rFonts w:ascii="Segoe UI" w:eastAsia="Segoe UI" w:hAnsi="Segoe UI" w:cs="Segoe UI" w:hint="default"/>
                 <w:i w:val="0"/>
                 <w:iCs w:val="0"/>
                 <w:caps w:val="0"/>
@@ -12943,7 +12829,7 @@
             </w:pPr>
             <w:r>
               <w:rPr>
-                <w:rFonts w:hint="default" w:ascii="Segoe UI" w:hAnsi="Segoe UI" w:eastAsia="Segoe UI" w:cs="Segoe UI"/>
+                <w:rFonts w:ascii="Segoe UI" w:eastAsia="Segoe UI" w:hAnsi="Segoe UI" w:cs="Segoe UI" w:hint="default"/>
                 <w:i w:val="0"/>
                 <w:iCs w:val="0"/>
                 <w:caps w:val="0"/>
@@ -12963,10 +12849,10 @@
           <w:tcPr>
             <w:tcW w:w="2252" w:type="dxa"/>
             <w:tcBorders>
-              <w:top w:val="single" w:color="auto" w:sz="4" w:space="0"/>
-              <w:left w:val="single" w:color="auto" w:sz="4" w:space="0"/>
-              <w:bottom w:val="single" w:color="auto" w:sz="4" w:space="0"/>
-              <w:right w:val="single" w:color="auto" w:sz="4" w:space="0"/>
+              <w:top w:val="single" w:sz="4" w:space="0" w:color="auto"/>
+              <w:left w:val="single" w:sz="4" w:space="0" w:color="auto"/>
+              <w:bottom w:val="single" w:sz="4" w:space="0" w:color="auto"/>
+              <w:right w:val="single" w:sz="4" w:space="0" w:color="auto"/>
             </w:tcBorders>
             <w:shd w:val="clear" w:color="auto" w:fill="auto"/>
             <w:tcMar>
@@ -12994,11 +12880,11 @@
               <w:adjustRightInd w:val="0"/>
               <w:snapToGrid w:val="0"/>
               <w:spacing w:line="240" w:lineRule="auto"/>
-              <w:ind w:left="0" w:leftChars="0" w:right="0" w:rightChars="0" w:firstLine="0" w:firstLineChars="0"/>
+              <w:ind w:left="0" w:right="0" w:firstLine="0" w:leftChars="0" w:rightChars="0" w:firstLineChars="0"/>
               <w:jc w:val="left"/>
               <w:textAlignment w:val="baseline"/>
               <w:rPr>
-                <w:rFonts w:hint="default" w:ascii="Segoe UI" w:hAnsi="Segoe UI" w:eastAsia="Segoe UI" w:cs="Segoe UI"/>
+                <w:rFonts w:ascii="Segoe UI" w:eastAsia="Segoe UI" w:hAnsi="Segoe UI" w:cs="Segoe UI" w:hint="default"/>
                 <w:i w:val="0"/>
                 <w:iCs w:val="0"/>
                 <w:caps w:val="0"/>
@@ -13010,7 +12896,7 @@
             </w:pPr>
             <w:r>
               <w:rPr>
-                <w:rFonts w:hint="default" w:ascii="Segoe UI" w:hAnsi="Segoe UI" w:eastAsia="Segoe UI" w:cs="Segoe UI"/>
+                <w:rFonts w:ascii="Segoe UI" w:eastAsia="Segoe UI" w:hAnsi="Segoe UI" w:cs="Segoe UI" w:hint="default"/>
                 <w:i w:val="0"/>
                 <w:iCs w:val="0"/>
                 <w:caps w:val="0"/>
@@ -13030,10 +12916,10 @@
           <w:tcPr>
             <w:tcW w:w="3586" w:type="dxa"/>
             <w:tcBorders>
-              <w:top w:val="single" w:color="auto" w:sz="4" w:space="0"/>
-              <w:left w:val="single" w:color="auto" w:sz="4" w:space="0"/>
-              <w:bottom w:val="single" w:color="auto" w:sz="4" w:space="0"/>
-              <w:right w:val="single" w:color="auto" w:sz="4" w:space="0"/>
+              <w:top w:val="single" w:sz="4" w:space="0" w:color="auto"/>
+              <w:left w:val="single" w:sz="4" w:space="0" w:color="auto"/>
+              <w:bottom w:val="single" w:sz="4" w:space="0" w:color="auto"/>
+              <w:right w:val="single" w:sz="4" w:space="0" w:color="auto"/>
             </w:tcBorders>
             <w:shd w:val="clear" w:color="auto" w:fill="auto"/>
             <w:tcMar>
@@ -13061,11 +12947,11 @@
               <w:adjustRightInd w:val="0"/>
               <w:snapToGrid w:val="0"/>
               <w:spacing w:line="240" w:lineRule="auto"/>
-              <w:ind w:left="0" w:leftChars="0" w:right="0" w:rightChars="0" w:firstLine="0" w:firstLineChars="0"/>
+              <w:ind w:left="0" w:right="0" w:firstLine="0" w:leftChars="0" w:rightChars="0" w:firstLineChars="0"/>
               <w:jc w:val="center"/>
               <w:textAlignment w:val="baseline"/>
               <w:rPr>
-                <w:rFonts w:hint="default" w:ascii="Segoe UI" w:hAnsi="Segoe UI" w:eastAsia="Segoe UI" w:cs="Segoe UI"/>
+                <w:rFonts w:ascii="Segoe UI" w:eastAsia="Segoe UI" w:hAnsi="Segoe UI" w:cs="Segoe UI" w:hint="default"/>
                 <w:i w:val="0"/>
                 <w:iCs w:val="0"/>
                 <w:caps w:val="0"/>
@@ -13077,7 +12963,7 @@
             </w:pPr>
             <w:r>
               <w:rPr>
-                <w:rFonts w:hint="default" w:ascii="Segoe UI" w:hAnsi="Segoe UI" w:eastAsia="Segoe UI" w:cs="Segoe UI"/>
+                <w:rFonts w:ascii="Segoe UI" w:eastAsia="Segoe UI" w:hAnsi="Segoe UI" w:cs="Segoe UI" w:hint="default"/>
                 <w:i w:val="0"/>
                 <w:iCs w:val="0"/>
                 <w:caps w:val="0"/>
@@ -13097,10 +12983,10 @@
           <w:tcPr>
             <w:tcW w:w="1969" w:type="dxa"/>
             <w:tcBorders>
-              <w:top w:val="single" w:color="auto" w:sz="4" w:space="0"/>
-              <w:left w:val="single" w:color="auto" w:sz="4" w:space="0"/>
-              <w:bottom w:val="single" w:color="auto" w:sz="4" w:space="0"/>
-              <w:right w:val="single" w:color="auto" w:sz="12" w:space="0"/>
+              <w:top w:val="single" w:sz="4" w:space="0" w:color="auto"/>
+              <w:left w:val="single" w:sz="4" w:space="0" w:color="auto"/>
+              <w:bottom w:val="single" w:sz="4" w:space="0" w:color="auto"/>
+              <w:right w:val="single" w:sz="12" w:space="0" w:color="auto"/>
             </w:tcBorders>
             <w:shd w:val="clear" w:color="auto" w:fill="auto"/>
             <w:tcMar>
@@ -13128,11 +13014,11 @@
               <w:adjustRightInd w:val="0"/>
               <w:snapToGrid w:val="0"/>
               <w:spacing w:line="240" w:lineRule="auto"/>
-              <w:ind w:left="0" w:leftChars="0" w:right="0" w:rightChars="0" w:firstLine="0" w:firstLineChars="0"/>
+              <w:ind w:left="0" w:right="0" w:firstLine="0" w:leftChars="0" w:rightChars="0" w:firstLineChars="0"/>
               <w:jc w:val="center"/>
               <w:textAlignment w:val="baseline"/>
               <w:rPr>
-                <w:rFonts w:hint="default" w:ascii="Segoe UI" w:hAnsi="Segoe UI" w:eastAsia="Segoe UI" w:cs="Segoe UI"/>
+                <w:rFonts w:ascii="Segoe UI" w:eastAsia="Segoe UI" w:hAnsi="Segoe UI" w:cs="Segoe UI" w:hint="default"/>
                 <w:i w:val="0"/>
                 <w:iCs w:val="0"/>
                 <w:caps w:val="0"/>
@@ -13144,7 +13030,7 @@
             </w:pPr>
             <w:r>
               <w:rPr>
-                <w:rFonts w:hint="eastAsia" w:ascii="Segoe UI" w:hAnsi="Segoe UI" w:eastAsia="Segoe UI" w:cs="Segoe UI"/>
+                <w:rFonts w:ascii="Segoe UI" w:eastAsia="Segoe UI" w:hAnsi="Segoe UI" w:cs="Segoe UI" w:hint="eastAsia"/>
                 <w:i w:val="0"/>
                 <w:iCs w:val="0"/>
                 <w:caps w:val="0"/>
@@ -13163,14 +13049,9 @@
       </w:tr>
       <w:tr>
         <w:tblPrEx>
-          <w:tblBorders>
-            <w:top w:val="single" w:color="auto" w:sz="4" w:space="0"/>
-            <w:left w:val="single" w:color="auto" w:sz="4" w:space="0"/>
-            <w:bottom w:val="single" w:color="auto" w:sz="4" w:space="0"/>
-            <w:right w:val="single" w:color="auto" w:sz="4" w:space="0"/>
-            <w:insideH w:val="single" w:color="auto" w:sz="4" w:space="0"/>
-            <w:insideV w:val="single" w:color="auto" w:sz="4" w:space="0"/>
-          </w:tblBorders>
+          <w:tblW w:w="8495" w:type="dxa"/>
+          <w:jc w:val="center"/>
+          <w:shd w:val="clear" w:color="auto" w:fill="auto"/>
           <w:tblCellMar>
             <w:top w:w="15" w:type="dxa"/>
             <w:left w:w="15" w:type="dxa"/>
@@ -13179,17 +13060,17 @@
           </w:tblCellMar>
         </w:tblPrEx>
         <w:trPr>
-          <w:trHeight w:val="0" w:hRule="atLeast"/>
+          <w:trHeight w:val="0"/>
           <w:jc w:val="center"/>
         </w:trPr>
         <w:tc>
           <w:tcPr>
             <w:tcW w:w="688" w:type="dxa"/>
             <w:tcBorders>
-              <w:top w:val="single" w:color="auto" w:sz="4" w:space="0"/>
-              <w:left w:val="single" w:color="auto" w:sz="12" w:space="0"/>
-              <w:bottom w:val="single" w:color="auto" w:sz="4" w:space="0"/>
-              <w:right w:val="single" w:color="auto" w:sz="4" w:space="0"/>
+              <w:top w:val="single" w:sz="4" w:space="0" w:color="auto"/>
+              <w:left w:val="single" w:sz="12" w:space="0" w:color="auto"/>
+              <w:bottom w:val="single" w:sz="4" w:space="0" w:color="auto"/>
+              <w:right w:val="single" w:sz="4" w:space="0" w:color="auto"/>
             </w:tcBorders>
             <w:shd w:val="clear" w:color="auto" w:fill="auto"/>
             <w:tcMar>
@@ -13217,11 +13098,11 @@
               <w:adjustRightInd w:val="0"/>
               <w:snapToGrid w:val="0"/>
               <w:spacing w:line="240" w:lineRule="auto"/>
-              <w:ind w:left="0" w:leftChars="0" w:right="0" w:rightChars="0" w:firstLine="0" w:firstLineChars="0"/>
+              <w:ind w:left="0" w:right="0" w:firstLine="0" w:leftChars="0" w:rightChars="0" w:firstLineChars="0"/>
               <w:jc w:val="center"/>
               <w:textAlignment w:val="baseline"/>
               <w:rPr>
-                <w:rFonts w:hint="default" w:ascii="Segoe UI" w:hAnsi="Segoe UI" w:eastAsia="Segoe UI" w:cs="Segoe UI"/>
+                <w:rFonts w:ascii="Segoe UI" w:eastAsia="Segoe UI" w:hAnsi="Segoe UI" w:cs="Segoe UI" w:hint="default"/>
                 <w:i w:val="0"/>
                 <w:iCs w:val="0"/>
                 <w:caps w:val="0"/>
@@ -13233,7 +13114,7 @@
             </w:pPr>
             <w:r>
               <w:rPr>
-                <w:rFonts w:hint="default" w:ascii="Segoe UI" w:hAnsi="Segoe UI" w:eastAsia="Segoe UI" w:cs="Segoe UI"/>
+                <w:rFonts w:ascii="Segoe UI" w:eastAsia="Segoe UI" w:hAnsi="Segoe UI" w:cs="Segoe UI" w:hint="default"/>
                 <w:i w:val="0"/>
                 <w:iCs w:val="0"/>
                 <w:caps w:val="0"/>
@@ -13253,10 +13134,10 @@
           <w:tcPr>
             <w:tcW w:w="2252" w:type="dxa"/>
             <w:tcBorders>
-              <w:top w:val="single" w:color="auto" w:sz="4" w:space="0"/>
-              <w:left w:val="single" w:color="auto" w:sz="4" w:space="0"/>
-              <w:bottom w:val="single" w:color="auto" w:sz="4" w:space="0"/>
-              <w:right w:val="single" w:color="auto" w:sz="4" w:space="0"/>
+              <w:top w:val="single" w:sz="4" w:space="0" w:color="auto"/>
+              <w:left w:val="single" w:sz="4" w:space="0" w:color="auto"/>
+              <w:bottom w:val="single" w:sz="4" w:space="0" w:color="auto"/>
+              <w:right w:val="single" w:sz="4" w:space="0" w:color="auto"/>
             </w:tcBorders>
             <w:shd w:val="clear" w:color="auto" w:fill="auto"/>
             <w:tcMar>
@@ -13284,11 +13165,11 @@
               <w:adjustRightInd w:val="0"/>
               <w:snapToGrid w:val="0"/>
               <w:spacing w:line="240" w:lineRule="auto"/>
-              <w:ind w:left="0" w:leftChars="0" w:right="0" w:rightChars="0" w:firstLine="0" w:firstLineChars="0"/>
+              <w:ind w:left="0" w:right="0" w:firstLine="0" w:leftChars="0" w:rightChars="0" w:firstLineChars="0"/>
               <w:jc w:val="left"/>
               <w:textAlignment w:val="baseline"/>
               <w:rPr>
-                <w:rFonts w:hint="default" w:ascii="Segoe UI" w:hAnsi="Segoe UI" w:eastAsia="宋体" w:cs="Segoe UI"/>
+                <w:rFonts w:ascii="Segoe UI" w:eastAsia="宋体" w:hAnsi="Segoe UI" w:cs="Segoe UI" w:hint="default"/>
                 <w:i w:val="0"/>
                 <w:iCs w:val="0"/>
                 <w:caps w:val="0"/>
@@ -13301,7 +13182,7 @@
             </w:pPr>
             <w:r>
               <w:rPr>
-                <w:rFonts w:hint="eastAsia" w:ascii="Segoe UI" w:hAnsi="Segoe UI" w:eastAsia="宋体" w:cs="Segoe UI"/>
+                <w:rFonts w:ascii="Segoe UI" w:eastAsia="宋体" w:hAnsi="Segoe UI" w:cs="Segoe UI" w:hint="eastAsia"/>
                 <w:i w:val="0"/>
                 <w:iCs w:val="0"/>
                 <w:caps w:val="0"/>
@@ -13319,10 +13200,10 @@
           <w:tcPr>
             <w:tcW w:w="3586" w:type="dxa"/>
             <w:tcBorders>
-              <w:top w:val="single" w:color="auto" w:sz="4" w:space="0"/>
-              <w:left w:val="single" w:color="auto" w:sz="4" w:space="0"/>
-              <w:bottom w:val="single" w:color="auto" w:sz="4" w:space="0"/>
-              <w:right w:val="single" w:color="auto" w:sz="4" w:space="0"/>
+              <w:top w:val="single" w:sz="4" w:space="0" w:color="auto"/>
+              <w:left w:val="single" w:sz="4" w:space="0" w:color="auto"/>
+              <w:bottom w:val="single" w:sz="4" w:space="0" w:color="auto"/>
+              <w:right w:val="single" w:sz="4" w:space="0" w:color="auto"/>
             </w:tcBorders>
             <w:shd w:val="clear" w:color="auto" w:fill="auto"/>
             <w:tcMar>
@@ -13348,11 +13229,11 @@
               <w:bidi w:val="0"/>
               <w:adjustRightInd w:val="0"/>
               <w:snapToGrid w:val="0"/>
-              <w:ind w:left="0" w:leftChars="0" w:right="0" w:rightChars="0" w:firstLine="0" w:firstLineChars="0"/>
+              <w:ind w:left="0" w:right="0" w:firstLine="0" w:leftChars="0" w:rightChars="0" w:firstLineChars="0"/>
               <w:jc w:val="center"/>
               <w:textAlignment w:val="baseline"/>
               <w:rPr>
-                <w:rFonts w:hint="default" w:ascii="Segoe UI" w:hAnsi="Segoe UI" w:eastAsia="宋体" w:cs="Segoe UI"/>
+                <w:rFonts w:ascii="Segoe UI" w:eastAsia="宋体" w:hAnsi="Segoe UI" w:cs="Segoe UI" w:hint="default"/>
                 <w:i w:val="0"/>
                 <w:iCs w:val="0"/>
                 <w:caps w:val="0"/>
@@ -13365,7 +13246,7 @@
             </w:pPr>
             <w:r>
               <w:rPr>
-                <w:rFonts w:hint="eastAsia" w:ascii="Segoe UI" w:hAnsi="Segoe UI" w:eastAsia="宋体" w:cs="Segoe UI"/>
+                <w:rFonts w:ascii="Segoe UI" w:eastAsia="宋体" w:hAnsi="Segoe UI" w:cs="Segoe UI" w:hint="eastAsia"/>
                 <w:i w:val="0"/>
                 <w:iCs w:val="0"/>
                 <w:caps w:val="0"/>
@@ -13383,10 +13264,10 @@
           <w:tcPr>
             <w:tcW w:w="1969" w:type="dxa"/>
             <w:tcBorders>
-              <w:top w:val="single" w:color="auto" w:sz="4" w:space="0"/>
-              <w:left w:val="single" w:color="auto" w:sz="4" w:space="0"/>
-              <w:bottom w:val="single" w:color="auto" w:sz="4" w:space="0"/>
-              <w:right w:val="single" w:color="auto" w:sz="12" w:space="0"/>
+              <w:top w:val="single" w:sz="4" w:space="0" w:color="auto"/>
+              <w:left w:val="single" w:sz="4" w:space="0" w:color="auto"/>
+              <w:bottom w:val="single" w:sz="4" w:space="0" w:color="auto"/>
+              <w:right w:val="single" w:sz="12" w:space="0" w:color="auto"/>
             </w:tcBorders>
             <w:shd w:val="clear" w:color="auto" w:fill="auto"/>
             <w:tcMar>
@@ -13414,11 +13295,11 @@
               <w:adjustRightInd w:val="0"/>
               <w:snapToGrid w:val="0"/>
               <w:spacing w:line="240" w:lineRule="auto"/>
-              <w:ind w:left="0" w:leftChars="0" w:right="0" w:rightChars="0" w:firstLine="0" w:firstLineChars="0"/>
+              <w:ind w:left="0" w:right="0" w:firstLine="0" w:leftChars="0" w:rightChars="0" w:firstLineChars="0"/>
               <w:jc w:val="center"/>
               <w:textAlignment w:val="baseline"/>
               <w:rPr>
-                <w:rFonts w:hint="default" w:ascii="Segoe UI" w:hAnsi="Segoe UI" w:eastAsia="宋体" w:cs="Segoe UI"/>
+                <w:rFonts w:ascii="Segoe UI" w:eastAsia="宋体" w:hAnsi="Segoe UI" w:cs="Segoe UI" w:hint="default"/>
                 <w:i w:val="0"/>
                 <w:iCs w:val="0"/>
                 <w:caps w:val="0"/>
@@ -13431,7 +13312,7 @@
             </w:pPr>
             <w:r>
               <w:rPr>
-                <w:rFonts w:hint="eastAsia" w:ascii="Segoe UI" w:hAnsi="Segoe UI" w:eastAsia="宋体" w:cs="Segoe UI"/>
+                <w:rFonts w:ascii="Segoe UI" w:eastAsia="宋体" w:hAnsi="Segoe UI" w:cs="Segoe UI" w:hint="eastAsia"/>
                 <w:i w:val="0"/>
                 <w:iCs w:val="0"/>
                 <w:caps w:val="0"/>
@@ -13448,14 +13329,8 @@
       </w:tr>
       <w:tr>
         <w:tblPrEx>
-          <w:tblBorders>
-            <w:top w:val="single" w:color="auto" w:sz="4" w:space="0"/>
-            <w:left w:val="single" w:color="auto" w:sz="4" w:space="0"/>
-            <w:bottom w:val="single" w:color="auto" w:sz="4" w:space="0"/>
-            <w:right w:val="single" w:color="auto" w:sz="4" w:space="0"/>
-            <w:insideH w:val="single" w:color="auto" w:sz="4" w:space="0"/>
-            <w:insideV w:val="single" w:color="auto" w:sz="4" w:space="0"/>
-          </w:tblBorders>
+          <w:tblW w:w="8495" w:type="dxa"/>
+          <w:jc w:val="center"/>
           <w:shd w:val="clear" w:color="auto" w:fill="auto"/>
           <w:tblCellMar>
             <w:top w:w="15" w:type="dxa"/>
@@ -13465,17 +13340,17 @@
           </w:tblCellMar>
         </w:tblPrEx>
         <w:trPr>
-          <w:trHeight w:val="0" w:hRule="atLeast"/>
+          <w:trHeight w:val="0"/>
           <w:jc w:val="center"/>
         </w:trPr>
         <w:tc>
           <w:tcPr>
             <w:tcW w:w="688" w:type="dxa"/>
             <w:tcBorders>
-              <w:top w:val="single" w:color="auto" w:sz="4" w:space="0"/>
-              <w:left w:val="single" w:color="auto" w:sz="12" w:space="0"/>
-              <w:bottom w:val="single" w:color="auto" w:sz="4" w:space="0"/>
-              <w:right w:val="single" w:color="auto" w:sz="4" w:space="0"/>
+              <w:top w:val="single" w:sz="4" w:space="0" w:color="auto"/>
+              <w:left w:val="single" w:sz="12" w:space="0" w:color="auto"/>
+              <w:bottom w:val="single" w:sz="4" w:space="0" w:color="auto"/>
+              <w:right w:val="single" w:sz="4" w:space="0" w:color="auto"/>
             </w:tcBorders>
             <w:shd w:val="clear" w:color="auto" w:fill="auto"/>
             <w:tcMar>
@@ -13503,11 +13378,11 @@
               <w:adjustRightInd w:val="0"/>
               <w:snapToGrid w:val="0"/>
               <w:spacing w:line="240" w:lineRule="auto"/>
-              <w:ind w:left="0" w:leftChars="0" w:right="0" w:rightChars="0" w:firstLine="0" w:firstLineChars="0"/>
+              <w:ind w:left="0" w:right="0" w:firstLine="0" w:leftChars="0" w:rightChars="0" w:firstLineChars="0"/>
               <w:jc w:val="center"/>
               <w:textAlignment w:val="baseline"/>
               <w:rPr>
-                <w:rFonts w:hint="default" w:ascii="Segoe UI" w:hAnsi="Segoe UI" w:eastAsia="Segoe UI" w:cs="Segoe UI"/>
+                <w:rFonts w:ascii="Segoe UI" w:eastAsia="Segoe UI" w:hAnsi="Segoe UI" w:cs="Segoe UI" w:hint="default"/>
                 <w:i w:val="0"/>
                 <w:iCs w:val="0"/>
                 <w:caps w:val="0"/>
@@ -13522,7 +13397,7 @@
             </w:pPr>
             <w:r>
               <w:rPr>
-                <w:rFonts w:hint="eastAsia" w:ascii="Segoe UI" w:hAnsi="Segoe UI" w:eastAsia="Segoe UI" w:cs="Segoe UI"/>
+                <w:rFonts w:ascii="Segoe UI" w:eastAsia="Segoe UI" w:hAnsi="Segoe UI" w:cs="Segoe UI" w:hint="eastAsia"/>
                 <w:i w:val="0"/>
                 <w:iCs w:val="0"/>
                 <w:caps w:val="0"/>
@@ -13542,10 +13417,10 @@
           <w:tcPr>
             <w:tcW w:w="2252" w:type="dxa"/>
             <w:tcBorders>
-              <w:top w:val="single" w:color="auto" w:sz="4" w:space="0"/>
-              <w:left w:val="single" w:color="auto" w:sz="4" w:space="0"/>
-              <w:bottom w:val="single" w:color="auto" w:sz="4" w:space="0"/>
-              <w:right w:val="single" w:color="auto" w:sz="4" w:space="0"/>
+              <w:top w:val="single" w:sz="4" w:space="0" w:color="auto"/>
+              <w:left w:val="single" w:sz="4" w:space="0" w:color="auto"/>
+              <w:bottom w:val="single" w:sz="4" w:space="0" w:color="auto"/>
+              <w:right w:val="single" w:sz="4" w:space="0" w:color="auto"/>
             </w:tcBorders>
             <w:shd w:val="clear" w:color="auto" w:fill="auto"/>
             <w:tcMar>
@@ -13573,11 +13448,11 @@
               <w:adjustRightInd w:val="0"/>
               <w:snapToGrid w:val="0"/>
               <w:spacing w:line="240" w:lineRule="auto"/>
-              <w:ind w:left="0" w:leftChars="0" w:right="0" w:rightChars="0" w:firstLine="0" w:firstLineChars="0"/>
+              <w:ind w:left="0" w:right="0" w:firstLine="0" w:leftChars="0" w:rightChars="0" w:firstLineChars="0"/>
               <w:jc w:val="left"/>
               <w:textAlignment w:val="baseline"/>
               <w:rPr>
-                <w:rFonts w:hint="default" w:ascii="Segoe UI" w:hAnsi="Segoe UI" w:eastAsia="宋体" w:cs="Segoe UI"/>
+                <w:rFonts w:ascii="Segoe UI" w:eastAsia="宋体" w:hAnsi="Segoe UI" w:cs="Segoe UI" w:hint="default"/>
                 <w:i w:val="0"/>
                 <w:iCs w:val="0"/>
                 <w:caps w:val="0"/>
@@ -13590,7 +13465,7 @@
             </w:pPr>
             <w:r>
               <w:rPr>
-                <w:rFonts w:hint="eastAsia" w:ascii="Segoe UI" w:hAnsi="Segoe UI" w:eastAsia="宋体" w:cs="Segoe UI"/>
+                <w:rFonts w:ascii="Segoe UI" w:eastAsia="宋体" w:hAnsi="Segoe UI" w:cs="Segoe UI" w:hint="eastAsia"/>
                 <w:i w:val="0"/>
                 <w:iCs w:val="0"/>
                 <w:caps w:val="0"/>
@@ -13608,10 +13483,10 @@
           <w:tcPr>
             <w:tcW w:w="3586" w:type="dxa"/>
             <w:tcBorders>
-              <w:top w:val="single" w:color="auto" w:sz="4" w:space="0"/>
-              <w:left w:val="single" w:color="auto" w:sz="4" w:space="0"/>
-              <w:bottom w:val="single" w:color="auto" w:sz="4" w:space="0"/>
-              <w:right w:val="single" w:color="auto" w:sz="4" w:space="0"/>
+              <w:top w:val="single" w:sz="4" w:space="0" w:color="auto"/>
+              <w:left w:val="single" w:sz="4" w:space="0" w:color="auto"/>
+              <w:bottom w:val="single" w:sz="4" w:space="0" w:color="auto"/>
+              <w:right w:val="single" w:sz="4" w:space="0" w:color="auto"/>
             </w:tcBorders>
             <w:shd w:val="clear" w:color="auto" w:fill="auto"/>
             <w:tcMar>
@@ -13637,11 +13512,11 @@
               <w:bidi w:val="0"/>
               <w:adjustRightInd w:val="0"/>
               <w:snapToGrid w:val="0"/>
-              <w:ind w:left="0" w:leftChars="0" w:right="0" w:rightChars="0" w:firstLine="0" w:firstLineChars="0"/>
+              <w:ind w:left="0" w:right="0" w:firstLine="0" w:leftChars="0" w:rightChars="0" w:firstLineChars="0"/>
               <w:jc w:val="center"/>
               <w:textAlignment w:val="baseline"/>
               <w:rPr>
-                <w:rFonts w:hint="eastAsia" w:ascii="Segoe UI" w:hAnsi="Segoe UI" w:eastAsia="宋体" w:cs="Segoe UI"/>
+                <w:rFonts w:ascii="Segoe UI" w:eastAsia="宋体" w:hAnsi="Segoe UI" w:cs="Segoe UI" w:hint="eastAsia"/>
                 <w:i w:val="0"/>
                 <w:iCs w:val="0"/>
                 <w:caps w:val="0"/>
@@ -13654,7 +13529,7 @@
             </w:pPr>
             <w:r>
               <w:rPr>
-                <w:rFonts w:hint="eastAsia" w:ascii="Segoe UI" w:hAnsi="Segoe UI" w:eastAsia="宋体" w:cs="Segoe UI"/>
+                <w:rFonts w:ascii="Segoe UI" w:eastAsia="宋体" w:hAnsi="Segoe UI" w:cs="Segoe UI" w:hint="eastAsia"/>
                 <w:i w:val="0"/>
                 <w:iCs w:val="0"/>
                 <w:caps w:val="0"/>
@@ -13672,10 +13547,10 @@
           <w:tcPr>
             <w:tcW w:w="1969" w:type="dxa"/>
             <w:tcBorders>
-              <w:top w:val="single" w:color="auto" w:sz="4" w:space="0"/>
-              <w:left w:val="single" w:color="auto" w:sz="4" w:space="0"/>
-              <w:bottom w:val="single" w:color="auto" w:sz="4" w:space="0"/>
-              <w:right w:val="single" w:color="auto" w:sz="12" w:space="0"/>
+              <w:top w:val="single" w:sz="4" w:space="0" w:color="auto"/>
+              <w:left w:val="single" w:sz="4" w:space="0" w:color="auto"/>
+              <w:bottom w:val="single" w:sz="4" w:space="0" w:color="auto"/>
+              <w:right w:val="single" w:sz="12" w:space="0" w:color="auto"/>
             </w:tcBorders>
             <w:shd w:val="clear" w:color="auto" w:fill="auto"/>
             <w:tcMar>
@@ -13703,11 +13578,11 @@
               <w:adjustRightInd w:val="0"/>
               <w:snapToGrid w:val="0"/>
               <w:spacing w:line="240" w:lineRule="auto"/>
-              <w:ind w:left="0" w:leftChars="0" w:right="0" w:rightChars="0" w:firstLine="0" w:firstLineChars="0"/>
+              <w:ind w:left="0" w:right="0" w:firstLine="0" w:leftChars="0" w:rightChars="0" w:firstLineChars="0"/>
               <w:jc w:val="center"/>
               <w:textAlignment w:val="baseline"/>
               <w:rPr>
-                <w:rFonts w:hint="default" w:ascii="Segoe UI" w:hAnsi="Segoe UI" w:eastAsia="宋体" w:cs="Segoe UI"/>
+                <w:rFonts w:ascii="Segoe UI" w:eastAsia="宋体" w:hAnsi="Segoe UI" w:cs="Segoe UI" w:hint="default"/>
                 <w:i w:val="0"/>
                 <w:iCs w:val="0"/>
                 <w:caps w:val="0"/>
@@ -13720,7 +13595,7 @@
             </w:pPr>
             <w:r>
               <w:rPr>
-                <w:rFonts w:hint="eastAsia" w:ascii="Segoe UI" w:hAnsi="Segoe UI" w:eastAsia="宋体" w:cs="Segoe UI"/>
+                <w:rFonts w:ascii="Segoe UI" w:eastAsia="宋体" w:hAnsi="Segoe UI" w:cs="Segoe UI" w:hint="eastAsia"/>
                 <w:i w:val="0"/>
                 <w:iCs w:val="0"/>
                 <w:caps w:val="0"/>
@@ -13737,14 +13612,9 @@
       </w:tr>
       <w:tr>
         <w:tblPrEx>
-          <w:tblBorders>
-            <w:top w:val="single" w:color="auto" w:sz="4" w:space="0"/>
-            <w:left w:val="single" w:color="auto" w:sz="4" w:space="0"/>
-            <w:bottom w:val="single" w:color="auto" w:sz="4" w:space="0"/>
-            <w:right w:val="single" w:color="auto" w:sz="4" w:space="0"/>
-            <w:insideH w:val="single" w:color="auto" w:sz="4" w:space="0"/>
-            <w:insideV w:val="single" w:color="auto" w:sz="4" w:space="0"/>
-          </w:tblBorders>
+          <w:tblW w:w="8495" w:type="dxa"/>
+          <w:jc w:val="center"/>
+          <w:shd w:val="clear" w:color="auto" w:fill="auto"/>
           <w:tblCellMar>
             <w:top w:w="15" w:type="dxa"/>
             <w:left w:w="15" w:type="dxa"/>
@@ -13753,17 +13623,17 @@
           </w:tblCellMar>
         </w:tblPrEx>
         <w:trPr>
-          <w:trHeight w:val="0" w:hRule="atLeast"/>
+          <w:trHeight w:val="0"/>
           <w:jc w:val="center"/>
         </w:trPr>
         <w:tc>
           <w:tcPr>
             <w:tcW w:w="688" w:type="dxa"/>
             <w:tcBorders>
-              <w:top w:val="single" w:color="auto" w:sz="4" w:space="0"/>
-              <w:left w:val="single" w:color="auto" w:sz="12" w:space="0"/>
-              <w:bottom w:val="single" w:color="auto" w:sz="12" w:space="0"/>
-              <w:right w:val="single" w:color="auto" w:sz="4" w:space="0"/>
+              <w:top w:val="single" w:sz="4" w:space="0" w:color="auto"/>
+              <w:left w:val="single" w:sz="12" w:space="0" w:color="auto"/>
+              <w:bottom w:val="single" w:sz="12" w:space="0" w:color="auto"/>
+              <w:right w:val="single" w:sz="4" w:space="0" w:color="auto"/>
             </w:tcBorders>
             <w:shd w:val="clear" w:color="auto" w:fill="auto"/>
             <w:tcMar>
@@ -13791,11 +13661,11 @@
               <w:adjustRightInd w:val="0"/>
               <w:snapToGrid w:val="0"/>
               <w:spacing w:line="240" w:lineRule="auto"/>
-              <w:ind w:left="0" w:leftChars="0" w:right="0" w:rightChars="0" w:firstLine="0" w:firstLineChars="0"/>
+              <w:ind w:left="0" w:right="0" w:firstLine="0" w:leftChars="0" w:rightChars="0" w:firstLineChars="0"/>
               <w:jc w:val="center"/>
               <w:textAlignment w:val="baseline"/>
               <w:rPr>
-                <w:rFonts w:hint="default" w:ascii="Segoe UI" w:hAnsi="Segoe UI" w:eastAsia="Segoe UI" w:cs="Segoe UI"/>
+                <w:rFonts w:ascii="Segoe UI" w:eastAsia="Segoe UI" w:hAnsi="Segoe UI" w:cs="Segoe UI" w:hint="default"/>
                 <w:i w:val="0"/>
                 <w:iCs w:val="0"/>
                 <w:caps w:val="0"/>
@@ -13810,7 +13680,7 @@
             </w:pPr>
             <w:r>
               <w:rPr>
-                <w:rFonts w:hint="eastAsia" w:ascii="Segoe UI" w:hAnsi="Segoe UI" w:eastAsia="Segoe UI" w:cs="Segoe UI"/>
+                <w:rFonts w:ascii="Segoe UI" w:eastAsia="Segoe UI" w:hAnsi="Segoe UI" w:cs="Segoe UI" w:hint="eastAsia"/>
                 <w:i w:val="0"/>
                 <w:iCs w:val="0"/>
                 <w:caps w:val="0"/>
@@ -13830,10 +13700,10 @@
           <w:tcPr>
             <w:tcW w:w="2252" w:type="dxa"/>
             <w:tcBorders>
-              <w:top w:val="single" w:color="auto" w:sz="4" w:space="0"/>
-              <w:left w:val="single" w:color="auto" w:sz="4" w:space="0"/>
-              <w:bottom w:val="single" w:color="auto" w:sz="12" w:space="0"/>
-              <w:right w:val="single" w:color="auto" w:sz="4" w:space="0"/>
+              <w:top w:val="single" w:sz="4" w:space="0" w:color="auto"/>
+              <w:left w:val="single" w:sz="4" w:space="0" w:color="auto"/>
+              <w:bottom w:val="single" w:sz="12" w:space="0" w:color="auto"/>
+              <w:right w:val="single" w:sz="4" w:space="0" w:color="auto"/>
             </w:tcBorders>
             <w:shd w:val="clear" w:color="auto" w:fill="auto"/>
             <w:tcMar>
@@ -13861,12 +13731,12 @@
               <w:adjustRightInd w:val="0"/>
               <w:snapToGrid w:val="0"/>
               <w:spacing w:line="240" w:lineRule="auto"/>
-              <w:ind w:left="0" w:leftChars="0" w:right="0" w:rightChars="0" w:firstLine="0" w:firstLineChars="0"/>
+              <w:ind w:left="0" w:right="0" w:firstLine="0" w:leftChars="0" w:rightChars="0" w:firstLineChars="0"/>
               <w:jc w:val="left"/>
               <w:textAlignment w:val="baseline"/>
               <w:rPr>
-                <w:rStyle w:val="23"/>
-                <w:rFonts w:hint="default" w:ascii="Segoe UI" w:hAnsi="Segoe UI" w:eastAsia="Segoe UI" w:cs="Segoe UI"/>
+                <w:rStyle w:val="Strong"/>
+                <w:rFonts w:ascii="Segoe UI" w:eastAsia="Segoe UI" w:hAnsi="Segoe UI" w:cs="Segoe UI" w:hint="default"/>
                 <w:b/>
                 <w:bCs/>
                 <w:i w:val="0"/>
@@ -13883,8 +13753,8 @@
             </w:pPr>
             <w:r>
               <w:rPr>
-                <w:rStyle w:val="23"/>
-                <w:rFonts w:hint="eastAsia" w:ascii="Segoe UI" w:hAnsi="Segoe UI" w:eastAsia="Segoe UI" w:cs="Segoe UI"/>
+                <w:rStyle w:val="Strong"/>
+                <w:rFonts w:ascii="Segoe UI" w:eastAsia="Segoe UI" w:hAnsi="Segoe UI" w:cs="Segoe UI" w:hint="eastAsia"/>
                 <w:b/>
                 <w:bCs/>
                 <w:i w:val="0"/>
@@ -13906,10 +13776,10 @@
           <w:tcPr>
             <w:tcW w:w="3586" w:type="dxa"/>
             <w:tcBorders>
-              <w:top w:val="single" w:color="auto" w:sz="4" w:space="0"/>
-              <w:left w:val="single" w:color="auto" w:sz="4" w:space="0"/>
-              <w:bottom w:val="single" w:color="auto" w:sz="12" w:space="0"/>
-              <w:right w:val="single" w:color="auto" w:sz="4" w:space="0"/>
+              <w:top w:val="single" w:sz="4" w:space="0" w:color="auto"/>
+              <w:left w:val="single" w:sz="4" w:space="0" w:color="auto"/>
+              <w:bottom w:val="single" w:sz="12" w:space="0" w:color="auto"/>
+              <w:right w:val="single" w:sz="4" w:space="0" w:color="auto"/>
             </w:tcBorders>
             <w:shd w:val="clear" w:color="auto" w:fill="auto"/>
             <w:tcMar>
@@ -13935,11 +13805,11 @@
               <w:bidi w:val="0"/>
               <w:adjustRightInd w:val="0"/>
               <w:snapToGrid w:val="0"/>
-              <w:ind w:left="0" w:leftChars="0" w:right="0" w:rightChars="0" w:firstLine="0" w:firstLineChars="0"/>
+              <w:ind w:left="0" w:right="0" w:firstLine="0" w:leftChars="0" w:rightChars="0" w:firstLineChars="0"/>
               <w:jc w:val="both"/>
               <w:textAlignment w:val="baseline"/>
               <w:rPr>
-                <w:rFonts w:hint="default" w:ascii="Segoe UI" w:hAnsi="Segoe UI" w:eastAsia="宋体" w:cs="Segoe UI"/>
+                <w:rFonts w:ascii="Segoe UI" w:eastAsia="宋体" w:hAnsi="Segoe UI" w:cs="Segoe UI" w:hint="default"/>
                 <w:i w:val="0"/>
                 <w:iCs w:val="0"/>
                 <w:caps w:val="0"/>
@@ -13952,7 +13822,7 @@
             </w:pPr>
             <w:r>
               <w:rPr>
-                <w:rFonts w:hint="eastAsia" w:ascii="Segoe UI" w:hAnsi="Segoe UI" w:eastAsia="宋体" w:cs="Segoe UI"/>
+                <w:rFonts w:ascii="Segoe UI" w:eastAsia="宋体" w:hAnsi="Segoe UI" w:cs="Segoe UI" w:hint="eastAsia"/>
                 <w:i w:val="0"/>
                 <w:iCs w:val="0"/>
                 <w:caps w:val="0"/>
@@ -13970,10 +13840,10 @@
           <w:tcPr>
             <w:tcW w:w="1969" w:type="dxa"/>
             <w:tcBorders>
-              <w:top w:val="single" w:color="auto" w:sz="4" w:space="0"/>
-              <w:left w:val="single" w:color="auto" w:sz="4" w:space="0"/>
-              <w:bottom w:val="single" w:color="auto" w:sz="12" w:space="0"/>
-              <w:right w:val="single" w:color="auto" w:sz="12" w:space="0"/>
+              <w:top w:val="single" w:sz="4" w:space="0" w:color="auto"/>
+              <w:left w:val="single" w:sz="4" w:space="0" w:color="auto"/>
+              <w:bottom w:val="single" w:sz="12" w:space="0" w:color="auto"/>
+              <w:right w:val="single" w:sz="12" w:space="0" w:color="auto"/>
             </w:tcBorders>
             <w:shd w:val="clear" w:color="auto" w:fill="auto"/>
             <w:tcMar>
@@ -14001,11 +13871,11 @@
               <w:adjustRightInd w:val="0"/>
               <w:snapToGrid w:val="0"/>
               <w:spacing w:line="240" w:lineRule="auto"/>
-              <w:ind w:left="0" w:leftChars="0" w:right="0" w:rightChars="0" w:firstLine="0" w:firstLineChars="0"/>
+              <w:ind w:left="0" w:right="0" w:firstLine="0" w:leftChars="0" w:rightChars="0" w:firstLineChars="0"/>
               <w:jc w:val="center"/>
               <w:textAlignment w:val="baseline"/>
               <w:rPr>
-                <w:rFonts w:hint="default" w:ascii="Segoe UI" w:hAnsi="Segoe UI" w:eastAsia="宋体" w:cs="Segoe UI"/>
+                <w:rFonts w:ascii="Segoe UI" w:eastAsia="宋体" w:hAnsi="Segoe UI" w:cs="Segoe UI" w:hint="default"/>
                 <w:i w:val="0"/>
                 <w:iCs w:val="0"/>
                 <w:caps w:val="0"/>
@@ -14018,7 +13888,7 @@
             </w:pPr>
             <w:r>
               <w:rPr>
-                <w:rFonts w:hint="eastAsia" w:ascii="Segoe UI" w:hAnsi="Segoe UI" w:eastAsia="宋体" w:cs="Segoe UI"/>
+                <w:rFonts w:ascii="Segoe UI" w:eastAsia="宋体" w:hAnsi="Segoe UI" w:cs="Segoe UI" w:hint="eastAsia"/>
                 <w:i w:val="0"/>
                 <w:iCs w:val="0"/>
                 <w:caps w:val="0"/>
@@ -14036,7 +13906,7 @@
     </w:tbl>
     <w:p>
       <w:pPr>
-        <w:pStyle w:val="29"/>
+        <w:pStyle w:val="a1"/>
         <w:keepNext w:val="0"/>
         <w:keepLines w:val="0"/>
         <w:pageBreakBefore w:val="0"/>
@@ -14058,73 +13928,23 @@
       </w:pPr>
     </w:p>
     <w:sectPr>
-      <w:headerReference r:id="rId5" w:type="default"/>
+      <w:headerReference w:type="default" r:id="rId7"/>
       <w:pgSz w:w="11906" w:h="16838"/>
       <w:pgMar w:top="1417" w:right="1800" w:bottom="1440" w:left="1800" w:header="1140" w:footer="992" w:gutter="0"/>
-      <w:cols w:space="425" w:num="1"/>
+      <w:cols w:num="1" w:space="425"/>
       <w:docGrid w:type="lines" w:linePitch="312" w:charSpace="0"/>
     </w:sectPr>
   </w:body>
 </w:document>
 </file>
 
-<file path=word/endnotes.xml><?xml version="1.0" encoding="utf-8"?>
-<w:endnotes xmlns:wpc="http://schemas.microsoft.com/office/word/2010/wordprocessingCanvas" xmlns:mc="http://schemas.openxmlformats.org/markup-compatibility/2006" xmlns:o="urn:schemas-microsoft-com:office:office" xmlns:r="http://schemas.openxmlformats.org/officeDocument/2006/relationships" xmlns:m="http://schemas.openxmlformats.org/officeDocument/2006/math" xmlns:v="urn:schemas-microsoft-com:vml" xmlns:wp14="http://schemas.microsoft.com/office/word/2010/wordprocessingDrawing" xmlns:wp="http://schemas.openxmlformats.org/drawingml/2006/wordprocessingDrawing" xmlns:w="http://schemas.openxmlformats.org/wordprocessingml/2006/main" xmlns:w14="http://schemas.microsoft.com/office/word/2010/wordml" xmlns:w15="http://schemas.microsoft.com/office/word/2012/wordml" xmlns:w10="urn:schemas-microsoft-com:office:word" xmlns:wpg="http://schemas.microsoft.com/office/word/2010/wordprocessingGroup" xmlns:wpi="http://schemas.microsoft.com/office/word/2010/wordprocessingInk" xmlns:wne="http://schemas.microsoft.com/office/word/2006/wordml" xmlns:wps="http://schemas.microsoft.com/office/word/2010/wordprocessingShape" xmlns:wpsCustomData="http://www.wps.cn/officeDocument/2013/wpsCustomData" mc:Ignorable="w14 w15 wp14">
-  <w:endnote w:type="separator" w:id="0">
-    <w:p>
-      <w:pPr>
-        <w:spacing w:line="240" w:lineRule="auto"/>
-      </w:pPr>
-      <w:r>
-        <w:separator/>
-      </w:r>
-    </w:p>
-  </w:endnote>
-  <w:endnote w:type="continuationSeparator" w:id="1">
-    <w:p>
-      <w:pPr>
-        <w:spacing w:line="240" w:lineRule="auto"/>
-      </w:pPr>
-      <w:r>
-        <w:continuationSeparator/>
-      </w:r>
-    </w:p>
-  </w:endnote>
-</w:endnotes>
-</file>
-
-<file path=word/footnotes.xml><?xml version="1.0" encoding="utf-8"?>
-<w:footnotes xmlns:wpc="http://schemas.microsoft.com/office/word/2010/wordprocessingCanvas" xmlns:mc="http://schemas.openxmlformats.org/markup-compatibility/2006" xmlns:o="urn:schemas-microsoft-com:office:office" xmlns:r="http://schemas.openxmlformats.org/officeDocument/2006/relationships" xmlns:m="http://schemas.openxmlformats.org/officeDocument/2006/math" xmlns:v="urn:schemas-microsoft-com:vml" xmlns:wp14="http://schemas.microsoft.com/office/word/2010/wordprocessingDrawing" xmlns:wp="http://schemas.openxmlformats.org/drawingml/2006/wordprocessingDrawing" xmlns:w="http://schemas.openxmlformats.org/wordprocessingml/2006/main" xmlns:w14="http://schemas.microsoft.com/office/word/2010/wordml" xmlns:w15="http://schemas.microsoft.com/office/word/2012/wordml" xmlns:w10="urn:schemas-microsoft-com:office:word" xmlns:wpg="http://schemas.microsoft.com/office/word/2010/wordprocessingGroup" xmlns:wpi="http://schemas.microsoft.com/office/word/2010/wordprocessingInk" xmlns:wne="http://schemas.microsoft.com/office/word/2006/wordml" xmlns:wps="http://schemas.microsoft.com/office/word/2010/wordprocessingShape" xmlns:wpsCustomData="http://www.wps.cn/officeDocument/2013/wpsCustomData" mc:Ignorable="w14 w15 wp14">
-  <w:footnote w:type="separator" w:id="0">
-    <w:p>
-      <w:pPr>
-        <w:spacing w:line="360" w:lineRule="auto"/>
-      </w:pPr>
-      <w:r>
-        <w:separator/>
-      </w:r>
-    </w:p>
-  </w:footnote>
-  <w:footnote w:type="continuationSeparator" w:id="1">
-    <w:p>
-      <w:pPr>
-        <w:spacing w:line="360" w:lineRule="auto"/>
-      </w:pPr>
-      <w:r>
-        <w:continuationSeparator/>
-      </w:r>
-    </w:p>
-  </w:footnote>
-</w:footnotes>
-</file>
-
 <file path=word/header1.xml><?xml version="1.0" encoding="utf-8"?>
-<w:hdr xmlns:wpc="http://schemas.microsoft.com/office/word/2010/wordprocessingCanvas" xmlns:mc="http://schemas.openxmlformats.org/markup-compatibility/2006" xmlns:o="urn:schemas-microsoft-com:office:office" xmlns:r="http://schemas.openxmlformats.org/officeDocument/2006/relationships" xmlns:m="http://schemas.openxmlformats.org/officeDocument/2006/math" xmlns:v="urn:schemas-microsoft-com:vml" xmlns:wp14="http://schemas.microsoft.com/office/word/2010/wordprocessingDrawing" xmlns:wp="http://schemas.openxmlformats.org/drawingml/2006/wordprocessingDrawing" xmlns:w10="urn:schemas-microsoft-com:office:word" xmlns:w="http://schemas.openxmlformats.org/wordprocessingml/2006/main" xmlns:w14="http://schemas.microsoft.com/office/word/2010/wordml" xmlns:w15="http://schemas.microsoft.com/office/word/2012/wordml" xmlns:wpg="http://schemas.microsoft.com/office/word/2010/wordprocessingGroup" xmlns:wpi="http://schemas.microsoft.com/office/word/2010/wordprocessingInk" xmlns:wne="http://schemas.microsoft.com/office/word/2006/wordml" xmlns:wps="http://schemas.microsoft.com/office/word/2010/wordprocessingShape" xmlns:wpsCustomData="http://www.wps.cn/officeDocument/2013/wpsCustomData" mc:Ignorable="w14 w15 wp14">
+<w:hdr xmlns:wpc="http://schemas.microsoft.com/office/word/2010/wordprocessingCanvas" xmlns:mc="http://schemas.openxmlformats.org/markup-compatibility/2006" xmlns:o="urn:schemas-microsoft-com:office:office" xmlns:r="http://schemas.openxmlformats.org/officeDocument/2006/relationships" xmlns:m="http://schemas.openxmlformats.org/officeDocument/2006/math" xmlns:v="urn:schemas-microsoft-com:vml" xmlns:wp14="http://schemas.microsoft.com/office/word/2010/wordprocessingDrawing" xmlns:wp="http://schemas.openxmlformats.org/drawingml/2006/wordprocessingDrawing" xmlns:w10="urn:schemas-microsoft-com:office:word" xmlns:w="http://schemas.openxmlformats.org/wordprocessingml/2006/main" xmlns:w14="http://schemas.microsoft.com/office/word/2010/wordml" xmlns:w15="http://schemas.microsoft.com/office/word/2012/wordml" xmlns:wne="http://schemas.microsoft.com/office/word/2006/wordml" xmlns:wpg="http://schemas.microsoft.com/office/word/2010/wordprocessingGroup" xmlns:wpi="http://schemas.microsoft.com/office/word/2010/wordprocessingInk" xmlns:wps="http://schemas.microsoft.com/office/word/2010/wordprocessingShape" mc:Ignorable="w14 w15 wp14">
   <w:p>
     <w:pPr>
-      <w:pStyle w:val="15"/>
+      <w:pStyle w:val="Header"/>
       <w:pBdr>
-        <w:bottom w:val="single" w:color="auto" w:sz="4" w:space="1"/>
+        <w:bottom w:val="single" w:sz="4" w:space="1" w:color="auto"/>
       </w:pBdr>
       <w:tabs>
         <w:tab w:val="left" w:pos="335"/>
@@ -14132,27 +13952,27 @@
       </w:tabs>
       <w:jc w:val="right"/>
       <w:rPr>
-        <w:rFonts w:hint="eastAsia" w:eastAsiaTheme="minorEastAsia"/>
+        <w:rFonts w:eastAsiaTheme="minorEastAsia" w:hint="eastAsia"/>
         <w:lang w:eastAsia="zh-CN"/>
       </w:rPr>
     </w:pPr>
     <w:r>
       <w:rPr>
-        <w:rFonts w:hint="eastAsia" w:eastAsiaTheme="minorEastAsia"/>
+        <w:rFonts w:eastAsiaTheme="minorEastAsia" w:hint="eastAsia"/>
         <w:lang w:val="en-US" w:eastAsia="zh-CN"/>
       </w:rPr>
       <w:tab/>
     </w:r>
     <w:r>
       <w:rPr>
-        <w:rFonts w:hint="eastAsia" w:eastAsiaTheme="minorEastAsia"/>
+        <w:rFonts w:eastAsiaTheme="minorEastAsia" w:hint="eastAsia"/>
         <w:lang w:val="en-US" w:eastAsia="zh-CN"/>
       </w:rPr>
       <w:tab/>
     </w:r>
     <w:r>
       <w:rPr>
-        <w:rFonts w:hint="eastAsia" w:eastAsiaTheme="minorEastAsia"/>
+        <w:rFonts w:eastAsiaTheme="minorEastAsia" w:hint="eastAsia"/>
         <w:lang w:val="en-US" w:eastAsia="zh-CN"/>
       </w:rPr>
       <w:t>桐乡华数广电网络有限公司</w:t>
@@ -14162,15 +13982,15 @@
 </file>
 
 <file path=word/numbering.xml><?xml version="1.0" encoding="utf-8"?>
-<w:numbering xmlns:wpc="http://schemas.microsoft.com/office/word/2010/wordprocessingCanvas" xmlns:mc="http://schemas.openxmlformats.org/markup-compatibility/2006" xmlns:o="urn:schemas-microsoft-com:office:office" xmlns:r="http://schemas.openxmlformats.org/officeDocument/2006/relationships" xmlns:m="http://schemas.openxmlformats.org/officeDocument/2006/math" xmlns:v="urn:schemas-microsoft-com:vml" xmlns:wp14="http://schemas.microsoft.com/office/word/2010/wordprocessingDrawing" xmlns:wp="http://schemas.openxmlformats.org/drawingml/2006/wordprocessingDrawing" xmlns:w10="urn:schemas-microsoft-com:office:word" xmlns:w="http://schemas.openxmlformats.org/wordprocessingml/2006/main" xmlns:w14="http://schemas.microsoft.com/office/word/2010/wordml" xmlns:wpg="http://schemas.microsoft.com/office/word/2010/wordprocessingGroup" xmlns:wpi="http://schemas.microsoft.com/office/word/2010/wordprocessingInk" xmlns:wne="http://schemas.microsoft.com/office/word/2006/wordml" xmlns:wps="http://schemas.microsoft.com/office/word/2010/wordprocessingShape" xmlns:wpsCustomData="http://www.wps.cn/officeDocument/2013/wpsCustomData" mc:Ignorable="w14 wp14">
+<w:numbering xmlns:wpc="http://schemas.microsoft.com/office/word/2010/wordprocessingCanvas" xmlns:mc="http://schemas.openxmlformats.org/markup-compatibility/2006" xmlns:o="urn:schemas-microsoft-com:office:office" xmlns:r="http://schemas.openxmlformats.org/officeDocument/2006/relationships" xmlns:m="http://schemas.openxmlformats.org/officeDocument/2006/math" xmlns:v="urn:schemas-microsoft-com:vml" xmlns:wp14="http://schemas.microsoft.com/office/word/2010/wordprocessingDrawing" xmlns:wp="http://schemas.openxmlformats.org/drawingml/2006/wordprocessingDrawing" xmlns:w10="urn:schemas-microsoft-com:office:word" xmlns:w="http://schemas.openxmlformats.org/wordprocessingml/2006/main" xmlns:w14="http://schemas.microsoft.com/office/word/2010/wordml" xmlns:w15="http://schemas.microsoft.com/office/word/2012/wordml" xmlns:wne="http://schemas.microsoft.com/office/word/2006/wordml" xmlns:wpg="http://schemas.microsoft.com/office/word/2010/wordprocessingGroup" xmlns:wpi="http://schemas.microsoft.com/office/word/2010/wordprocessingInk" xmlns:wps="http://schemas.microsoft.com/office/word/2010/wordprocessingShape" mc:Ignorable="w14 w15 wp14">
   <w:abstractNum w:abstractNumId="0">
     <w:nsid w:val="8E964DCE"/>
     <w:multiLevelType w:val="multilevel"/>
     <w:tmpl w:val="8E964DCE"/>
-    <w:lvl w:ilvl="0" w:tentative="0">
+    <w:lvl w:ilvl="0">
       <w:start w:val="1"/>
       <w:numFmt w:val="decimal"/>
-      <w:pStyle w:val="2"/>
+      <w:pStyle w:val="Heading1"/>
       <w:lvlText w:val="%1."/>
       <w:lvlJc w:val="left"/>
       <w:pPr>
@@ -14180,10 +14000,10 @@
         <w:rFonts w:hint="default"/>
       </w:rPr>
     </w:lvl>
-    <w:lvl w:ilvl="1" w:tentative="0">
+    <w:lvl w:ilvl="1">
       <w:start w:val="1"/>
       <w:numFmt w:val="decimal"/>
-      <w:pStyle w:val="3"/>
+      <w:pStyle w:val="Heading2"/>
       <w:lvlText w:val="%1.%2."/>
       <w:lvlJc w:val="left"/>
       <w:pPr>
@@ -14193,10 +14013,10 @@
         <w:rFonts w:hint="default"/>
       </w:rPr>
     </w:lvl>
-    <w:lvl w:ilvl="2" w:tentative="0">
+    <w:lvl w:ilvl="2">
       <w:start w:val="1"/>
       <w:numFmt w:val="decimal"/>
-      <w:pStyle w:val="4"/>
+      <w:pStyle w:val="Heading3"/>
       <w:lvlText w:val="%1.%2.%3."/>
       <w:lvlJc w:val="left"/>
       <w:pPr>
@@ -14206,10 +14026,10 @@
         <w:rFonts w:hint="default"/>
       </w:rPr>
     </w:lvl>
-    <w:lvl w:ilvl="3" w:tentative="0">
+    <w:lvl w:ilvl="3">
       <w:start w:val="1"/>
       <w:numFmt w:val="decimal"/>
-      <w:pStyle w:val="5"/>
+      <w:pStyle w:val="Heading4"/>
       <w:lvlText w:val="%1.%2.%3.%4."/>
       <w:lvlJc w:val="left"/>
       <w:pPr>
@@ -14219,10 +14039,10 @@
         <w:rFonts w:hint="default"/>
       </w:rPr>
     </w:lvl>
-    <w:lvl w:ilvl="4" w:tentative="0">
+    <w:lvl w:ilvl="4">
       <w:start w:val="1"/>
       <w:numFmt w:val="decimal"/>
-      <w:pStyle w:val="6"/>
+      <w:pStyle w:val="Heading5"/>
       <w:lvlText w:val="%1.%2.%3.%4.%5."/>
       <w:lvlJc w:val="left"/>
       <w:pPr>
@@ -14232,10 +14052,10 @@
         <w:rFonts w:hint="default"/>
       </w:rPr>
     </w:lvl>
-    <w:lvl w:ilvl="5" w:tentative="0">
+    <w:lvl w:ilvl="5">
       <w:start w:val="1"/>
       <w:numFmt w:val="decimal"/>
-      <w:pStyle w:val="7"/>
+      <w:pStyle w:val="Heading6"/>
       <w:lvlText w:val="%1.%2.%3.%4.%5.%6."/>
       <w:lvlJc w:val="left"/>
       <w:pPr>
@@ -14245,10 +14065,10 @@
         <w:rFonts w:hint="default"/>
       </w:rPr>
     </w:lvl>
-    <w:lvl w:ilvl="6" w:tentative="0">
+    <w:lvl w:ilvl="6">
       <w:start w:val="1"/>
       <w:numFmt w:val="decimal"/>
-      <w:pStyle w:val="8"/>
+      <w:pStyle w:val="Heading7"/>
       <w:lvlText w:val="%1.%2.%3.%4.%5.%6.%7."/>
       <w:lvlJc w:val="left"/>
       <w:pPr>
@@ -14258,10 +14078,10 @@
         <w:rFonts w:hint="default"/>
       </w:rPr>
     </w:lvl>
-    <w:lvl w:ilvl="7" w:tentative="0">
+    <w:lvl w:ilvl="7">
       <w:start w:val="1"/>
       <w:numFmt w:val="decimal"/>
-      <w:pStyle w:val="9"/>
+      <w:pStyle w:val="Heading8"/>
       <w:lvlText w:val="%1.%2.%3.%4.%5.%6.%7.%8."/>
       <w:lvlJc w:val="left"/>
       <w:pPr>
@@ -14271,10 +14091,10 @@
         <w:rFonts w:hint="default"/>
       </w:rPr>
     </w:lvl>
-    <w:lvl w:ilvl="8" w:tentative="0">
+    <w:lvl w:ilvl="8">
       <w:start w:val="1"/>
       <w:numFmt w:val="decimal"/>
-      <w:pStyle w:val="10"/>
+      <w:pStyle w:val="Heading9"/>
       <w:lvlText w:val="%1.%2.%3.%4.%5.%6.%7.%8.%9."/>
       <w:lvlJc w:val="left"/>
       <w:pPr>
@@ -14289,7 +14109,7 @@
     <w:nsid w:val="EF598E87"/>
     <w:multiLevelType w:val="singleLevel"/>
     <w:tmpl w:val="EF598E87"/>
-    <w:lvl w:ilvl="0" w:tentative="0">
+    <w:lvl w:ilvl="0">
       <w:start w:val="1"/>
       <w:numFmt w:val="decimal"/>
       <w:lvlText w:val="%1."/>
@@ -14306,7 +14126,7 @@
     <w:nsid w:val="26612608"/>
     <w:multiLevelType w:val="singleLevel"/>
     <w:tmpl w:val="26612608"/>
-    <w:lvl w:ilvl="0" w:tentative="0">
+    <w:lvl w:ilvl="0">
       <w:start w:val="1"/>
       <w:numFmt w:val="decimal"/>
       <w:lvlText w:val="%1."/>
@@ -14323,7 +14143,7 @@
     <w:nsid w:val="2956C0F8"/>
     <w:multiLevelType w:val="singleLevel"/>
     <w:tmpl w:val="2956C0F8"/>
-    <w:lvl w:ilvl="0" w:tentative="0">
+    <w:lvl w:ilvl="0">
       <w:start w:val="1"/>
       <w:numFmt w:val="decimal"/>
       <w:lvlText w:val="%1."/>
@@ -14352,269 +14172,267 @@
 </file>
 
 <file path=word/styles.xml><?xml version="1.0" encoding="utf-8"?>
-<w:styles xmlns:mc="http://schemas.openxmlformats.org/markup-compatibility/2006" xmlns:o="urn:schemas-microsoft-com:office:office" xmlns:r="http://schemas.openxmlformats.org/officeDocument/2006/relationships" xmlns:m="http://schemas.openxmlformats.org/officeDocument/2006/math" xmlns:v="urn:schemas-microsoft-com:vml" xmlns:w="http://schemas.openxmlformats.org/wordprocessingml/2006/main" xmlns:w14="http://schemas.microsoft.com/office/word/2010/wordml" xmlns:w10="urn:schemas-microsoft-com:office:word" xmlns:sl="http://schemas.openxmlformats.org/schemaLibrary/2006/main" xmlns:wpsCustomData="http://www.wps.cn/officeDocument/2013/wpsCustomData" mc:Ignorable="w14">
+<w:styles xmlns:mc="http://schemas.openxmlformats.org/markup-compatibility/2006" xmlns:r="http://schemas.openxmlformats.org/officeDocument/2006/relationships" xmlns:w="http://schemas.openxmlformats.org/wordprocessingml/2006/main" xmlns:w14="http://schemas.microsoft.com/office/word/2010/wordml" xmlns:w15="http://schemas.microsoft.com/office/word/2012/wordml" mc:Ignorable="w14 w15">
   <w:docDefaults>
     <w:rPrDefault>
       <w:rPr>
-        <w:rFonts w:ascii="Times New Roman" w:hAnsi="Times New Roman" w:eastAsia="宋体" w:cs="Times New Roman"/>
+        <w:rFonts w:ascii="Times New Roman" w:eastAsia="宋体" w:hAnsi="Times New Roman" w:cs="Times New Roman"/>
       </w:rPr>
     </w:rPrDefault>
     <w:pPrDefault/>
   </w:docDefaults>
-  <w:latentStyles w:count="260" w:defQFormat="0" w:defUnhideWhenUsed="1" w:defSemiHidden="1" w:defUIPriority="99" w:defLockedState="0">
-    <w:lsdException w:qFormat="1" w:unhideWhenUsed="0" w:uiPriority="0" w:semiHidden="0" w:name="Normal"/>
-    <w:lsdException w:qFormat="1" w:unhideWhenUsed="0" w:uiPriority="0" w:semiHidden="0" w:name="heading 1"/>
-    <w:lsdException w:qFormat="1" w:uiPriority="0" w:semiHidden="0" w:name="heading 2"/>
-    <w:lsdException w:qFormat="1" w:uiPriority="0" w:name="heading 3"/>
-    <w:lsdException w:qFormat="1" w:uiPriority="0" w:semiHidden="0" w:name="heading 4"/>
-    <w:lsdException w:qFormat="1" w:uiPriority="0" w:name="heading 5"/>
-    <w:lsdException w:qFormat="1" w:uiPriority="0" w:name="heading 6"/>
-    <w:lsdException w:qFormat="1" w:uiPriority="0" w:name="heading 7"/>
-    <w:lsdException w:qFormat="1" w:uiPriority="0" w:name="heading 8"/>
-    <w:lsdException w:qFormat="1" w:uiPriority="0" w:name="heading 9"/>
-    <w:lsdException w:unhideWhenUsed="0" w:uiPriority="0" w:semiHidden="0" w:name="index 1"/>
-    <w:lsdException w:unhideWhenUsed="0" w:uiPriority="0" w:semiHidden="0" w:name="index 2"/>
-    <w:lsdException w:unhideWhenUsed="0" w:uiPriority="0" w:semiHidden="0" w:name="index 3"/>
-    <w:lsdException w:unhideWhenUsed="0" w:uiPriority="0" w:semiHidden="0" w:name="index 4"/>
-    <w:lsdException w:unhideWhenUsed="0" w:uiPriority="0" w:semiHidden="0" w:name="index 5"/>
-    <w:lsdException w:unhideWhenUsed="0" w:uiPriority="0" w:semiHidden="0" w:name="index 6"/>
-    <w:lsdException w:unhideWhenUsed="0" w:uiPriority="0" w:semiHidden="0" w:name="index 7"/>
-    <w:lsdException w:unhideWhenUsed="0" w:uiPriority="0" w:semiHidden="0" w:name="index 8"/>
-    <w:lsdException w:unhideWhenUsed="0" w:uiPriority="0" w:semiHidden="0" w:name="index 9"/>
-    <w:lsdException w:qFormat="1" w:unhideWhenUsed="0" w:uiPriority="0" w:semiHidden="0" w:name="toc 1"/>
-    <w:lsdException w:qFormat="1" w:unhideWhenUsed="0" w:uiPriority="0" w:semiHidden="0" w:name="toc 2"/>
-    <w:lsdException w:qFormat="1" w:unhideWhenUsed="0" w:uiPriority="0" w:semiHidden="0" w:name="toc 3"/>
-    <w:lsdException w:unhideWhenUsed="0" w:uiPriority="0" w:semiHidden="0" w:name="toc 4"/>
-    <w:lsdException w:unhideWhenUsed="0" w:uiPriority="0" w:semiHidden="0" w:name="toc 5"/>
-    <w:lsdException w:unhideWhenUsed="0" w:uiPriority="0" w:semiHidden="0" w:name="toc 6"/>
-    <w:lsdException w:unhideWhenUsed="0" w:uiPriority="0" w:semiHidden="0" w:name="toc 7"/>
-    <w:lsdException w:unhideWhenUsed="0" w:uiPriority="0" w:semiHidden="0" w:name="toc 8"/>
-    <w:lsdException w:unhideWhenUsed="0" w:uiPriority="0" w:semiHidden="0" w:name="toc 9"/>
-    <w:lsdException w:unhideWhenUsed="0" w:uiPriority="0" w:semiHidden="0" w:name="Normal Indent"/>
-    <w:lsdException w:unhideWhenUsed="0" w:uiPriority="0" w:semiHidden="0" w:name="footnote text"/>
-    <w:lsdException w:qFormat="1" w:unhideWhenUsed="0" w:uiPriority="0" w:semiHidden="0" w:name="annotation text"/>
-    <w:lsdException w:qFormat="1" w:unhideWhenUsed="0" w:uiPriority="0" w:semiHidden="0" w:name="header"/>
-    <w:lsdException w:qFormat="1" w:unhideWhenUsed="0" w:uiPriority="0" w:semiHidden="0" w:name="footer"/>
-    <w:lsdException w:unhideWhenUsed="0" w:uiPriority="0" w:semiHidden="0" w:name="index heading"/>
-    <w:lsdException w:qFormat="1" w:uiPriority="0" w:name="caption"/>
-    <w:lsdException w:unhideWhenUsed="0" w:uiPriority="0" w:semiHidden="0" w:name="table of figures"/>
-    <w:lsdException w:unhideWhenUsed="0" w:uiPriority="0" w:semiHidden="0" w:name="envelope address"/>
-    <w:lsdException w:unhideWhenUsed="0" w:uiPriority="0" w:semiHidden="0" w:name="envelope return"/>
-    <w:lsdException w:unhideWhenUsed="0" w:uiPriority="0" w:semiHidden="0" w:name="footnote reference"/>
-    <w:lsdException w:unhideWhenUsed="0" w:uiPriority="0" w:semiHidden="0" w:name="annotation reference"/>
-    <w:lsdException w:unhideWhenUsed="0" w:uiPriority="0" w:semiHidden="0" w:name="line number"/>
-    <w:lsdException w:unhideWhenUsed="0" w:uiPriority="0" w:semiHidden="0" w:name="page number"/>
-    <w:lsdException w:unhideWhenUsed="0" w:uiPriority="0" w:semiHidden="0" w:name="endnote reference"/>
-    <w:lsdException w:unhideWhenUsed="0" w:uiPriority="0" w:semiHidden="0" w:name="endnote text"/>
-    <w:lsdException w:unhideWhenUsed="0" w:uiPriority="0" w:semiHidden="0" w:name="table of authorities"/>
-    <w:lsdException w:unhideWhenUsed="0" w:uiPriority="0" w:semiHidden="0" w:name="macro"/>
-    <w:lsdException w:unhideWhenUsed="0" w:uiPriority="0" w:semiHidden="0" w:name="toa heading"/>
-    <w:lsdException w:unhideWhenUsed="0" w:uiPriority="0" w:semiHidden="0" w:name="List"/>
-    <w:lsdException w:unhideWhenUsed="0" w:uiPriority="0" w:semiHidden="0" w:name="List Bullet"/>
-    <w:lsdException w:unhideWhenUsed="0" w:uiPriority="0" w:semiHidden="0" w:name="List Number"/>
-    <w:lsdException w:unhideWhenUsed="0" w:uiPriority="0" w:semiHidden="0" w:name="List 2"/>
-    <w:lsdException w:unhideWhenUsed="0" w:uiPriority="0" w:semiHidden="0" w:name="List 3"/>
-    <w:lsdException w:unhideWhenUsed="0" w:uiPriority="0" w:semiHidden="0" w:name="List 4"/>
-    <w:lsdException w:unhideWhenUsed="0" w:uiPriority="0" w:semiHidden="0" w:name="List 5"/>
-    <w:lsdException w:unhideWhenUsed="0" w:uiPriority="0" w:semiHidden="0" w:name="List Bullet 2"/>
-    <w:lsdException w:unhideWhenUsed="0" w:uiPriority="0" w:semiHidden="0" w:name="List Bullet 3"/>
-    <w:lsdException w:unhideWhenUsed="0" w:uiPriority="0" w:semiHidden="0" w:name="List Bullet 4"/>
-    <w:lsdException w:unhideWhenUsed="0" w:uiPriority="0" w:semiHidden="0" w:name="List Bullet 5"/>
-    <w:lsdException w:unhideWhenUsed="0" w:uiPriority="0" w:semiHidden="0" w:name="List Number 2"/>
-    <w:lsdException w:unhideWhenUsed="0" w:uiPriority="0" w:semiHidden="0" w:name="List Number 3"/>
-    <w:lsdException w:unhideWhenUsed="0" w:uiPriority="0" w:semiHidden="0" w:name="List Number 4"/>
-    <w:lsdException w:unhideWhenUsed="0" w:uiPriority="0" w:semiHidden="0" w:name="List Number 5"/>
-    <w:lsdException w:qFormat="1" w:unhideWhenUsed="0" w:uiPriority="0" w:semiHidden="0" w:name="Title"/>
-    <w:lsdException w:unhideWhenUsed="0" w:uiPriority="0" w:semiHidden="0" w:name="Closing"/>
-    <w:lsdException w:unhideWhenUsed="0" w:uiPriority="0" w:semiHidden="0" w:name="Signature"/>
-    <w:lsdException w:qFormat="1" w:unhideWhenUsed="0" w:uiPriority="0" w:name="Default Paragraph Font"/>
-    <w:lsdException w:qFormat="1" w:unhideWhenUsed="0" w:uiPriority="0" w:name="Body Text"/>
-    <w:lsdException w:unhideWhenUsed="0" w:uiPriority="0" w:semiHidden="0" w:name="Body Text Indent"/>
-    <w:lsdException w:unhideWhenUsed="0" w:uiPriority="0" w:semiHidden="0" w:name="List Continue"/>
-    <w:lsdException w:unhideWhenUsed="0" w:uiPriority="0" w:semiHidden="0" w:name="List Continue 2"/>
-    <w:lsdException w:unhideWhenUsed="0" w:uiPriority="0" w:semiHidden="0" w:name="List Continue 3"/>
-    <w:lsdException w:unhideWhenUsed="0" w:uiPriority="0" w:semiHidden="0" w:name="List Continue 4"/>
-    <w:lsdException w:unhideWhenUsed="0" w:uiPriority="0" w:semiHidden="0" w:name="List Continue 5"/>
-    <w:lsdException w:unhideWhenUsed="0" w:uiPriority="0" w:semiHidden="0" w:name="Message Header"/>
-    <w:lsdException w:qFormat="1" w:unhideWhenUsed="0" w:uiPriority="0" w:semiHidden="0" w:name="Subtitle"/>
-    <w:lsdException w:unhideWhenUsed="0" w:uiPriority="0" w:semiHidden="0" w:name="Salutation"/>
-    <w:lsdException w:unhideWhenUsed="0" w:uiPriority="0" w:semiHidden="0" w:name="Date"/>
-    <w:lsdException w:unhideWhenUsed="0" w:uiPriority="0" w:semiHidden="0" w:name="Body Text First Indent"/>
-    <w:lsdException w:unhideWhenUsed="0" w:uiPriority="0" w:semiHidden="0" w:name="Body Text First Indent 2"/>
-    <w:lsdException w:uiPriority="99" w:name="Note Heading"/>
-    <w:lsdException w:unhideWhenUsed="0" w:uiPriority="0" w:semiHidden="0" w:name="Body Text 2"/>
-    <w:lsdException w:unhideWhenUsed="0" w:uiPriority="0" w:semiHidden="0" w:name="Body Text 3"/>
-    <w:lsdException w:unhideWhenUsed="0" w:uiPriority="0" w:semiHidden="0" w:name="Body Text Indent 2"/>
-    <w:lsdException w:unhideWhenUsed="0" w:uiPriority="0" w:semiHidden="0" w:name="Body Text Indent 3"/>
-    <w:lsdException w:unhideWhenUsed="0" w:uiPriority="0" w:semiHidden="0" w:name="Block Text"/>
-    <w:lsdException w:unhideWhenUsed="0" w:uiPriority="0" w:semiHidden="0" w:name="Hyperlink"/>
-    <w:lsdException w:unhideWhenUsed="0" w:uiPriority="0" w:semiHidden="0" w:name="FollowedHyperlink"/>
-    <w:lsdException w:qFormat="1" w:unhideWhenUsed="0" w:uiPriority="0" w:semiHidden="0" w:name="Strong"/>
-    <w:lsdException w:qFormat="1" w:unhideWhenUsed="0" w:uiPriority="0" w:semiHidden="0" w:name="Emphasis"/>
-    <w:lsdException w:unhideWhenUsed="0" w:uiPriority="0" w:semiHidden="0" w:name="Document Map"/>
-    <w:lsdException w:unhideWhenUsed="0" w:uiPriority="0" w:semiHidden="0" w:name="Plain Text"/>
-    <w:lsdException w:unhideWhenUsed="0" w:uiPriority="0" w:semiHidden="0" w:name="E-mail Signature"/>
-    <w:lsdException w:qFormat="1" w:unhideWhenUsed="0" w:uiPriority="0" w:semiHidden="0" w:name="Normal (Web)"/>
-    <w:lsdException w:unhideWhenUsed="0" w:uiPriority="0" w:semiHidden="0" w:name="HTML Acronym"/>
-    <w:lsdException w:unhideWhenUsed="0" w:uiPriority="0" w:semiHidden="0" w:name="HTML Address"/>
-    <w:lsdException w:unhideWhenUsed="0" w:uiPriority="0" w:semiHidden="0" w:name="HTML Cite"/>
-    <w:lsdException w:unhideWhenUsed="0" w:uiPriority="0" w:semiHidden="0" w:name="HTML Code"/>
-    <w:lsdException w:unhideWhenUsed="0" w:uiPriority="0" w:semiHidden="0" w:name="HTML Definition"/>
-    <w:lsdException w:unhideWhenUsed="0" w:uiPriority="0" w:semiHidden="0" w:name="HTML Keyboard"/>
-    <w:lsdException w:unhideWhenUsed="0" w:uiPriority="0" w:semiHidden="0" w:name="HTML Preformatted"/>
-    <w:lsdException w:unhideWhenUsed="0" w:uiPriority="0" w:semiHidden="0" w:name="HTML Sample"/>
-    <w:lsdException w:unhideWhenUsed="0" w:uiPriority="0" w:semiHidden="0" w:name="HTML Typewriter"/>
-    <w:lsdException w:unhideWhenUsed="0" w:uiPriority="0" w:semiHidden="0" w:name="HTML Variable"/>
-    <w:lsdException w:qFormat="1" w:unhideWhenUsed="0" w:uiPriority="0" w:name="Normal Table"/>
-    <w:lsdException w:unhideWhenUsed="0" w:uiPriority="0" w:semiHidden="0" w:name="annotation subject"/>
-    <w:lsdException w:unhideWhenUsed="0" w:uiPriority="0" w:semiHidden="0" w:name="Table Simple 1"/>
-    <w:lsdException w:unhideWhenUsed="0" w:uiPriority="0" w:semiHidden="0" w:name="Table Simple 2"/>
-    <w:lsdException w:unhideWhenUsed="0" w:uiPriority="0" w:semiHidden="0" w:name="Table Simple 3"/>
-    <w:lsdException w:unhideWhenUsed="0" w:uiPriority="0" w:semiHidden="0" w:name="Table Classic 1"/>
-    <w:lsdException w:unhideWhenUsed="0" w:uiPriority="0" w:semiHidden="0" w:name="Table Classic 2"/>
-    <w:lsdException w:unhideWhenUsed="0" w:uiPriority="0" w:semiHidden="0" w:name="Table Classic 3"/>
-    <w:lsdException w:unhideWhenUsed="0" w:uiPriority="0" w:semiHidden="0" w:name="Table Classic 4"/>
-    <w:lsdException w:unhideWhenUsed="0" w:uiPriority="0" w:semiHidden="0" w:name="Table Colorful 1"/>
-    <w:lsdException w:unhideWhenUsed="0" w:uiPriority="0" w:semiHidden="0" w:name="Table Colorful 2"/>
-    <w:lsdException w:unhideWhenUsed="0" w:uiPriority="0" w:semiHidden="0" w:name="Table Colorful 3"/>
-    <w:lsdException w:unhideWhenUsed="0" w:uiPriority="0" w:semiHidden="0" w:name="Table Columns 1"/>
-    <w:lsdException w:unhideWhenUsed="0" w:uiPriority="0" w:semiHidden="0" w:name="Table Columns 2"/>
-    <w:lsdException w:unhideWhenUsed="0" w:uiPriority="0" w:semiHidden="0" w:name="Table Columns 3"/>
-    <w:lsdException w:unhideWhenUsed="0" w:uiPriority="0" w:semiHidden="0" w:name="Table Columns 4"/>
-    <w:lsdException w:unhideWhenUsed="0" w:uiPriority="0" w:semiHidden="0" w:name="Table Columns 5"/>
-    <w:lsdException w:unhideWhenUsed="0" w:uiPriority="0" w:semiHidden="0" w:name="Table Grid 1"/>
-    <w:lsdException w:unhideWhenUsed="0" w:uiPriority="0" w:semiHidden="0" w:name="Table Grid 2"/>
-    <w:lsdException w:unhideWhenUsed="0" w:uiPriority="0" w:semiHidden="0" w:name="Table Grid 3"/>
-    <w:lsdException w:unhideWhenUsed="0" w:uiPriority="0" w:semiHidden="0" w:name="Table Grid 4"/>
-    <w:lsdException w:unhideWhenUsed="0" w:uiPriority="0" w:semiHidden="0" w:name="Table Grid 5"/>
-    <w:lsdException w:unhideWhenUsed="0" w:uiPriority="0" w:semiHidden="0" w:name="Table Grid 6"/>
-    <w:lsdException w:unhideWhenUsed="0" w:uiPriority="0" w:semiHidden="0" w:name="Table Grid 7"/>
-    <w:lsdException w:unhideWhenUsed="0" w:uiPriority="0" w:semiHidden="0" w:name="Table Grid 8"/>
-    <w:lsdException w:unhideWhenUsed="0" w:uiPriority="0" w:semiHidden="0" w:name="Table List 1"/>
-    <w:lsdException w:unhideWhenUsed="0" w:uiPriority="0" w:semiHidden="0" w:name="Table List 2"/>
-    <w:lsdException w:unhideWhenUsed="0" w:uiPriority="0" w:semiHidden="0" w:name="Table List 3"/>
-    <w:lsdException w:unhideWhenUsed="0" w:uiPriority="0" w:semiHidden="0" w:name="Table List 4"/>
-    <w:lsdException w:unhideWhenUsed="0" w:uiPriority="0" w:semiHidden="0" w:name="Table List 5"/>
-    <w:lsdException w:unhideWhenUsed="0" w:uiPriority="0" w:semiHidden="0" w:name="Table List 6"/>
-    <w:lsdException w:unhideWhenUsed="0" w:uiPriority="0" w:semiHidden="0" w:name="Table List 7"/>
-    <w:lsdException w:unhideWhenUsed="0" w:uiPriority="0" w:semiHidden="0" w:name="Table List 8"/>
-    <w:lsdException w:unhideWhenUsed="0" w:uiPriority="0" w:semiHidden="0" w:name="Table 3D effects 1"/>
-    <w:lsdException w:unhideWhenUsed="0" w:uiPriority="0" w:semiHidden="0" w:name="Table 3D effects 2"/>
-    <w:lsdException w:unhideWhenUsed="0" w:uiPriority="0" w:semiHidden="0" w:name="Table 3D effects 3"/>
-    <w:lsdException w:unhideWhenUsed="0" w:uiPriority="0" w:semiHidden="0" w:name="Table Contemporary"/>
-    <w:lsdException w:unhideWhenUsed="0" w:uiPriority="0" w:semiHidden="0" w:name="Table Elegant"/>
-    <w:lsdException w:unhideWhenUsed="0" w:uiPriority="0" w:semiHidden="0" w:name="Table Professional"/>
-    <w:lsdException w:unhideWhenUsed="0" w:uiPriority="0" w:semiHidden="0" w:name="Table Subtle 1"/>
-    <w:lsdException w:unhideWhenUsed="0" w:uiPriority="0" w:semiHidden="0" w:name="Table Subtle 2"/>
-    <w:lsdException w:unhideWhenUsed="0" w:uiPriority="0" w:semiHidden="0" w:name="Table Web 1"/>
-    <w:lsdException w:unhideWhenUsed="0" w:uiPriority="0" w:semiHidden="0" w:name="Table Web 2"/>
-    <w:lsdException w:unhideWhenUsed="0" w:uiPriority="0" w:semiHidden="0" w:name="Table Web 3"/>
-    <w:lsdException w:unhideWhenUsed="0" w:uiPriority="0" w:semiHidden="0" w:name="Balloon Text"/>
-    <w:lsdException w:qFormat="1" w:unhideWhenUsed="0" w:uiPriority="0" w:semiHidden="0" w:name="Table Grid"/>
-    <w:lsdException w:unhideWhenUsed="0" w:uiPriority="0" w:semiHidden="0" w:name="Table Theme"/>
-    <w:lsdException w:unhideWhenUsed="0" w:uiPriority="60" w:semiHidden="0" w:name="Light Shading"/>
-    <w:lsdException w:unhideWhenUsed="0" w:uiPriority="61" w:semiHidden="0" w:name="Light List"/>
-    <w:lsdException w:unhideWhenUsed="0" w:uiPriority="62" w:semiHidden="0" w:name="Light Grid"/>
-    <w:lsdException w:unhideWhenUsed="0" w:uiPriority="63" w:semiHidden="0" w:name="Medium Shading 1"/>
-    <w:lsdException w:unhideWhenUsed="0" w:uiPriority="64" w:semiHidden="0" w:name="Medium Shading 2"/>
-    <w:lsdException w:unhideWhenUsed="0" w:uiPriority="65" w:semiHidden="0" w:name="Medium List 1"/>
-    <w:lsdException w:unhideWhenUsed="0" w:uiPriority="66" w:semiHidden="0" w:name="Medium List 2"/>
-    <w:lsdException w:unhideWhenUsed="0" w:uiPriority="67" w:semiHidden="0" w:name="Medium Grid 1"/>
-    <w:lsdException w:unhideWhenUsed="0" w:uiPriority="68" w:semiHidden="0" w:name="Medium Grid 2"/>
-    <w:lsdException w:unhideWhenUsed="0" w:uiPriority="69" w:semiHidden="0" w:name="Medium Grid 3"/>
-    <w:lsdException w:unhideWhenUsed="0" w:uiPriority="70" w:semiHidden="0" w:name="Dark List"/>
-    <w:lsdException w:unhideWhenUsed="0" w:uiPriority="71" w:semiHidden="0" w:name="Colorful Shading"/>
-    <w:lsdException w:unhideWhenUsed="0" w:uiPriority="72" w:semiHidden="0" w:name="Colorful List"/>
-    <w:lsdException w:unhideWhenUsed="0" w:uiPriority="73" w:semiHidden="0" w:name="Colorful Grid"/>
-    <w:lsdException w:unhideWhenUsed="0" w:uiPriority="60" w:semiHidden="0" w:name="Light Shading Accent 1"/>
-    <w:lsdException w:unhideWhenUsed="0" w:uiPriority="61" w:semiHidden="0" w:name="Light List Accent 1"/>
-    <w:lsdException w:unhideWhenUsed="0" w:uiPriority="62" w:semiHidden="0" w:name="Light Grid Accent 1"/>
-    <w:lsdException w:unhideWhenUsed="0" w:uiPriority="63" w:semiHidden="0" w:name="Medium Shading 1 Accent 1"/>
-    <w:lsdException w:unhideWhenUsed="0" w:uiPriority="64" w:semiHidden="0" w:name="Medium Shading 2 Accent 1"/>
-    <w:lsdException w:unhideWhenUsed="0" w:uiPriority="65" w:semiHidden="0" w:name="Medium List 1 Accent 1"/>
-    <w:lsdException w:unhideWhenUsed="0" w:uiPriority="66" w:semiHidden="0" w:name="Medium List 2 Accent 1"/>
-    <w:lsdException w:unhideWhenUsed="0" w:uiPriority="67" w:semiHidden="0" w:name="Medium Grid 1 Accent 1"/>
-    <w:lsdException w:unhideWhenUsed="0" w:uiPriority="68" w:semiHidden="0" w:name="Medium Grid 2 Accent 1"/>
-    <w:lsdException w:unhideWhenUsed="0" w:uiPriority="69" w:semiHidden="0" w:name="Medium Grid 3 Accent 1"/>
-    <w:lsdException w:unhideWhenUsed="0" w:uiPriority="70" w:semiHidden="0" w:name="Dark List Accent 1"/>
-    <w:lsdException w:unhideWhenUsed="0" w:uiPriority="71" w:semiHidden="0" w:name="Colorful Shading Accent 1"/>
-    <w:lsdException w:unhideWhenUsed="0" w:uiPriority="72" w:semiHidden="0" w:name="Colorful List Accent 1"/>
-    <w:lsdException w:unhideWhenUsed="0" w:uiPriority="73" w:semiHidden="0" w:name="Colorful Grid Accent 1"/>
-    <w:lsdException w:unhideWhenUsed="0" w:uiPriority="60" w:semiHidden="0" w:name="Light Shading Accent 2"/>
-    <w:lsdException w:unhideWhenUsed="0" w:uiPriority="61" w:semiHidden="0" w:name="Light List Accent 2"/>
-    <w:lsdException w:unhideWhenUsed="0" w:uiPriority="62" w:semiHidden="0" w:name="Light Grid Accent 2"/>
-    <w:lsdException w:unhideWhenUsed="0" w:uiPriority="63" w:semiHidden="0" w:name="Medium Shading 1 Accent 2"/>
-    <w:lsdException w:unhideWhenUsed="0" w:uiPriority="64" w:semiHidden="0" w:name="Medium Shading 2 Accent 2"/>
-    <w:lsdException w:unhideWhenUsed="0" w:uiPriority="65" w:semiHidden="0" w:name="Medium List 1 Accent 2"/>
-    <w:lsdException w:unhideWhenUsed="0" w:uiPriority="66" w:semiHidden="0" w:name="Medium List 2 Accent 2"/>
-    <w:lsdException w:unhideWhenUsed="0" w:uiPriority="67" w:semiHidden="0" w:name="Medium Grid 1 Accent 2"/>
-    <w:lsdException w:unhideWhenUsed="0" w:uiPriority="68" w:semiHidden="0" w:name="Medium Grid 2 Accent 2"/>
-    <w:lsdException w:unhideWhenUsed="0" w:uiPriority="69" w:semiHidden="0" w:name="Medium Grid 3 Accent 2"/>
-    <w:lsdException w:unhideWhenUsed="0" w:uiPriority="70" w:semiHidden="0" w:name="Dark List Accent 2"/>
-    <w:lsdException w:unhideWhenUsed="0" w:uiPriority="71" w:semiHidden="0" w:name="Colorful Shading Accent 2"/>
-    <w:lsdException w:unhideWhenUsed="0" w:uiPriority="72" w:semiHidden="0" w:name="Colorful List Accent 2"/>
-    <w:lsdException w:unhideWhenUsed="0" w:uiPriority="73" w:semiHidden="0" w:name="Colorful Grid Accent 2"/>
-    <w:lsdException w:unhideWhenUsed="0" w:uiPriority="60" w:semiHidden="0" w:name="Light Shading Accent 3"/>
-    <w:lsdException w:unhideWhenUsed="0" w:uiPriority="61" w:semiHidden="0" w:name="Light List Accent 3"/>
-    <w:lsdException w:unhideWhenUsed="0" w:uiPriority="62" w:semiHidden="0" w:name="Light Grid Accent 3"/>
-    <w:lsdException w:unhideWhenUsed="0" w:uiPriority="63" w:semiHidden="0" w:name="Medium Shading 1 Accent 3"/>
-    <w:lsdException w:unhideWhenUsed="0" w:uiPriority="64" w:semiHidden="0" w:name="Medium Shading 2 Accent 3"/>
-    <w:lsdException w:unhideWhenUsed="0" w:uiPriority="65" w:semiHidden="0" w:name="Medium List 1 Accent 3"/>
-    <w:lsdException w:unhideWhenUsed="0" w:uiPriority="66" w:semiHidden="0" w:name="Medium List 2 Accent 3"/>
-    <w:lsdException w:unhideWhenUsed="0" w:uiPriority="67" w:semiHidden="0" w:name="Medium Grid 1 Accent 3"/>
-    <w:lsdException w:unhideWhenUsed="0" w:uiPriority="68" w:semiHidden="0" w:name="Medium Grid 2 Accent 3"/>
-    <w:lsdException w:unhideWhenUsed="0" w:uiPriority="69" w:semiHidden="0" w:name="Medium Grid 3 Accent 3"/>
-    <w:lsdException w:unhideWhenUsed="0" w:uiPriority="70" w:semiHidden="0" w:name="Dark List Accent 3"/>
-    <w:lsdException w:unhideWhenUsed="0" w:uiPriority="71" w:semiHidden="0" w:name="Colorful Shading Accent 3"/>
-    <w:lsdException w:unhideWhenUsed="0" w:uiPriority="72" w:semiHidden="0" w:name="Colorful List Accent 3"/>
-    <w:lsdException w:unhideWhenUsed="0" w:uiPriority="73" w:semiHidden="0" w:name="Colorful Grid Accent 3"/>
-    <w:lsdException w:unhideWhenUsed="0" w:uiPriority="60" w:semiHidden="0" w:name="Light Shading Accent 4"/>
-    <w:lsdException w:unhideWhenUsed="0" w:uiPriority="61" w:semiHidden="0" w:name="Light List Accent 4"/>
-    <w:lsdException w:unhideWhenUsed="0" w:uiPriority="62" w:semiHidden="0" w:name="Light Grid Accent 4"/>
-    <w:lsdException w:unhideWhenUsed="0" w:uiPriority="63" w:semiHidden="0" w:name="Medium Shading 1 Accent 4"/>
-    <w:lsdException w:unhideWhenUsed="0" w:uiPriority="64" w:semiHidden="0" w:name="Medium Shading 2 Accent 4"/>
-    <w:lsdException w:unhideWhenUsed="0" w:uiPriority="65" w:semiHidden="0" w:name="Medium List 1 Accent 4"/>
-    <w:lsdException w:unhideWhenUsed="0" w:uiPriority="66" w:semiHidden="0" w:name="Medium List 2 Accent 4"/>
-    <w:lsdException w:unhideWhenUsed="0" w:uiPriority="67" w:semiHidden="0" w:name="Medium Grid 1 Accent 4"/>
-    <w:lsdException w:unhideWhenUsed="0" w:uiPriority="68" w:semiHidden="0" w:name="Medium Grid 2 Accent 4"/>
-    <w:lsdException w:unhideWhenUsed="0" w:uiPriority="69" w:semiHidden="0" w:name="Medium Grid 3 Accent 4"/>
-    <w:lsdException w:unhideWhenUsed="0" w:uiPriority="70" w:semiHidden="0" w:name="Dark List Accent 4"/>
-    <w:lsdException w:unhideWhenUsed="0" w:uiPriority="71" w:semiHidden="0" w:name="Colorful Shading Accent 4"/>
-    <w:lsdException w:unhideWhenUsed="0" w:uiPriority="72" w:semiHidden="0" w:name="Colorful List Accent 4"/>
-    <w:lsdException w:unhideWhenUsed="0" w:uiPriority="73" w:semiHidden="0" w:name="Colorful Grid Accent 4"/>
-    <w:lsdException w:unhideWhenUsed="0" w:uiPriority="60" w:semiHidden="0" w:name="Light Shading Accent 5"/>
-    <w:lsdException w:unhideWhenUsed="0" w:uiPriority="61" w:semiHidden="0" w:name="Light List Accent 5"/>
-    <w:lsdException w:unhideWhenUsed="0" w:uiPriority="62" w:semiHidden="0" w:name="Light Grid Accent 5"/>
-    <w:lsdException w:unhideWhenUsed="0" w:uiPriority="63" w:semiHidden="0" w:name="Medium Shading 1 Accent 5"/>
-    <w:lsdException w:unhideWhenUsed="0" w:uiPriority="64" w:semiHidden="0" w:name="Medium Shading 2 Accent 5"/>
-    <w:lsdException w:unhideWhenUsed="0" w:uiPriority="65" w:semiHidden="0" w:name="Medium List 1 Accent 5"/>
-    <w:lsdException w:unhideWhenUsed="0" w:uiPriority="66" w:semiHidden="0" w:name="Medium List 2 Accent 5"/>
-    <w:lsdException w:unhideWhenUsed="0" w:uiPriority="67" w:semiHidden="0" w:name="Medium Grid 1 Accent 5"/>
-    <w:lsdException w:unhideWhenUsed="0" w:uiPriority="68" w:semiHidden="0" w:name="Medium Grid 2 Accent 5"/>
-    <w:lsdException w:unhideWhenUsed="0" w:uiPriority="69" w:semiHidden="0" w:name="Medium Grid 3 Accent 5"/>
-    <w:lsdException w:unhideWhenUsed="0" w:uiPriority="70" w:semiHidden="0" w:name="Dark List Accent 5"/>
-    <w:lsdException w:unhideWhenUsed="0" w:uiPriority="71" w:semiHidden="0" w:name="Colorful Shading Accent 5"/>
-    <w:lsdException w:unhideWhenUsed="0" w:uiPriority="72" w:semiHidden="0" w:name="Colorful List Accent 5"/>
-    <w:lsdException w:unhideWhenUsed="0" w:uiPriority="73" w:semiHidden="0" w:name="Colorful Grid Accent 5"/>
-    <w:lsdException w:unhideWhenUsed="0" w:uiPriority="60" w:semiHidden="0" w:name="Light Shading Accent 6"/>
-    <w:lsdException w:unhideWhenUsed="0" w:uiPriority="61" w:semiHidden="0" w:name="Light List Accent 6"/>
-    <w:lsdException w:unhideWhenUsed="0" w:uiPriority="62" w:semiHidden="0" w:name="Light Grid Accent 6"/>
-    <w:lsdException w:unhideWhenUsed="0" w:uiPriority="63" w:semiHidden="0" w:name="Medium Shading 1 Accent 6"/>
-    <w:lsdException w:unhideWhenUsed="0" w:uiPriority="64" w:semiHidden="0" w:name="Medium Shading 2 Accent 6"/>
-    <w:lsdException w:unhideWhenUsed="0" w:uiPriority="65" w:semiHidden="0" w:name="Medium List 1 Accent 6"/>
-    <w:lsdException w:unhideWhenUsed="0" w:uiPriority="66" w:semiHidden="0" w:name="Medium List 2 Accent 6"/>
-    <w:lsdException w:unhideWhenUsed="0" w:uiPriority="67" w:semiHidden="0" w:name="Medium Grid 1 Accent 6"/>
-    <w:lsdException w:unhideWhenUsed="0" w:uiPriority="68" w:semiHidden="0" w:name="Medium Grid 2 Accent 6"/>
-    <w:lsdException w:unhideWhenUsed="0" w:uiPriority="69" w:semiHidden="0" w:name="Medium Grid 3 Accent 6"/>
-    <w:lsdException w:unhideWhenUsed="0" w:uiPriority="70" w:semiHidden="0" w:name="Dark List Accent 6"/>
-    <w:lsdException w:unhideWhenUsed="0" w:uiPriority="71" w:semiHidden="0" w:name="Colorful Shading Accent 6"/>
-    <w:lsdException w:unhideWhenUsed="0" w:uiPriority="72" w:semiHidden="0" w:name="Colorful List Accent 6"/>
-    <w:lsdException w:unhideWhenUsed="0" w:uiPriority="73" w:semiHidden="0" w:name="Colorful Grid Accent 6"/>
+  <w:latentStyles w:defLockedState="0" w:defUIPriority="99" w:defSemiHidden="1" w:defUnhideWhenUsed="1" w:defQFormat="0" w:count="260">
+    <w:lsdException w:name="Normal" w:semiHidden="0" w:uiPriority="0" w:unhideWhenUsed="0" w:qFormat="1"/>
+    <w:lsdException w:name="heading 1" w:semiHidden="0" w:uiPriority="0" w:unhideWhenUsed="0" w:qFormat="1"/>
+    <w:lsdException w:name="heading 2" w:semiHidden="0" w:uiPriority="0" w:qFormat="1"/>
+    <w:lsdException w:name="heading 3" w:uiPriority="0" w:qFormat="1"/>
+    <w:lsdException w:name="heading 4" w:semiHidden="0" w:uiPriority="0" w:qFormat="1"/>
+    <w:lsdException w:name="heading 5" w:uiPriority="0" w:qFormat="1"/>
+    <w:lsdException w:name="heading 6" w:uiPriority="0" w:qFormat="1"/>
+    <w:lsdException w:name="heading 7" w:uiPriority="0" w:qFormat="1"/>
+    <w:lsdException w:name="heading 8" w:uiPriority="0" w:qFormat="1"/>
+    <w:lsdException w:name="heading 9" w:uiPriority="0" w:qFormat="1"/>
+    <w:lsdException w:name="index 1" w:semiHidden="0" w:uiPriority="0" w:unhideWhenUsed="0"/>
+    <w:lsdException w:name="index 2" w:semiHidden="0" w:uiPriority="0" w:unhideWhenUsed="0"/>
+    <w:lsdException w:name="index 3" w:semiHidden="0" w:uiPriority="0" w:unhideWhenUsed="0"/>
+    <w:lsdException w:name="index 4" w:semiHidden="0" w:uiPriority="0" w:unhideWhenUsed="0"/>
+    <w:lsdException w:name="index 5" w:semiHidden="0" w:uiPriority="0" w:unhideWhenUsed="0"/>
+    <w:lsdException w:name="index 6" w:semiHidden="0" w:uiPriority="0" w:unhideWhenUsed="0"/>
+    <w:lsdException w:name="index 7" w:semiHidden="0" w:uiPriority="0" w:unhideWhenUsed="0"/>
+    <w:lsdException w:name="index 8" w:semiHidden="0" w:uiPriority="0" w:unhideWhenUsed="0"/>
+    <w:lsdException w:name="index 9" w:semiHidden="0" w:uiPriority="0" w:unhideWhenUsed="0"/>
+    <w:lsdException w:name="toc 1" w:semiHidden="0" w:uiPriority="0" w:unhideWhenUsed="0" w:qFormat="1"/>
+    <w:lsdException w:name="toc 2" w:semiHidden="0" w:uiPriority="0" w:unhideWhenUsed="0" w:qFormat="1"/>
+    <w:lsdException w:name="toc 3" w:semiHidden="0" w:uiPriority="0" w:unhideWhenUsed="0" w:qFormat="1"/>
+    <w:lsdException w:name="toc 4" w:semiHidden="0" w:uiPriority="0" w:unhideWhenUsed="0"/>
+    <w:lsdException w:name="toc 5" w:semiHidden="0" w:uiPriority="0" w:unhideWhenUsed="0"/>
+    <w:lsdException w:name="toc 6" w:semiHidden="0" w:uiPriority="0" w:unhideWhenUsed="0"/>
+    <w:lsdException w:name="toc 7" w:semiHidden="0" w:uiPriority="0" w:unhideWhenUsed="0"/>
+    <w:lsdException w:name="toc 8" w:semiHidden="0" w:uiPriority="0" w:unhideWhenUsed="0"/>
+    <w:lsdException w:name="toc 9" w:semiHidden="0" w:uiPriority="0" w:unhideWhenUsed="0"/>
+    <w:lsdException w:name="Normal Indent" w:semiHidden="0" w:uiPriority="0" w:unhideWhenUsed="0"/>
+    <w:lsdException w:name="footnote text" w:semiHidden="0" w:uiPriority="0" w:unhideWhenUsed="0"/>
+    <w:lsdException w:name="annotation text" w:semiHidden="0" w:uiPriority="0" w:unhideWhenUsed="0" w:qFormat="1"/>
+    <w:lsdException w:name="header" w:semiHidden="0" w:uiPriority="0" w:unhideWhenUsed="0" w:qFormat="1"/>
+    <w:lsdException w:name="footer" w:semiHidden="0" w:uiPriority="0" w:unhideWhenUsed="0" w:qFormat="1"/>
+    <w:lsdException w:name="index heading" w:semiHidden="0" w:uiPriority="0" w:unhideWhenUsed="0"/>
+    <w:lsdException w:name="caption" w:uiPriority="0" w:qFormat="1"/>
+    <w:lsdException w:name="table of figures" w:semiHidden="0" w:uiPriority="0" w:unhideWhenUsed="0"/>
+    <w:lsdException w:name="envelope address" w:semiHidden="0" w:uiPriority="0" w:unhideWhenUsed="0"/>
+    <w:lsdException w:name="envelope return" w:semiHidden="0" w:uiPriority="0" w:unhideWhenUsed="0"/>
+    <w:lsdException w:name="footnote reference" w:semiHidden="0" w:uiPriority="0" w:unhideWhenUsed="0"/>
+    <w:lsdException w:name="annotation reference" w:semiHidden="0" w:uiPriority="0" w:unhideWhenUsed="0"/>
+    <w:lsdException w:name="line number" w:semiHidden="0" w:uiPriority="0" w:unhideWhenUsed="0"/>
+    <w:lsdException w:name="page number" w:semiHidden="0" w:uiPriority="0" w:unhideWhenUsed="0"/>
+    <w:lsdException w:name="endnote reference" w:semiHidden="0" w:uiPriority="0" w:unhideWhenUsed="0"/>
+    <w:lsdException w:name="endnote text" w:semiHidden="0" w:uiPriority="0" w:unhideWhenUsed="0"/>
+    <w:lsdException w:name="table of authorities" w:semiHidden="0" w:uiPriority="0" w:unhideWhenUsed="0"/>
+    <w:lsdException w:name="macro" w:semiHidden="0" w:uiPriority="0" w:unhideWhenUsed="0"/>
+    <w:lsdException w:name="toa heading" w:semiHidden="0" w:uiPriority="0" w:unhideWhenUsed="0"/>
+    <w:lsdException w:name="List" w:semiHidden="0" w:uiPriority="0" w:unhideWhenUsed="0"/>
+    <w:lsdException w:name="List Bullet" w:semiHidden="0" w:uiPriority="0" w:unhideWhenUsed="0"/>
+    <w:lsdException w:name="List Number" w:semiHidden="0" w:uiPriority="0" w:unhideWhenUsed="0"/>
+    <w:lsdException w:name="List 2" w:semiHidden="0" w:uiPriority="0" w:unhideWhenUsed="0"/>
+    <w:lsdException w:name="List 3" w:semiHidden="0" w:uiPriority="0" w:unhideWhenUsed="0"/>
+    <w:lsdException w:name="List 4" w:semiHidden="0" w:uiPriority="0" w:unhideWhenUsed="0"/>
+    <w:lsdException w:name="List 5" w:semiHidden="0" w:uiPriority="0" w:unhideWhenUsed="0"/>
+    <w:lsdException w:name="List Bullet 2" w:semiHidden="0" w:uiPriority="0" w:unhideWhenUsed="0"/>
+    <w:lsdException w:name="List Bullet 3" w:semiHidden="0" w:uiPriority="0" w:unhideWhenUsed="0"/>
+    <w:lsdException w:name="List Bullet 4" w:semiHidden="0" w:uiPriority="0" w:unhideWhenUsed="0"/>
+    <w:lsdException w:name="List Bullet 5" w:semiHidden="0" w:uiPriority="0" w:unhideWhenUsed="0"/>
+    <w:lsdException w:name="List Number 2" w:semiHidden="0" w:uiPriority="0" w:unhideWhenUsed="0"/>
+    <w:lsdException w:name="List Number 3" w:semiHidden="0" w:uiPriority="0" w:unhideWhenUsed="0"/>
+    <w:lsdException w:name="List Number 4" w:semiHidden="0" w:uiPriority="0" w:unhideWhenUsed="0"/>
+    <w:lsdException w:name="List Number 5" w:semiHidden="0" w:uiPriority="0" w:unhideWhenUsed="0"/>
+    <w:lsdException w:name="Title" w:semiHidden="0" w:uiPriority="0" w:unhideWhenUsed="0" w:qFormat="1"/>
+    <w:lsdException w:name="Closing" w:semiHidden="0" w:uiPriority="0" w:unhideWhenUsed="0"/>
+    <w:lsdException w:name="Signature" w:semiHidden="0" w:uiPriority="0" w:unhideWhenUsed="0"/>
+    <w:lsdException w:name="Default Paragraph Font" w:uiPriority="0" w:unhideWhenUsed="0" w:qFormat="1"/>
+    <w:lsdException w:name="Body Text" w:uiPriority="0" w:unhideWhenUsed="0" w:qFormat="1"/>
+    <w:lsdException w:name="Body Text Indent" w:semiHidden="0" w:uiPriority="0" w:unhideWhenUsed="0"/>
+    <w:lsdException w:name="List Continue" w:semiHidden="0" w:uiPriority="0" w:unhideWhenUsed="0"/>
+    <w:lsdException w:name="List Continue 2" w:semiHidden="0" w:uiPriority="0" w:unhideWhenUsed="0"/>
+    <w:lsdException w:name="List Continue 3" w:semiHidden="0" w:uiPriority="0" w:unhideWhenUsed="0"/>
+    <w:lsdException w:name="List Continue 4" w:semiHidden="0" w:uiPriority="0" w:unhideWhenUsed="0"/>
+    <w:lsdException w:name="List Continue 5" w:semiHidden="0" w:uiPriority="0" w:unhideWhenUsed="0"/>
+    <w:lsdException w:name="Message Header" w:semiHidden="0" w:uiPriority="0" w:unhideWhenUsed="0"/>
+    <w:lsdException w:name="Subtitle" w:semiHidden="0" w:uiPriority="0" w:unhideWhenUsed="0" w:qFormat="1"/>
+    <w:lsdException w:name="Salutation" w:semiHidden="0" w:uiPriority="0" w:unhideWhenUsed="0"/>
+    <w:lsdException w:name="Date" w:semiHidden="0" w:uiPriority="0" w:unhideWhenUsed="0"/>
+    <w:lsdException w:name="Body Text First Indent" w:semiHidden="0" w:uiPriority="0" w:unhideWhenUsed="0"/>
+    <w:lsdException w:name="Body Text First Indent 2" w:semiHidden="0" w:uiPriority="0" w:unhideWhenUsed="0"/>
+    <w:lsdException w:name="Body Text 2" w:semiHidden="0" w:uiPriority="0" w:unhideWhenUsed="0"/>
+    <w:lsdException w:name="Body Text 3" w:semiHidden="0" w:uiPriority="0" w:unhideWhenUsed="0"/>
+    <w:lsdException w:name="Body Text Indent 2" w:semiHidden="0" w:uiPriority="0" w:unhideWhenUsed="0"/>
+    <w:lsdException w:name="Body Text Indent 3" w:semiHidden="0" w:uiPriority="0" w:unhideWhenUsed="0"/>
+    <w:lsdException w:name="Block Text" w:semiHidden="0" w:uiPriority="0" w:unhideWhenUsed="0"/>
+    <w:lsdException w:name="Hyperlink" w:semiHidden="0" w:uiPriority="0" w:unhideWhenUsed="0"/>
+    <w:lsdException w:name="FollowedHyperlink" w:semiHidden="0" w:uiPriority="0" w:unhideWhenUsed="0"/>
+    <w:lsdException w:name="Strong" w:semiHidden="0" w:uiPriority="0" w:unhideWhenUsed="0" w:qFormat="1"/>
+    <w:lsdException w:name="Emphasis" w:semiHidden="0" w:uiPriority="0" w:unhideWhenUsed="0" w:qFormat="1"/>
+    <w:lsdException w:name="Document Map" w:semiHidden="0" w:uiPriority="0" w:unhideWhenUsed="0"/>
+    <w:lsdException w:name="Plain Text" w:semiHidden="0" w:uiPriority="0" w:unhideWhenUsed="0"/>
+    <w:lsdException w:name="E-mail Signature" w:semiHidden="0" w:uiPriority="0" w:unhideWhenUsed="0"/>
+    <w:lsdException w:name="Normal (Web)" w:semiHidden="0" w:uiPriority="0" w:unhideWhenUsed="0" w:qFormat="1"/>
+    <w:lsdException w:name="HTML Acronym" w:semiHidden="0" w:uiPriority="0" w:unhideWhenUsed="0"/>
+    <w:lsdException w:name="HTML Address" w:semiHidden="0" w:uiPriority="0" w:unhideWhenUsed="0"/>
+    <w:lsdException w:name="HTML Cite" w:semiHidden="0" w:uiPriority="0" w:unhideWhenUsed="0"/>
+    <w:lsdException w:name="HTML Code" w:semiHidden="0" w:uiPriority="0" w:unhideWhenUsed="0"/>
+    <w:lsdException w:name="HTML Definition" w:semiHidden="0" w:uiPriority="0" w:unhideWhenUsed="0"/>
+    <w:lsdException w:name="HTML Keyboard" w:semiHidden="0" w:uiPriority="0" w:unhideWhenUsed="0"/>
+    <w:lsdException w:name="HTML Preformatted" w:semiHidden="0" w:uiPriority="0" w:unhideWhenUsed="0"/>
+    <w:lsdException w:name="HTML Sample" w:semiHidden="0" w:uiPriority="0" w:unhideWhenUsed="0"/>
+    <w:lsdException w:name="HTML Typewriter" w:semiHidden="0" w:uiPriority="0" w:unhideWhenUsed="0"/>
+    <w:lsdException w:name="HTML Variable" w:semiHidden="0" w:uiPriority="0" w:unhideWhenUsed="0"/>
+    <w:lsdException w:name="Normal Table" w:uiPriority="0" w:unhideWhenUsed="0" w:qFormat="1"/>
+    <w:lsdException w:name="annotation subject" w:semiHidden="0" w:uiPriority="0" w:unhideWhenUsed="0"/>
+    <w:lsdException w:name="Table Simple 1" w:semiHidden="0" w:uiPriority="0" w:unhideWhenUsed="0"/>
+    <w:lsdException w:name="Table Simple 2" w:semiHidden="0" w:uiPriority="0" w:unhideWhenUsed="0"/>
+    <w:lsdException w:name="Table Simple 3" w:semiHidden="0" w:uiPriority="0" w:unhideWhenUsed="0"/>
+    <w:lsdException w:name="Table Classic 1" w:semiHidden="0" w:uiPriority="0" w:unhideWhenUsed="0"/>
+    <w:lsdException w:name="Table Classic 2" w:semiHidden="0" w:uiPriority="0" w:unhideWhenUsed="0"/>
+    <w:lsdException w:name="Table Classic 3" w:semiHidden="0" w:uiPriority="0" w:unhideWhenUsed="0"/>
+    <w:lsdException w:name="Table Classic 4" w:semiHidden="0" w:uiPriority="0" w:unhideWhenUsed="0"/>
+    <w:lsdException w:name="Table Colorful 1" w:semiHidden="0" w:uiPriority="0" w:unhideWhenUsed="0"/>
+    <w:lsdException w:name="Table Colorful 2" w:semiHidden="0" w:uiPriority="0" w:unhideWhenUsed="0"/>
+    <w:lsdException w:name="Table Colorful 3" w:semiHidden="0" w:uiPriority="0" w:unhideWhenUsed="0"/>
+    <w:lsdException w:name="Table Columns 1" w:semiHidden="0" w:uiPriority="0" w:unhideWhenUsed="0"/>
+    <w:lsdException w:name="Table Columns 2" w:semiHidden="0" w:uiPriority="0" w:unhideWhenUsed="0"/>
+    <w:lsdException w:name="Table Columns 3" w:semiHidden="0" w:uiPriority="0" w:unhideWhenUsed="0"/>
+    <w:lsdException w:name="Table Columns 4" w:semiHidden="0" w:uiPriority="0" w:unhideWhenUsed="0"/>
+    <w:lsdException w:name="Table Columns 5" w:semiHidden="0" w:uiPriority="0" w:unhideWhenUsed="0"/>
+    <w:lsdException w:name="Table Grid 1" w:semiHidden="0" w:uiPriority="0" w:unhideWhenUsed="0"/>
+    <w:lsdException w:name="Table Grid 2" w:semiHidden="0" w:uiPriority="0" w:unhideWhenUsed="0"/>
+    <w:lsdException w:name="Table Grid 3" w:semiHidden="0" w:uiPriority="0" w:unhideWhenUsed="0"/>
+    <w:lsdException w:name="Table Grid 4" w:semiHidden="0" w:uiPriority="0" w:unhideWhenUsed="0"/>
+    <w:lsdException w:name="Table Grid 5" w:semiHidden="0" w:uiPriority="0" w:unhideWhenUsed="0"/>
+    <w:lsdException w:name="Table Grid 6" w:semiHidden="0" w:uiPriority="0" w:unhideWhenUsed="0"/>
+    <w:lsdException w:name="Table Grid 7" w:semiHidden="0" w:uiPriority="0" w:unhideWhenUsed="0"/>
+    <w:lsdException w:name="Table Grid 8" w:semiHidden="0" w:uiPriority="0" w:unhideWhenUsed="0"/>
+    <w:lsdException w:name="Table List 1" w:semiHidden="0" w:uiPriority="0" w:unhideWhenUsed="0"/>
+    <w:lsdException w:name="Table List 2" w:semiHidden="0" w:uiPriority="0" w:unhideWhenUsed="0"/>
+    <w:lsdException w:name="Table List 3" w:semiHidden="0" w:uiPriority="0" w:unhideWhenUsed="0"/>
+    <w:lsdException w:name="Table List 4" w:semiHidden="0" w:uiPriority="0" w:unhideWhenUsed="0"/>
+    <w:lsdException w:name="Table List 5" w:semiHidden="0" w:uiPriority="0" w:unhideWhenUsed="0"/>
+    <w:lsdException w:name="Table List 6" w:semiHidden="0" w:uiPriority="0" w:unhideWhenUsed="0"/>
+    <w:lsdException w:name="Table List 7" w:semiHidden="0" w:uiPriority="0" w:unhideWhenUsed="0"/>
+    <w:lsdException w:name="Table List 8" w:semiHidden="0" w:uiPriority="0" w:unhideWhenUsed="0"/>
+    <w:lsdException w:name="Table 3D effects 1" w:semiHidden="0" w:uiPriority="0" w:unhideWhenUsed="0"/>
+    <w:lsdException w:name="Table 3D effects 2" w:semiHidden="0" w:uiPriority="0" w:unhideWhenUsed="0"/>
+    <w:lsdException w:name="Table 3D effects 3" w:semiHidden="0" w:uiPriority="0" w:unhideWhenUsed="0"/>
+    <w:lsdException w:name="Table Contemporary" w:semiHidden="0" w:uiPriority="0" w:unhideWhenUsed="0"/>
+    <w:lsdException w:name="Table Elegant" w:semiHidden="0" w:uiPriority="0" w:unhideWhenUsed="0"/>
+    <w:lsdException w:name="Table Professional" w:semiHidden="0" w:uiPriority="0" w:unhideWhenUsed="0"/>
+    <w:lsdException w:name="Table Subtle 1" w:semiHidden="0" w:uiPriority="0" w:unhideWhenUsed="0"/>
+    <w:lsdException w:name="Table Subtle 2" w:semiHidden="0" w:uiPriority="0" w:unhideWhenUsed="0"/>
+    <w:lsdException w:name="Table Web 1" w:semiHidden="0" w:uiPriority="0" w:unhideWhenUsed="0"/>
+    <w:lsdException w:name="Table Web 2" w:semiHidden="0" w:uiPriority="0" w:unhideWhenUsed="0"/>
+    <w:lsdException w:name="Table Web 3" w:semiHidden="0" w:uiPriority="0" w:unhideWhenUsed="0"/>
+    <w:lsdException w:name="Balloon Text" w:semiHidden="0" w:uiPriority="0" w:unhideWhenUsed="0"/>
+    <w:lsdException w:name="Table Grid" w:semiHidden="0" w:uiPriority="0" w:unhideWhenUsed="0" w:qFormat="1"/>
+    <w:lsdException w:name="Table Theme" w:semiHidden="0" w:uiPriority="0" w:unhideWhenUsed="0"/>
+    <w:lsdException w:name="Light Shading" w:semiHidden="0" w:uiPriority="60" w:unhideWhenUsed="0"/>
+    <w:lsdException w:name="Light List" w:semiHidden="0" w:uiPriority="61" w:unhideWhenUsed="0"/>
+    <w:lsdException w:name="Light Grid" w:semiHidden="0" w:uiPriority="62" w:unhideWhenUsed="0"/>
+    <w:lsdException w:name="Medium Shading 1" w:semiHidden="0" w:uiPriority="63" w:unhideWhenUsed="0"/>
+    <w:lsdException w:name="Medium Shading 2" w:semiHidden="0" w:uiPriority="64" w:unhideWhenUsed="0"/>
+    <w:lsdException w:name="Medium List 1" w:semiHidden="0" w:uiPriority="65" w:unhideWhenUsed="0"/>
+    <w:lsdException w:name="Medium List 2" w:semiHidden="0" w:uiPriority="66" w:unhideWhenUsed="0"/>
+    <w:lsdException w:name="Medium Grid 1" w:semiHidden="0" w:uiPriority="67" w:unhideWhenUsed="0"/>
+    <w:lsdException w:name="Medium Grid 2" w:semiHidden="0" w:uiPriority="68" w:unhideWhenUsed="0"/>
+    <w:lsdException w:name="Medium Grid 3" w:semiHidden="0" w:uiPriority="69" w:unhideWhenUsed="0"/>
+    <w:lsdException w:name="Dark List" w:semiHidden="0" w:uiPriority="70" w:unhideWhenUsed="0"/>
+    <w:lsdException w:name="Colorful Shading" w:semiHidden="0" w:uiPriority="71" w:unhideWhenUsed="0"/>
+    <w:lsdException w:name="Colorful List" w:semiHidden="0" w:uiPriority="72" w:unhideWhenUsed="0"/>
+    <w:lsdException w:name="Colorful Grid" w:semiHidden="0" w:uiPriority="73" w:unhideWhenUsed="0"/>
+    <w:lsdException w:name="Light Shading Accent 1" w:semiHidden="0" w:uiPriority="60" w:unhideWhenUsed="0"/>
+    <w:lsdException w:name="Light List Accent 1" w:semiHidden="0" w:uiPriority="61" w:unhideWhenUsed="0"/>
+    <w:lsdException w:name="Light Grid Accent 1" w:semiHidden="0" w:uiPriority="62" w:unhideWhenUsed="0"/>
+    <w:lsdException w:name="Medium Shading 1 Accent 1" w:semiHidden="0" w:uiPriority="63" w:unhideWhenUsed="0"/>
+    <w:lsdException w:name="Medium Shading 2 Accent 1" w:semiHidden="0" w:uiPriority="64" w:unhideWhenUsed="0"/>
+    <w:lsdException w:name="Medium List 1 Accent 1" w:semiHidden="0" w:uiPriority="65" w:unhideWhenUsed="0"/>
+    <w:lsdException w:name="Medium List 2 Accent 1" w:semiHidden="0" w:uiPriority="66" w:unhideWhenUsed="0"/>
+    <w:lsdException w:name="Medium Grid 1 Accent 1" w:semiHidden="0" w:uiPriority="67" w:unhideWhenUsed="0"/>
+    <w:lsdException w:name="Medium Grid 2 Accent 1" w:semiHidden="0" w:uiPriority="68" w:unhideWhenUsed="0"/>
+    <w:lsdException w:name="Medium Grid 3 Accent 1" w:semiHidden="0" w:uiPriority="69" w:unhideWhenUsed="0"/>
+    <w:lsdException w:name="Dark List Accent 1" w:semiHidden="0" w:uiPriority="70" w:unhideWhenUsed="0"/>
+    <w:lsdException w:name="Colorful Shading Accent 1" w:semiHidden="0" w:uiPriority="71" w:unhideWhenUsed="0"/>
+    <w:lsdException w:name="Colorful List Accent 1" w:semiHidden="0" w:uiPriority="72" w:unhideWhenUsed="0"/>
+    <w:lsdException w:name="Colorful Grid Accent 1" w:semiHidden="0" w:uiPriority="73" w:unhideWhenUsed="0"/>
+    <w:lsdException w:name="Light Shading Accent 2" w:semiHidden="0" w:uiPriority="60" w:unhideWhenUsed="0"/>
+    <w:lsdException w:name="Light List Accent 2" w:semiHidden="0" w:uiPriority="61" w:unhideWhenUsed="0"/>
+    <w:lsdException w:name="Light Grid Accent 2" w:semiHidden="0" w:uiPriority="62" w:unhideWhenUsed="0"/>
+    <w:lsdException w:name="Medium Shading 1 Accent 2" w:semiHidden="0" w:uiPriority="63" w:unhideWhenUsed="0"/>
+    <w:lsdException w:name="Medium Shading 2 Accent 2" w:semiHidden="0" w:uiPriority="64" w:unhideWhenUsed="0"/>
+    <w:lsdException w:name="Medium List 1 Accent 2" w:semiHidden="0" w:uiPriority="65" w:unhideWhenUsed="0"/>
+    <w:lsdException w:name="Medium List 2 Accent 2" w:semiHidden="0" w:uiPriority="66" w:unhideWhenUsed="0"/>
+    <w:lsdException w:name="Medium Grid 1 Accent 2" w:semiHidden="0" w:uiPriority="67" w:unhideWhenUsed="0"/>
+    <w:lsdException w:name="Medium Grid 2 Accent 2" w:semiHidden="0" w:uiPriority="68" w:unhideWhenUsed="0"/>
+    <w:lsdException w:name="Medium Grid 3 Accent 2" w:semiHidden="0" w:uiPriority="69" w:unhideWhenUsed="0"/>
+    <w:lsdException w:name="Dark List Accent 2" w:semiHidden="0" w:uiPriority="70" w:unhideWhenUsed="0"/>
+    <w:lsdException w:name="Colorful Shading Accent 2" w:semiHidden="0" w:uiPriority="71" w:unhideWhenUsed="0"/>
+    <w:lsdException w:name="Colorful List Accent 2" w:semiHidden="0" w:uiPriority="72" w:unhideWhenUsed="0"/>
+    <w:lsdException w:name="Colorful Grid Accent 2" w:semiHidden="0" w:uiPriority="73" w:unhideWhenUsed="0"/>
+    <w:lsdException w:name="Light Shading Accent 3" w:semiHidden="0" w:uiPriority="60" w:unhideWhenUsed="0"/>
+    <w:lsdException w:name="Light List Accent 3" w:semiHidden="0" w:uiPriority="61" w:unhideWhenUsed="0"/>
+    <w:lsdException w:name="Light Grid Accent 3" w:semiHidden="0" w:uiPriority="62" w:unhideWhenUsed="0"/>
+    <w:lsdException w:name="Medium Shading 1 Accent 3" w:semiHidden="0" w:uiPriority="63" w:unhideWhenUsed="0"/>
+    <w:lsdException w:name="Medium Shading 2 Accent 3" w:semiHidden="0" w:uiPriority="64" w:unhideWhenUsed="0"/>
+    <w:lsdException w:name="Medium List 1 Accent 3" w:semiHidden="0" w:uiPriority="65" w:unhideWhenUsed="0"/>
+    <w:lsdException w:name="Medium List 2 Accent 3" w:semiHidden="0" w:uiPriority="66" w:unhideWhenUsed="0"/>
+    <w:lsdException w:name="Medium Grid 1 Accent 3" w:semiHidden="0" w:uiPriority="67" w:unhideWhenUsed="0"/>
+    <w:lsdException w:name="Medium Grid 2 Accent 3" w:semiHidden="0" w:uiPriority="68" w:unhideWhenUsed="0"/>
+    <w:lsdException w:name="Medium Grid 3 Accent 3" w:semiHidden="0" w:uiPriority="69" w:unhideWhenUsed="0"/>
+    <w:lsdException w:name="Dark List Accent 3" w:semiHidden="0" w:uiPriority="70" w:unhideWhenUsed="0"/>
+    <w:lsdException w:name="Colorful Shading Accent 3" w:semiHidden="0" w:uiPriority="71" w:unhideWhenUsed="0"/>
+    <w:lsdException w:name="Colorful List Accent 3" w:semiHidden="0" w:uiPriority="72" w:unhideWhenUsed="0"/>
+    <w:lsdException w:name="Colorful Grid Accent 3" w:semiHidden="0" w:uiPriority="73" w:unhideWhenUsed="0"/>
+    <w:lsdException w:name="Light Shading Accent 4" w:semiHidden="0" w:uiPriority="60" w:unhideWhenUsed="0"/>
+    <w:lsdException w:name="Light List Accent 4" w:semiHidden="0" w:uiPriority="61" w:unhideWhenUsed="0"/>
+    <w:lsdException w:name="Light Grid Accent 4" w:semiHidden="0" w:uiPriority="62" w:unhideWhenUsed="0"/>
+    <w:lsdException w:name="Medium Shading 1 Accent 4" w:semiHidden="0" w:uiPriority="63" w:unhideWhenUsed="0"/>
+    <w:lsdException w:name="Medium Shading 2 Accent 4" w:semiHidden="0" w:uiPriority="64" w:unhideWhenUsed="0"/>
+    <w:lsdException w:name="Medium List 1 Accent 4" w:semiHidden="0" w:uiPriority="65" w:unhideWhenUsed="0"/>
+    <w:lsdException w:name="Medium List 2 Accent 4" w:semiHidden="0" w:uiPriority="66" w:unhideWhenUsed="0"/>
+    <w:lsdException w:name="Medium Grid 1 Accent 4" w:semiHidden="0" w:uiPriority="67" w:unhideWhenUsed="0"/>
+    <w:lsdException w:name="Medium Grid 2 Accent 4" w:semiHidden="0" w:uiPriority="68" w:unhideWhenUsed="0"/>
+    <w:lsdException w:name="Medium Grid 3 Accent 4" w:semiHidden="0" w:uiPriority="69" w:unhideWhenUsed="0"/>
+    <w:lsdException w:name="Dark List Accent 4" w:semiHidden="0" w:uiPriority="70" w:unhideWhenUsed="0"/>
+    <w:lsdException w:name="Colorful Shading Accent 4" w:semiHidden="0" w:uiPriority="71" w:unhideWhenUsed="0"/>
+    <w:lsdException w:name="Colorful List Accent 4" w:semiHidden="0" w:uiPriority="72" w:unhideWhenUsed="0"/>
+    <w:lsdException w:name="Colorful Grid Accent 4" w:semiHidden="0" w:uiPriority="73" w:unhideWhenUsed="0"/>
+    <w:lsdException w:name="Light Shading Accent 5" w:semiHidden="0" w:uiPriority="60" w:unhideWhenUsed="0"/>
+    <w:lsdException w:name="Light List Accent 5" w:semiHidden="0" w:uiPriority="61" w:unhideWhenUsed="0"/>
+    <w:lsdException w:name="Light Grid Accent 5" w:semiHidden="0" w:uiPriority="62" w:unhideWhenUsed="0"/>
+    <w:lsdException w:name="Medium Shading 1 Accent 5" w:semiHidden="0" w:uiPriority="63" w:unhideWhenUsed="0"/>
+    <w:lsdException w:name="Medium Shading 2 Accent 5" w:semiHidden="0" w:uiPriority="64" w:unhideWhenUsed="0"/>
+    <w:lsdException w:name="Medium List 1 Accent 5" w:semiHidden="0" w:uiPriority="65" w:unhideWhenUsed="0"/>
+    <w:lsdException w:name="Medium List 2 Accent 5" w:semiHidden="0" w:uiPriority="66" w:unhideWhenUsed="0"/>
+    <w:lsdException w:name="Medium Grid 1 Accent 5" w:semiHidden="0" w:uiPriority="67" w:unhideWhenUsed="0"/>
+    <w:lsdException w:name="Medium Grid 2 Accent 5" w:semiHidden="0" w:uiPriority="68" w:unhideWhenUsed="0"/>
+    <w:lsdException w:name="Medium Grid 3 Accent 5" w:semiHidden="0" w:uiPriority="69" w:unhideWhenUsed="0"/>
+    <w:lsdException w:name="Dark List Accent 5" w:semiHidden="0" w:uiPriority="70" w:unhideWhenUsed="0"/>
+    <w:lsdException w:name="Colorful Shading Accent 5" w:semiHidden="0" w:uiPriority="71" w:unhideWhenUsed="0"/>
+    <w:lsdException w:name="Colorful List Accent 5" w:semiHidden="0" w:uiPriority="72" w:unhideWhenUsed="0"/>
+    <w:lsdException w:name="Colorful Grid Accent 5" w:semiHidden="0" w:uiPriority="73" w:unhideWhenUsed="0"/>
+    <w:lsdException w:name="Light Shading Accent 6" w:semiHidden="0" w:uiPriority="60" w:unhideWhenUsed="0"/>
+    <w:lsdException w:name="Light List Accent 6" w:semiHidden="0" w:uiPriority="61" w:unhideWhenUsed="0"/>
+    <w:lsdException w:name="Light Grid Accent 6" w:semiHidden="0" w:uiPriority="62" w:unhideWhenUsed="0"/>
+    <w:lsdException w:name="Medium Shading 1 Accent 6" w:semiHidden="0" w:uiPriority="63" w:unhideWhenUsed="0"/>
+    <w:lsdException w:name="Medium Shading 2 Accent 6" w:semiHidden="0" w:uiPriority="64" w:unhideWhenUsed="0"/>
+    <w:lsdException w:name="Medium List 1 Accent 6" w:semiHidden="0" w:uiPriority="65" w:unhideWhenUsed="0"/>
+    <w:lsdException w:name="Medium List 2 Accent 6" w:semiHidden="0" w:uiPriority="66" w:unhideWhenUsed="0"/>
+    <w:lsdException w:name="Medium Grid 1 Accent 6" w:semiHidden="0" w:uiPriority="67" w:unhideWhenUsed="0"/>
+    <w:lsdException w:name="Medium Grid 2 Accent 6" w:semiHidden="0" w:uiPriority="68" w:unhideWhenUsed="0"/>
+    <w:lsdException w:name="Medium Grid 3 Accent 6" w:semiHidden="0" w:uiPriority="69" w:unhideWhenUsed="0"/>
+    <w:lsdException w:name="Dark List Accent 6" w:semiHidden="0" w:uiPriority="70" w:unhideWhenUsed="0"/>
+    <w:lsdException w:name="Colorful Shading Accent 6" w:semiHidden="0" w:uiPriority="71" w:unhideWhenUsed="0"/>
+    <w:lsdException w:name="Colorful List Accent 6" w:semiHidden="0" w:uiPriority="72" w:unhideWhenUsed="0"/>
+    <w:lsdException w:name="Colorful Grid Accent 6" w:semiHidden="0" w:uiPriority="73" w:unhideWhenUsed="0"/>
   </w:latentStyles>
-  <w:style w:type="paragraph" w:default="1" w:styleId="1">
+  <w:style w:type="paragraph" w:default="1" w:styleId="Normal">
     <w:name w:val="Normal"/>
     <w:qFormat/>
-    <w:uiPriority w:val="0"/>
     <w:pPr>
       <w:kinsoku w:val="0"/>
       <w:autoSpaceDE w:val="0"/>
@@ -14626,7 +14444,7 @@
       <w:textAlignment w:val="baseline"/>
     </w:pPr>
     <w:rPr>
-      <w:rFonts w:ascii="Arial" w:hAnsi="Arial" w:eastAsia="宋体" w:cs="Arial"/>
+      <w:rFonts w:ascii="Arial" w:eastAsia="宋体" w:hAnsi="Arial" w:cs="Arial"/>
       <w:snapToGrid w:val="0"/>
       <w:color w:val="000000"/>
       <w:kern w:val="0"/>
@@ -14635,12 +14453,11 @@
       <w:lang w:val="en-US" w:eastAsia="en-US" w:bidi="ar-SA"/>
     </w:rPr>
   </w:style>
-  <w:style w:type="paragraph" w:styleId="2">
+  <w:style w:type="paragraph" w:styleId="Heading1">
     <w:name w:val="heading 1"/>
-    <w:basedOn w:val="1"/>
-    <w:next w:val="1"/>
+    <w:basedOn w:val="Normal"/>
+    <w:next w:val="Normal"/>
     <w:qFormat/>
-    <w:uiPriority w:val="0"/>
     <w:pPr>
       <w:keepNext/>
       <w:keepLines/>
@@ -14658,13 +14475,12 @@
       <w:sz w:val="44"/>
     </w:rPr>
   </w:style>
-  <w:style w:type="paragraph" w:styleId="3">
+  <w:style w:type="paragraph" w:styleId="Heading2">
     <w:name w:val="heading 2"/>
-    <w:basedOn w:val="1"/>
-    <w:next w:val="1"/>
+    <w:basedOn w:val="Normal"/>
+    <w:next w:val="Normal"/>
     <w:unhideWhenUsed/>
     <w:qFormat/>
-    <w:uiPriority w:val="0"/>
     <w:pPr>
       <w:keepNext/>
       <w:keepLines/>
@@ -14677,19 +14493,18 @@
       <w:outlineLvl w:val="1"/>
     </w:pPr>
     <w:rPr>
-      <w:rFonts w:ascii="Arial" w:hAnsi="Arial" w:eastAsia="黑体"/>
+      <w:rFonts w:ascii="Arial" w:eastAsia="黑体" w:hAnsi="Arial"/>
       <w:b/>
       <w:sz w:val="32"/>
     </w:rPr>
   </w:style>
-  <w:style w:type="paragraph" w:styleId="4">
+  <w:style w:type="paragraph" w:styleId="Heading3">
     <w:name w:val="heading 3"/>
-    <w:basedOn w:val="1"/>
-    <w:next w:val="1"/>
+    <w:basedOn w:val="Normal"/>
+    <w:next w:val="Normal"/>
     <w:semiHidden/>
     <w:unhideWhenUsed/>
     <w:qFormat/>
-    <w:uiPriority w:val="0"/>
     <w:pPr>
       <w:keepNext/>
       <w:keepLines/>
@@ -14706,13 +14521,12 @@
       <w:sz w:val="32"/>
     </w:rPr>
   </w:style>
-  <w:style w:type="paragraph" w:styleId="5">
+  <w:style w:type="paragraph" w:styleId="Heading4">
     <w:name w:val="heading 4"/>
-    <w:basedOn w:val="1"/>
-    <w:next w:val="1"/>
+    <w:basedOn w:val="Normal"/>
+    <w:next w:val="Normal"/>
     <w:unhideWhenUsed/>
     <w:qFormat/>
-    <w:uiPriority w:val="0"/>
     <w:pPr>
       <w:keepNext/>
       <w:keepLines/>
@@ -14725,19 +14539,18 @@
       <w:outlineLvl w:val="3"/>
     </w:pPr>
     <w:rPr>
-      <w:rFonts w:ascii="Arial" w:hAnsi="Arial" w:eastAsia="黑体"/>
+      <w:rFonts w:ascii="Arial" w:eastAsia="黑体" w:hAnsi="Arial"/>
       <w:b/>
       <w:sz w:val="28"/>
     </w:rPr>
   </w:style>
-  <w:style w:type="paragraph" w:styleId="6">
+  <w:style w:type="paragraph" w:styleId="Heading5">
     <w:name w:val="heading 5"/>
-    <w:basedOn w:val="1"/>
-    <w:next w:val="1"/>
+    <w:basedOn w:val="Normal"/>
+    <w:next w:val="Normal"/>
     <w:semiHidden/>
     <w:unhideWhenUsed/>
     <w:qFormat/>
-    <w:uiPriority w:val="0"/>
     <w:pPr>
       <w:keepNext/>
       <w:keepLines/>
@@ -14754,14 +14567,13 @@
       <w:sz w:val="28"/>
     </w:rPr>
   </w:style>
-  <w:style w:type="paragraph" w:styleId="7">
+  <w:style w:type="paragraph" w:styleId="Heading6">
     <w:name w:val="heading 6"/>
-    <w:basedOn w:val="1"/>
-    <w:next w:val="1"/>
+    <w:basedOn w:val="Normal"/>
+    <w:next w:val="Normal"/>
     <w:semiHidden/>
     <w:unhideWhenUsed/>
     <w:qFormat/>
-    <w:uiPriority w:val="0"/>
     <w:pPr>
       <w:keepNext/>
       <w:keepLines/>
@@ -14774,19 +14586,18 @@
       <w:outlineLvl w:val="5"/>
     </w:pPr>
     <w:rPr>
-      <w:rFonts w:ascii="Arial" w:hAnsi="Arial" w:eastAsia="黑体"/>
+      <w:rFonts w:ascii="Arial" w:eastAsia="黑体" w:hAnsi="Arial"/>
       <w:b/>
       <w:sz w:val="24"/>
     </w:rPr>
   </w:style>
-  <w:style w:type="paragraph" w:styleId="8">
+  <w:style w:type="paragraph" w:styleId="Heading7">
     <w:name w:val="heading 7"/>
-    <w:basedOn w:val="1"/>
-    <w:next w:val="1"/>
+    <w:basedOn w:val="Normal"/>
+    <w:next w:val="Normal"/>
     <w:semiHidden/>
     <w:unhideWhenUsed/>
     <w:qFormat/>
-    <w:uiPriority w:val="0"/>
     <w:pPr>
       <w:keepNext/>
       <w:keepLines/>
@@ -14803,14 +14614,13 @@
       <w:sz w:val="24"/>
     </w:rPr>
   </w:style>
-  <w:style w:type="paragraph" w:styleId="9">
+  <w:style w:type="paragraph" w:styleId="Heading8">
     <w:name w:val="heading 8"/>
-    <w:basedOn w:val="1"/>
-    <w:next w:val="1"/>
+    <w:basedOn w:val="Normal"/>
+    <w:next w:val="Normal"/>
     <w:semiHidden/>
     <w:unhideWhenUsed/>
     <w:qFormat/>
-    <w:uiPriority w:val="0"/>
     <w:pPr>
       <w:keepNext/>
       <w:keepLines/>
@@ -14823,18 +14633,17 @@
       <w:outlineLvl w:val="7"/>
     </w:pPr>
     <w:rPr>
-      <w:rFonts w:ascii="Arial" w:hAnsi="Arial" w:eastAsia="黑体"/>
+      <w:rFonts w:ascii="Arial" w:eastAsia="黑体" w:hAnsi="Arial"/>
       <w:sz w:val="24"/>
     </w:rPr>
   </w:style>
-  <w:style w:type="paragraph" w:styleId="10">
+  <w:style w:type="paragraph" w:styleId="Heading9">
     <w:name w:val="heading 9"/>
-    <w:basedOn w:val="1"/>
-    <w:next w:val="1"/>
+    <w:basedOn w:val="Normal"/>
+    <w:next w:val="Normal"/>
     <w:semiHidden/>
     <w:unhideWhenUsed/>
     <w:qFormat/>
-    <w:uiPriority w:val="0"/>
     <w:pPr>
       <w:keepNext/>
       <w:keepLines/>
@@ -14847,21 +14656,19 @@
       <w:outlineLvl w:val="8"/>
     </w:pPr>
     <w:rPr>
-      <w:rFonts w:ascii="Arial" w:hAnsi="Arial" w:eastAsia="黑体"/>
+      <w:rFonts w:ascii="Arial" w:eastAsia="黑体" w:hAnsi="Arial"/>
       <w:sz w:val="21"/>
     </w:rPr>
   </w:style>
-  <w:style w:type="character" w:default="1" w:styleId="22">
+  <w:style w:type="character" w:default="1" w:styleId="DefaultParagraphFont">
     <w:name w:val="Default Paragraph Font"/>
     <w:semiHidden/>
     <w:qFormat/>
-    <w:uiPriority w:val="0"/>
   </w:style>
-  <w:style w:type="table" w:default="1" w:styleId="20">
+  <w:style w:type="table" w:default="1" w:styleId="TableNormal">
     <w:name w:val="Normal Table"/>
     <w:semiHidden/>
     <w:qFormat/>
-    <w:uiPriority w:val="0"/>
     <w:tblPr>
       <w:tblCellMar>
         <w:top w:w="0" w:type="dxa"/>
@@ -14871,43 +14678,39 @@
       </w:tblCellMar>
     </w:tblPr>
   </w:style>
-  <w:style w:type="paragraph" w:styleId="11">
+  <w:style w:type="paragraph" w:styleId="CommentText">
     <w:name w:val="annotation text"/>
-    <w:basedOn w:val="1"/>
+    <w:basedOn w:val="Normal"/>
     <w:qFormat/>
-    <w:uiPriority w:val="0"/>
     <w:pPr>
       <w:jc w:val="left"/>
     </w:pPr>
   </w:style>
-  <w:style w:type="paragraph" w:styleId="12">
+  <w:style w:type="paragraph" w:styleId="BodyText">
     <w:name w:val="Body Text"/>
-    <w:basedOn w:val="1"/>
+    <w:basedOn w:val="Normal"/>
     <w:semiHidden/>
     <w:qFormat/>
-    <w:uiPriority w:val="0"/>
     <w:rPr>
-      <w:rFonts w:ascii="Arial" w:hAnsi="Arial" w:eastAsia="Arial" w:cs="Arial"/>
+      <w:rFonts w:ascii="Arial" w:eastAsia="Arial" w:hAnsi="Arial" w:cs="Arial"/>
       <w:sz w:val="21"/>
       <w:szCs w:val="21"/>
       <w:lang w:val="en-US" w:eastAsia="en-US" w:bidi="ar-SA"/>
     </w:rPr>
   </w:style>
-  <w:style w:type="paragraph" w:styleId="13">
+  <w:style w:type="paragraph" w:styleId="TOC3">
     <w:name w:val="toc 3"/>
-    <w:basedOn w:val="1"/>
-    <w:next w:val="1"/>
+    <w:basedOn w:val="Normal"/>
+    <w:next w:val="Normal"/>
     <w:qFormat/>
-    <w:uiPriority w:val="0"/>
     <w:pPr>
       <w:ind w:left="840" w:leftChars="400"/>
     </w:pPr>
   </w:style>
-  <w:style w:type="paragraph" w:styleId="14">
+  <w:style w:type="paragraph" w:styleId="Footer">
     <w:name w:val="footer"/>
-    <w:basedOn w:val="1"/>
+    <w:basedOn w:val="Normal"/>
     <w:qFormat/>
-    <w:uiPriority w:val="0"/>
     <w:pPr>
       <w:tabs>
         <w:tab w:val="center" w:pos="4153"/>
@@ -14920,17 +14723,16 @@
       <w:sz w:val="18"/>
     </w:rPr>
   </w:style>
-  <w:style w:type="paragraph" w:styleId="15">
+  <w:style w:type="paragraph" w:styleId="Header">
     <w:name w:val="header"/>
-    <w:basedOn w:val="1"/>
+    <w:basedOn w:val="Normal"/>
     <w:qFormat/>
-    <w:uiPriority w:val="0"/>
     <w:pPr>
       <w:pBdr>
-        <w:top w:val="none" w:color="auto" w:sz="0" w:space="0"/>
-        <w:left w:val="none" w:color="auto" w:sz="0" w:space="0"/>
-        <w:bottom w:val="none" w:color="auto" w:sz="0" w:space="0"/>
-        <w:right w:val="none" w:color="auto" w:sz="0" w:space="0"/>
+        <w:top w:val="nil"/>
+        <w:left w:val="nil"/>
+        <w:bottom w:val="nil"/>
+        <w:right w:val="nil"/>
       </w:pBdr>
       <w:tabs>
         <w:tab w:val="center" w:pos="4153"/>
@@ -14945,41 +14747,37 @@
       <w:sz w:val="18"/>
     </w:rPr>
   </w:style>
-  <w:style w:type="paragraph" w:styleId="16">
+  <w:style w:type="paragraph" w:styleId="TOC1">
     <w:name w:val="toc 1"/>
-    <w:basedOn w:val="1"/>
-    <w:next w:val="1"/>
+    <w:basedOn w:val="Normal"/>
+    <w:next w:val="Normal"/>
     <w:qFormat/>
-    <w:uiPriority w:val="0"/>
     <w:rPr>
-      <w:rFonts w:ascii="Arial" w:hAnsi="Arial" w:eastAsia="Microsoft JhengHei"/>
+      <w:rFonts w:ascii="Arial" w:eastAsia="Microsoft JhengHei" w:hAnsi="Arial"/>
       <w:sz w:val="24"/>
     </w:rPr>
   </w:style>
-  <w:style w:type="paragraph" w:styleId="17">
+  <w:style w:type="paragraph" w:styleId="TOC2">
     <w:name w:val="toc 2"/>
-    <w:basedOn w:val="1"/>
-    <w:next w:val="1"/>
+    <w:basedOn w:val="Normal"/>
+    <w:next w:val="Normal"/>
     <w:qFormat/>
-    <w:uiPriority w:val="0"/>
     <w:pPr>
       <w:ind w:left="420" w:leftChars="200"/>
     </w:pPr>
   </w:style>
-  <w:style w:type="paragraph" w:styleId="18">
+  <w:style w:type="paragraph" w:styleId="NormalWeb">
     <w:name w:val="Normal (Web)"/>
-    <w:basedOn w:val="1"/>
+    <w:basedOn w:val="Normal"/>
     <w:qFormat/>
-    <w:uiPriority w:val="0"/>
     <w:rPr>
       <w:sz w:val="24"/>
     </w:rPr>
   </w:style>
-  <w:style w:type="paragraph" w:styleId="19">
+  <w:style w:type="paragraph" w:styleId="Title">
     <w:name w:val="Title"/>
-    <w:basedOn w:val="1"/>
+    <w:basedOn w:val="Normal"/>
     <w:qFormat/>
-    <w:uiPriority w:val="0"/>
     <w:pPr>
       <w:spacing w:before="240" w:beforeLines="0" w:beforeAutospacing="0" w:after="60" w:afterLines="0" w:afterAutospacing="0"/>
       <w:jc w:val="center"/>
@@ -14991,73 +14789,68 @@
       <w:sz w:val="32"/>
     </w:rPr>
   </w:style>
-  <w:style w:type="table" w:styleId="21">
+  <w:style w:type="table" w:styleId="TableGrid">
     <w:name w:val="Table Grid"/>
-    <w:basedOn w:val="20"/>
+    <w:basedOn w:val="TableNormal"/>
     <w:qFormat/>
-    <w:uiPriority w:val="0"/>
     <w:pPr>
       <w:widowControl w:val="0"/>
       <w:jc w:val="both"/>
     </w:pPr>
     <w:tblPr>
       <w:tblBorders>
-        <w:top w:val="single" w:color="auto" w:sz="4" w:space="0"/>
-        <w:left w:val="single" w:color="auto" w:sz="4" w:space="0"/>
-        <w:bottom w:val="single" w:color="auto" w:sz="4" w:space="0"/>
-        <w:right w:val="single" w:color="auto" w:sz="4" w:space="0"/>
-        <w:insideH w:val="single" w:color="auto" w:sz="4" w:space="0"/>
-        <w:insideV w:val="single" w:color="auto" w:sz="4" w:space="0"/>
+        <w:top w:val="single" w:sz="4" w:space="0" w:color="auto"/>
+        <w:left w:val="single" w:sz="4" w:space="0" w:color="auto"/>
+        <w:bottom w:val="single" w:sz="4" w:space="0" w:color="auto"/>
+        <w:right w:val="single" w:sz="4" w:space="0" w:color="auto"/>
+        <w:insideH w:val="single" w:sz="4" w:space="0" w:color="auto"/>
+        <w:insideV w:val="single" w:sz="4" w:space="0" w:color="auto"/>
       </w:tblBorders>
     </w:tblPr>
   </w:style>
-  <w:style w:type="character" w:styleId="23">
+  <w:style w:type="character" w:styleId="Strong">
     <w:name w:val="Strong"/>
-    <w:basedOn w:val="22"/>
+    <w:basedOn w:val="DefaultParagraphFont"/>
     <w:qFormat/>
-    <w:uiPriority w:val="0"/>
     <w:rPr>
       <w:b/>
     </w:rPr>
   </w:style>
-  <w:style w:type="paragraph" w:customStyle="1" w:styleId="24">
+  <w:style w:type="paragraph" w:customStyle="1" w:styleId="a">
     <w:name w:val="柴_公司名"/>
-    <w:basedOn w:val="19"/>
+    <w:basedOn w:val="Title"/>
     <w:qFormat/>
-    <w:uiPriority w:val="0"/>
     <w:pPr>
       <w:spacing w:after="600" w:afterLines="600"/>
     </w:pPr>
     <w:rPr>
-      <w:rFonts w:hint="eastAsia" w:ascii="宋体" w:hAnsi="宋体" w:eastAsia="宋体" w:cs="宋体"/>
+      <w:rFonts w:ascii="宋体" w:eastAsia="宋体" w:hAnsi="宋体" w:cs="宋体" w:hint="eastAsia"/>
       <w:bCs/>
       <w:spacing w:val="-6"/>
       <w:sz w:val="52"/>
       <w:szCs w:val="52"/>
     </w:rPr>
   </w:style>
-  <w:style w:type="paragraph" w:customStyle="1" w:styleId="25">
+  <w:style w:type="paragraph" w:customStyle="1" w:styleId="a0">
     <w:name w:val="柴_文档名"/>
-    <w:basedOn w:val="19"/>
+    <w:basedOn w:val="Title"/>
     <w:qFormat/>
-    <w:uiPriority w:val="0"/>
     <w:pPr>
       <w:spacing w:after="900" w:afterLines="900"/>
     </w:pPr>
     <w:rPr>
-      <w:rFonts w:ascii="黑体" w:hAnsi="黑体" w:eastAsia="黑体" w:cs="黑体"/>
+      <w:rFonts w:ascii="黑体" w:eastAsia="黑体" w:hAnsi="黑体" w:cs="黑体"/>
       <w:bCs/>
       <w:spacing w:val="-7"/>
       <w:sz w:val="52"/>
       <w:szCs w:val="52"/>
     </w:rPr>
   </w:style>
-  <w:style w:type="table" w:customStyle="1" w:styleId="26">
+  <w:style w:type="table" w:customStyle="1" w:styleId="TableNormal0">
     <w:name w:val="Table Normal_0"/>
     <w:semiHidden/>
     <w:unhideWhenUsed/>
     <w:qFormat/>
-    <w:uiPriority w:val="0"/>
     <w:tblPr>
       <w:tblCellMar>
         <w:top w:w="0" w:type="dxa"/>
@@ -15067,87 +14860,81 @@
       </w:tblCellMar>
     </w:tblPr>
   </w:style>
-  <w:style w:type="paragraph" w:customStyle="1" w:styleId="27">
+  <w:style w:type="paragraph" w:customStyle="1" w:styleId="TableText">
     <w:name w:val="Table Text"/>
-    <w:basedOn w:val="1"/>
+    <w:basedOn w:val="Normal"/>
     <w:semiHidden/>
     <w:qFormat/>
-    <w:uiPriority w:val="0"/>
     <w:rPr>
-      <w:rFonts w:ascii="宋体" w:hAnsi="宋体" w:eastAsia="宋体" w:cs="宋体"/>
+      <w:rFonts w:ascii="宋体" w:eastAsia="宋体" w:hAnsi="宋体" w:cs="宋体"/>
       <w:sz w:val="21"/>
       <w:szCs w:val="21"/>
       <w:lang w:val="en-US" w:eastAsia="en-US" w:bidi="ar-SA"/>
     </w:rPr>
   </w:style>
-  <w:style w:type="paragraph" w:customStyle="1" w:styleId="28">
+  <w:style w:type="paragraph" w:customStyle="1" w:styleId="1">
     <w:name w:val="柴_标题1"/>
-    <w:basedOn w:val="2"/>
-    <w:next w:val="29"/>
-    <w:link w:val="38"/>
+    <w:basedOn w:val="Heading1"/>
+    <w:next w:val="a1"/>
+    <w:link w:val="1Char"/>
     <w:qFormat/>
-    <w:uiPriority w:val="0"/>
     <w:pPr>
       <w:spacing w:before="100" w:after="90" w:line="360" w:lineRule="auto"/>
     </w:pPr>
     <w:rPr>
-      <w:rFonts w:ascii="Arial" w:hAnsi="Arial" w:eastAsia="宋体"/>
+      <w:rFonts w:ascii="Arial" w:eastAsia="宋体" w:hAnsi="Arial"/>
       <w:sz w:val="32"/>
     </w:rPr>
   </w:style>
-  <w:style w:type="paragraph" w:customStyle="1" w:styleId="29">
+  <w:style w:type="paragraph" w:customStyle="1" w:styleId="a1">
     <w:name w:val="柴_正文"/>
-    <w:basedOn w:val="12"/>
-    <w:link w:val="42"/>
+    <w:basedOn w:val="BodyText"/>
+    <w:link w:val="Char"/>
     <w:qFormat/>
-    <w:uiPriority w:val="0"/>
     <w:pPr>
       <w:spacing w:line="360" w:lineRule="auto"/>
       <w:ind w:firstLine="470" w:firstLineChars="200"/>
     </w:pPr>
     <w:rPr>
-      <w:rFonts w:ascii="Arial" w:hAnsi="Arial" w:eastAsia="宋体"/>
+      <w:rFonts w:ascii="Arial" w:eastAsia="宋体" w:hAnsi="Arial"/>
       <w:sz w:val="24"/>
       <w:lang w:eastAsia="zh-CN"/>
     </w:rPr>
   </w:style>
-  <w:style w:type="paragraph" w:customStyle="1" w:styleId="30">
+  <w:style w:type="paragraph" w:customStyle="1" w:styleId="2">
     <w:name w:val="柴_标题2"/>
-    <w:basedOn w:val="3"/>
-    <w:next w:val="29"/>
+    <w:basedOn w:val="Heading2"/>
+    <w:next w:val="a1"/>
     <w:qFormat/>
-    <w:uiPriority w:val="0"/>
     <w:pPr>
       <w:spacing w:line="360" w:lineRule="auto"/>
     </w:pPr>
     <w:rPr>
-      <w:rFonts w:ascii="Arial" w:hAnsi="Arial" w:eastAsia="宋体"/>
+      <w:rFonts w:ascii="Arial" w:eastAsia="宋体" w:hAnsi="Arial"/>
       <w:sz w:val="28"/>
     </w:rPr>
   </w:style>
-  <w:style w:type="paragraph" w:customStyle="1" w:styleId="31">
+  <w:style w:type="paragraph" w:customStyle="1" w:styleId="3">
     <w:name w:val="柴_标题3"/>
-    <w:basedOn w:val="4"/>
-    <w:next w:val="29"/>
+    <w:basedOn w:val="Heading3"/>
+    <w:next w:val="a1"/>
     <w:qFormat/>
-    <w:uiPriority w:val="0"/>
     <w:pPr>
       <w:spacing w:line="360" w:lineRule="auto"/>
       <w:ind w:left="0" w:firstLine="472" w:firstLineChars="200"/>
     </w:pPr>
     <w:rPr>
-      <w:rFonts w:ascii="宋体" w:hAnsi="宋体" w:eastAsia="宋体" w:cs="宋体"/>
+      <w:rFonts w:ascii="宋体" w:eastAsia="宋体" w:hAnsi="宋体" w:cs="宋体"/>
       <w:spacing w:val="-2"/>
       <w:sz w:val="24"/>
       <w:szCs w:val="24"/>
     </w:rPr>
   </w:style>
-  <w:style w:type="paragraph" w:customStyle="1" w:styleId="32">
+  <w:style w:type="paragraph" w:customStyle="1" w:styleId="a2">
     <w:name w:val="柴_目录"/>
-    <w:basedOn w:val="1"/>
-    <w:next w:val="12"/>
+    <w:basedOn w:val="Normal"/>
+    <w:next w:val="BodyText"/>
     <w:qFormat/>
-    <w:uiPriority w:val="0"/>
     <w:pPr>
       <w:tabs>
         <w:tab w:val="right" w:leader="dot" w:pos="8442"/>
@@ -15155,64 +14942,59 @@
       <w:ind w:left="0" w:leftChars="0"/>
     </w:pPr>
     <w:rPr>
-      <w:rFonts w:ascii="Arial" w:hAnsi="Arial" w:eastAsia="Microsoft JhengHei"/>
+      <w:rFonts w:ascii="Arial" w:eastAsia="Microsoft JhengHei" w:hAnsi="Arial"/>
       <w:sz w:val="24"/>
     </w:rPr>
   </w:style>
-  <w:style w:type="paragraph" w:customStyle="1" w:styleId="33">
+  <w:style w:type="paragraph" w:customStyle="1" w:styleId="WPSOffice1">
     <w:name w:val="WPSOffice手动目录 1"/>
     <w:qFormat/>
-    <w:uiPriority w:val="0"/>
     <w:pPr>
       <w:ind w:leftChars="0"/>
     </w:pPr>
     <w:rPr>
-      <w:rFonts w:ascii="Times New Roman" w:hAnsi="Times New Roman" w:eastAsia="宋体" w:cs="Times New Roman"/>
+      <w:rFonts w:ascii="Times New Roman" w:eastAsia="宋体" w:hAnsi="Times New Roman" w:cs="Times New Roman"/>
       <w:sz w:val="20"/>
       <w:szCs w:val="20"/>
     </w:rPr>
   </w:style>
-  <w:style w:type="paragraph" w:customStyle="1" w:styleId="34">
+  <w:style w:type="paragraph" w:customStyle="1" w:styleId="WPSOffice2">
     <w:name w:val="WPSOffice手动目录 2"/>
     <w:qFormat/>
-    <w:uiPriority w:val="0"/>
     <w:pPr>
       <w:ind w:leftChars="200"/>
     </w:pPr>
     <w:rPr>
-      <w:rFonts w:ascii="Times New Roman" w:hAnsi="Times New Roman" w:eastAsia="宋体" w:cs="Times New Roman"/>
+      <w:rFonts w:ascii="Times New Roman" w:eastAsia="宋体" w:hAnsi="Times New Roman" w:cs="Times New Roman"/>
       <w:sz w:val="20"/>
       <w:szCs w:val="20"/>
     </w:rPr>
   </w:style>
-  <w:style w:type="paragraph" w:customStyle="1" w:styleId="35">
+  <w:style w:type="paragraph" w:customStyle="1" w:styleId="WPSOffice3">
     <w:name w:val="WPSOffice手动目录 3"/>
     <w:qFormat/>
-    <w:uiPriority w:val="0"/>
     <w:pPr>
       <w:ind w:leftChars="400"/>
     </w:pPr>
     <w:rPr>
-      <w:rFonts w:ascii="Times New Roman" w:hAnsi="Times New Roman" w:eastAsia="宋体" w:cs="Times New Roman"/>
+      <w:rFonts w:ascii="Times New Roman" w:eastAsia="宋体" w:hAnsi="Times New Roman" w:cs="Times New Roman"/>
       <w:sz w:val="20"/>
       <w:szCs w:val="20"/>
     </w:rPr>
   </w:style>
-  <w:style w:type="paragraph" w:customStyle="1" w:styleId="36">
+  <w:style w:type="paragraph" w:customStyle="1" w:styleId="Compact">
     <w:name w:val="Compact"/>
-    <w:basedOn w:val="12"/>
+    <w:basedOn w:val="BodyText"/>
     <w:qFormat/>
-    <w:uiPriority w:val="0"/>
     <w:pPr>
       <w:spacing w:before="36" w:after="36"/>
     </w:pPr>
   </w:style>
-  <w:style w:type="table" w:customStyle="1" w:styleId="37">
+  <w:style w:type="table" w:customStyle="1" w:styleId="Table">
     <w:name w:val="Table"/>
     <w:semiHidden/>
     <w:unhideWhenUsed/>
     <w:qFormat/>
-    <w:uiPriority w:val="0"/>
     <w:tblPr>
       <w:tblCellMar>
         <w:top w:w="0" w:type="dxa"/>
@@ -15224,28 +15006,26 @@
     <w:tblStylePr w:type="firstRow">
       <w:tcPr>
         <w:tcBorders>
-          <w:bottom w:val="single" w:color="auto" w:sz="0" w:space="0"/>
+          <w:bottom w:val="single" w:sz="0" w:space="0" w:color="auto"/>
         </w:tcBorders>
         <w:vAlign w:val="bottom"/>
       </w:tcPr>
     </w:tblStylePr>
   </w:style>
-  <w:style w:type="character" w:customStyle="1" w:styleId="38">
+  <w:style w:type="character" w:customStyle="1" w:styleId="1Char">
     <w:name w:val="柴_标题1 Char"/>
-    <w:link w:val="28"/>
+    <w:link w:val="1"/>
     <w:qFormat/>
-    <w:uiPriority w:val="0"/>
     <w:rPr>
-      <w:rFonts w:ascii="Arial" w:hAnsi="Arial" w:eastAsia="宋体"/>
+      <w:rFonts w:ascii="Arial" w:eastAsia="宋体" w:hAnsi="Arial"/>
       <w:sz w:val="32"/>
     </w:rPr>
   </w:style>
-  <w:style w:type="table" w:customStyle="1" w:styleId="39">
+  <w:style w:type="table" w:customStyle="1" w:styleId="TableNormal1">
     <w:name w:val="Table Normal_1"/>
     <w:semiHidden/>
     <w:unhideWhenUsed/>
     <w:qFormat/>
-    <w:uiPriority w:val="0"/>
     <w:tblPr>
       <w:tblCellMar>
         <w:top w:w="0" w:type="dxa"/>
@@ -15255,11 +15035,10 @@
       </w:tblCellMar>
     </w:tblPr>
   </w:style>
-  <w:style w:type="paragraph" w:customStyle="1" w:styleId="40">
+  <w:style w:type="paragraph" w:customStyle="1" w:styleId="a3">
     <w:name w:val="柴_正文_无缩进"/>
-    <w:basedOn w:val="1"/>
+    <w:basedOn w:val="Normal"/>
     <w:qFormat/>
-    <w:uiPriority w:val="0"/>
     <w:pPr>
       <w:ind w:firstLine="0" w:firstLineChars="0"/>
     </w:pPr>
@@ -15269,31 +15048,29 @@
       <w:lang w:eastAsia="zh-CN"/>
     </w:rPr>
   </w:style>
-  <w:style w:type="paragraph" w:customStyle="1" w:styleId="41">
+  <w:style w:type="paragraph" w:customStyle="1" w:styleId="4">
     <w:name w:val="柴_标题4"/>
-    <w:basedOn w:val="5"/>
-    <w:next w:val="1"/>
+    <w:basedOn w:val="Heading4"/>
+    <w:next w:val="Normal"/>
     <w:qFormat/>
-    <w:uiPriority w:val="0"/>
     <w:pPr>
       <w:widowControl w:val="0"/>
       <w:spacing w:before="160" w:line="360" w:lineRule="auto"/>
-      <w:ind w:left="981" w:leftChars="300" w:hanging="862"/>
+      <w:ind w:left="981" w:hanging="862" w:leftChars="300"/>
     </w:pPr>
     <w:rPr>
-      <w:rFonts w:hint="eastAsia" w:ascii="Calibri" w:hAnsi="Calibri" w:eastAsia="宋体" w:cs="宋体"/>
+      <w:rFonts w:ascii="Calibri" w:eastAsia="宋体" w:hAnsi="Calibri" w:cs="宋体" w:hint="eastAsia"/>
       <w:sz w:val="24"/>
       <w:szCs w:val="24"/>
       <w:lang w:eastAsia="zh-CN" w:bidi="zh-CN"/>
     </w:rPr>
   </w:style>
-  <w:style w:type="character" w:customStyle="1" w:styleId="42">
+  <w:style w:type="character" w:customStyle="1" w:styleId="Char">
     <w:name w:val="柴_正文 Char"/>
-    <w:link w:val="29"/>
+    <w:link w:val="a1"/>
     <w:qFormat/>
-    <w:uiPriority w:val="0"/>
     <w:rPr>
-      <w:rFonts w:ascii="Arial" w:hAnsi="Arial" w:eastAsia="宋体"/>
+      <w:rFonts w:ascii="Arial" w:eastAsia="宋体" w:hAnsi="Arial"/>
       <w:sz w:val="24"/>
       <w:lang w:eastAsia="zh-CN"/>
     </w:rPr>

--- a/7-技术管理/运行记录类文件/TXHS-07-02-2025年度运维服务技术研发规划.docx
+++ b/7-技术管理/运行记录类文件/TXHS-07-02-2025年度运维服务技术研发规划.docx
@@ -211,6 +211,15 @@
         </w:rPr>
       </w:pPr>
       <w:bookmarkStart w:id="1" w:name="_Toc26975"/>
+      <w:r>
+        <w:rPr>
+          <w:rFonts w:hint="eastAsia"/>
+          <w:lang w:val="en-US" w:eastAsia="zh-CN"/>
+        </w:rPr>
+        <w:t>2025年度</w:t>
+      </w:r>
+      <w:bookmarkStart w:id="22" w:name="_GoBack"/>
+      <w:bookmarkEnd w:id="22"/>
       <w:r>
         <w:rPr>
           <w:rFonts w:hint="eastAsia"/>
@@ -2073,8 +2082,6 @@
               <w:tab w:val="right" w:leader="dot" w:pos="8306"/>
             </w:tabs>
           </w:pPr>
-          <w:bookmarkStart w:id="22" w:name="_GoBack"/>
-          <w:bookmarkEnd w:id="22"/>
           <w:r>
             <w:rPr>
               <w:rFonts w:hint="eastAsia" w:ascii="宋体" w:hAnsi="宋体" w:eastAsia="宋体" w:cs="宋体"/>
@@ -4495,7 +4502,6 @@
             <w:insideH w:val="single" w:color="auto" w:sz="4" w:space="0"/>
             <w:insideV w:val="single" w:color="auto" w:sz="4" w:space="0"/>
           </w:tblBorders>
-          <w:shd w:val="clear" w:color="auto" w:fill="auto"/>
           <w:tblCellMar>
             <w:top w:w="15" w:type="dxa"/>
             <w:left w:w="15" w:type="dxa"/>
@@ -4803,6 +4809,7 @@
             <w:insideH w:val="single" w:color="auto" w:sz="4" w:space="0"/>
             <w:insideV w:val="single" w:color="auto" w:sz="4" w:space="0"/>
           </w:tblBorders>
+          <w:shd w:val="clear" w:color="auto" w:fill="auto"/>
           <w:tblCellMar>
             <w:top w:w="15" w:type="dxa"/>
             <w:left w:w="15" w:type="dxa"/>
@@ -5093,7 +5100,6 @@
             <w:insideH w:val="single" w:color="auto" w:sz="4" w:space="0"/>
             <w:insideV w:val="single" w:color="auto" w:sz="4" w:space="0"/>
           </w:tblBorders>
-          <w:shd w:val="clear" w:color="auto" w:fill="auto"/>
           <w:tblCellMar>
             <w:top w:w="15" w:type="dxa"/>
             <w:left w:w="15" w:type="dxa"/>
@@ -6225,7 +6231,6 @@
             <w:insideH w:val="none" w:color="auto" w:sz="0" w:space="0"/>
             <w:insideV w:val="none" w:color="auto" w:sz="0" w:space="0"/>
           </w:tblBorders>
-          <w:shd w:val="clear" w:color="auto" w:fill="auto"/>
           <w:tblCellMar>
             <w:top w:w="15" w:type="dxa"/>
             <w:left w:w="15" w:type="dxa"/>
@@ -6671,7 +6676,6 @@
             <w:insideH w:val="none" w:color="auto" w:sz="0" w:space="0"/>
             <w:insideV w:val="none" w:color="auto" w:sz="0" w:space="0"/>
           </w:tblBorders>
-          <w:shd w:val="clear" w:color="auto" w:fill="auto"/>
           <w:tblCellMar>
             <w:top w:w="15" w:type="dxa"/>
             <w:left w:w="15" w:type="dxa"/>
@@ -7390,6 +7394,7 @@
             <w:insideH w:val="single" w:color="auto" w:sz="4" w:space="0"/>
             <w:insideV w:val="single" w:color="auto" w:sz="4" w:space="0"/>
           </w:tblBorders>
+          <w:shd w:val="clear" w:color="auto" w:fill="auto"/>
           <w:tblCellMar>
             <w:top w:w="15" w:type="dxa"/>
             <w:left w:w="15" w:type="dxa"/>
@@ -8247,6 +8252,7 @@
             <w:insideH w:val="single" w:color="auto" w:sz="4" w:space="0"/>
             <w:insideV w:val="single" w:color="auto" w:sz="4" w:space="0"/>
           </w:tblBorders>
+          <w:shd w:val="clear" w:color="auto" w:fill="auto"/>
           <w:tblCellMar>
             <w:top w:w="15" w:type="dxa"/>
             <w:left w:w="15" w:type="dxa"/>
@@ -12486,7 +12492,6 @@
             <w:insideH w:val="none" w:color="auto" w:sz="0" w:space="0"/>
             <w:insideV w:val="none" w:color="auto" w:sz="0" w:space="0"/>
           </w:tblBorders>
-          <w:shd w:val="clear" w:color="auto" w:fill="auto"/>
           <w:tblCellMar>
             <w:top w:w="15" w:type="dxa"/>
             <w:left w:w="15" w:type="dxa"/>
@@ -12766,6 +12771,353 @@
                 <w:lang w:val="en-US" w:eastAsia="zh-CN"/>
               </w:rPr>
               <w:t>1人</w:t>
+            </w:r>
+          </w:p>
+        </w:tc>
+      </w:tr>
+      <w:tr>
+        <w:tblPrEx>
+          <w:tblBorders>
+            <w:top w:val="none" w:color="auto" w:sz="0" w:space="0"/>
+            <w:left w:val="none" w:color="auto" w:sz="0" w:space="0"/>
+            <w:bottom w:val="none" w:color="auto" w:sz="0" w:space="0"/>
+            <w:right w:val="none" w:color="auto" w:sz="0" w:space="0"/>
+            <w:insideH w:val="none" w:color="auto" w:sz="0" w:space="0"/>
+            <w:insideV w:val="none" w:color="auto" w:sz="0" w:space="0"/>
+          </w:tblBorders>
+          <w:tblCellMar>
+            <w:top w:w="15" w:type="dxa"/>
+            <w:left w:w="15" w:type="dxa"/>
+            <w:bottom w:w="15" w:type="dxa"/>
+            <w:right w:w="15" w:type="dxa"/>
+          </w:tblCellMar>
+        </w:tblPrEx>
+        <w:trPr>
+          <w:trHeight w:val="0" w:hRule="atLeast"/>
+          <w:jc w:val="center"/>
+        </w:trPr>
+        <w:tc>
+          <w:tcPr>
+            <w:tcW w:w="1620" w:type="dxa"/>
+            <w:tcBorders>
+              <w:top w:val="single" w:color="auto" w:sz="4" w:space="0"/>
+              <w:left w:val="single" w:color="auto" w:sz="12" w:space="0"/>
+              <w:bottom w:val="single" w:color="auto" w:sz="4" w:space="0"/>
+              <w:right w:val="single" w:color="auto" w:sz="4" w:space="0"/>
+            </w:tcBorders>
+            <w:shd w:val="clear" w:color="auto" w:fill="auto"/>
+            <w:tcMar>
+              <w:top w:w="120" w:type="dxa"/>
+              <w:left w:w="0" w:type="dxa"/>
+              <w:bottom w:w="120" w:type="dxa"/>
+              <w:right w:w="192" w:type="dxa"/>
+            </w:tcMar>
+            <w:vAlign w:val="center"/>
+          </w:tcPr>
+          <w:p>
+            <w:pPr>
+              <w:keepNext w:val="0"/>
+              <w:keepLines w:val="0"/>
+              <w:pageBreakBefore w:val="0"/>
+              <w:widowControl w:val="0"/>
+              <w:suppressLineNumbers w:val="0"/>
+              <w:kinsoku w:val="0"/>
+              <w:wordWrap/>
+              <w:overflowPunct/>
+              <w:topLinePunct w:val="0"/>
+              <w:autoSpaceDE w:val="0"/>
+              <w:autoSpaceDN w:val="0"/>
+              <w:bidi w:val="0"/>
+              <w:adjustRightInd w:val="0"/>
+              <w:snapToGrid w:val="0"/>
+              <w:spacing w:line="240" w:lineRule="auto"/>
+              <w:ind w:left="0" w:leftChars="0" w:right="0" w:rightChars="0" w:firstLine="0" w:firstLineChars="0"/>
+              <w:jc w:val="center"/>
+              <w:textAlignment w:val="baseline"/>
+              <w:rPr>
+                <w:rFonts w:hint="default" w:ascii="Segoe UI" w:hAnsi="Segoe UI" w:eastAsia="Segoe UI" w:cs="Segoe UI"/>
+                <w:i w:val="0"/>
+                <w:iCs w:val="0"/>
+                <w:caps w:val="0"/>
+                <w:color w:val="0F1115"/>
+                <w:spacing w:val="0"/>
+                <w:sz w:val="18"/>
+                <w:szCs w:val="18"/>
+              </w:rPr>
+            </w:pPr>
+            <w:r>
+              <w:rPr>
+                <w:rFonts w:hint="default" w:ascii="Segoe UI" w:hAnsi="Segoe UI" w:eastAsia="Segoe UI" w:cs="Segoe UI"/>
+                <w:i w:val="0"/>
+                <w:iCs w:val="0"/>
+                <w:caps w:val="0"/>
+                <w:snapToGrid w:val="0"/>
+                <w:color w:val="000000"/>
+                <w:spacing w:val="0"/>
+                <w:kern w:val="0"/>
+                <w:sz w:val="18"/>
+                <w:szCs w:val="18"/>
+                <w:lang w:val="en-US" w:eastAsia="zh-CN"/>
+              </w:rPr>
+              <w:t>开发工程师</w:t>
+            </w:r>
+          </w:p>
+        </w:tc>
+        <w:tc>
+          <w:tcPr>
+            <w:tcW w:w="1618" w:type="dxa"/>
+            <w:tcBorders>
+              <w:top w:val="single" w:color="auto" w:sz="4" w:space="0"/>
+              <w:left w:val="single" w:color="auto" w:sz="4" w:space="0"/>
+              <w:bottom w:val="single" w:color="auto" w:sz="4" w:space="0"/>
+              <w:right w:val="single" w:color="auto" w:sz="4" w:space="0"/>
+            </w:tcBorders>
+            <w:shd w:val="clear" w:color="auto" w:fill="auto"/>
+            <w:tcMar>
+              <w:top w:w="120" w:type="dxa"/>
+              <w:left w:w="192" w:type="dxa"/>
+              <w:bottom w:w="120" w:type="dxa"/>
+              <w:right w:w="192" w:type="dxa"/>
+            </w:tcMar>
+            <w:vAlign w:val="center"/>
+          </w:tcPr>
+          <w:p>
+            <w:pPr>
+              <w:keepNext w:val="0"/>
+              <w:keepLines w:val="0"/>
+              <w:pageBreakBefore w:val="0"/>
+              <w:widowControl w:val="0"/>
+              <w:suppressLineNumbers w:val="0"/>
+              <w:kinsoku w:val="0"/>
+              <w:wordWrap/>
+              <w:overflowPunct/>
+              <w:topLinePunct w:val="0"/>
+              <w:autoSpaceDE w:val="0"/>
+              <w:autoSpaceDN w:val="0"/>
+              <w:bidi w:val="0"/>
+              <w:adjustRightInd w:val="0"/>
+              <w:snapToGrid w:val="0"/>
+              <w:spacing w:line="240" w:lineRule="auto"/>
+              <w:ind w:left="0" w:leftChars="0" w:right="0" w:rightChars="0" w:firstLine="0" w:firstLineChars="0"/>
+              <w:jc w:val="center"/>
+              <w:textAlignment w:val="baseline"/>
+              <w:rPr>
+                <w:rFonts w:hint="default" w:ascii="Segoe UI" w:hAnsi="Segoe UI" w:eastAsia="Segoe UI" w:cs="Segoe UI"/>
+                <w:i w:val="0"/>
+                <w:iCs w:val="0"/>
+                <w:caps w:val="0"/>
+                <w:color w:val="0F1115"/>
+                <w:spacing w:val="0"/>
+                <w:sz w:val="18"/>
+                <w:szCs w:val="18"/>
+              </w:rPr>
+            </w:pPr>
+            <w:r>
+              <w:rPr>
+                <w:rFonts w:hint="default" w:ascii="Segoe UI" w:hAnsi="Segoe UI" w:eastAsia="Segoe UI" w:cs="Segoe UI"/>
+                <w:i w:val="0"/>
+                <w:iCs w:val="0"/>
+                <w:caps w:val="0"/>
+                <w:snapToGrid w:val="0"/>
+                <w:color w:val="000000"/>
+                <w:spacing w:val="0"/>
+                <w:kern w:val="0"/>
+                <w:sz w:val="18"/>
+                <w:szCs w:val="18"/>
+                <w:lang w:val="en-US" w:eastAsia="zh-CN"/>
+              </w:rPr>
+              <w:t>研发部</w:t>
+            </w:r>
+          </w:p>
+        </w:tc>
+        <w:tc>
+          <w:tcPr>
+            <w:tcW w:w="4345" w:type="dxa"/>
+            <w:tcBorders>
+              <w:top w:val="single" w:color="auto" w:sz="4" w:space="0"/>
+              <w:left w:val="single" w:color="auto" w:sz="4" w:space="0"/>
+              <w:bottom w:val="single" w:color="auto" w:sz="4" w:space="0"/>
+              <w:right w:val="single" w:color="auto" w:sz="4" w:space="0"/>
+            </w:tcBorders>
+            <w:shd w:val="clear" w:color="auto" w:fill="auto"/>
+            <w:tcMar>
+              <w:top w:w="120" w:type="dxa"/>
+              <w:left w:w="192" w:type="dxa"/>
+              <w:bottom w:w="120" w:type="dxa"/>
+              <w:right w:w="0" w:type="dxa"/>
+            </w:tcMar>
+            <w:vAlign w:val="center"/>
+          </w:tcPr>
+          <w:p>
+            <w:pPr>
+              <w:keepNext w:val="0"/>
+              <w:keepLines w:val="0"/>
+              <w:pageBreakBefore w:val="0"/>
+              <w:widowControl w:val="0"/>
+              <w:suppressLineNumbers w:val="0"/>
+              <w:kinsoku w:val="0"/>
+              <w:wordWrap/>
+              <w:overflowPunct/>
+              <w:topLinePunct w:val="0"/>
+              <w:autoSpaceDE w:val="0"/>
+              <w:autoSpaceDN w:val="0"/>
+              <w:bidi w:val="0"/>
+              <w:adjustRightInd w:val="0"/>
+              <w:snapToGrid w:val="0"/>
+              <w:spacing w:line="240" w:lineRule="auto"/>
+              <w:ind w:left="0" w:leftChars="0" w:right="0" w:rightChars="0" w:firstLine="0" w:firstLineChars="0"/>
+              <w:jc w:val="left"/>
+              <w:textAlignment w:val="baseline"/>
+              <w:rPr>
+                <w:rFonts w:hint="default" w:ascii="Segoe UI" w:hAnsi="Segoe UI" w:eastAsia="Segoe UI" w:cs="Segoe UI"/>
+                <w:i w:val="0"/>
+                <w:iCs w:val="0"/>
+                <w:caps w:val="0"/>
+                <w:snapToGrid w:val="0"/>
+                <w:color w:val="000000"/>
+                <w:spacing w:val="0"/>
+                <w:kern w:val="0"/>
+                <w:sz w:val="18"/>
+                <w:szCs w:val="18"/>
+                <w:lang w:val="en-US" w:eastAsia="zh-CN"/>
+              </w:rPr>
+            </w:pPr>
+            <w:r>
+              <w:rPr>
+                <w:rFonts w:hint="default" w:ascii="Segoe UI" w:hAnsi="Segoe UI" w:eastAsia="Segoe UI" w:cs="Segoe UI"/>
+                <w:i w:val="0"/>
+                <w:iCs w:val="0"/>
+                <w:caps w:val="0"/>
+                <w:snapToGrid w:val="0"/>
+                <w:color w:val="000000"/>
+                <w:spacing w:val="0"/>
+                <w:kern w:val="0"/>
+                <w:sz w:val="18"/>
+                <w:szCs w:val="18"/>
+                <w:lang w:val="en-US" w:eastAsia="zh-CN"/>
+              </w:rPr>
+              <w:t>平台核心架构、API与数据分析模块开发</w:t>
+            </w:r>
+          </w:p>
+          <w:p>
+            <w:pPr>
+              <w:keepNext w:val="0"/>
+              <w:keepLines w:val="0"/>
+              <w:pageBreakBefore w:val="0"/>
+              <w:widowControl w:val="0"/>
+              <w:suppressLineNumbers w:val="0"/>
+              <w:kinsoku w:val="0"/>
+              <w:wordWrap/>
+              <w:overflowPunct/>
+              <w:topLinePunct w:val="0"/>
+              <w:autoSpaceDE w:val="0"/>
+              <w:autoSpaceDN w:val="0"/>
+              <w:bidi w:val="0"/>
+              <w:adjustRightInd w:val="0"/>
+              <w:snapToGrid w:val="0"/>
+              <w:spacing w:line="240" w:lineRule="auto"/>
+              <w:ind w:left="0" w:leftChars="0" w:right="0" w:rightChars="0" w:firstLine="0" w:firstLineChars="0"/>
+              <w:jc w:val="left"/>
+              <w:textAlignment w:val="baseline"/>
+              <w:rPr>
+                <w:rFonts w:hint="default" w:ascii="Segoe UI" w:hAnsi="Segoe UI" w:eastAsia="Segoe UI" w:cs="Segoe UI"/>
+                <w:i w:val="0"/>
+                <w:iCs w:val="0"/>
+                <w:caps w:val="0"/>
+                <w:snapToGrid w:val="0"/>
+                <w:color w:val="000000"/>
+                <w:spacing w:val="0"/>
+                <w:kern w:val="0"/>
+                <w:sz w:val="18"/>
+                <w:szCs w:val="18"/>
+                <w:lang w:val="en-US" w:eastAsia="zh-CN"/>
+              </w:rPr>
+            </w:pPr>
+            <w:r>
+              <w:rPr>
+                <w:rFonts w:hint="default" w:ascii="Segoe UI" w:hAnsi="Segoe UI" w:eastAsia="Segoe UI" w:cs="Segoe UI"/>
+                <w:i w:val="0"/>
+                <w:iCs w:val="0"/>
+                <w:caps w:val="0"/>
+                <w:snapToGrid w:val="0"/>
+                <w:color w:val="000000"/>
+                <w:spacing w:val="0"/>
+                <w:kern w:val="0"/>
+                <w:sz w:val="18"/>
+                <w:szCs w:val="18"/>
+                <w:lang w:val="en-US" w:eastAsia="zh-CN"/>
+              </w:rPr>
+              <w:t>管理界面、可视化报表前端开发</w:t>
+            </w:r>
+          </w:p>
+        </w:tc>
+        <w:tc>
+          <w:tcPr>
+            <w:tcW w:w="940" w:type="dxa"/>
+            <w:tcBorders>
+              <w:top w:val="single" w:color="auto" w:sz="4" w:space="0"/>
+              <w:left w:val="single" w:color="auto" w:sz="4" w:space="0"/>
+              <w:bottom w:val="single" w:color="auto" w:sz="4" w:space="0"/>
+              <w:right w:val="single" w:color="auto" w:sz="12" w:space="0"/>
+            </w:tcBorders>
+            <w:shd w:val="clear" w:color="auto" w:fill="auto"/>
+            <w:tcMar>
+              <w:top w:w="120" w:type="dxa"/>
+              <w:left w:w="192" w:type="dxa"/>
+              <w:bottom w:w="120" w:type="dxa"/>
+              <w:right w:w="0" w:type="dxa"/>
+            </w:tcMar>
+            <w:vAlign w:val="center"/>
+          </w:tcPr>
+          <w:p>
+            <w:pPr>
+              <w:keepNext w:val="0"/>
+              <w:keepLines w:val="0"/>
+              <w:pageBreakBefore w:val="0"/>
+              <w:widowControl w:val="0"/>
+              <w:suppressLineNumbers w:val="0"/>
+              <w:kinsoku w:val="0"/>
+              <w:wordWrap/>
+              <w:overflowPunct/>
+              <w:topLinePunct w:val="0"/>
+              <w:autoSpaceDE w:val="0"/>
+              <w:autoSpaceDN w:val="0"/>
+              <w:bidi w:val="0"/>
+              <w:adjustRightInd w:val="0"/>
+              <w:snapToGrid w:val="0"/>
+              <w:spacing w:line="240" w:lineRule="auto"/>
+              <w:ind w:left="0" w:leftChars="0" w:right="0" w:rightChars="0" w:firstLine="0" w:firstLineChars="0"/>
+              <w:jc w:val="center"/>
+              <w:textAlignment w:val="baseline"/>
+              <w:rPr>
+                <w:rFonts w:hint="default" w:ascii="Segoe UI" w:hAnsi="Segoe UI" w:eastAsia="Segoe UI" w:cs="Segoe UI"/>
+                <w:i w:val="0"/>
+                <w:iCs w:val="0"/>
+                <w:caps w:val="0"/>
+                <w:snapToGrid w:val="0"/>
+                <w:color w:val="000000"/>
+                <w:spacing w:val="0"/>
+                <w:kern w:val="0"/>
+                <w:sz w:val="18"/>
+                <w:szCs w:val="18"/>
+                <w:lang w:val="en-US" w:eastAsia="zh-CN"/>
+              </w:rPr>
+            </w:pPr>
+            <w:r>
+              <w:rPr>
+                <w:rFonts w:hint="eastAsia" w:ascii="Segoe UI" w:hAnsi="Segoe UI" w:eastAsia="Segoe UI" w:cs="Segoe UI"/>
+                <w:i w:val="0"/>
+                <w:iCs w:val="0"/>
+                <w:caps w:val="0"/>
+                <w:snapToGrid w:val="0"/>
+                <w:color w:val="000000"/>
+                <w:spacing w:val="0"/>
+                <w:kern w:val="0"/>
+                <w:sz w:val="18"/>
+                <w:szCs w:val="18"/>
+                <w:lang w:val="en-US" w:eastAsia="zh-CN"/>
+              </w:rPr>
+              <w:t>3人</w:t>
             </w:r>
           </w:p>
         </w:tc>
@@ -12855,7 +13207,7 @@
                 <w:szCs w:val="18"/>
                 <w:lang w:val="en-US" w:eastAsia="zh-CN"/>
               </w:rPr>
-              <w:t>开发工程师</w:t>
+              <w:t>需求分析师</w:t>
             </w:r>
           </w:p>
         </w:tc>
@@ -12969,6 +13321,18 @@
                 <w:i w:val="0"/>
                 <w:iCs w:val="0"/>
                 <w:caps w:val="0"/>
+                <w:color w:val="0F1115"/>
+                <w:spacing w:val="0"/>
+                <w:sz w:val="18"/>
+                <w:szCs w:val="18"/>
+              </w:rPr>
+            </w:pPr>
+            <w:r>
+              <w:rPr>
+                <w:rFonts w:hint="default" w:ascii="Segoe UI" w:hAnsi="Segoe UI" w:eastAsia="Segoe UI" w:cs="Segoe UI"/>
+                <w:i w:val="0"/>
+                <w:iCs w:val="0"/>
+                <w:caps w:val="0"/>
                 <w:snapToGrid w:val="0"/>
                 <w:color w:val="000000"/>
                 <w:spacing w:val="0"/>
@@ -12977,73 +13341,7 @@
                 <w:szCs w:val="18"/>
                 <w:lang w:val="en-US" w:eastAsia="zh-CN"/>
               </w:rPr>
-            </w:pPr>
-            <w:r>
-              <w:rPr>
-                <w:rFonts w:hint="default" w:ascii="Segoe UI" w:hAnsi="Segoe UI" w:eastAsia="Segoe UI" w:cs="Segoe UI"/>
-                <w:i w:val="0"/>
-                <w:iCs w:val="0"/>
-                <w:caps w:val="0"/>
-                <w:snapToGrid w:val="0"/>
-                <w:color w:val="000000"/>
-                <w:spacing w:val="0"/>
-                <w:kern w:val="0"/>
-                <w:sz w:val="18"/>
-                <w:szCs w:val="18"/>
-                <w:lang w:val="en-US" w:eastAsia="zh-CN"/>
-              </w:rPr>
-              <w:t>平台核心架构、API与数据分析模块开发</w:t>
-            </w:r>
-          </w:p>
-          <w:p>
-            <w:pPr>
-              <w:keepNext w:val="0"/>
-              <w:keepLines w:val="0"/>
-              <w:pageBreakBefore w:val="0"/>
-              <w:widowControl w:val="0"/>
-              <w:suppressLineNumbers w:val="0"/>
-              <w:kinsoku w:val="0"/>
-              <w:wordWrap/>
-              <w:overflowPunct/>
-              <w:topLinePunct w:val="0"/>
-              <w:autoSpaceDE w:val="0"/>
-              <w:autoSpaceDN w:val="0"/>
-              <w:bidi w:val="0"/>
-              <w:adjustRightInd w:val="0"/>
-              <w:snapToGrid w:val="0"/>
-              <w:spacing w:line="240" w:lineRule="auto"/>
-              <w:ind w:left="0" w:leftChars="0" w:right="0" w:rightChars="0" w:firstLine="0" w:firstLineChars="0"/>
-              <w:jc w:val="left"/>
-              <w:textAlignment w:val="baseline"/>
-              <w:rPr>
-                <w:rFonts w:hint="default" w:ascii="Segoe UI" w:hAnsi="Segoe UI" w:eastAsia="Segoe UI" w:cs="Segoe UI"/>
-                <w:i w:val="0"/>
-                <w:iCs w:val="0"/>
-                <w:caps w:val="0"/>
-                <w:snapToGrid w:val="0"/>
-                <w:color w:val="000000"/>
-                <w:spacing w:val="0"/>
-                <w:kern w:val="0"/>
-                <w:sz w:val="18"/>
-                <w:szCs w:val="18"/>
-                <w:lang w:val="en-US" w:eastAsia="zh-CN"/>
-              </w:rPr>
-            </w:pPr>
-            <w:r>
-              <w:rPr>
-                <w:rFonts w:hint="default" w:ascii="Segoe UI" w:hAnsi="Segoe UI" w:eastAsia="Segoe UI" w:cs="Segoe UI"/>
-                <w:i w:val="0"/>
-                <w:iCs w:val="0"/>
-                <w:caps w:val="0"/>
-                <w:snapToGrid w:val="0"/>
-                <w:color w:val="000000"/>
-                <w:spacing w:val="0"/>
-                <w:kern w:val="0"/>
-                <w:sz w:val="18"/>
-                <w:szCs w:val="18"/>
-                <w:lang w:val="en-US" w:eastAsia="zh-CN"/>
-              </w:rPr>
-              <w:t>管理界面、可视化报表前端开发</w:t>
+              <w:t>收集分析业务需求，输出需求规格说明书</w:t>
             </w:r>
           </w:p>
         </w:tc>
@@ -13113,7 +13411,7 @@
                 <w:szCs w:val="18"/>
                 <w:lang w:val="en-US" w:eastAsia="zh-CN"/>
               </w:rPr>
-              <w:t>3人</w:t>
+              <w:t>1人</w:t>
             </w:r>
           </w:p>
         </w:tc>
@@ -13128,301 +13426,6 @@
             <w:insideH w:val="none" w:color="auto" w:sz="0" w:space="0"/>
             <w:insideV w:val="none" w:color="auto" w:sz="0" w:space="0"/>
           </w:tblBorders>
-          <w:shd w:val="clear" w:color="auto" w:fill="auto"/>
-          <w:tblCellMar>
-            <w:top w:w="15" w:type="dxa"/>
-            <w:left w:w="15" w:type="dxa"/>
-            <w:bottom w:w="15" w:type="dxa"/>
-            <w:right w:w="15" w:type="dxa"/>
-          </w:tblCellMar>
-        </w:tblPrEx>
-        <w:trPr>
-          <w:trHeight w:val="0" w:hRule="atLeast"/>
-          <w:jc w:val="center"/>
-        </w:trPr>
-        <w:tc>
-          <w:tcPr>
-            <w:tcW w:w="1620" w:type="dxa"/>
-            <w:tcBorders>
-              <w:top w:val="single" w:color="auto" w:sz="4" w:space="0"/>
-              <w:left w:val="single" w:color="auto" w:sz="12" w:space="0"/>
-              <w:bottom w:val="single" w:color="auto" w:sz="4" w:space="0"/>
-              <w:right w:val="single" w:color="auto" w:sz="4" w:space="0"/>
-            </w:tcBorders>
-            <w:shd w:val="clear" w:color="auto" w:fill="auto"/>
-            <w:tcMar>
-              <w:top w:w="120" w:type="dxa"/>
-              <w:left w:w="0" w:type="dxa"/>
-              <w:bottom w:w="120" w:type="dxa"/>
-              <w:right w:w="192" w:type="dxa"/>
-            </w:tcMar>
-            <w:vAlign w:val="center"/>
-          </w:tcPr>
-          <w:p>
-            <w:pPr>
-              <w:keepNext w:val="0"/>
-              <w:keepLines w:val="0"/>
-              <w:pageBreakBefore w:val="0"/>
-              <w:widowControl w:val="0"/>
-              <w:suppressLineNumbers w:val="0"/>
-              <w:kinsoku w:val="0"/>
-              <w:wordWrap/>
-              <w:overflowPunct/>
-              <w:topLinePunct w:val="0"/>
-              <w:autoSpaceDE w:val="0"/>
-              <w:autoSpaceDN w:val="0"/>
-              <w:bidi w:val="0"/>
-              <w:adjustRightInd w:val="0"/>
-              <w:snapToGrid w:val="0"/>
-              <w:spacing w:line="240" w:lineRule="auto"/>
-              <w:ind w:left="0" w:leftChars="0" w:right="0" w:rightChars="0" w:firstLine="0" w:firstLineChars="0"/>
-              <w:jc w:val="center"/>
-              <w:textAlignment w:val="baseline"/>
-              <w:rPr>
-                <w:rFonts w:hint="default" w:ascii="Segoe UI" w:hAnsi="Segoe UI" w:eastAsia="Segoe UI" w:cs="Segoe UI"/>
-                <w:i w:val="0"/>
-                <w:iCs w:val="0"/>
-                <w:caps w:val="0"/>
-                <w:color w:val="0F1115"/>
-                <w:spacing w:val="0"/>
-                <w:sz w:val="18"/>
-                <w:szCs w:val="18"/>
-              </w:rPr>
-            </w:pPr>
-            <w:r>
-              <w:rPr>
-                <w:rFonts w:hint="default" w:ascii="Segoe UI" w:hAnsi="Segoe UI" w:eastAsia="Segoe UI" w:cs="Segoe UI"/>
-                <w:i w:val="0"/>
-                <w:iCs w:val="0"/>
-                <w:caps w:val="0"/>
-                <w:snapToGrid w:val="0"/>
-                <w:color w:val="000000"/>
-                <w:spacing w:val="0"/>
-                <w:kern w:val="0"/>
-                <w:sz w:val="18"/>
-                <w:szCs w:val="18"/>
-                <w:lang w:val="en-US" w:eastAsia="zh-CN"/>
-              </w:rPr>
-              <w:t>需求分析师</w:t>
-            </w:r>
-          </w:p>
-        </w:tc>
-        <w:tc>
-          <w:tcPr>
-            <w:tcW w:w="1618" w:type="dxa"/>
-            <w:tcBorders>
-              <w:top w:val="single" w:color="auto" w:sz="4" w:space="0"/>
-              <w:left w:val="single" w:color="auto" w:sz="4" w:space="0"/>
-              <w:bottom w:val="single" w:color="auto" w:sz="4" w:space="0"/>
-              <w:right w:val="single" w:color="auto" w:sz="4" w:space="0"/>
-            </w:tcBorders>
-            <w:shd w:val="clear" w:color="auto" w:fill="auto"/>
-            <w:tcMar>
-              <w:top w:w="120" w:type="dxa"/>
-              <w:left w:w="192" w:type="dxa"/>
-              <w:bottom w:w="120" w:type="dxa"/>
-              <w:right w:w="192" w:type="dxa"/>
-            </w:tcMar>
-            <w:vAlign w:val="center"/>
-          </w:tcPr>
-          <w:p>
-            <w:pPr>
-              <w:keepNext w:val="0"/>
-              <w:keepLines w:val="0"/>
-              <w:pageBreakBefore w:val="0"/>
-              <w:widowControl w:val="0"/>
-              <w:suppressLineNumbers w:val="0"/>
-              <w:kinsoku w:val="0"/>
-              <w:wordWrap/>
-              <w:overflowPunct/>
-              <w:topLinePunct w:val="0"/>
-              <w:autoSpaceDE w:val="0"/>
-              <w:autoSpaceDN w:val="0"/>
-              <w:bidi w:val="0"/>
-              <w:adjustRightInd w:val="0"/>
-              <w:snapToGrid w:val="0"/>
-              <w:spacing w:line="240" w:lineRule="auto"/>
-              <w:ind w:left="0" w:leftChars="0" w:right="0" w:rightChars="0" w:firstLine="0" w:firstLineChars="0"/>
-              <w:jc w:val="center"/>
-              <w:textAlignment w:val="baseline"/>
-              <w:rPr>
-                <w:rFonts w:hint="default" w:ascii="Segoe UI" w:hAnsi="Segoe UI" w:eastAsia="Segoe UI" w:cs="Segoe UI"/>
-                <w:i w:val="0"/>
-                <w:iCs w:val="0"/>
-                <w:caps w:val="0"/>
-                <w:color w:val="0F1115"/>
-                <w:spacing w:val="0"/>
-                <w:sz w:val="18"/>
-                <w:szCs w:val="18"/>
-              </w:rPr>
-            </w:pPr>
-            <w:r>
-              <w:rPr>
-                <w:rFonts w:hint="default" w:ascii="Segoe UI" w:hAnsi="Segoe UI" w:eastAsia="Segoe UI" w:cs="Segoe UI"/>
-                <w:i w:val="0"/>
-                <w:iCs w:val="0"/>
-                <w:caps w:val="0"/>
-                <w:snapToGrid w:val="0"/>
-                <w:color w:val="000000"/>
-                <w:spacing w:val="0"/>
-                <w:kern w:val="0"/>
-                <w:sz w:val="18"/>
-                <w:szCs w:val="18"/>
-                <w:lang w:val="en-US" w:eastAsia="zh-CN"/>
-              </w:rPr>
-              <w:t>研发部</w:t>
-            </w:r>
-          </w:p>
-        </w:tc>
-        <w:tc>
-          <w:tcPr>
-            <w:tcW w:w="4345" w:type="dxa"/>
-            <w:tcBorders>
-              <w:top w:val="single" w:color="auto" w:sz="4" w:space="0"/>
-              <w:left w:val="single" w:color="auto" w:sz="4" w:space="0"/>
-              <w:bottom w:val="single" w:color="auto" w:sz="4" w:space="0"/>
-              <w:right w:val="single" w:color="auto" w:sz="4" w:space="0"/>
-            </w:tcBorders>
-            <w:shd w:val="clear" w:color="auto" w:fill="auto"/>
-            <w:tcMar>
-              <w:top w:w="120" w:type="dxa"/>
-              <w:left w:w="192" w:type="dxa"/>
-              <w:bottom w:w="120" w:type="dxa"/>
-              <w:right w:w="0" w:type="dxa"/>
-            </w:tcMar>
-            <w:vAlign w:val="center"/>
-          </w:tcPr>
-          <w:p>
-            <w:pPr>
-              <w:keepNext w:val="0"/>
-              <w:keepLines w:val="0"/>
-              <w:pageBreakBefore w:val="0"/>
-              <w:widowControl w:val="0"/>
-              <w:suppressLineNumbers w:val="0"/>
-              <w:kinsoku w:val="0"/>
-              <w:wordWrap/>
-              <w:overflowPunct/>
-              <w:topLinePunct w:val="0"/>
-              <w:autoSpaceDE w:val="0"/>
-              <w:autoSpaceDN w:val="0"/>
-              <w:bidi w:val="0"/>
-              <w:adjustRightInd w:val="0"/>
-              <w:snapToGrid w:val="0"/>
-              <w:spacing w:line="240" w:lineRule="auto"/>
-              <w:ind w:left="0" w:leftChars="0" w:right="0" w:rightChars="0" w:firstLine="0" w:firstLineChars="0"/>
-              <w:jc w:val="left"/>
-              <w:textAlignment w:val="baseline"/>
-              <w:rPr>
-                <w:rFonts w:hint="default" w:ascii="Segoe UI" w:hAnsi="Segoe UI" w:eastAsia="Segoe UI" w:cs="Segoe UI"/>
-                <w:i w:val="0"/>
-                <w:iCs w:val="0"/>
-                <w:caps w:val="0"/>
-                <w:color w:val="0F1115"/>
-                <w:spacing w:val="0"/>
-                <w:sz w:val="18"/>
-                <w:szCs w:val="18"/>
-              </w:rPr>
-            </w:pPr>
-            <w:r>
-              <w:rPr>
-                <w:rFonts w:hint="default" w:ascii="Segoe UI" w:hAnsi="Segoe UI" w:eastAsia="Segoe UI" w:cs="Segoe UI"/>
-                <w:i w:val="0"/>
-                <w:iCs w:val="0"/>
-                <w:caps w:val="0"/>
-                <w:snapToGrid w:val="0"/>
-                <w:color w:val="000000"/>
-                <w:spacing w:val="0"/>
-                <w:kern w:val="0"/>
-                <w:sz w:val="18"/>
-                <w:szCs w:val="18"/>
-                <w:lang w:val="en-US" w:eastAsia="zh-CN"/>
-              </w:rPr>
-              <w:t>收集分析业务需求，输出需求规格说明书</w:t>
-            </w:r>
-          </w:p>
-        </w:tc>
-        <w:tc>
-          <w:tcPr>
-            <w:tcW w:w="940" w:type="dxa"/>
-            <w:tcBorders>
-              <w:top w:val="single" w:color="auto" w:sz="4" w:space="0"/>
-              <w:left w:val="single" w:color="auto" w:sz="4" w:space="0"/>
-              <w:bottom w:val="single" w:color="auto" w:sz="4" w:space="0"/>
-              <w:right w:val="single" w:color="auto" w:sz="12" w:space="0"/>
-            </w:tcBorders>
-            <w:shd w:val="clear" w:color="auto" w:fill="auto"/>
-            <w:tcMar>
-              <w:top w:w="120" w:type="dxa"/>
-              <w:left w:w="192" w:type="dxa"/>
-              <w:bottom w:w="120" w:type="dxa"/>
-              <w:right w:w="0" w:type="dxa"/>
-            </w:tcMar>
-            <w:vAlign w:val="center"/>
-          </w:tcPr>
-          <w:p>
-            <w:pPr>
-              <w:keepNext w:val="0"/>
-              <w:keepLines w:val="0"/>
-              <w:pageBreakBefore w:val="0"/>
-              <w:widowControl w:val="0"/>
-              <w:suppressLineNumbers w:val="0"/>
-              <w:kinsoku w:val="0"/>
-              <w:wordWrap/>
-              <w:overflowPunct/>
-              <w:topLinePunct w:val="0"/>
-              <w:autoSpaceDE w:val="0"/>
-              <w:autoSpaceDN w:val="0"/>
-              <w:bidi w:val="0"/>
-              <w:adjustRightInd w:val="0"/>
-              <w:snapToGrid w:val="0"/>
-              <w:spacing w:line="240" w:lineRule="auto"/>
-              <w:ind w:left="0" w:leftChars="0" w:right="0" w:rightChars="0" w:firstLine="0" w:firstLineChars="0"/>
-              <w:jc w:val="center"/>
-              <w:textAlignment w:val="baseline"/>
-              <w:rPr>
-                <w:rFonts w:hint="default" w:ascii="Segoe UI" w:hAnsi="Segoe UI" w:eastAsia="Segoe UI" w:cs="Segoe UI"/>
-                <w:i w:val="0"/>
-                <w:iCs w:val="0"/>
-                <w:caps w:val="0"/>
-                <w:snapToGrid w:val="0"/>
-                <w:color w:val="000000"/>
-                <w:spacing w:val="0"/>
-                <w:kern w:val="0"/>
-                <w:sz w:val="18"/>
-                <w:szCs w:val="18"/>
-                <w:lang w:val="en-US" w:eastAsia="zh-CN"/>
-              </w:rPr>
-            </w:pPr>
-            <w:r>
-              <w:rPr>
-                <w:rFonts w:hint="eastAsia" w:ascii="Segoe UI" w:hAnsi="Segoe UI" w:eastAsia="Segoe UI" w:cs="Segoe UI"/>
-                <w:i w:val="0"/>
-                <w:iCs w:val="0"/>
-                <w:caps w:val="0"/>
-                <w:snapToGrid w:val="0"/>
-                <w:color w:val="000000"/>
-                <w:spacing w:val="0"/>
-                <w:kern w:val="0"/>
-                <w:sz w:val="18"/>
-                <w:szCs w:val="18"/>
-                <w:lang w:val="en-US" w:eastAsia="zh-CN"/>
-              </w:rPr>
-              <w:t>1人</w:t>
-            </w:r>
-          </w:p>
-        </w:tc>
-      </w:tr>
-      <w:tr>
-        <w:tblPrEx>
-          <w:tblBorders>
-            <w:top w:val="none" w:color="auto" w:sz="0" w:space="0"/>
-            <w:left w:val="none" w:color="auto" w:sz="0" w:space="0"/>
-            <w:bottom w:val="none" w:color="auto" w:sz="0" w:space="0"/>
-            <w:right w:val="none" w:color="auto" w:sz="0" w:space="0"/>
-            <w:insideH w:val="none" w:color="auto" w:sz="0" w:space="0"/>
-            <w:insideV w:val="none" w:color="auto" w:sz="0" w:space="0"/>
-          </w:tblBorders>
-          <w:shd w:val="clear" w:color="auto" w:fill="auto"/>
           <w:tblCellMar>
             <w:top w:w="15" w:type="dxa"/>
             <w:left w:w="15" w:type="dxa"/>
